--- a/ce_405_c_lista_1_exercicios.docx
+++ b/ce_405_c_lista_1_exercicios.docx
@@ -220,55 +220,55 @@
           <w:i w:val="0"/>
           <w:sz w:val="23"/>
         </w:rPr>
-        <w:t>Marx inicia o capítulo 4 retomando a circulação de mercadorias já analisada para mostrar que, sob a aparência de um único processo de troca, coexistem duas formas de circulação cuja diferença não é de grau nem de volume, mas de estrutura e de finalidade. Na circulação simples, representada por M–D–M, o ponto de partida e o de chegada são mercadorias, e o dinheiro cumpre a função de meio de circulação, intermediário evanescente que é gasto definitivamente e não retorna às mãos de quem o despendeu. Quem vende trigo para comprar roupa realiza esse movimento. Os extremos são equivalentes em valor e distintos em utilidade, e é precisamente essa diferença qualitativa que confere sentido à operação, pois trocar trigo por trigo seria absurdo. Daí decorre que a finalidade do movimento se situa fora da circulação, no consumo, na satisfação de uma necessidade determinada, e que o processo possui um limite interno, já que, satisfeita a necessidade, ele se encerra, e a sua repetição depende do surgimento de outra. O valor, nesse percurso, apenas se conserva e muda de forma.</w:t>
-      </w:r>
-    </w:p>
-    <w:p>
-      <w:pPr>
-        <w:spacing w:before="0" w:after="120" w:line="276" w:lineRule="auto"/>
-        <w:ind w:left="283" w:firstLine="425"/>
-        <w:jc w:val="both"/>
-      </w:pPr>
-      <w:r>
-        <w:rPr>
-          <w:rFonts w:ascii="Times New Roman" w:hAnsi="Times New Roman"/>
-          <w:b w:val="0"/>
-          <w:i w:val="0"/>
-          <w:sz w:val="23"/>
-        </w:rPr>
-        <w:t>A segunda forma, D–M–D', inverte termo a termo essa estrutura. O ponto de partida e o de chegada são dinheiro, de modo que agora é a mercadoria que funciona como intermediário, pois se compra para vender em vez de se vender para comprar. Como os extremos são qualitativamente idênticos, ambos dinheiro, valor na sua forma universal, eles não podem diferir em qualidade e só podem diferir em quantidade. Um movimento que partisse de uma soma de dinheiro para retornar à mesma soma seria tautológico e carente de motivo, o que significa que a forma somente tem sentido se o refluxo exceder o adiantamento. Esse incremento é o que Marx denomina mais-valor, razão pela qual a fórmula se escreve D–M–D', em que D' equivale a D acrescido de um ΔD. O dinheiro, aqui, não é gasto mas adiantado, uma vez que reflui ao ponto de partida aumentado, o que distingue o capitalista tanto do consumidor da circulação simples quanto do entesourador, que subtrai o dinheiro da circulação em vez de relançá-lo nela. A finalidade deixa de ser externa e passa a ser interna ao próprio movimento, pois é a valorização do valor, e o valor de uso comparece apenas como portador necessário do valor, nunca como fim. Por consequência, o movimento perde todo limite interno, visto que a quantidade de valor não conhece medida de saciedade, e D' é sempre apenas o ponto de partida de um novo ciclo.</w:t>
-      </w:r>
-    </w:p>
-    <w:p>
-      <w:pPr>
-        <w:spacing w:before="0" w:after="120" w:line="276" w:lineRule="auto"/>
-        <w:ind w:left="283" w:firstLine="425"/>
-        <w:jc w:val="both"/>
-      </w:pPr>
-      <w:r>
-        <w:rPr>
-          <w:rFonts w:ascii="Times New Roman" w:hAnsi="Times New Roman"/>
-          <w:b w:val="0"/>
-          <w:i w:val="0"/>
-          <w:sz w:val="23"/>
-        </w:rPr>
-        <w:t>Quanto à maneira de introduzir a categoria de capital, o procedimento de Marx é deliberadamente formal, e nisso reside a sua originalidade. O capital não é definido como um conjunto de coisas, dinheiro, máquinas ou estoques, e sim como um movimento, uma forma determinada de circulação. D–M–D' é apresentada como a fórmula geral do capital tal como ele aparece imediatamente na esfera da circulação. O capital é, portanto, valor em processo, valor que se valoriza, e o valor se converte naquilo que Marx chama de sujeito automático do movimento, assumindo e abandonando alternadamente as formas dinheiro e mercadoria enquanto se conserva e se amplia nessas metamorfoses. O capitalista não é o ponto de partida da definição, mas um resultado dela, pois comparece como portador consciente desse movimento, como capital personificado, cujo fim subjetivo, o enriquecimento abstrato, coincide com o fim objetivo da forma. A acumulação sem termo deixa assim de ser explicada por um vício moral do indivíduo e passa a ser compreendida como exigência da própria estrutura em que ele opera.</w:t>
-      </w:r>
-    </w:p>
-    <w:p>
-      <w:pPr>
-        <w:spacing w:before="0" w:after="120" w:line="276" w:lineRule="auto"/>
-        <w:ind w:left="283" w:firstLine="425"/>
-        <w:jc w:val="both"/>
-      </w:pPr>
-      <w:r>
-        <w:rPr>
-          <w:rFonts w:ascii="Times New Roman" w:hAnsi="Times New Roman"/>
-          <w:b w:val="0"/>
-          <w:i w:val="0"/>
-          <w:sz w:val="23"/>
-        </w:rPr>
-        <w:t>Convém observar, por fim, que essa introdução é provisória por desígnio. Marx expõe D–M–D' como ela se apresenta na superfície justamente para demonstrar, em seguida, que mantida no plano da circulação essa forma é contraditória, pois a troca de equivalentes não pode explicar o ΔD. É esse impasse que impõe a passagem à esfera da produção e a descoberta da mercadoria força de trabalho. O capital portador de juros, D–D', é mencionado como a variante abreviada e mais mistificada da fórmula, na qual a mediação produtiva desaparece por completo e o dinheiro parece gerar dinheiro por natureza própria.</w:t>
+        <w:t>Na circulação simples de mercadorias, representada por M–D–M, o ponto de partida e o de chegada são mercadorias, e o dinheiro funciona como meio de circulação, intermediário evanescente que é gasto definitivamente e não retorna a quem o despendeu. Como os extremos se equivalem em valor e diferem em utilidade, é essa diferença qualitativa que confere sentido à operação, pois trocar trigo por trigo seria absurdo. Daí decorre que a finalidade do movimento se situa fora da circulação, no consumo, e que o processo possui limite interno, já que se encerra com a satisfação da necessidade e a sua repetição depende do surgimento de outra. O valor, nesse percurso, apenas se conserva e muda de forma.</w:t>
+      </w:r>
+    </w:p>
+    <w:p>
+      <w:pPr>
+        <w:spacing w:before="0" w:after="120" w:line="276" w:lineRule="auto"/>
+        <w:ind w:left="283" w:firstLine="425"/>
+        <w:jc w:val="both"/>
+      </w:pPr>
+      <w:r>
+        <w:rPr>
+          <w:rFonts w:ascii="Times New Roman" w:hAnsi="Times New Roman"/>
+          <w:b w:val="0"/>
+          <w:i w:val="0"/>
+          <w:sz w:val="23"/>
+        </w:rPr>
+        <w:t>Na circulação do dinheiro como capital, representada por D–M–D', a estrutura se inverte termo a termo, pois os extremos são dinheiro e é a mercadoria que se torna o intermediário, uma vez que se compra para vender em lugar de vender para comprar. Sendo os extremos qualitativamente idênticos, eles só podem diferir em quantidade, e um retorno igual ao adiantamento seria tautológico, razão pela qual a forma só tem sentido se o refluxo exceder o adiantamento, diferença que Marx denomina mais-valor. O dinheiro não é gasto mas adiantado, pois reflui acrescido, o que distingue o capitalista do entesourador, que o subtrai da circulação. A finalidade passa a ser interna ao próprio movimento, pois é a valorização do valor, e o valor de uso comparece apenas como portador necessário do valor. Por isso o movimento perde todo limite interno, visto que a quantidade de valor não conhece saciedade e D' é sempre o início de um novo ciclo.</w:t>
+      </w:r>
+    </w:p>
+    <w:p>
+      <w:pPr>
+        <w:spacing w:before="0" w:after="120" w:line="276" w:lineRule="auto"/>
+        <w:ind w:left="283" w:firstLine="425"/>
+        <w:jc w:val="both"/>
+      </w:pPr>
+      <w:r>
+        <w:rPr>
+          <w:rFonts w:ascii="Times New Roman" w:hAnsi="Times New Roman"/>
+          <w:b w:val="0"/>
+          <w:i w:val="0"/>
+          <w:sz w:val="23"/>
+        </w:rPr>
+        <w:t>Quanto à maneira de introduzir a categoria, o procedimento de Marx é deliberadamente formal, e nisso reside a sua originalidade. O capital não é definido como um conjunto de coisas, dinheiro ou máquinas, e sim como um movimento, uma forma determinada de circulação, sendo D–M–D' apresentada como a fórmula geral do capital tal como ele aparece imediatamente na esfera da circulação. O capital é, portanto, valor em processo, valor que se valoriza, e o valor se converte naquilo que Marx chama de sujeito automático do movimento, assumindo e abandonando alternadamente as formas dinheiro e mercadoria enquanto se conserva e se amplia. O capitalista é derivado dessa forma e não o contrário, pois comparece como capital personificado, cujo fim subjetivo, o enriquecimento abstrato, coincide com o fim objetivo da estrutura, de modo que a acumulação sem termo deixa de ser explicada por um vício moral e passa a ser exigência objetiva.</w:t>
+      </w:r>
+    </w:p>
+    <w:p>
+      <w:pPr>
+        <w:spacing w:before="0" w:after="120" w:line="276" w:lineRule="auto"/>
+        <w:ind w:left="283" w:firstLine="425"/>
+        <w:jc w:val="both"/>
+      </w:pPr>
+      <w:r>
+        <w:rPr>
+          <w:rFonts w:ascii="Times New Roman" w:hAnsi="Times New Roman"/>
+          <w:b w:val="0"/>
+          <w:i w:val="0"/>
+          <w:sz w:val="23"/>
+        </w:rPr>
+        <w:t>Convém observar que essa introdução é provisória por desígnio. Marx expõe D–M–D' como ela se apresenta na superfície justamente para demonstrar, em seguida, que mantida no plano da circulação a forma é contraditória, pois a troca de equivalentes não pode explicar o incremento de valor. É esse impasse que impõe a passagem à esfera da produção e a descoberta da mercadoria força de trabalho.</w:t>
       </w:r>
     </w:p>
     <w:p>
@@ -434,87 +434,55 @@
           <w:i w:val="0"/>
           <w:sz w:val="23"/>
         </w:rPr>
-        <w:t>A passagem citada condensa o impasse a que Marx chega ao término da análise da fórmula geral do capital. Demonstrada a necessidade de que D–M–D' produza um incremento de valor, resta explicar de onde esse incremento provém, e o exame das possibilidades disponíveis conduz a uma aparente impossibilidade, cujos dois termos é preciso enunciar com precisão antes de resolvê-los.</w:t>
-      </w:r>
-    </w:p>
-    <w:p>
-      <w:pPr>
-        <w:spacing w:before="0" w:after="120" w:line="276" w:lineRule="auto"/>
-        <w:ind w:left="283" w:firstLine="425"/>
-        <w:jc w:val="both"/>
-      </w:pPr>
-      <w:r>
-        <w:rPr>
-          <w:rFonts w:ascii="Times New Roman" w:hAnsi="Times New Roman"/>
-          <w:b w:val="0"/>
-          <w:i w:val="0"/>
-          <w:sz w:val="23"/>
-        </w:rPr>
-        <w:t>O primeiro termo afirma que o mais-valor não pode ter origem na circulação. Supondo que as mercadorias se troquem pelos seus valores, a circulação é mera metamorfose de forma, o mesmo valor passando de mercadoria a dinheiro e de dinheiro a mercadoria, sem que nenhuma grandeza nova seja criada. Marx examina então as hipóteses de troca desigual e mostra que todas fracassam. Se todos os vendedores vendem acima do valor, todos igualmente compram acima do valor, pois cada um é alternadamente vendedor e comprador, de modo que o ganho nominal se anula e o que se altera é a denominação dos preços, não a grandeza do valor. Se apenas um vendedor privilegiado vende acima do valor, ele ganha exatamente aquilo que o comprador perde, o que configura transferência de valor preexistente e não criação de valor novo. A fraude e o monopólio comercial explicam, assim, fortunas individuais, mas não explicam o enriquecimento da classe capitalista em conjunto, pois ela não poderia enriquecer trocando consigo mesma. Considerada em si mesma, portanto, a circulação é estéril do ponto de vista da criação de valor.</w:t>
-      </w:r>
-    </w:p>
-    <w:p>
-      <w:pPr>
-        <w:spacing w:before="0" w:after="120" w:line="276" w:lineRule="auto"/>
-        <w:ind w:left="283" w:firstLine="425"/>
-        <w:jc w:val="both"/>
-      </w:pPr>
-      <w:r>
-        <w:rPr>
-          <w:rFonts w:ascii="Times New Roman" w:hAnsi="Times New Roman"/>
-          <w:b w:val="0"/>
-          <w:i w:val="0"/>
-          <w:sz w:val="23"/>
-        </w:rPr>
-        <w:t>O segundo termo afirma que o mais-valor tampouco pode ter origem fora da circulação. Fora dela, o possuidor de mercadoria relaciona-se apenas com a sua própria mercadoria, e embora possa criar valor novo mediante o seu trabalho, não pode criar mais-valor, porque não existe aí relação alguma pela qual trabalho alheio não pago seja apropriado. O possuidor de dinheiro, por sua vez, não produz o incremento com trabalho próprio, e o valor gerado no isolamento privado não é ainda valor em sentido pleno, já que o valor somente se valida socialmente na troca. Acrescente-se que o capital precisa necessariamente atravessar a circulação, pois é nela que adquire os seus elementos e é nela que o mais-valor se realiza em dinheiro, sem o que não haveria D'. Daí a formulação do enunciado, segundo a qual o capital tem de ter origem na circulação e, simultaneamente, não ter origem nela, formulação que exige uma solução capaz de articular os dois termos em vez de sacrificar um deles.</w:t>
-      </w:r>
-    </w:p>
-    <w:p>
-      <w:pPr>
-        <w:spacing w:before="0" w:after="120" w:line="276" w:lineRule="auto"/>
-        <w:ind w:left="283" w:firstLine="425"/>
-        <w:jc w:val="both"/>
-      </w:pPr>
-      <w:r>
-        <w:rPr>
-          <w:rFonts w:ascii="Times New Roman" w:hAnsi="Times New Roman"/>
-          <w:b w:val="0"/>
-          <w:i w:val="0"/>
-          <w:sz w:val="23"/>
-        </w:rPr>
-        <w:t>A solução consiste em identificar, no interior da circulação e sem violar em nenhum ponto a lei do valor, uma mercadoria cujo consumo, que se dá fora da circulação, produza mais valor do que ela própria possui. Essa mercadoria é a força de trabalho, e todo o argumento repousa na distinção entre força de trabalho e trabalho. O trabalho é atividade, dispêndio efetivo, e como tal não tem valor, pois ele é a própria substância do valor. A força de trabalho é a capacidade de exercer essa atividade, e como capacidade ela é mercadoria dotada de valor determinado, fixado, como o de qualquer outra, pelo tempo de trabalho socialmente necessário à sua produção e reprodução, isto é, pelo valor dos meios de subsistência indispensáveis à conservação do trabalhador e à reprodução da sua família, determinação na qual intervém um elemento histórico e moral. O capitalista compra essa mercadoria na circulação e paga por ela o seu valor integral, sem fraude e sem troca desigual, o que é decisivo, visto que a exploração não depende de nenhuma irregularidade na troca.</w:t>
-      </w:r>
-    </w:p>
-    <w:p>
-      <w:pPr>
-        <w:spacing w:before="0" w:after="120" w:line="276" w:lineRule="auto"/>
-        <w:ind w:left="283" w:firstLine="425"/>
-        <w:jc w:val="both"/>
-      </w:pPr>
-      <w:r>
-        <w:rPr>
-          <w:rFonts w:ascii="Times New Roman" w:hAnsi="Times New Roman"/>
-          <w:b w:val="0"/>
-          <w:i w:val="0"/>
-          <w:sz w:val="23"/>
-        </w:rPr>
-        <w:t>Ocorre que o valor de uso dessa mercadoria é singular, pois consumi-la significa pôr o trabalhador a trabalhar, e trabalhar é criar valor. Trata-se da única mercadoria cujo valor de uso consiste em ser fonte de valor. Como a grandeza do valor pago depende do custo de reprodução do trabalhador, enquanto a grandeza do valor criado depende da duração e da intensidade da jornada efetivamente cumprida, as duas são determinadas de modo independente, e nada na equivalência da troca obriga a jornada a cessar no ponto em que o trabalhador apenas repõe o valor da sua força de trabalho. Se esse valor equivale a seis horas de trabalho e a jornada contratada é de doze, o trabalhador reproduz nas primeiras seis horas o equivalente ao próprio salário, tempo de trabalho necessário, e nas seis restantes continua criando valor sem contrapartida, tempo de trabalho excedente que constitui a fonte do mais-valor. A contradição se resolve, assim, porque a compra e a venda ocorrem na circulação, razão pela qual o capital tem origem nela, enquanto a criação do mais-valor ocorre na produção, no consumo da mercadoria adquirida, razão pela qual não tem origem nela.</w:t>
-      </w:r>
-    </w:p>
-    <w:p>
-      <w:pPr>
-        <w:spacing w:before="0" w:after="120" w:line="276" w:lineRule="auto"/>
-        <w:ind w:left="283" w:firstLine="425"/>
-        <w:jc w:val="both"/>
-      </w:pPr>
-      <w:r>
-        <w:rPr>
-          <w:rFonts w:ascii="Times New Roman" w:hAnsi="Times New Roman"/>
-          <w:b w:val="0"/>
-          <w:i w:val="0"/>
-          <w:sz w:val="23"/>
-        </w:rPr>
-        <w:t>Resta assinalar que essa solução possui pressupostos históricos precisos. A força de trabalho somente é mercadoria se o trabalhador for juridicamente livre, proprietário da sua própria capacidade de trabalho, e a vender por tempo determinado, pois aliená-la de uma vez por todas o converteria em escravo e suprimiria o vendedor. E é preciso, ao mesmo tempo, que ele esteja separado dos meios de produção e de subsistência, de modo que a venda da força de trabalho constitua a única via de acesso ao que lhe é necessário para viver. Tais condições não são naturais, e sim produto de um processo histórico de expropriação violenta, o que remete ao capítulo 24. Marx encerra o capítulo com a ironia da saída da esfera da circulação, o éden dos direitos inatos do homem, onde reinam liberdade, igualdade e propriedade, para o ingresso na produção, cuja porta adverte que ali só se entra a negócios. A igualdade formal da troca mostra-se perfeitamente compatível com a exploração material, e é justamente ela que a viabiliza e a encobre.</w:t>
+        <w:t>O primeiro termo da contradição afirma que o mais-valor não pode ter origem na circulação. Trocando-se as mercadorias pelos seus valores, a circulação é mera metamorfose de forma e nenhuma grandeza nova é criada. As hipóteses de troca desigual igualmente fracassam, pois se todos os vendedores vendem acima do valor todos também compram acima dele, de maneira que o ganho é apenas nominal e o que se altera é a denominação dos preços, e se apenas um vendedor privilegiado o faz, ele ganha exatamente aquilo que o comprador perde, havendo transferência de valor preexistente e não criação de valor novo. Fraude e monopólio comercial explicam fortunas individuais, mas não explicam o enriquecimento da classe capitalista em conjunto, que não poderia enriquecer trocando consigo mesma.</w:t>
+      </w:r>
+    </w:p>
+    <w:p>
+      <w:pPr>
+        <w:spacing w:before="0" w:after="120" w:line="276" w:lineRule="auto"/>
+        <w:ind w:left="283" w:firstLine="425"/>
+        <w:jc w:val="both"/>
+      </w:pPr>
+      <w:r>
+        <w:rPr>
+          <w:rFonts w:ascii="Times New Roman" w:hAnsi="Times New Roman"/>
+          <w:b w:val="0"/>
+          <w:i w:val="0"/>
+          <w:sz w:val="23"/>
+        </w:rPr>
+        <w:t>O segundo termo afirma que o mais-valor tampouco pode ter origem fora da circulação. Fora dela o produtor relaciona-se apenas com a sua própria mercadoria e pode criar valor mediante o seu trabalho, mas não mais-valor, porque não existe aí relação alguma que permita apropriar trabalho alheio não pago, e o possuidor de dinheiro não produz o incremento com trabalho próprio. Acrescente-se que o capital precisa necessariamente atravessar a circulação, já que nela adquire os seus elementos e nela realiza o mais-valor em dinheiro. Daí a formulação citada, segundo a qual o capital tem de ter origem na circulação e simultaneamente não ter origem nela, formulação que exige articular os dois termos em vez de sacrificar um deles.</w:t>
+      </w:r>
+    </w:p>
+    <w:p>
+      <w:pPr>
+        <w:spacing w:before="0" w:after="120" w:line="276" w:lineRule="auto"/>
+        <w:ind w:left="283" w:firstLine="425"/>
+        <w:jc w:val="both"/>
+      </w:pPr>
+      <w:r>
+        <w:rPr>
+          <w:rFonts w:ascii="Times New Roman" w:hAnsi="Times New Roman"/>
+          <w:b w:val="0"/>
+          <w:i w:val="0"/>
+          <w:sz w:val="23"/>
+        </w:rPr>
+        <w:t>A solução consiste em localizar, dentro da circulação e sem violar a lei do valor, uma mercadoria cujo consumo, que se dá fora dela, produza mais valor do que ela própria vale. Essa mercadoria é a força de trabalho, e todo o argumento repousa na distinção entre força de trabalho e trabalho. O trabalho é dispêndio efetivo e não tem valor, pois ele é a substância do valor, enquanto a força de trabalho é a capacidade de trabalhar, mercadoria cujo valor é determinado, como o de qualquer outra, pelo tempo de trabalho socialmente necessário à sua reprodução, isto é, pelo valor dos meios de subsistência do trabalhador e da sua família, determinação na qual intervém um elemento histórico e moral. O capitalista a compra na circulação pagando o seu valor integral, sem fraude e sem troca desigual, o que é decisivo, porque mostra que a exploração não depende de nenhuma irregularidade na troca. Ocorre que o seu valor de uso é singular, pois consumi-la significa pôr o trabalhador a trabalhar, e trabalhar é criar valor, sendo esta a única mercadoria cujo valor de uso consiste em ser fonte de valor.</w:t>
+      </w:r>
+    </w:p>
+    <w:p>
+      <w:pPr>
+        <w:spacing w:before="0" w:after="120" w:line="276" w:lineRule="auto"/>
+        <w:ind w:left="283" w:firstLine="425"/>
+        <w:jc w:val="both"/>
+      </w:pPr>
+      <w:r>
+        <w:rPr>
+          <w:rFonts w:ascii="Times New Roman" w:hAnsi="Times New Roman"/>
+          <w:b w:val="0"/>
+          <w:i w:val="0"/>
+          <w:sz w:val="23"/>
+        </w:rPr>
+        <w:t>O ponto decisivo é que o valor pago e o valor criado se determinam de modo independente, pois o primeiro depende do custo de reprodução do trabalhador e o segundo da duração e da intensidade da jornada, e nada na equivalência da troca obriga a jornada a cessar no ponto em que o trabalhador repõe o valor da sua força de trabalho. Se este equivale a seis horas e a jornada contratada é de doze, as seis primeiras constituem trabalho necessário e as seis restantes trabalho excedente, fonte do mais-valor. A contradição se resolve, assim, porque a compra e a venda ocorrem na circulação, razão pela qual o capital tem origem nela, enquanto a criação do mais-valor ocorre na produção, razão pela qual não tem origem nela. Historicamente, isso pressupõe que o trabalhador seja livre para vender a sua força de trabalho por tempo determinado e esteja separado dos meios de produção, condições produzidas pela acumulação primitiva, e explica a ironia final do capítulo sobre o abandono do éden dos direitos inatos do homem para o ingresso na produção, onde só se entra a negócios.</w:t>
       </w:r>
     </w:p>
     <w:p>
@@ -650,71 +618,55 @@
           <w:i w:val="0"/>
           <w:sz w:val="23"/>
         </w:rPr>
-        <w:t>As cinco categorias se articulam em torno de um único eixo, o duplo caráter do trabalho estabelecido no capítulo 1, e o capítulo 5 consiste precisamente em mostrar que o processo de produção capitalista é a unidade de duas determinações do mesmo ato. Cada uma das categorias da questão pertence a um desses dois níveis, e compreender a relação entre elas equivale a compreender por que os dois níveis não podem ser separados nem confundidos.</w:t>
-      </w:r>
-    </w:p>
-    <w:p>
-      <w:pPr>
-        <w:spacing w:before="0" w:after="120" w:line="276" w:lineRule="auto"/>
-        <w:ind w:left="283" w:firstLine="425"/>
-        <w:jc w:val="both"/>
-      </w:pPr>
-      <w:r>
-        <w:rPr>
-          <w:rFonts w:ascii="Times New Roman" w:hAnsi="Times New Roman"/>
-          <w:b w:val="0"/>
-          <w:i w:val="0"/>
-          <w:sz w:val="23"/>
-        </w:rPr>
-        <w:t>Marx examina primeiro o processo de trabalho independentemente de qualquer forma social determinada, como condição eterna da vida humana, metabolismo entre o homem e a natureza, existente em toda sociedade e não apenas no capitalismo. Nele se distinguem três momentos simples, a atividade orientada a um fim, que é o trabalho propriamente dito, o objeto de trabalho, matéria bruta ou matéria-prima, e os meios de trabalho, instrumentos pelos quais o trabalhador atua sobre o objeto, sendo que objeto e meios constituem em conjunto os meios de produção. No decurso desse processo o trabalho se objetiva, pois o trabalho vivo, atividade em fluxo, converte-se em trabalho morto fixado no produto, e o produto que dele resulta é um valor de uso. Nesse plano o trabalho conta como trabalho concreto e útil, qualitativamente determinado, como fiar, tecer ou forjar, e é por ser trabalho útil determinado que ele consegue consumir produtivamente aqueles meios de produção específicos e produzir aquele valor de uso específico.</w:t>
-      </w:r>
-    </w:p>
-    <w:p>
-      <w:pPr>
-        <w:spacing w:before="0" w:after="120" w:line="276" w:lineRule="auto"/>
-        <w:ind w:left="283" w:firstLine="425"/>
-        <w:jc w:val="both"/>
-      </w:pPr>
-      <w:r>
-        <w:rPr>
-          <w:rFonts w:ascii="Times New Roman" w:hAnsi="Times New Roman"/>
-          <w:b w:val="0"/>
-          <w:i w:val="0"/>
-          <w:sz w:val="23"/>
-        </w:rPr>
-        <w:t>Sob a forma capitalista, contudo, o processo de trabalho é apenas o meio, e o fim é a produção de valor e, mais precisamente, de mais-valor, pois o capitalista não produz para satisfazer necessidades mas para vender com acréscimo. Nesse segundo plano o trabalho conta como trabalho abstrato, dispêndio de força humana de trabalho em geral, indiferente à forma concreta que assume e por isso mensurável apenas pelo tempo, e é nessa determinação que ele cria valor. Marx distingue então dois graus do mesmo processo. Há processo de formação de valor enquanto o trabalho vivo apenas cria valor novo, e há processo de valorização quando esse mesmo processo se prolonga além do ponto em que o valor criado basta para repor o valor da força de trabalho. A valorização é, na formulação do próprio Marx, o processo de formação de valor prolongado além de certo ponto. Quantitativamente, o valor do produto se decompõe no valor dos meios de produção consumidos, que é conservado e transferido, somado ao valor novo criado pelo trabalho vivo, e há mais-valor sempre que esse valor novo excede o valor da força de trabalho.</w:t>
-      </w:r>
-    </w:p>
-    <w:p>
-      <w:pPr>
-        <w:spacing w:before="0" w:after="120" w:line="276" w:lineRule="auto"/>
-        <w:ind w:left="283" w:firstLine="425"/>
-        <w:jc w:val="both"/>
-      </w:pPr>
-      <w:r>
-        <w:rPr>
-          <w:rFonts w:ascii="Times New Roman" w:hAnsi="Times New Roman"/>
-          <w:b w:val="0"/>
-          <w:i w:val="0"/>
-          <w:sz w:val="23"/>
-        </w:rPr>
-        <w:t>O núcleo da articulação está em que não se trata de dois trabalhos, mas do mesmo trabalho sob duas determinações, cada uma com um efeito distinto sobre o valor. Como trabalho concreto, ele produz o valor de uso e, ao consumir os meios de produção conforme a sua finalidade, conserva e transfere ao produto o valor que neles estava objetivado. Como trabalho abstrato, ele cria valor novo e, além de certo ponto, mais-valor. O fiandeiro, ao fiar, produz fio e, pelo mesmo e único ato, adiciona valor, e é exatamente por isso que ele preserva o valor do algodão na medida em que o transforma em fio. Dessa dupla função decorre o encadeamento das demais categorias. O trabalho é central porque é duplo, sendo criador de valores de uso em conjunto com a natureza e única substância do valor. O valor de uso é o resultado do processo de trabalho e condição material do valor, pois o valor requer um portador corpóreo, e para o capitalista ele interessa apenas como suporte do valor e condição da venda. O valor é o resultado do trabalho abstrato, objetivação de tempo de trabalho socialmente necessário. O processo de trabalho é o lado material, pressuposto indispensável, já que não há criação de valor sem dispêndio real de trabalho sobre objetos reais. E o processo de valorização é o lado da forma social, finalidade determinante sob o capital.</w:t>
-      </w:r>
-    </w:p>
-    <w:p>
-      <w:pPr>
-        <w:spacing w:before="0" w:after="120" w:line="276" w:lineRule="auto"/>
-        <w:ind w:left="283" w:firstLine="425"/>
-        <w:jc w:val="both"/>
-      </w:pPr>
-      <w:r>
-        <w:rPr>
-          <w:rFonts w:ascii="Times New Roman" w:hAnsi="Times New Roman"/>
-          <w:b w:val="0"/>
-          <w:i w:val="0"/>
-          <w:sz w:val="23"/>
-        </w:rPr>
-        <w:t>A unidade dos dois processos, que constitui o processo de produção capitalista, é contraditória, e convém dizê-lo explicitamente, porque a finalidade da valorização subordina e deforma o processo de trabalho, submetendo a técnica, a duração e a intensidade da jornada ao imperativo do excedente. Duas qualificações completam o quadro. O trabalho só cria valor na medida em que é socialmente necessário, de sorte que trabalho despendido com intensidade ou destreza inferiores à média social, ou simplesmente desperdiçado, não cria valor proporcional, e o algodão estragado por descuido não transfere valor ao produto. Além disso, o produto precisa ser valor de uso para outros, satisfazendo uma necessidade social, sem o que o trabalho se revela socialmente inútil e o valor não se valida na venda. Cabe registrar, por fim, a inversão característica que o capítulo já anuncia, pois no processo de trabalho considerado em si é o trabalhador que usa os meios de produção, enquanto no processo de valorização capitalista são os meios de produção que, como capital, usam o trabalhador, convertendo-se em meios de absorção de trabalho alheio, tema plenamente desenvolvido no capítulo 13.</w:t>
+        <w:t>As cinco categorias se articulam em torno do duplo caráter do trabalho, e o capítulo consiste em mostrar que o processo de produção capitalista é a unidade de duas determinações do mesmo ato. Marx examina primeiro o processo de trabalho independentemente de qualquer forma social, como condição eterna da vida humana e metabolismo entre o homem e a natureza, distinguindo nele três momentos simples, a atividade orientada a um fim, o objeto de trabalho e os meios de trabalho, sendo os dois últimos os meios de produção. Nesse processo o trabalho se objetiva, pois o trabalho vivo converte-se em trabalho morto fixado no produto, e o produto resultante é um valor de uso. Aqui o trabalho conta como trabalho concreto e útil, qualitativamente determinado, e é por ser trabalho útil determinado que ele consegue consumir produtivamente aqueles meios de produção e produzir aquele valor de uso específico.</w:t>
+      </w:r>
+    </w:p>
+    <w:p>
+      <w:pPr>
+        <w:spacing w:before="0" w:after="120" w:line="276" w:lineRule="auto"/>
+        <w:ind w:left="283" w:firstLine="425"/>
+        <w:jc w:val="both"/>
+      </w:pPr>
+      <w:r>
+        <w:rPr>
+          <w:rFonts w:ascii="Times New Roman" w:hAnsi="Times New Roman"/>
+          <w:b w:val="0"/>
+          <w:i w:val="0"/>
+          <w:sz w:val="23"/>
+        </w:rPr>
+        <w:t>Sob a forma capitalista, porém, o processo de trabalho é apenas o meio, e o fim é a produção de valor e de mais-valor, pois o capitalista não produz para satisfazer necessidades mas para vender com acréscimo. Nesse segundo plano o trabalho conta como trabalho abstrato, dispêndio de força humana de trabalho em geral, indiferente à forma concreta e mensurável apenas pelo tempo, e é nessa determinação que ele cria valor. Marx distingue dois graus do mesmo processo, pois há processo de formação de valor enquanto o trabalho vivo apenas cria valor novo, e há processo de valorização quando esse mesmo processo se prolonga além do ponto em que o valor criado basta para repor o valor da força de trabalho. Quantitativamente, o valor do produto se decompõe no valor dos meios de produção consumidos, que é conservado e transferido, somado ao valor novo criado pelo trabalho vivo, havendo mais-valor sempre que este excede o valor da força de trabalho.</w:t>
+      </w:r>
+    </w:p>
+    <w:p>
+      <w:pPr>
+        <w:spacing w:before="0" w:after="120" w:line="276" w:lineRule="auto"/>
+        <w:ind w:left="283" w:firstLine="425"/>
+        <w:jc w:val="both"/>
+      </w:pPr>
+      <w:r>
+        <w:rPr>
+          <w:rFonts w:ascii="Times New Roman" w:hAnsi="Times New Roman"/>
+          <w:b w:val="0"/>
+          <w:i w:val="0"/>
+          <w:sz w:val="23"/>
+        </w:rPr>
+        <w:t>O núcleo da articulação está em que não se trata de dois trabalhos, mas do mesmo trabalho sob duas determinações, com efeitos distintos sobre o valor. Como trabalho concreto, ele produz o valor de uso e, ao consumir os meios de produção conforme a sua finalidade, conserva e transfere ao produto o valor que neles estava objetivado. Como trabalho abstrato, ele cria valor novo e, além de certo ponto, mais-valor. O fiandeiro, ao fiar, produz fio e pelo mesmo ato adiciona valor, e é por isso que preserva o valor do algodão na medida em que o transforma. Daí o encadeamento das demais categorias, pois o trabalho é central por ser duplo, o valor de uso é resultado do processo de trabalho e condição material do valor, já que este requer portador corpóreo, e o valor é a objetivação do trabalho abstrato socialmente necessário.</w:t>
+      </w:r>
+    </w:p>
+    <w:p>
+      <w:pPr>
+        <w:spacing w:before="0" w:after="120" w:line="276" w:lineRule="auto"/>
+        <w:ind w:left="283" w:firstLine="425"/>
+        <w:jc w:val="both"/>
+      </w:pPr>
+      <w:r>
+        <w:rPr>
+          <w:rFonts w:ascii="Times New Roman" w:hAnsi="Times New Roman"/>
+          <w:b w:val="0"/>
+          <w:i w:val="0"/>
+          <w:sz w:val="23"/>
+        </w:rPr>
+        <w:t>Os dois processos formam, portanto, uma unidade contraditória, porque a finalidade da valorização subordina e deforma o processo de trabalho, submetendo a técnica, a duração e a intensidade da jornada ao imperativo do excedente. Duas qualificações completam o quadro. O trabalho só cria valor na medida em que é socialmente necessário, de sorte que trabalho desperdiçado ou despendido abaixo da média social não cria valor proporcional, e o produto precisa ser valor de uso para outros, sem o que o trabalho se revela socialmente inútil e o valor não se valida na venda. Cabe registrar, por fim, a inversão que o capítulo anuncia, pois no processo de trabalho considerado em si é o trabalhador que usa os meios de produção, enquanto no processo de valorização são os meios de produção que, como capital, usam o trabalhador, convertendo-se em meios de absorção de trabalho alheio.</w:t>
       </w:r>
     </w:p>
     <w:p>
@@ -877,55 +829,55 @@
           <w:i w:val="0"/>
           <w:sz w:val="23"/>
         </w:rPr>
-        <w:t>Marx denomina capital constante a parte do valor-capital adiantada na compra de meios de produção, e a qualifica como constante porque, no interior do processo de produção, ela não altera a sua grandeza de valor, de modo que o seu valor é apenas conservado e transferido ao produto, no qual reaparece sem acréscimo. Os seus componentes materiais típicos se distribuem em três grupos. O objeto de trabalho compreende as matérias-primas e as matérias brutas, como o algodão, o ferro, o minério e a madeira. As matérias auxiliares compreendem o combustível, os lubrificantes, os produtos químicos e a energia, que não compõem a substância do produto mas são consumidos no processo. E os meios de trabalho compreendem as máquinas, as ferramentas, os instrumentos, as instalações, os edifícios e a terra como base de operação.</w:t>
-      </w:r>
-    </w:p>
-    <w:p>
-      <w:pPr>
-        <w:spacing w:before="0" w:after="120" w:line="276" w:lineRule="auto"/>
-        <w:ind w:left="283" w:firstLine="425"/>
-        <w:jc w:val="both"/>
-      </w:pPr>
-      <w:r>
-        <w:rPr>
-          <w:rFonts w:ascii="Times New Roman" w:hAnsi="Times New Roman"/>
-          <w:b w:val="0"/>
-          <w:i w:val="0"/>
-          <w:sz w:val="23"/>
-        </w:rPr>
-        <w:t>A contribuição do capital constante ao valor da mercadoria é de transferência e nunca de criação, pois é o trabalho vivo, na sua determinação concreta, que conserva o valor dos meios de produção ao consumi-los produtivamente, fazendo-o reaparecer no produto. O modo dessa transferência, no entanto, difere conforme o componente. As matérias-primas e auxiliares são consumidas inteiramente em cada período e transferem todo o seu valor ao produto desse período, enquanto as máquinas e as instalações continuam funcionando integralmente na sua forma material por muitos períodos e cedem valor apenas fracionadamente, na medida do desgaste, diferença que fundamenta a distinção posterior, desenvolvida no Livro II, entre capital circulante e capital fixo. Há também um limite quantitativo rigoroso, visto que o valor transferido nunca pode exceder o valor que os meios de produção efetivamente possuíam, pois não há como extrair do algodão mais valor do que aquele que nele estava objetivado. Quanto à criação de mais-valor, a contribuição do capital constante é nula. Ele é condição material absolutamente indispensável, uma vez que sem meios de produção não há processo de trabalho algum e nenhum trabalho vivo pode ser posto em movimento, mas não é fonte de valor novo, e a sua função na valorização é passiva, pois ele é o meio pelo qual o trabalho vivo é absorvido.</w:t>
-      </w:r>
-    </w:p>
-    <w:p>
-      <w:pPr>
-        <w:spacing w:before="0" w:after="120" w:line="276" w:lineRule="auto"/>
-        <w:ind w:left="283" w:firstLine="425"/>
-        <w:jc w:val="both"/>
-      </w:pPr>
-      <w:r>
-        <w:rPr>
-          <w:rFonts w:ascii="Times New Roman" w:hAnsi="Times New Roman"/>
-          <w:b w:val="0"/>
-          <w:i w:val="0"/>
-          <w:sz w:val="23"/>
-        </w:rPr>
-        <w:t>Capital variável, por sua vez, é a parte do valor-capital adiantada na compra da força de trabalho, isto é, o fundo de salários, e Marx a qualifica como variável porque, no curso do processo, ela altera a sua grandeza de valor, já que o valor adiantado é reposto pelo trabalhador e, além disso, é produzido um excedente. O seu componente material é a força de trabalho dos trabalhadores assalariados, e materialmente o capital variável se converte nos meios de subsistência que esses trabalhadores consomem e pelos quais reproduzem a sua capacidade de trabalho. É pela mobilização do trabalho vivo, comprado com essa parte do capital, que se cria valor novo, grandeza que Marx designa produto de valor e que corresponde à soma de v e m, sendo v o equivalente simplesmente reposto e m o excedente. A contribuição do capital variável à criação do mais-valor é, em consequência, exclusiva, porque o mais-valor provém apenas do trabalho vivo e, portanto, apenas da parte do capital que compra a única mercadoria cujo valor de uso consiste em criar valor. Convém manter aqui uma precisão que evita o fetichismo, pois não é o capital variável, como soma de valor, que cria o mais-valor, e sim o trabalho vivo que ele põe em movimento, sendo o capital variável a forma pela qual o capital se apropria dessa capacidade.</w:t>
-      </w:r>
-    </w:p>
-    <w:p>
-      <w:pPr>
-        <w:spacing w:before="0" w:after="120" w:line="276" w:lineRule="auto"/>
-        <w:ind w:left="283" w:firstLine="425"/>
-        <w:jc w:val="both"/>
-      </w:pPr>
-      <w:r>
-        <w:rPr>
-          <w:rFonts w:ascii="Times New Roman" w:hAnsi="Times New Roman"/>
-          <w:b w:val="0"/>
-          <w:i w:val="0"/>
-          <w:sz w:val="23"/>
-        </w:rPr>
-        <w:t>Em conjunto, essas determinações permitem decompor o valor da mercadoria na soma de c, v e m, em que c é valor preexistente que apenas reaparece, enquanto v somado a m constitui o valor novo criado no período. Duas observações finais esclarecem o alcance do par conceitual. A primeira é que a distinção entre capital constante e variável é qualitativa e diz respeito ao papel de cada parte na valorização, não se confundindo com a distinção entre capital fixo e circulante, que deriva do modo de rotação do valor, de sorte que as matérias-primas são capital constante e circulante ao mesmo tempo, enquanto as máquinas são capital constante e fixo. A segunda é que o par cumpre uma função crítica decisiva. Para o capitalista, todo desembolso aparece como adiantamento homogêneo e o excedente aparece como rendimento do capital total, expresso na taxa de lucro, e é essa indistinção que constitui a base objetiva da aparência de que o capital em geral é produtivo e de que o lucro nasce do capital como tal. Ao separar c de v, Marx demonstra que o excedente tem fonte determinada, o trabalho excedente não pago, e que a taxa de lucro oculta o grau de exploração, sendo justamente a ausência dessa distinção o que impediu a economia política clássica de explicar consistentemente a origem do excedente. Cabe apenas qualificar que a constância de c vale para o interior do processo de produção, pois o valor dos meios de produção já comprados pode variar por causas externas, como um salto de produtividade no setor que os produz, provocando a desvalorização do capital já investido, fenômeno relevante nas crises e que não contradiz a determinação do capítulo.</w:t>
+        <w:t>Capital constante é a parte do valor-capital adiantada na compra de meios de produção, e Marx a qualifica como constante porque, no interior do processo de produção, ela não altera a sua grandeza de valor, sendo este apenas conservado e transferido ao produto, no qual reaparece sem acréscimo. Os seus componentes materiais típicos são o objeto de trabalho, que compreende as matérias-primas e brutas como algodão, ferro e minério, as matérias auxiliares, como combustível, lubrificantes e energia, que não compõem a substância do produto mas são consumidas no processo, e os meios de trabalho, que compreendem máquinas, ferramentas, instalações e edifícios.</w:t>
+      </w:r>
+    </w:p>
+    <w:p>
+      <w:pPr>
+        <w:spacing w:before="0" w:after="120" w:line="276" w:lineRule="auto"/>
+        <w:ind w:left="283" w:firstLine="425"/>
+        <w:jc w:val="both"/>
+      </w:pPr>
+      <w:r>
+        <w:rPr>
+          <w:rFonts w:ascii="Times New Roman" w:hAnsi="Times New Roman"/>
+          <w:b w:val="0"/>
+          <w:i w:val="0"/>
+          <w:sz w:val="23"/>
+        </w:rPr>
+        <w:t>A sua contribuição ao valor da mercadoria é de transferência e nunca de criação, pois é o trabalho vivo, na sua determinação concreta, que conserva o valor dos meios de produção ao consumi-los produtivamente, fazendo-o reaparecer no produto. O modo da transferência difere conforme o componente, visto que matérias-primas e auxiliares são consumidas inteiramente em cada período e transferem todo o seu valor, enquanto máquinas e instalações seguem funcionando integralmente na sua forma material por muitos períodos e cedem valor apenas na medida do desgaste, diferença que fundamenta a distinção posterior entre capital circulante e capital fixo. Há também um limite rigoroso, pois o valor transferido nunca excede o valor que os meios de produção possuíam. Quanto à criação de mais-valor, a contribuição do capital constante é nula, uma vez que ele é condição material indispensável, já que sem meios de produção não há processo de trabalho, mas não é fonte de valor novo, cabendo-lhe função passiva de meio pelo qual o trabalho vivo é absorvido.</w:t>
+      </w:r>
+    </w:p>
+    <w:p>
+      <w:pPr>
+        <w:spacing w:before="0" w:after="120" w:line="276" w:lineRule="auto"/>
+        <w:ind w:left="283" w:firstLine="425"/>
+        <w:jc w:val="both"/>
+      </w:pPr>
+      <w:r>
+        <w:rPr>
+          <w:rFonts w:ascii="Times New Roman" w:hAnsi="Times New Roman"/>
+          <w:b w:val="0"/>
+          <w:i w:val="0"/>
+          <w:sz w:val="23"/>
+        </w:rPr>
+        <w:t>Capital variável é a parte do valor-capital adiantada na compra da força de trabalho, isto é, o fundo de salários, e Marx a qualifica como variável porque, no curso do processo, ela altera a sua grandeza de valor, já que o valor adiantado é reposto pelo trabalhador e além dele é produzido um excedente. O seu componente material é a força de trabalho dos assalariados, convertendo-se materialmente nos meios de subsistência pelos quais eles reproduzem a sua capacidade de trabalho. É pela mobilização do trabalho vivo comprado com essa parte do capital que se cria valor novo, grandeza que Marx designa produto de valor e que corresponde à soma de v e m, sendo v o equivalente reposto e m o excedente. A sua contribuição à criação do mais-valor é exclusiva, pois o mais-valor provém apenas do trabalho vivo e, portanto, apenas da parte do capital que compra a única mercadoria cujo valor de uso consiste em criar valor. Convém a precisão de que não é o capital variável, como soma de valor, que cria o mais-valor, e sim o trabalho vivo que ele põe em movimento.</w:t>
+      </w:r>
+    </w:p>
+    <w:p>
+      <w:pPr>
+        <w:spacing w:before="0" w:after="120" w:line="276" w:lineRule="auto"/>
+        <w:ind w:left="283" w:firstLine="425"/>
+        <w:jc w:val="both"/>
+      </w:pPr>
+      <w:r>
+        <w:rPr>
+          <w:rFonts w:ascii="Times New Roman" w:hAnsi="Times New Roman"/>
+          <w:b w:val="0"/>
+          <w:i w:val="0"/>
+          <w:sz w:val="23"/>
+        </w:rPr>
+        <w:t>Dessas determinações resulta a decomposição do valor da mercadoria na soma de c, v e m, em que c é valor preexistente que apenas reaparece enquanto v somado a m constitui o valor novo criado no período. Importa notar que a distinção entre capital constante e variável é qualitativa e diz respeito ao papel na valorização, não se confundindo com a distinção entre capital fixo e circulante, que deriva do modo de rotação do valor, de sorte que matérias-primas são capital constante e circulante ao mesmo tempo. O par conceitual cumpre, sobretudo, função crítica, pois para o capitalista todo desembolso aparece como adiantamento homogêneo e o excedente aparece como rendimento do capital total, expresso na taxa de lucro, sendo essa indistinção a base objetiva da aparência de que o lucro nasce do capital como tal. Ao separar c de v, Marx demonstra que o excedente tem fonte determinada no trabalho excedente não pago e que a taxa de lucro oculta o grau de exploração, tendo sido justamente a ausência dessa distinção o que impediu a economia política clássica de explicar consistentemente a origem do excedente.</w:t>
       </w:r>
     </w:p>
     <w:p>
@@ -1151,39 +1103,39 @@
           <w:i w:val="0"/>
           <w:sz w:val="23"/>
         </w:rPr>
-        <w:t>A primeira fórmula expressa a taxa de mais-valor em termos de valores. Marx parte do valor da mercadoria produzida, que se decompõe na soma de c, v e m, e observa que, sendo c valor meramente transferido e não criado no processo, é preciso subtraí-lo para isolar aquilo que foi efetivamente produzido, restando o produto de valor, dado pela soma de v e m. A taxa de mais-valor é então a razão entre o mais-valor e o capital variável, escrita como m sobre v. O essencial a observar é que o denominador é o capital variável e não o capital total, pois o sentido da fórmula consiste em medir o grau de valorização justamente daquela parte do capital que se valoriza.</w:t>
-      </w:r>
-    </w:p>
-    <w:p>
-      <w:pPr>
-        <w:spacing w:before="0" w:after="120" w:line="276" w:lineRule="auto"/>
-        <w:ind w:left="283" w:firstLine="425"/>
-        <w:jc w:val="both"/>
-      </w:pPr>
-      <w:r>
-        <w:rPr>
-          <w:rFonts w:ascii="Times New Roman" w:hAnsi="Times New Roman"/>
-          <w:b w:val="0"/>
-          <w:i w:val="0"/>
-          <w:sz w:val="23"/>
-        </w:rPr>
-        <w:t>A segunda fórmula expressa a mesma relação em termos de tempos de trabalho, tomando a jornada em sua divisão interna. A jornada se decompõe em tempo de trabalho necessário, no qual o trabalhador produz o equivalente ao valor da sua força de trabalho, e tempo de trabalho excedente, no qual produz valor sem receber contrapartida, de sorte que a taxa de mais-valor é a razão entre o trabalho excedente e o trabalho necessário. As duas fórmulas expressam a mesma relação porque v é a forma-valor do trabalho necessário e m é a forma-valor do trabalho excedente, e Marx estabelece explicitamente a identidade entre as duas razões, observando que ambas dizem o mesmo, uma em trabalho objetivado, trabalho morto já cristalizado em valor, e a outra em trabalho fluente, trabalho vivo em processo. A primeira apresenta a relação tal como ela aparece no resultado, a segunda a apresenta na própria atividade de que resulta.</w:t>
-      </w:r>
-    </w:p>
-    <w:p>
-      <w:pPr>
-        <w:spacing w:before="0" w:after="120" w:line="276" w:lineRule="auto"/>
-        <w:ind w:left="283" w:firstLine="425"/>
-        <w:jc w:val="both"/>
-      </w:pPr>
-      <w:r>
-        <w:rPr>
-          <w:rFonts w:ascii="Times New Roman" w:hAnsi="Times New Roman"/>
-          <w:b w:val="0"/>
-          <w:i w:val="0"/>
-          <w:sz w:val="23"/>
-        </w:rPr>
-        <w:t>Importa, enfim, justificar por que Marx insiste na taxa de mais-valor e não na taxa de lucro. A razão entre m e v mede o grau de exploração porque confronta diretamente o trabalho não pago com o trabalho pago, constituindo, como diz a passagem citada no enunciado, a expressão exata do grau de exploração da força de trabalho pelo capital. Já a razão entre m e o capital total dilui o mais-valor no conjunto do adiantamento e produz sempre um número menor, encobrindo a exploração. A insistência na distinção se explica porque é precisamente a taxa de lucro que aparece na superfície e orienta o cálculo capitalista, enquanto a taxa de mais-valor é a relação essencial, sendo a primeira desenvolvida apenas no Livro III. Marx menciona ainda uma terceira expressão equivalente, a relação entre o mais-produto, parte do produto que corporifica o trabalho excedente, e a parte do produto correspondente ao trabalho necessário, relação que, com produtividade dada, reproduz em quantidades físicas a mesma proporção. É também neste capítulo que ele desmonta o argumento da última hora de Nassau Senior, segundo o qual a redução da jornada eliminaria todo o lucro, mostrando que o erro consiste exatamente em confundir essas grandezas, calculando o excedente sobre o valor total do produto em vez de sobre o capital variável.</w:t>
+        <w:t>A primeira fórmula expressa a taxa de mais-valor em termos de valores. Marx parte do valor da mercadoria, que se decompõe na soma de c, v e m, e observa que, sendo c valor meramente transferido e não criado no processo, é preciso subtraí-lo para isolar aquilo que foi efetivamente produzido, restando o produto de valor, dado pela soma de v e m. A taxa de mais-valor é então a razão entre o mais-valor e o capital variável, isto é, m sobre v. O essencial é que o denominador seja o capital variável e não o capital total, pois o sentido da fórmula consiste em medir o grau de valorização justamente daquela parte do capital que se valoriza.</w:t>
+      </w:r>
+    </w:p>
+    <w:p>
+      <w:pPr>
+        <w:spacing w:before="0" w:after="120" w:line="276" w:lineRule="auto"/>
+        <w:ind w:left="283" w:firstLine="425"/>
+        <w:jc w:val="both"/>
+      </w:pPr>
+      <w:r>
+        <w:rPr>
+          <w:rFonts w:ascii="Times New Roman" w:hAnsi="Times New Roman"/>
+          <w:b w:val="0"/>
+          <w:i w:val="0"/>
+          <w:sz w:val="23"/>
+        </w:rPr>
+        <w:t>A segunda fórmula expressa a mesma relação em termos de tempos de trabalho, tomando a jornada na sua divisão interna. A jornada se decompõe em tempo de trabalho necessário, no qual o trabalhador produz o equivalente ao valor da sua força de trabalho, e tempo de trabalho excedente, no qual produz valor sem contrapartida, de modo que a taxa de mais-valor é a razão entre o trabalho excedente e o trabalho necessário. As duas fórmulas expressam a mesma relação porque v é a forma-valor do trabalho necessário e m é a forma-valor do trabalho excedente, e Marx estabelece explicitamente a identidade entre as razões, observando que ambas dizem o mesmo, uma em trabalho objetivado, já cristalizado em valor, e a outra em trabalho fluente, trabalho vivo em processo. A primeira apresenta a relação tal como ela aparece no resultado, a segunda a apresenta na atividade de que resulta.</w:t>
+      </w:r>
+    </w:p>
+    <w:p>
+      <w:pPr>
+        <w:spacing w:before="0" w:after="120" w:line="276" w:lineRule="auto"/>
+        <w:ind w:left="283" w:firstLine="425"/>
+        <w:jc w:val="both"/>
+      </w:pPr>
+      <w:r>
+        <w:rPr>
+          <w:rFonts w:ascii="Times New Roman" w:hAnsi="Times New Roman"/>
+          <w:b w:val="0"/>
+          <w:i w:val="0"/>
+          <w:sz w:val="23"/>
+        </w:rPr>
+        <w:t>Importa justificar por que Marx insiste na taxa de mais-valor e não na taxa de lucro. A razão entre m e v mede o grau de exploração porque confronta diretamente o trabalho não pago com o trabalho pago, constituindo, como diz a passagem citada, a expressão exata do grau de exploração da força de trabalho pelo capital. Já a razão entre m e o capital total dilui o mais-valor no conjunto do adiantamento e produz sempre um número menor, encobrindo a exploração, e é precisamente essa taxa de lucro que aparece na superfície e orienta o cálculo capitalista, sendo desenvolvida apenas no Livro III. Marx menciona ainda uma terceira expressão equivalente, a relação entre o mais-produto e a parte do produto correspondente ao trabalho necessário, que com produtividade dada reproduz em quantidades físicas a mesma proporção. É também neste capítulo que ele desmonta o argumento da última hora de Nassau Senior, mostrando que o erro consiste exatamente em confundir essas grandezas, calculando o excedente sobre o valor total do produto em vez de sobre o capital variável.</w:t>
       </w:r>
     </w:p>
     <w:p>
@@ -1443,7 +1395,7 @@
           <w:i w:val="0"/>
           <w:sz w:val="23"/>
         </w:rPr>
-        <w:t xml:space="preserve">As grandezas propostas no enunciado são exatamente aquelas que Marx utiliza no capítulo, de modo que o exercício reconstitui diretamente a sua exposição. O valor do capital total adiantado corresponde à soma do capital constante e do capital variável, isto é, 410 somado a 90, resultando em </w:t>
+        <w:t xml:space="preserve">As grandezas propostas são exatamente aquelas que Marx utiliza no capítulo. O valor do capital total adiantado corresponde à soma do capital constante e do variável, isto é, 410 somado a 90, resultando em </w:t>
       </w:r>
       <w:r>
         <w:rPr>
@@ -1461,23 +1413,7 @@
           <w:i w:val="0"/>
           <w:sz w:val="23"/>
         </w:rPr>
-        <w:t>. Cabe observar que o mais-valor não entra nesse cálculo, pois ele é resultado do processo e não adiantamento feito para iniciá-lo.</w:t>
-      </w:r>
-    </w:p>
-    <w:p>
-      <w:pPr>
-        <w:spacing w:before="0" w:after="120" w:line="276" w:lineRule="auto"/>
-        <w:ind w:left="283" w:firstLine="425"/>
-        <w:jc w:val="both"/>
-      </w:pPr>
-      <w:r>
-        <w:rPr>
-          <w:rFonts w:ascii="Times New Roman" w:hAnsi="Times New Roman"/>
-          <w:b w:val="0"/>
-          <w:i w:val="0"/>
-          <w:sz w:val="23"/>
-        </w:rPr>
-        <w:t xml:space="preserve">O valor do produto corresponde à soma das três grandezas, c, v e m, portanto 410 somado a 90 e a 90, resultando em </w:t>
+        <w:t xml:space="preserve">, não entrando nesse cálculo o mais-valor, que é resultado do processo e não adiantamento. O valor do produto corresponde à soma das três grandezas, 410 somado a 90 e a 90, resultando em </w:t>
       </w:r>
       <w:r>
         <w:rPr>
@@ -1495,7 +1431,7 @@
           <w:i w:val="0"/>
           <w:sz w:val="23"/>
         </w:rPr>
-        <w:t xml:space="preserve">. Trata-se do valor da mercadoria que sai do processo, e ele é a maior das grandezas porque inclui o valor preexistente transferido dos meios de produção. O produto de valor, por sua vez, corresponde apenas à soma de v e m, isto é, 90 somado a 90, resultando em </w:t>
+        <w:t xml:space="preserve">, e é a maior delas porque inclui o valor preexistente transferido dos meios de produção. O produto de valor corresponde apenas à soma de v e m, isto é, 90 somado a 90, resultando em </w:t>
       </w:r>
       <w:r>
         <w:rPr>
@@ -1513,7 +1449,7 @@
           <w:i w:val="0"/>
           <w:sz w:val="23"/>
         </w:rPr>
-        <w:t xml:space="preserve">, grandeza que se obtém igualmente subtraindo c do valor do produto, pois 590 menos 410 resulta em 180. Ele expressa somente o valor novo criado pelo trabalho vivo no período, razão pela qual o capital constante é dele excluído, já que não cria valor e apenas o repassa. A taxa de mais-valor, finalmente, é a razão entre o mais-valor e o capital variável, ou seja, 90 divididos por 90, o que resulta em </w:t>
+        <w:t xml:space="preserve">, grandeza que se obtém igualmente subtraindo c do valor do produto, pois 590 menos 410 resulta em 180, e que expressa somente o valor novo criado pelo trabalho vivo no período. A taxa de mais-valor, finalmente, é a razão entre o mais-valor e o capital variável, 90 divididos por 90, o que resulta em </w:t>
       </w:r>
       <w:r>
         <w:rPr>
@@ -1547,7 +1483,23 @@
           <w:i w:val="0"/>
           <w:sz w:val="23"/>
         </w:rPr>
-        <w:t>A interpretação desses resultados é o que efetivamente importa. A taxa de 100 por cento significa que o trabalhador produz, em trabalho excedente, exatamente o mesmo valor que produz em trabalho necessário, de sorte que a jornada se divide em partes iguais, e numa jornada de doze horas seis repõem o valor da força de trabalho enquanto seis são apropriadas gratuitamente pelo capitalista. O ponto central do exercício, porém, está na distinção entre valor do produto e produto de valor, sobre a qual Marx insiste porque a confusão entre as duas grandezas é fonte de erros graves. Quem tomasse 590 como base do cálculo obteria algo em torno de 15,25 por cento, número que não mede nenhuma relação determinada, visto que mistura no denominador valor criado com valor meramente transferido. Igualmente instrutiva é a comparação com a taxa de lucro, que se obtém dividindo o mais-valor pelo capital total, 90 sobre 500, o que resulta em 18 por cento. É esse o número que interessa ao capitalista e que figura na contabilidade, mas ele subestima drasticamente o grau de exploração, 18 por cento contra 100 por cento, e a divergência entre as duas taxas é tanto maior quanto maior for o peso do capital constante, isto é, quanto mais elevada for a composição orgânica do capital. A título de complemento, note-se que a relação entre c e v é de aproximadamente 4,56, o que significa que o capital adiantado se reparte em cerca de 82 por cento de capital constante e 18 por cento de capital variável, composição característica de uma produção já mecanizada.</w:t>
+        <w:t>A taxa de 100 por cento significa que o trabalhador produz, em trabalho excedente, exatamente o mesmo valor que produz em trabalho necessário, de sorte que a jornada se divide em partes iguais, e numa jornada de doze horas seis repõem o valor da força de trabalho enquanto seis são apropriadas gratuitamente. O ponto central do exercício, porém, está na distinção entre valor do produto e produto de valor, sobre a qual Marx insiste porque a confusão entre as duas é fonte de erros graves. Quem tomasse 590 como base do cálculo obteria algo em torno de 15,25 por cento, número que não mede nenhuma relação determinada, visto que mistura no denominador valor criado com valor meramente transferido.</w:t>
+      </w:r>
+    </w:p>
+    <w:p>
+      <w:pPr>
+        <w:spacing w:before="0" w:after="120" w:line="276" w:lineRule="auto"/>
+        <w:ind w:left="283" w:firstLine="425"/>
+        <w:jc w:val="both"/>
+      </w:pPr>
+      <w:r>
+        <w:rPr>
+          <w:rFonts w:ascii="Times New Roman" w:hAnsi="Times New Roman"/>
+          <w:b w:val="0"/>
+          <w:i w:val="0"/>
+          <w:sz w:val="23"/>
+        </w:rPr>
+        <w:t>Igualmente instrutiva é a comparação com a taxa de lucro, obtida dividindo o mais-valor pelo capital total, 90 sobre 500, o que resulta em 18 por cento. É esse o número que interessa ao capitalista e que figura na contabilidade, mas ele subestima drasticamente o grau de exploração, 18 por cento contra 100 por cento, e a divergência entre as duas taxas é tanto maior quanto maior for o peso do capital constante, isto é, quanto mais elevada for a composição orgânica do capital. Note-se, a título de complemento, que a relação entre c e v é de aproximadamente 4,56, o que significa que o capital adiantado se reparte em cerca de 82 por cento de capital constante e 18 por cento de capital variável, composição característica de produção já mecanizada.</w:t>
       </w:r>
     </w:p>
     <w:p>
@@ -1668,39 +1620,39 @@
           <w:i w:val="0"/>
           <w:sz w:val="23"/>
         </w:rPr>
-        <w:t>A consequência esperada das inovações técnicas é a elevação da taxa de mais-valor, mas o mecanismo por que isso ocorre é indireto e passa necessariamente pelo valor da força de trabalho, razão pela qual é preciso reconstituir a cadeia causal inteira. A inovação técnica eleva a força produtiva do trabalho, de modo que a mesma quantidade de trabalho passa a produzir uma massa maior de produtos. Em consequência, cai o tempo de trabalho socialmente necessário por unidade de mercadoria e, com ele, o valor unitário das mercadorias, já que o valor varia em razão inversa à produtividade do trabalho. Se essa queda atinge as mercadorias que compõem o consumo dos trabalhadores, cai o valor dos meios de subsistência e, por consequência, cai o valor da força de trabalho. Dada a jornada, a redução do valor da força de trabalho encurta o tempo de trabalho necessário e amplia, na mesma medida, o tempo de trabalho excedente. O resultado é que m aumenta enquanto v diminui, e a razão entre ambos se eleva por efeito combinado do numerador e do denominador. Esse é justamente o mecanismo do mais-valor relativo, desenvolvido nos capítulos 10 a 13. Um exemplo simples torna o movimento visível, pois numa jornada de doze horas com seis horas necessárias a taxa é de 100 por cento, e um avanço de produtividade que reduza o trabalho necessário a quatro horas eleva o excedente a oito, levando a taxa a 200 por cento sem que a jornada tenha aumentado um único minuto.</w:t>
-      </w:r>
-    </w:p>
-    <w:p>
-      <w:pPr>
-        <w:spacing w:before="0" w:after="120" w:line="276" w:lineRule="auto"/>
-        <w:ind w:left="283" w:firstLine="425"/>
-        <w:jc w:val="both"/>
-      </w:pPr>
-      <w:r>
-        <w:rPr>
-          <w:rFonts w:ascii="Times New Roman" w:hAnsi="Times New Roman"/>
-          <w:b w:val="0"/>
-          <w:i w:val="0"/>
-          <w:sz w:val="23"/>
-        </w:rPr>
-        <w:t>Para o capitalista individual que inova primeiro, o efeito é mais direto e mais intenso, pois ele produz com valor individual inferior ao valor social vigente, vende ao valor social, ou pouco abaixo dele, e se apropria de um mais-valor extra. Essa vantagem é transitória, uma vez que desaparece quando a técnica se generaliza e o novo valor social, mais baixo, se impõe, mas é exatamente essa recompensa temporária que impulsiona cada capitalista individualmente a inovar, produzindo como resultado agregado e não intencional a queda geral do valor das mercadorias.</w:t>
-      </w:r>
-    </w:p>
-    <w:p>
-      <w:pPr>
-        <w:spacing w:before="0" w:after="120" w:line="276" w:lineRule="auto"/>
-        <w:ind w:left="283" w:firstLine="425"/>
-        <w:jc w:val="both"/>
-      </w:pPr>
-      <w:r>
-        <w:rPr>
-          <w:rFonts w:ascii="Times New Roman" w:hAnsi="Times New Roman"/>
-          <w:b w:val="0"/>
-          <w:i w:val="0"/>
-          <w:sz w:val="23"/>
-        </w:rPr>
-        <w:t>Três qualificações, no entanto, precisam acompanhar a resposta. A primeira é que a elevação da taxa pressupõe que o salário real não aumente na mesma proporção da produtividade, pois se o valor da força de trabalho cai mas o trabalhador passa a consumir proporcionalmente mais valores de uso, a taxa pode não se alterar, de maneira que a repartição dos ganhos de produtividade é objeto de luta de classes e não um dado técnico. A segunda é que inovações em ramos que não produzem bens de consumo dos trabalhadores nem os insumos destes proporcionam mais-valor extra ao inovador mas não elevam a taxa geral de mais-valor, ponto desenvolvido no capítulo 10. A terceira, e mais importante teoricamente, é que a inovação produz efeito oposto sobre a taxa de lucro, porque aumenta a massa de meios de produção posta em movimento por cada trabalhador e eleva, assim, a composição orgânica do capital, o que, dada a taxa de mais-valor, reduz a razão entre o mais-valor e o capital total. Essa divergência, taxa de mais-valor crescente acompanhada de taxa de lucro tendencialmente declinante, é desenvolvida no Livro III e constitui um dos resultados mais importantes da análise, estando já implícita no capítulo 7, na medida em que a mesma transformação técnica que intensifica a exploração corrói a rentabilidade.</w:t>
+        <w:t>A consequência esperada é a elevação da taxa de mais-valor, mas o mecanismo é indireto e passa pelo valor da força de trabalho, razão pela qual é preciso reconstituir a cadeia causal inteira. A inovação técnica eleva a força produtiva do trabalho, de modo que a mesma quantidade de trabalho passa a produzir uma massa maior de produtos. Em consequência, cai o tempo de trabalho socialmente necessário por unidade de mercadoria e, com ele, o valor unitário das mercadorias, já que o valor varia em razão inversa à produtividade. Se essa queda atinge as mercadorias que compõem o consumo dos trabalhadores, cai o valor dos meios de subsistência e, por consequência, o valor da força de trabalho. Dada a jornada, essa redução encurta o tempo de trabalho necessário e amplia na mesma medida o tempo de trabalho excedente, de sorte que m aumenta enquanto v diminui e a razão entre ambos se eleva por efeito combinado. Numa jornada de doze horas com seis necessárias a taxa é de 100 por cento, e um avanço que reduza o trabalho necessário a quatro horas a eleva a 200 por cento sem que a jornada tenha aumentado um minuto. Esse é o mecanismo do mais-valor relativo.</w:t>
+      </w:r>
+    </w:p>
+    <w:p>
+      <w:pPr>
+        <w:spacing w:before="0" w:after="120" w:line="276" w:lineRule="auto"/>
+        <w:ind w:left="283" w:firstLine="425"/>
+        <w:jc w:val="both"/>
+      </w:pPr>
+      <w:r>
+        <w:rPr>
+          <w:rFonts w:ascii="Times New Roman" w:hAnsi="Times New Roman"/>
+          <w:b w:val="0"/>
+          <w:i w:val="0"/>
+          <w:sz w:val="23"/>
+        </w:rPr>
+        <w:t>Para o capitalista individual que inova primeiro, o efeito é mais direto, pois ele produz com valor individual inferior ao valor social vigente, vende ao valor social ou pouco abaixo dele e se apropria de um mais-valor extra. Tal vantagem é transitória, já que desaparece quando a técnica se generaliza e o novo valor social, mais baixo, se impõe, mas é exatamente essa recompensa temporária que impulsiona cada capitalista a inovar, produzindo como resultado agregado e não intencional a queda geral do valor das mercadorias.</w:t>
+      </w:r>
+    </w:p>
+    <w:p>
+      <w:pPr>
+        <w:spacing w:before="0" w:after="120" w:line="276" w:lineRule="auto"/>
+        <w:ind w:left="283" w:firstLine="425"/>
+        <w:jc w:val="both"/>
+      </w:pPr>
+      <w:r>
+        <w:rPr>
+          <w:rFonts w:ascii="Times New Roman" w:hAnsi="Times New Roman"/>
+          <w:b w:val="0"/>
+          <w:i w:val="0"/>
+          <w:sz w:val="23"/>
+        </w:rPr>
+        <w:t>Três qualificações precisam acompanhar a resposta. A elevação da taxa pressupõe que o salário real não aumente na mesma proporção da produtividade, pois se o trabalhador passa a consumir proporcionalmente mais valores de uso a taxa pode não se alterar, de maneira que a repartição dos ganhos de produtividade é objeto de luta de classes e não um dado técnico. Inovações em ramos que não produzem bens de consumo dos trabalhadores nem os seus insumos proporcionam mais-valor extra ao inovador mas não elevam a taxa geral de mais-valor. E, mais importante teoricamente, a inovação produz efeito oposto sobre a taxa de lucro, porque aumenta a massa de meios de produção posta em movimento por cada trabalhador e eleva a composição orgânica do capital, o que, dada a taxa de mais-valor, reduz a razão entre o mais-valor e o capital total. Essa divergência, taxa de mais-valor crescente acompanhada de taxa de lucro tendencialmente declinante, é desenvolvida no Livro III e já está implícita aqui, na medida em que a mesma transformação técnica que intensifica a exploração corrói a rentabilidade.</w:t>
       </w:r>
     </w:p>
     <w:p>
@@ -1853,55 +1805,55 @@
           <w:i w:val="0"/>
           <w:sz w:val="23"/>
         </w:rPr>
-        <w:t>A passagem se insere na análise da relação entre a taxa e a massa de mais-valor. A massa de mais-valor produzida por um capital resulta da taxa de mais-valor multiplicada pelo capital variável total, ou, em termos de trabalho, do mais-valor extraído de um trabalhador médio multiplicado pelo número de trabalhadores empregados. Disso decorre o ponto que a passagem enuncia, pois a quantidade de trabalho que um capital pode explorar é o produto de dois fatores, uma grandeza extensiva, que é o número de trabalhadores, e uma grandeza de duração e de intensidade, que é a quantidade de trabalho extraída de cada trabalhador. Tratando-se de um produto, os dois fatores são, dentro de certos limites, substituíveis entre si, de modo que a redução no número de trabalhadores pode ser compensada pelo prolongamento da jornada ou pela intensificação do trabalho, e o inverso igualmente vale.</w:t>
-      </w:r>
-    </w:p>
-    <w:p>
-      <w:pPr>
-        <w:spacing w:before="0" w:after="120" w:line="276" w:lineRule="auto"/>
-        <w:ind w:left="283" w:firstLine="425"/>
-        <w:jc w:val="both"/>
-      </w:pPr>
-      <w:r>
-        <w:rPr>
-          <w:rFonts w:ascii="Times New Roman" w:hAnsi="Times New Roman"/>
-          <w:b w:val="0"/>
-          <w:i w:val="0"/>
-          <w:sz w:val="23"/>
-        </w:rPr>
-        <w:t>Daí a conclusão que a passagem formula. O capital não depende estritamente do número de trabalhadores disponíveis para ampliar a massa de trabalho que explora e, portanto, a massa de mais-valor que extrai, pois pode aumentar a quantidade de trabalho explorado mantendo, ou mesmo reduzindo, o número de trabalhadores, bastando que faça cada um trabalhar mais tempo ou com maior intensidade. Nesse sentido, a oferta de trabalho, entendida como a massa de trabalho efetivamente à disposição do capital, torna-se relativamente independente da oferta de trabalhadores, isto é, do tamanho da população trabalhadora. Um exemplo aritmético esclarece o argumento, pois um capital que emprega cem trabalhadores por oito horas mobiliza oitocentas horas de trabalho, e pode mobilizar as mesmas oitocentas horas empregando oitenta trabalhadores por dez horas, ou cerca de sessenta e seis por doze horas, sendo o resultado idêntico quanto à massa de trabalho, embora não o seja quanto à massa de mais-valor.</w:t>
-      </w:r>
-    </w:p>
-    <w:p>
-      <w:pPr>
-        <w:spacing w:before="0" w:after="120" w:line="276" w:lineRule="auto"/>
-        <w:ind w:left="283" w:firstLine="425"/>
-        <w:jc w:val="both"/>
-      </w:pPr>
-      <w:r>
-        <w:rPr>
-          <w:rFonts w:ascii="Times New Roman" w:hAnsi="Times New Roman"/>
-          <w:b w:val="0"/>
-          <w:i w:val="0"/>
-          <w:sz w:val="23"/>
-        </w:rPr>
-        <w:t>A ressalva contida na expressão dentro de certos limites é, no entanto, a parte decisiva da passagem, e Marx a desenvolve como uma lei. A jornada possui um limite absoluto, pois não pode exceder as vinte e quatro horas do dia e, muito antes disso, encontra limites físicos e fisiológicos de resistência do trabalhador, além dos limites legais conquistados pela luta de classes. Esse limite absoluto estabelece uma barreira à compensação, uma vez que o mais-valor extraível de cada trabalhador não pode exceder a jornada máxima descontado o tempo de trabalho necessário. Se o trabalho necessário é de seis horas e a jornada máxima tolerável é de dezoito, o mais-valor máximo por trabalhador equivale a doze horas, qualquer que seja a pressão exercida, e Marx formula exatamente essa lei ao afirmar que a barreira absoluta da jornada média constitui barreira absoluta à compensação da redução do capital variável pelo aumento da taxa de mais-valor. Existe, assim, uma assimetria essencial entre os dois fatores, pois aumentar o número de trabalhadores amplia a massa de mais-valor sem limite interno, enquanto aumentar a taxa de exploração sobre um número menor encontra um teto rígido, razão pela qual a produção em grande escala e o crescimento do capital variável total permanecem decisivos.</w:t>
-      </w:r>
-    </w:p>
-    <w:p>
-      <w:pPr>
-        <w:spacing w:before="0" w:after="120" w:line="276" w:lineRule="auto"/>
-        <w:ind w:left="283" w:firstLine="425"/>
-        <w:jc w:val="both"/>
-      </w:pPr>
-      <w:r>
-        <w:rPr>
-          <w:rFonts w:ascii="Times New Roman" w:hAnsi="Times New Roman"/>
-          <w:b w:val="0"/>
-          <w:i w:val="0"/>
-          <w:sz w:val="23"/>
-        </w:rPr>
-        <w:t>As consequências que a passagem prepara explicam a sua importância na arquitetura da obra. Ela fundamenta o impulso permanente do capital ao prolongamento da jornada e à intensificação do trabalho, impulso que deixa de ser atribuído à ganância pessoal e passa a ser compreendido como a forma pela qual um capital de magnitude dada amplia a massa de mais-valor. Ela esclarece também por que a introdução de maquinaria, ao reduzir o número de trabalhadores empregados, não implica necessariamente redução da massa de mais-valor, visto que o capital procura compensar a queda do capital variável com a elevação da taxa pela via da jornada e da intensidade. E ela antecipa a análise do capítulo 23, pois, se a massa de trabalho explorável pode crescer sem crescimento da população trabalhadora, então a dinâmica do capital se desliga da dinâmica demográfica e a oferta de trabalho deixa de ser variável independente determinada pela natureza, o que constitui um dos fundamentos do argumento posterior de que os dados estão viciados.</w:t>
+        <w:t>A passagem se insere na análise da relação entre a taxa e a massa de mais-valor. A massa de mais-valor produzida por um capital resulta da taxa de mais-valor multiplicada pelo capital variável total, ou, em termos de trabalho, do mais-valor extraído de um trabalhador médio multiplicado pelo número de trabalhadores empregados. Disso decorre o ponto da passagem, pois a quantidade de trabalho que um capital pode explorar é o produto de dois fatores, uma grandeza extensiva, que é o número de trabalhadores, e uma grandeza de duração e intensidade, que é a quantidade de trabalho extraída de cada um. Tratando-se de um produto, os dois fatores são, dentro de certos limites, substituíveis entre si, de modo que a redução no número de trabalhadores pode ser compensada pelo prolongamento da jornada ou pela intensificação do trabalho.</w:t>
+      </w:r>
+    </w:p>
+    <w:p>
+      <w:pPr>
+        <w:spacing w:before="0" w:after="120" w:line="276" w:lineRule="auto"/>
+        <w:ind w:left="283" w:firstLine="425"/>
+        <w:jc w:val="both"/>
+      </w:pPr>
+      <w:r>
+        <w:rPr>
+          <w:rFonts w:ascii="Times New Roman" w:hAnsi="Times New Roman"/>
+          <w:b w:val="0"/>
+          <w:i w:val="0"/>
+          <w:sz w:val="23"/>
+        </w:rPr>
+        <w:t>Daí a conclusão que a passagem formula. O capital não depende estritamente do número de trabalhadores disponíveis para ampliar a massa de trabalho que explora e, portanto, a massa de mais-valor que extrai, pois pode aumentar a quantidade de trabalho explorado mantendo, ou mesmo reduzindo, o número de trabalhadores, bastando que faça cada um trabalhar mais tempo ou com maior intensidade. Nesse sentido, a oferta de trabalho, entendida como a massa de trabalho efetivamente à disposição do capital, torna-se relativamente independente da oferta de trabalhadores, isto é, do tamanho da população trabalhadora. Um capital que emprega cem trabalhadores por oito horas mobiliza oitocentas horas, e pode mobilizar as mesmas oitocentas empregando oitenta trabalhadores por dez horas.</w:t>
+      </w:r>
+    </w:p>
+    <w:p>
+      <w:pPr>
+        <w:spacing w:before="0" w:after="120" w:line="276" w:lineRule="auto"/>
+        <w:ind w:left="283" w:firstLine="425"/>
+        <w:jc w:val="both"/>
+      </w:pPr>
+      <w:r>
+        <w:rPr>
+          <w:rFonts w:ascii="Times New Roman" w:hAnsi="Times New Roman"/>
+          <w:b w:val="0"/>
+          <w:i w:val="0"/>
+          <w:sz w:val="23"/>
+        </w:rPr>
+        <w:t>A ressalva contida na expressão dentro de certos limites é, no entanto, a parte decisiva, e Marx a desenvolve como uma lei. A jornada possui limite absoluto, pois não pode exceder as vinte e quatro horas do dia e, muito antes disso, encontra limites fisiológicos de resistência do trabalhador e limites legais conquistados pela luta de classes. Esse limite estabelece uma barreira à compensação, uma vez que o mais-valor extraível de cada trabalhador não pode exceder a jornada máxima descontado o tempo de trabalho necessário, de sorte que, sendo este de seis horas e a jornada máxima tolerável de dezoito, o mais-valor máximo por trabalhador equivale a doze horas, qualquer que seja a pressão exercida. Marx formula exatamente essa lei ao afirmar que a barreira absoluta da jornada média constitui barreira absoluta à compensação da redução do capital variável pelo aumento da taxa de mais-valor. Existe, assim, assimetria essencial entre os dois fatores, pois aumentar o número de trabalhadores amplia a massa de mais-valor sem limite interno, enquanto intensificar a exploração sobre um número menor encontra teto rígido.</w:t>
+      </w:r>
+    </w:p>
+    <w:p>
+      <w:pPr>
+        <w:spacing w:before="0" w:after="120" w:line="276" w:lineRule="auto"/>
+        <w:ind w:left="283" w:firstLine="425"/>
+        <w:jc w:val="both"/>
+      </w:pPr>
+      <w:r>
+        <w:rPr>
+          <w:rFonts w:ascii="Times New Roman" w:hAnsi="Times New Roman"/>
+          <w:b w:val="0"/>
+          <w:i w:val="0"/>
+          <w:sz w:val="23"/>
+        </w:rPr>
+        <w:t>As consequências explicam a importância da passagem na arquitetura da obra. Ela fundamenta o impulso permanente do capital ao prolongamento da jornada e à intensificação do trabalho, que deixa de ser atribuído à ganância pessoal e passa a ser compreendido como a forma pela qual um capital de magnitude dada amplia a massa de mais-valor. Esclarece também por que a introdução de maquinaria, ao reduzir o número de trabalhadores, não implica necessariamente redução da massa de mais-valor, visto que o capital compensa a queda do capital variável com a elevação da taxa. E antecipa o capítulo 23, pois se a massa de trabalho explorável pode crescer sem crescimento da população, então a dinâmica do capital se desliga da dinâmica demográfica e a oferta de trabalho deixa de ser variável independente determinada pela natureza.</w:t>
       </w:r>
     </w:p>
     <w:p>
@@ -2005,55 +1957,55 @@
           <w:i w:val="0"/>
           <w:sz w:val="23"/>
         </w:rPr>
-        <w:t>A resposta exige recuperar antes a distinção que o capítulo estabelece. O mais-valor absoluto é obtido pelo prolongamento da jornada de trabalho além do ponto em que o trabalhador repõe o valor da sua força de trabalho, permanecendo dado o tempo de trabalho necessário. O mais-valor relativo, ao contrário, é obtido com jornada dada, e mesmo com jornada reduzida, pela contração do tempo de trabalho necessário, o que amplia na mesma medida o tempo de trabalho excedente. Estando a jornada fixada, existe portanto um único caminho disponível, que consiste em reduzir o tempo de trabalho necessário, e isso exige reduzir o valor da força de trabalho, o que por sua vez exige reduzir o valor das mercadorias que o determinam, sendo o único meio de reduzir o valor de uma mercadoria a elevação da força produtiva do trabalho que a produz. O expediente adotado pelos capitalistas é, assim, a revolução permanente das condições técnicas e sociais do processo de produção com o objetivo de aumentar a produtividade do trabalho.</w:t>
-      </w:r>
-    </w:p>
-    <w:p>
-      <w:pPr>
-        <w:spacing w:before="0" w:after="120" w:line="276" w:lineRule="auto"/>
-        <w:ind w:left="283" w:firstLine="425"/>
-        <w:jc w:val="both"/>
-      </w:pPr>
-      <w:r>
-        <w:rPr>
-          <w:rFonts w:ascii="Times New Roman" w:hAnsi="Times New Roman"/>
-          <w:b w:val="0"/>
-          <w:i w:val="0"/>
-          <w:sz w:val="23"/>
-        </w:rPr>
-        <w:t>Esse expediente assume formas concretas que os capítulos seguintes desenvolvem em sequência histórica e lógica. A cooperação, tratada no capítulo 11, consiste na reunião de muitos trabalhadores no mesmo processo, o que gera uma força produtiva social superior à soma das forças individuais e permite economias no uso dos meios de produção. A divisão do trabalho na manufatura, tratada no capítulo 12, consiste na decomposição do ofício em operações parciais, o que especializa o trabalhador, elimina os poros da jornada e eleva a destreza, ao custo da mutilação do trabalhador parcial. A maquinaria e a grande indústria, tratadas no capítulo 13, consistem na substituição da base subjetiva do ofício por um sistema objetivo de máquinas, e constituem a forma mais desenvolvida e especificamente capitalista do expediente. A intensificação do trabalho, mecanismo correlato, aumenta o dispêndio de trabalho por unidade de tempo e assume importância central quando a jornada passa a ser legalmente limitada.</w:t>
-      </w:r>
-    </w:p>
-    <w:p>
-      <w:pPr>
-        <w:spacing w:before="0" w:after="120" w:line="276" w:lineRule="auto"/>
-        <w:ind w:left="283" w:firstLine="425"/>
-        <w:jc w:val="both"/>
-      </w:pPr>
-      <w:r>
-        <w:rPr>
-          <w:rFonts w:ascii="Times New Roman" w:hAnsi="Times New Roman"/>
-          <w:b w:val="0"/>
-          <w:i w:val="0"/>
-          <w:sz w:val="23"/>
-        </w:rPr>
-        <w:t>É preciso notar, contudo, que nenhum capitalista individual age com o propósito de reduzir o valor da força de trabalho, pois o móvel imediato de cada um é o mais-valor extra. O capitalista que adota um método superior produz a sua mercadoria com valor individual inferior ao valor social, vende-a ao valor social ou pouco abaixo dele, realiza um mais-valor acima da média e amplia o seu mercado às custas dos concorrentes. Tal vantagem é transitória, dissolvendo-se quando o novo método se generaliza por força da concorrência e estabelece um novo valor social mais baixo, momento em que o mais-valor extra individual desaparece, embora o resultado social permaneça, já que o valor das mercadorias caiu. Se essas mercadorias determinam o valor da força de trabalho, o mais-valor relativo se torna geral e se incorpora às condições normais da produção. O resultado coletivo é, portanto, efeito não intencional da busca individual de vantagem, e essa é uma das demonstrações mais elegantes do método de Marx.</w:t>
-      </w:r>
-    </w:p>
-    <w:p>
-      <w:pPr>
-        <w:spacing w:before="0" w:after="120" w:line="276" w:lineRule="auto"/>
-        <w:ind w:left="283" w:firstLine="425"/>
-        <w:jc w:val="both"/>
-      </w:pPr>
-      <w:r>
-        <w:rPr>
-          <w:rFonts w:ascii="Times New Roman" w:hAnsi="Times New Roman"/>
-          <w:b w:val="0"/>
-          <w:i w:val="0"/>
-          <w:sz w:val="23"/>
-        </w:rPr>
-        <w:t>A conclusão metodológica do capítulo merece registro, porque o mais-valor relativo explica por que o capital é intrinsecamente dinâmico e revolucionário no plano técnico. A busca de excedente deixa de depender apenas do prolongamento da jornada, limite que a resistência operária e a legislação acabam por fixar, e passa a depender da transformação incessante do processo produtivo. Marx destaca a inversão característica dessa dinâmica, pois o impulso imanente do capital a elevar a força produtiva do trabalho não existe para reduzir o esforço humano, e sim para baratear a mercadoria e encurtar a parte da jornada que pertence ao trabalhador.</w:t>
+        <w:t>A resposta exige recuperar a distinção que o capítulo estabelece. O mais-valor absoluto é obtido pelo prolongamento da jornada além do ponto em que o trabalhador repõe o valor da sua força de trabalho, permanecendo dado o tempo de trabalho necessário. O mais-valor relativo é obtido com jornada dada, e mesmo reduzida, pela contração do tempo de trabalho necessário, o que amplia na mesma medida o tempo de trabalho excedente. Estando a jornada fixada, existe um único caminho disponível, que consiste em reduzir o tempo de trabalho necessário, e isso exige reduzir o valor da força de trabalho, o que por sua vez exige reduzir o valor das mercadorias que o determinam, sendo o único meio de fazê-lo a elevação da força produtiva do trabalho que as produz. O expediente adotado é, portanto, a revolução permanente das condições técnicas e sociais do processo de produção com o objetivo de aumentar a produtividade do trabalho.</w:t>
+      </w:r>
+    </w:p>
+    <w:p>
+      <w:pPr>
+        <w:spacing w:before="0" w:after="120" w:line="276" w:lineRule="auto"/>
+        <w:ind w:left="283" w:firstLine="425"/>
+        <w:jc w:val="both"/>
+      </w:pPr>
+      <w:r>
+        <w:rPr>
+          <w:rFonts w:ascii="Times New Roman" w:hAnsi="Times New Roman"/>
+          <w:b w:val="0"/>
+          <w:i w:val="0"/>
+          <w:sz w:val="23"/>
+        </w:rPr>
+        <w:t>Esse expediente assume formas concretas que os capítulos seguintes desenvolvem. A cooperação consiste na reunião de muitos trabalhadores no mesmo processo, o que gera força produtiva social superior à soma das forças individuais e permite economias no uso dos meios de produção. A divisão do trabalho na manufatura consiste na decomposição do ofício em operações parciais, o que especializa o trabalhador e eleva a destreza ao custo da sua mutilação. A maquinaria e a grande indústria consistem na substituição da base subjetiva do ofício por um sistema objetivo de máquinas, e constituem a forma mais desenvolvida e especificamente capitalista do expediente. A intensificação do trabalho, mecanismo correlato, aumenta o dispêndio de trabalho por unidade de tempo e torna-se central quando a jornada passa a ser legalmente limitada.</w:t>
+      </w:r>
+    </w:p>
+    <w:p>
+      <w:pPr>
+        <w:spacing w:before="0" w:after="120" w:line="276" w:lineRule="auto"/>
+        <w:ind w:left="283" w:firstLine="425"/>
+        <w:jc w:val="both"/>
+      </w:pPr>
+      <w:r>
+        <w:rPr>
+          <w:rFonts w:ascii="Times New Roman" w:hAnsi="Times New Roman"/>
+          <w:b w:val="0"/>
+          <w:i w:val="0"/>
+          <w:sz w:val="23"/>
+        </w:rPr>
+        <w:t>É preciso notar que nenhum capitalista individual age com o propósito de reduzir o valor da força de trabalho, pois o seu móvel imediato é o mais-valor extra. Quem adota um método superior produz com valor individual inferior ao valor social, vende ao valor social ou pouco abaixo dele, realiza mais-valor acima da média e amplia o seu mercado às custas dos concorrentes. Tal vantagem é transitória, dissolvendo-se quando o método se generaliza por força da concorrência e estabelece novo valor social mais baixo, momento em que o mais-valor extra individual desaparece, embora o resultado social permaneça, já que o valor das mercadorias caiu. Se essas mercadorias determinam o valor da força de trabalho, o mais-valor relativo se torna geral e se incorpora às condições normais da produção, de modo que o resultado coletivo é efeito não intencional da busca individual de vantagem.</w:t>
+      </w:r>
+    </w:p>
+    <w:p>
+      <w:pPr>
+        <w:spacing w:before="0" w:after="120" w:line="276" w:lineRule="auto"/>
+        <w:ind w:left="283" w:firstLine="425"/>
+        <w:jc w:val="both"/>
+      </w:pPr>
+      <w:r>
+        <w:rPr>
+          <w:rFonts w:ascii="Times New Roman" w:hAnsi="Times New Roman"/>
+          <w:b w:val="0"/>
+          <w:i w:val="0"/>
+          <w:sz w:val="23"/>
+        </w:rPr>
+        <w:t>A conclusão metodológica merece registro, pois o mais-valor relativo explica por que o capital é intrinsecamente dinâmico e revolucionário no plano técnico. A busca de excedente deixa de depender apenas do prolongamento da jornada, limite que a resistência operária e a legislação acabam por fixar, e passa a depender da transformação incessante do processo produtivo. Marx destaca a inversão característica dessa dinâmica, pois o impulso imanente do capital a elevar a força produtiva do trabalho não existe para reduzir o esforço humano, e sim para baratear a mercadoria e encurtar a parte da jornada que pertence ao trabalhador.</w:t>
       </w:r>
     </w:p>
     <w:p>
@@ -2124,39 +2076,55 @@
           <w:i w:val="0"/>
           <w:sz w:val="23"/>
         </w:rPr>
-        <w:t>Devem ter o seu valor reduzido as mercadorias que entram no consumo habitual dos trabalhadores, isto é, os meios de subsistência necessários à reprodução da força de trabalho, o que abrange os alimentos, o vestuário, a habitação e, em geral, os bens que compõem o padrão de consumo socialmente estabelecido da classe trabalhadora. A razão está na determinação do valor da força de trabalho. Como qualquer mercadoria, a força de trabalho tem o seu valor determinado pelo tempo de trabalho socialmente necessário à sua produção e reprodução, o que significa, concretamente, pelo valor dos meios de subsistência necessários para manter o trabalhador e reproduzir a sua família, e o tempo de trabalho necessário da jornada é precisamente aquele em que o trabalhador produz o equivalente a esse valor. Da queda do valor dos meios de subsistência decorre, consequentemente, a queda do valor da força de trabalho, dela o encurtamento do tempo de trabalho necessário e, dada a jornada, a ampliação na mesma medida do tempo de trabalho excedente, com o que o mais-valor relativo é obtido. Nenhum outro tipo de mercadoria produz esse efeito, pelo simples motivo de que nenhum outro entra na determinação do valor da força de trabalho.</w:t>
-      </w:r>
-    </w:p>
-    <w:p>
-      <w:pPr>
-        <w:spacing w:before="0" w:after="120" w:line="276" w:lineRule="auto"/>
-        <w:ind w:left="283" w:firstLine="425"/>
-        <w:jc w:val="both"/>
-      </w:pPr>
-      <w:r>
-        <w:rPr>
-          <w:rFonts w:ascii="Times New Roman" w:hAnsi="Times New Roman"/>
-          <w:b w:val="0"/>
-          <w:i w:val="0"/>
-          <w:sz w:val="23"/>
-        </w:rPr>
-        <w:t>O raciocínio se estende, por mediação, aos meios de produção empregados na produção desses bens de consumo, pois o barateamento de fertilizantes, de maquinaria agrícola, de transporte ou de fios e tecidos reduz o valor dos alimentos e do vestuário e, por essa via indireta, o valor da força de trabalho. Importa, assim, o conjunto dos setores que direta ou indiretamente determinam o valor dos meios de subsistência, e não apenas o setor que produz o bem final.</w:t>
-      </w:r>
-    </w:p>
-    <w:p>
-      <w:pPr>
-        <w:spacing w:before="0" w:after="120" w:line="276" w:lineRule="auto"/>
-        <w:ind w:left="283" w:firstLine="425"/>
-        <w:jc w:val="both"/>
-      </w:pPr>
-      <w:r>
-        <w:rPr>
-          <w:rFonts w:ascii="Times New Roman" w:hAnsi="Times New Roman"/>
-          <w:b w:val="0"/>
-          <w:i w:val="0"/>
-          <w:sz w:val="23"/>
-        </w:rPr>
-        <w:t>O contraste que confirma o argumento é esclarecedor. Um salto de produtividade na produção de bens de luxo, que não entram no consumo dos trabalhadores, barateia esses bens e proporciona mais-valor extra ao capitalista que inova primeiro, mas não altera o valor da força de trabalho e, por isso, não gera mais-valor relativo para o capital social. Esse contraste demonstra que o mais-valor relativo não decorre do aumento da produtividade em geral, e sim do aumento da produtividade nos setores que determinam o custo de reprodução do trabalhador. Daí se compreende a importância estratégica que os ramos produtores de bens de consumo popular e os seus insumos assumem no capitalismo, e também por que o preço dos alimentos é historicamente objeto de conflito direto entre capital e trabalho e mesmo entre frações da própria classe dominante, sendo a revogação das Leis do Trigo na Inglaterra o exemplo clássico, já que o capital industrial tinha interesse em alimentos baratos para reduzir o valor da força de trabalho enquanto a propriedade fundiária tinha interesse oposto. Cabe apenas qualificar que o resultado pressupõe que o barateamento se traduza em queda do valor da força de trabalho, e não em elevação do padrão de consumo real dos trabalhadores a valor constante, pois, contendo a determinação do valor da força de trabalho um elemento histórico e moral, a repartição dos ganhos de produtividade depende da relação de forças entre as classes. Historicamente, observam-se as duas coisas em conjunto, elevação do consumo real dos trabalhadores e elevação simultânea da taxa de mais-valor.</w:t>
+        <w:t>Devem ter o seu valor reduzido as mercadorias que entram no consumo habitual dos trabalhadores, isto é, os meios de subsistência necessários à reprodução da força de trabalho, o que abrange alimentos, vestuário, habitação e em geral os bens que compõem o padrão de consumo socialmente estabelecido da classe trabalhadora.</w:t>
+      </w:r>
+    </w:p>
+    <w:p>
+      <w:pPr>
+        <w:spacing w:before="0" w:after="120" w:line="276" w:lineRule="auto"/>
+        <w:ind w:left="283" w:firstLine="425"/>
+        <w:jc w:val="both"/>
+      </w:pPr>
+      <w:r>
+        <w:rPr>
+          <w:rFonts w:ascii="Times New Roman" w:hAnsi="Times New Roman"/>
+          <w:b w:val="0"/>
+          <w:i w:val="0"/>
+          <w:sz w:val="23"/>
+        </w:rPr>
+        <w:t>A razão está na determinação do valor da força de trabalho. Como qualquer mercadoria, ela tem o seu valor determinado pelo tempo de trabalho socialmente necessário à sua produção e reprodução, o que significa, concretamente, pelo valor dos meios de subsistência necessários para manter o trabalhador e reproduzir a sua família, e o tempo de trabalho necessário da jornada é precisamente aquele em que o trabalhador produz o equivalente a esse valor. Da queda do valor dos meios de subsistência decorre, portanto, a queda do valor da força de trabalho, dela o encurtamento do tempo de trabalho necessário e, dada a jornada, a ampliação na mesma medida do tempo de trabalho excedente, com o que o mais-valor relativo é obtido. Nenhum outro tipo de mercadoria produz esse efeito, pelo simples motivo de que nenhum outro entra na determinação do valor da força de trabalho. O raciocínio se estende, por mediação, aos meios de produção empregados na produção desses bens, pois o barateamento de fertilizantes, de transporte ou de fios e tecidos reduz o valor dos alimentos e do vestuário e, por via indireta, o valor da força de trabalho.</w:t>
+      </w:r>
+    </w:p>
+    <w:p>
+      <w:pPr>
+        <w:spacing w:before="0" w:after="120" w:line="276" w:lineRule="auto"/>
+        <w:ind w:left="283" w:firstLine="425"/>
+        <w:jc w:val="both"/>
+      </w:pPr>
+      <w:r>
+        <w:rPr>
+          <w:rFonts w:ascii="Times New Roman" w:hAnsi="Times New Roman"/>
+          <w:b w:val="0"/>
+          <w:i w:val="0"/>
+          <w:sz w:val="23"/>
+        </w:rPr>
+        <w:t>O contraste que confirma o argumento é esclarecedor. Um salto de produtividade na produção de bens de luxo, que não entram no consumo dos trabalhadores, barateia esses bens e proporciona mais-valor extra ao capitalista que inova primeiro, mas não altera o valor da força de trabalho e, por isso, não gera mais-valor relativo para o capital social. Esse contraste demonstra que o mais-valor relativo não decorre do aumento da produtividade em geral, e sim do aumento da produtividade nos setores que determinam o custo de reprodução do trabalhador. Daí se compreende a importância estratégica que os ramos produtores de bens de consumo popular assumem no capitalismo, e também por que o preço dos alimentos é historicamente objeto de conflito direto entre capital e trabalho e mesmo entre frações da classe dominante, sendo a revogação das Leis do Trigo na Inglaterra o exemplo clássico.</w:t>
+      </w:r>
+    </w:p>
+    <w:p>
+      <w:pPr>
+        <w:spacing w:before="0" w:after="120" w:line="276" w:lineRule="auto"/>
+        <w:ind w:left="283" w:firstLine="425"/>
+        <w:jc w:val="both"/>
+      </w:pPr>
+      <w:r>
+        <w:rPr>
+          <w:rFonts w:ascii="Times New Roman" w:hAnsi="Times New Roman"/>
+          <w:b w:val="0"/>
+          <w:i w:val="0"/>
+          <w:sz w:val="23"/>
+        </w:rPr>
+        <w:t>Cabe qualificar, por fim, que o resultado pressupõe que o barateamento se traduza em queda do valor da força de trabalho, e não em elevação do padrão de consumo real dos trabalhadores a valor constante. Contendo a determinação do valor da força de trabalho um elemento histórico e moral, a repartição dos ganhos de produtividade depende da relação de forças entre as classes, e historicamente observam-se as duas coisas em conjunto, elevação do consumo real dos trabalhadores e elevação simultânea da taxa de mais-valor.</w:t>
       </w:r>
     </w:p>
     <w:p>
@@ -2262,87 +2230,55 @@
           <w:i w:val="0"/>
           <w:sz w:val="23"/>
         </w:rPr>
-        <w:t>A relevância da maquinaria, em Marx, não é de ordem meramente técnica, pois ela é o meio pelo qual o capital constrói uma base material adequada a si mesmo e reorganiza integralmente o processo de trabalho, as relações no interior da fábrica e a posição da classe trabalhadora. O capítulo a trata como a forma mais desenvolvida de produção de mais-valor relativo, e o primeiro ponto a fixar é o da finalidade, uma vez que a maquinaria não é introduzida para aliviar o trabalho. Como todo desenvolvimento da força produtiva sob o capital, ela serve a baratear mercadorias e a encurtar a parte da jornada em que o trabalhador trabalha para si, ampliando aquela que ele entrega gratuitamente ao capital. Dessa finalidade decorre um critério econômico preciso para o seu emprego, pois a máquina somente é adotada quando o valor que ela transfere ao produto é menor que o valor da força de trabalho que ela substitui. O capitalista não compara trabalho com trabalho, compara o preço da máquina com o preço da força de trabalho dispensada, do que resulta a consequência aparentemente paradoxal de que, em países ou setores onde a força de trabalho é muito barata, a maquinaria é adotada mais lentamente, ainda que tecnicamente disponível. Convém notar que a máquina nunca adiciona ao produto mais valor do que perde pelo desgaste, razão pela qual não é fonte de valor mas capital constante.</w:t>
-      </w:r>
-    </w:p>
-    <w:p>
-      <w:pPr>
-        <w:spacing w:before="0" w:after="120" w:line="276" w:lineRule="auto"/>
-        <w:ind w:left="283" w:firstLine="425"/>
-        <w:jc w:val="both"/>
-      </w:pPr>
-      <w:r>
-        <w:rPr>
-          <w:rFonts w:ascii="Times New Roman" w:hAnsi="Times New Roman"/>
-          <w:b w:val="0"/>
-          <w:i w:val="0"/>
-          <w:sz w:val="23"/>
-        </w:rPr>
-        <w:t>O ponto central do capítulo, contudo, é a inversão da relação entre o trabalhador e o meio de trabalho. Na manufatura, o princípio organizador é subjetivo, pois o processo é decomposto conforme a habilidade dos trabalhadores e se adapta a eles, de modo que o ponto de partida continua sendo a destreza humana. Na grande indústria, o princípio organizador torna-se objetivo, pois o sistema de máquinas existe como organismo técnico autônomo, dotado de lógica, ritmo e sequência próprios, ao qual o trabalhador é incorporado. Marx formula a imagem com precisão ao dizer que na manufatura os trabalhadores são membros de um mecanismo vivo, enquanto na fábrica existe um mecanismo morto, independente deles, ao qual são incorporados como apêndices vivos. A máquina detém a habilidade e a força, o trabalhador se converte em seu vigilante e servidor, e o movimento do instrumento de trabalho deixa de partir do trabalhador para lhe ser imposto.</w:t>
-      </w:r>
-    </w:p>
-    <w:p>
-      <w:pPr>
-        <w:spacing w:before="0" w:after="120" w:line="276" w:lineRule="auto"/>
-        <w:ind w:left="283" w:firstLine="425"/>
-        <w:jc w:val="both"/>
-      </w:pPr>
-      <w:r>
-        <w:rPr>
-          <w:rFonts w:ascii="Times New Roman" w:hAnsi="Times New Roman"/>
-          <w:b w:val="0"/>
-          <w:i w:val="0"/>
-          <w:sz w:val="23"/>
-        </w:rPr>
-        <w:t>Essa inversão permite compreender a diferença entre subsunção formal e subsunção real do trabalho ao capital. Enquanto o capital apenas se apropria de processos de trabalho herdados do artesanato, prolongando a jornada e organizando a cooperação, a subsunção é apenas formal. Com a maquinaria, o capital transforma o processo de trabalho desde dentro, criando um modo de produzir que não existiria sem ele, e a subsunção torna-se real. A grande indústria é, nesse sentido, o primeiro modo de produção cuja base técnica corresponde à sua forma social, razão pela qual Marx a trata como o ponto em que o capitalismo se constitui como modo de produção específico e não apenas como forma de apropriação sobreposta a técnicas antigas. Vale acrescentar, quanto à gênese técnica, que a máquina desenvolvida compreende três partes, o mecanismo motor, o mecanismo de transmissão e a máquina-ferramenta, e que a revolução industrial não parte do motor mas da máquina-ferramenta, isto é, da parte que executa a operação antes realizada pela mão do trabalhador com a ferramenta. Resolvido esse ponto, a exigência de força motriz maior e regular impulsiona o desenvolvimento do motor, e a cooperação de muitas máquinas semelhantes dá origem ao sistema de máquinas, até o momento em que máquinas passam a produzir máquinas e a grande indústria ganha base técnica própria.</w:t>
-      </w:r>
-    </w:p>
-    <w:p>
-      <w:pPr>
-        <w:spacing w:before="0" w:after="120" w:line="276" w:lineRule="auto"/>
-        <w:ind w:left="283" w:firstLine="425"/>
-        <w:jc w:val="both"/>
-      </w:pPr>
-      <w:r>
-        <w:rPr>
-          <w:rFonts w:ascii="Times New Roman" w:hAnsi="Times New Roman"/>
-          <w:b w:val="0"/>
-          <w:i w:val="0"/>
-          <w:sz w:val="23"/>
-        </w:rPr>
-        <w:t>Os efeitos sobre a composição e o uso da força de trabalho são de três ordens. Em primeiro lugar, a máquina dispensa força muscular e habilidade especializada, o que permite substituir o trabalhador adulto do sexo masculino por mulheres e crianças, ampliando o material humano de exploração e, ao fazer com que toda a família contribua para a reprodução da força de trabalho, reduzindo o valor da força de trabalho individual sem que o conjunto familiar melhore a sua situação. Em segundo lugar, e contra o que a intuição sugeriria, a máquina conduz ao prolongamento da jornada, pois o capital fixo investido precisa ser valorizado antes de ser desvalorizado moralmente pelo progresso técnico, o que impele à utilização contínua das instalações, e porque, elevando o capital constante em relação ao variável e pressionando a taxa de lucro, a máquina leva o capital a buscar compensação na ampliação da massa de trabalho excedente. Em terceiro lugar, quando a luta de classes e a legislação fixam limites à duração da jornada, o capital desloca a pressão para a intensidade, aumentando a velocidade das máquinas, ampliando o número de máquinas sob a responsabilidade de cada trabalhador e eliminando as pausas, de sorte que a jornada menor passa a conter mais trabalho. Marx mostra, inclusive, que foi justamente a limitação legal da jornada que impulsionou o aperfeiçoamento técnico e a condensação do trabalho.</w:t>
-      </w:r>
-    </w:p>
-    <w:p>
-      <w:pPr>
-        <w:spacing w:before="0" w:after="120" w:line="276" w:lineRule="auto"/>
-        <w:ind w:left="283" w:firstLine="425"/>
-        <w:jc w:val="both"/>
-      </w:pPr>
-      <w:r>
-        <w:rPr>
-          <w:rFonts w:ascii="Times New Roman" w:hAnsi="Times New Roman"/>
-          <w:b w:val="0"/>
-          <w:i w:val="0"/>
-          <w:sz w:val="23"/>
-        </w:rPr>
-        <w:t>A maquinaria funciona, além disso, como arma na luta de classes. Ao tornar o trabalhador substituível, ela desarma a sua resistência, e é mobilizada deliberadamente para derrotar greves e quebrar a posição de grupos de trabalhadores qualificados, tanto que Marx registra que ela se torna a arma mais poderosa para reprimir as revoltas periódicas dos trabalhadores. Ao repelir trabalhadores do processo produtivo, alimenta a superpopulação relativa cujo papel disciplinador o capítulo 23 analisa. Aprofunda também a separação entre trabalho manual e trabalho intelectual, pois o saber do processo se objetiva na máquina e na ciência aplicada, confrontando o trabalhador como poder alheio, de modo que o conhecimento que era atributo do ofício passa a ser propriedade do capital. E confere ao regime de fábrica a forma de um despotismo, com disciplina, regulamentos, multas e vigilância contínua, em substituição à autonomia relativa do artesão.</w:t>
-      </w:r>
-    </w:p>
-    <w:p>
-      <w:pPr>
-        <w:spacing w:before="0" w:after="120" w:line="276" w:lineRule="auto"/>
-        <w:ind w:left="283" w:firstLine="425"/>
-        <w:jc w:val="both"/>
-      </w:pPr>
-      <w:r>
-        <w:rPr>
-          <w:rFonts w:ascii="Times New Roman" w:hAnsi="Times New Roman"/>
-          <w:b w:val="0"/>
-          <w:i w:val="0"/>
-          <w:sz w:val="23"/>
-        </w:rPr>
-        <w:t>Importa concluir registrando que Marx não condena a maquinaria em si, distinguindo rigorosamente a máquina do seu emprego capitalista. A grande indústria socializa o processo de produção, cria o trabalhador coletivo em escala inédita, exige variabilidade e mobilidade da força de trabalho, impõe a necessidade de educação técnica e politécnica e desenvolve as forças produtivas a um ponto que torna possível uma organização social superior, de sorte que as mesmas condições que degradam o trabalhador criam os pressupostos materiais e sociais da sua emancipação. O sofrimento imposto pela máquina decorre, portanto, não da técnica, mas das relações sociais sob as quais ela é empregada. Em síntese, a relevância da maquinaria consiste em ser simultaneamente o meio mais eficaz de produção de mais-valor relativo, o instrumento pelo qual o capital reorganiza objetivamente o processo de trabalho e consuma a subsunção real, a arma com que submete a resistência operária e produz a superpopulação relativa, e a base material a partir da qual se desenvolvem as contradições que apontam para além do próprio capitalismo.</w:t>
+        <w:t>A relevância da maquinaria não é, para Marx, de ordem meramente técnica, pois ela é o meio pelo qual o capital constrói uma base material adequada a si mesmo e reorganiza integralmente o processo produtivo, sendo tratada no capítulo como a forma mais desenvolvida de produção de mais-valor relativo. O primeiro ponto é o da finalidade, já que a maquinaria não é introduzida para aliviar o trabalho, mas para baratear mercadorias e encurtar a parte da jornada em que o trabalhador trabalha para si. Dessa finalidade decorre um critério econômico preciso, pois a máquina só é adotada quando o valor que ela transfere ao produto é menor que o valor da força de trabalho que substitui, do que resulta a consequência aparentemente paradoxal de que, onde a força de trabalho é muito barata, a maquinaria é adotada mais lentamente. Note-se que ela nunca adiciona ao produto mais valor do que perde pelo desgaste, razão pela qual não é fonte de valor mas capital constante.</w:t>
+      </w:r>
+    </w:p>
+    <w:p>
+      <w:pPr>
+        <w:spacing w:before="0" w:after="120" w:line="276" w:lineRule="auto"/>
+        <w:ind w:left="283" w:firstLine="425"/>
+        <w:jc w:val="both"/>
+      </w:pPr>
+      <w:r>
+        <w:rPr>
+          <w:rFonts w:ascii="Times New Roman" w:hAnsi="Times New Roman"/>
+          <w:b w:val="0"/>
+          <w:i w:val="0"/>
+          <w:sz w:val="23"/>
+        </w:rPr>
+        <w:t>O ponto central é a inversão da relação entre o trabalhador e o meio de trabalho. Na manufatura o princípio organizador é subjetivo, pois o processo é decomposto conforme a habilidade dos trabalhadores e se adapta a eles, permanecendo a destreza humana como ponto de partida. Na grande indústria o princípio torna-se objetivo, pois o sistema de máquinas existe como organismo técnico autônomo, com lógica e ritmo próprios, ao qual o trabalhador é incorporado. Marx formula a imagem ao dizer que na manufatura os trabalhadores são membros de um mecanismo vivo, enquanto na fábrica existe um mecanismo morto, independente deles, ao qual são incorporados como apêndices vivos. Essa inversão permite distinguir subsunção formal de subsunção real, pois enquanto o capital apenas se apropria de processos herdados do artesanato a subsunção é formal, e com a maquinaria ele transforma o processo desde dentro, criando um modo de produzir que não existiria sem ele, de sorte que a grande indústria é o primeiro modo de produção cuja base técnica corresponde à sua forma social.</w:t>
+      </w:r>
+    </w:p>
+    <w:p>
+      <w:pPr>
+        <w:spacing w:before="0" w:after="120" w:line="276" w:lineRule="auto"/>
+        <w:ind w:left="283" w:firstLine="425"/>
+        <w:jc w:val="both"/>
+      </w:pPr>
+      <w:r>
+        <w:rPr>
+          <w:rFonts w:ascii="Times New Roman" w:hAnsi="Times New Roman"/>
+          <w:b w:val="0"/>
+          <w:i w:val="0"/>
+          <w:sz w:val="23"/>
+        </w:rPr>
+        <w:t>Os efeitos sobre a força de trabalho são de três ordens. A máquina dispensa força muscular e habilidade especializada, o que permite substituir o trabalhador adulto por mulheres e crianças, ampliando o material humano de exploração e reduzindo o valor da força de trabalho individual, já que toda a família passa a contribuir para a sua reprodução. Contra o que a intuição sugeriria, ela conduz ao prolongamento da jornada, pois o capital fixo precisa ser valorizado antes de ser desvalorizado moralmente pelo progresso técnico, e porque, elevando a composição orgânica e pressionando a taxa de lucro, leva o capital a buscar compensação na ampliação do trabalho excedente. E quando a legislação limita a duração da jornada, o capital desloca a pressão para a intensidade. A maquinaria funciona, além disso, como arma na luta de classes, pois ao tornar o trabalhador substituível desarma a sua resistência e é mobilizada para derrotar greves, alimentando a superpopulação relativa e aprofundando a separação entre trabalho manual e intelectual, já que o saber do processo se objetiva na máquina e confronta o trabalhador como poder alheio.</w:t>
+      </w:r>
+    </w:p>
+    <w:p>
+      <w:pPr>
+        <w:spacing w:before="0" w:after="120" w:line="276" w:lineRule="auto"/>
+        <w:ind w:left="283" w:firstLine="425"/>
+        <w:jc w:val="both"/>
+      </w:pPr>
+      <w:r>
+        <w:rPr>
+          <w:rFonts w:ascii="Times New Roman" w:hAnsi="Times New Roman"/>
+          <w:b w:val="0"/>
+          <w:i w:val="0"/>
+          <w:sz w:val="23"/>
+        </w:rPr>
+        <w:t>Importa concluir registrando que Marx não condena a maquinaria em si, distinguindo a máquina do seu emprego capitalista, pois a grande indústria socializa o processo de produção, cria o trabalhador coletivo em escala inédita e desenvolve as forças produtivas a ponto de tornar possível uma organização social superior, de sorte que as mesmas condições que degradam o trabalhador criam os pressupostos da sua emancipação. Em síntese, a relevância da maquinaria consiste em ser simultaneamente o meio mais eficaz de produção de mais-valor relativo, o instrumento pelo qual o capital consuma a subsunção real do trabalho, a arma com que submete a resistência operária e produz a superpopulação relativa, e a base material a partir da qual se desenvolvem as contradições que apontam para além do capitalismo.</w:t>
       </w:r>
     </w:p>
     <w:p>
@@ -2446,39 +2382,55 @@
           <w:i w:val="0"/>
           <w:sz w:val="23"/>
         </w:rPr>
-        <w:t>Para que ocorra a reprodução simples, o capitalista deve consumir individualmente a totalidade do mais-valor, gastando-o como renda, sem que nenhuma fração dele seja convertida em capital adicional. A razão é imediata. Reprodução simples significa repetição do processo produtivo na mesma escala, período após período, o que exige que o capital adiantado no novo ciclo tenha exatamente a mesma magnitude do anterior. Sendo o valor do produto a soma de c, v e m, a parte correspondente a c deve ser reconvertida em meios de produção e a parte correspondente a v em força de trabalho, repondo materialmente e em valor as condições de produção na escala precedente, de modo que resta o mais-valor. Se este fosse total ou parcialmente capitalizado, o capital adiantado no ciclo seguinte seria maior e a escala se ampliaria, caracterizando reprodução ampliada, tema do capítulo 22. Para que a escala permaneça constante, portanto, o mais-valor precisa ser integralmente dissipado em consumo improdutivo do capitalista, isto é, em meios de consumo individual.</w:t>
-      </w:r>
-    </w:p>
-    <w:p>
-      <w:pPr>
-        <w:spacing w:before="0" w:after="120" w:line="276" w:lineRule="auto"/>
-        <w:ind w:left="283" w:firstLine="425"/>
-        <w:jc w:val="both"/>
-      </w:pPr>
-      <w:r>
-        <w:rPr>
-          <w:rFonts w:ascii="Times New Roman" w:hAnsi="Times New Roman"/>
-          <w:b w:val="0"/>
-          <w:i w:val="0"/>
-          <w:sz w:val="23"/>
-        </w:rPr>
-        <w:t>Cabe observar que a reprodução simples é uma abstração deliberada, e não uma descrição da realidade. Marx a introduz justamente porque o capital tende por natureza a se ampliar, e congelar a escala permite isolar e tornar visível um resultado que a ampliação encobriria, a saber, que o processo reproduz a própria relação de classe. Trata-se do caso mais simples no qual a estrutura essencial aparece com nitidez, procedimento típico do método de exposição da obra.</w:t>
-      </w:r>
-    </w:p>
-    <w:p>
-      <w:pPr>
-        <w:spacing w:before="0" w:after="120" w:line="276" w:lineRule="auto"/>
-        <w:ind w:left="283" w:firstLine="425"/>
-        <w:jc w:val="both"/>
-      </w:pPr>
-      <w:r>
-        <w:rPr>
-          <w:rFonts w:ascii="Times New Roman" w:hAnsi="Times New Roman"/>
-          <w:b w:val="0"/>
-          <w:i w:val="0"/>
-          <w:sz w:val="23"/>
-        </w:rPr>
-        <w:t>A hipótese revela, além disso, um resultado notável. Se o capitalista consome anualmente todo o mais-valor, basta um certo número de anos para que tenha consumido um valor igual ao capital originalmente adiantado, e a partir desse momento o capital que ele ainda possui é integralmente mais-valor capitalizado, isto é, trabalho alheio apropriado sem equivalente. O título jurídico de propriedade permanece o mesmo, mas o seu conteúdo econômico se inverteu por completo. Ainda que o capital inicial tivesse origem no trabalho próprio do seu possuidor, a simples continuidade do processo o converte, em prazo determinado, em valor apropriado gratuitamente, o que desfaz qualquer legitimação da propriedade capitalista fundada na origem laboriosa do patrimônio.</w:t>
+        <w:t>Para que ocorra a reprodução simples, o capitalista deve consumir individualmente a totalidade do mais-valor, gastando-o como renda, sem que nenhuma fração dele seja convertida em capital adicional.</w:t>
+      </w:r>
+    </w:p>
+    <w:p>
+      <w:pPr>
+        <w:spacing w:before="0" w:after="120" w:line="276" w:lineRule="auto"/>
+        <w:ind w:left="283" w:firstLine="425"/>
+        <w:jc w:val="both"/>
+      </w:pPr>
+      <w:r>
+        <w:rPr>
+          <w:rFonts w:ascii="Times New Roman" w:hAnsi="Times New Roman"/>
+          <w:b w:val="0"/>
+          <w:i w:val="0"/>
+          <w:sz w:val="23"/>
+        </w:rPr>
+        <w:t>A razão é imediata. Reprodução simples significa repetição do processo produtivo na mesma escala, período após período, o que exige que o capital adiantado no novo ciclo tenha exatamente a mesma magnitude do anterior. Sendo o valor do produto a soma de c, v e m, a parte correspondente a c deve ser reconvertida em meios de produção e a parte correspondente a v em força de trabalho, repondo materialmente e em valor as condições de produção na escala precedente, de modo que resta o mais-valor. Se este fosse total ou parcialmente capitalizado, o capital adiantado no ciclo seguinte seria maior e a escala se ampliaria, caracterizando reprodução ampliada. Para que a escala permaneça constante, portanto, o mais-valor precisa ser integralmente dissipado em consumo improdutivo do capitalista, isto é, em meios de consumo individual.</w:t>
+      </w:r>
+    </w:p>
+    <w:p>
+      <w:pPr>
+        <w:spacing w:before="0" w:after="120" w:line="276" w:lineRule="auto"/>
+        <w:ind w:left="283" w:firstLine="425"/>
+        <w:jc w:val="both"/>
+      </w:pPr>
+      <w:r>
+        <w:rPr>
+          <w:rFonts w:ascii="Times New Roman" w:hAnsi="Times New Roman"/>
+          <w:b w:val="0"/>
+          <w:i w:val="0"/>
+          <w:sz w:val="23"/>
+        </w:rPr>
+        <w:t>Cabe observar que a reprodução simples é abstração deliberada, e não descrição da realidade. Marx a introduz justamente porque o capital tende por natureza a se ampliar, e congelar a escala permite isolar e tornar visível um resultado que a ampliação encobriria, a saber, que o processo reproduz a própria relação de classe. Trata-se do caso mais simples no qual a estrutura essencial aparece com nitidez.</w:t>
+      </w:r>
+    </w:p>
+    <w:p>
+      <w:pPr>
+        <w:spacing w:before="0" w:after="120" w:line="276" w:lineRule="auto"/>
+        <w:ind w:left="283" w:firstLine="425"/>
+        <w:jc w:val="both"/>
+      </w:pPr>
+      <w:r>
+        <w:rPr>
+          <w:rFonts w:ascii="Times New Roman" w:hAnsi="Times New Roman"/>
+          <w:b w:val="0"/>
+          <w:i w:val="0"/>
+          <w:sz w:val="23"/>
+        </w:rPr>
+        <w:t>A hipótese revela, além disso, um resultado notável. Se o capitalista consome anualmente todo o mais-valor, basta certo número de anos para que tenha consumido valor igual ao capital originalmente adiantado, e a partir desse momento o capital que ainda possui é integralmente mais-valor capitalizado, isto é, trabalho alheio apropriado sem equivalente. O título jurídico de propriedade permanece o mesmo, mas o seu conteúdo econômico se inverteu por completo, pois ainda que o capital inicial tivesse origem no trabalho próprio do seu possuidor, a simples continuidade do processo o converte, em prazo determinado, em valor apropriado gratuitamente, o que desfaz qualquer legitimação da propriedade capitalista fundada na origem laboriosa do patrimônio.</w:t>
       </w:r>
     </w:p>
     <w:p>
@@ -2589,87 +2541,55 @@
           <w:i w:val="0"/>
           <w:sz w:val="23"/>
         </w:rPr>
-        <w:t>Considerado como ato isolado, o processo de produção aparece como produção de mercadorias e de mais-valor. Considerado em sua continuidade, como processo de reprodução, ele revela algo mais, e é esse deslocamento de perspectiva que fundamenta a passagem citada. Todo processo social de produção é também processo de reprodução, pois precisa repor continuamente as suas próprias condições materiais e sociais, já que nenhuma sociedade pode interromper a produção e nenhuma pode produzir sem reproduzir os pressupostos de que parte. No caso do capital, esses pressupostos são a existência, de um lado, de possuidores de dinheiro e de meios de produção e, de outro, de possuidores apenas de força de trabalho, e é essa relação que o processo necessariamente reproduz.</w:t>
-      </w:r>
-    </w:p>
-    <w:p>
-      <w:pPr>
-        <w:spacing w:before="0" w:after="120" w:line="276" w:lineRule="auto"/>
-        <w:ind w:left="283" w:firstLine="425"/>
-        <w:jc w:val="both"/>
-      </w:pPr>
-      <w:r>
-        <w:rPr>
-          <w:rFonts w:ascii="Times New Roman" w:hAnsi="Times New Roman"/>
-          <w:b w:val="0"/>
-          <w:i w:val="0"/>
-          <w:sz w:val="23"/>
-        </w:rPr>
-        <w:t>O que a continuidade revela com mais força diz respeito ao salário. No ato isolado da troca, o salário aparece como dinheiro que o capitalista adianta do seu próprio fundo, e a transação se apresenta como troca de equivalentes entre proprietários livres. Considerado o processo em sua repetição, essa aparência se dissolve, porque o valor com que o capitalista paga o salário é parte do valor que o próprio trabalhador produziu no período anterior. O capital variável não é adiantamento feito a partir de um fundo externo, e sim fração do produto do trabalho alheio devolvida ao trabalhador sob a forma de salário. Marx observa que o capital variável é apenas a forma histórica particular de aparição do fundo de meios de subsistência de que o trabalhador precisa para a sua própria conservação, fundo que ele mesmo tem de produzir e reproduzir continuamente. O trabalhador recebe de volta, em parte, aquilo que produziu, e produz o fundo com que será pago novamente.</w:t>
-      </w:r>
-    </w:p>
-    <w:p>
-      <w:pPr>
-        <w:spacing w:before="0" w:after="120" w:line="276" w:lineRule="auto"/>
-        <w:ind w:left="283" w:firstLine="425"/>
-        <w:jc w:val="both"/>
-      </w:pPr>
-      <w:r>
-        <w:rPr>
-          <w:rFonts w:ascii="Times New Roman" w:hAnsi="Times New Roman"/>
-          <w:b w:val="0"/>
-          <w:i w:val="0"/>
-          <w:sz w:val="23"/>
-        </w:rPr>
-        <w:t>Desse movimento resulta a reprodução simultânea das duas classes. Do lado do capitalista, o processo repõe e amplia a sua posse de meios de produção e de dinheiro, reproduzindo-o como capitalista, isto é, como personificação do capital e comprador de força de trabalho. Do lado do trabalhador, o processo o reproduz como trabalhador assalariado em sentido duplo e preciso, pois reproduz a sua força de trabalho, mantendo-o fisicamente apto a trabalhar, e reproduz a sua condição de despossuído, já que ele sai do processo tal como entrou, sem meios de produção, com nada além da capacidade de trabalho e da necessidade de vendê-la outra vez. A relação capitalista não é, por conseguinte, um pressuposto externo dado uma vez por todas que o processo encontra pronto, e sim algo continuamente produzido e reproduzido pelo próprio funcionamento do processo, e é nesse sentido que a produção capitalista produz e reproduz, para além de mercadorias e de mais-valor, a própria relação social entre as classes.</w:t>
-      </w:r>
-    </w:p>
-    <w:p>
-      <w:pPr>
-        <w:spacing w:before="0" w:after="120" w:line="276" w:lineRule="auto"/>
-        <w:ind w:left="283" w:firstLine="425"/>
-        <w:jc w:val="both"/>
-      </w:pPr>
-      <w:r>
-        <w:rPr>
-          <w:rFonts w:ascii="Times New Roman" w:hAnsi="Times New Roman"/>
-          <w:b w:val="0"/>
-          <w:i w:val="0"/>
-          <w:sz w:val="23"/>
-        </w:rPr>
-        <w:t>O consumo do trabalhador desempenha nesse movimento um papel que possui caráter duplo. No interior do processo de trabalho, ele consome meios de produção, convertendo-os em produtos que pertencem ao capitalista, e esse consumo produtivo é diretamente consumo de capital e produção para o capital. Fora do processo de trabalho, ele consome os meios de subsistência comprados com o salário, e esse consumo individual aparece como assunto privado seu, exercício da sua liberdade, exterior à relação de trabalho. Na perspectiva da reprodução, porém, revela-se como momento necessário da reprodução do capital, pois ao consumir o trabalhador não produz nada além da sua própria força de trabalho, isto é, justamente a mercadoria de que o capital depende. Nas palavras de Marx, o consumo individual do trabalhador é a produção e a reprodução do meio de produção mais indispensável ao capitalista, o próprio trabalhador, e constitui produção de capital ainda que ocorra fora do processo imediato de produção e sob a aparência de consumo privado.</w:t>
-      </w:r>
-    </w:p>
-    <w:p>
-      <w:pPr>
-        <w:spacing w:before="0" w:after="120" w:line="276" w:lineRule="auto"/>
-        <w:ind w:left="283" w:firstLine="425"/>
-        <w:jc w:val="both"/>
-      </w:pPr>
-      <w:r>
-        <w:rPr>
-          <w:rFonts w:ascii="Times New Roman" w:hAnsi="Times New Roman"/>
-          <w:b w:val="0"/>
-          <w:i w:val="0"/>
-          <w:sz w:val="23"/>
-        </w:rPr>
-        <w:t>A condição decisiva é que esse consumo absorva integralmente o salário, não deixando excedente que permita ao trabalhador acumular e tornar-se independente. Por isso a reprodução da força de trabalho é, ao mesmo tempo, a reprodução da sua despossessão, e o trabalhador se reproduz como trabalhador e não como proprietário, de sorte que o consumo que o mantém vivo é o mesmo que o devolve ao mercado de trabalho na manhã seguinte nas condições em que já se encontrava. A comparação com a escravidão esclarece o mecanismo, pois o proprietário de escravos precisa supervisionar diretamente a alimentação do escravo, que não tem interesse próprio em se conservar para o trabalho, enquanto o capitalista pode confiar o consumo do trabalhador ao interesse deste e à sua aparente liberdade, com resultado mais eficiente e menos custoso. A coerção se desloca da pessoa para as condições econômicas, e Marx observa que estas amarram o trabalhador ao capital com correntes mais sólidas do que as empregadas pelo traficante de escravos, falando dos fios invisíveis que o prendem à classe capitalista.</w:t>
-      </w:r>
-    </w:p>
-    <w:p>
-      <w:pPr>
-        <w:spacing w:before="0" w:after="120" w:line="276" w:lineRule="auto"/>
-        <w:ind w:left="283" w:firstLine="425"/>
-        <w:jc w:val="both"/>
-      </w:pPr>
-      <w:r>
-        <w:rPr>
-          <w:rFonts w:ascii="Times New Roman" w:hAnsi="Times New Roman"/>
-          <w:b w:val="0"/>
-          <w:i w:val="0"/>
-          <w:sz w:val="23"/>
-        </w:rPr>
-        <w:t>A aparência de liberdade, por fim, sustenta-se apenas no plano do indivíduo. O trabalhador pode deixar este ou aquele capitalista, negociar e mudar de emprego, mas não pode deixar a classe capitalista, porque fora dela não há acesso aos meios de produção. Marx formula o contraste ao afirmar que o trabalhador individual pertence a si mesmo enquanto a classe trabalhadora pertence à classe capitalista. A liberdade do contrato individual é real e, exatamente por ser real, constitui o mecanismo pelo qual a dependência de classe se reproduz como se fosse resultado natural de escolhas livres, de modo que a reprodução do capital é também a reprodução da aparência que o legitima.</w:t>
+        <w:t>Considerado como ato isolado, o processo de produção aparece como produção de mercadorias e de mais-valor, mas considerado em sua continuidade, como processo de reprodução, ele revela algo mais, e é esse deslocamento de perspectiva que fundamenta a passagem citada. Todo processo social de produção é também processo de reprodução, pois precisa repor continuamente as suas próprias condições materiais e sociais, já que nenhuma sociedade pode produzir sem reproduzir os pressupostos de que parte. No caso do capital, esses pressupostos são a existência, de um lado, de possuidores de dinheiro e de meios de produção e, de outro, de possuidores apenas de força de trabalho, e é essa relação que o processo necessariamente reproduz.</w:t>
+      </w:r>
+    </w:p>
+    <w:p>
+      <w:pPr>
+        <w:spacing w:before="0" w:after="120" w:line="276" w:lineRule="auto"/>
+        <w:ind w:left="283" w:firstLine="425"/>
+        <w:jc w:val="both"/>
+      </w:pPr>
+      <w:r>
+        <w:rPr>
+          <w:rFonts w:ascii="Times New Roman" w:hAnsi="Times New Roman"/>
+          <w:b w:val="0"/>
+          <w:i w:val="0"/>
+          <w:sz w:val="23"/>
+        </w:rPr>
+        <w:t>O que a continuidade revela com mais força diz respeito ao salário. No ato isolado da troca, ele aparece como dinheiro que o capitalista adianta do seu próprio fundo, e a transação se apresenta como troca de equivalentes entre proprietários livres. Considerado o processo em sua repetição, essa aparência se dissolve, porque o valor com que o capitalista paga o salário é parte do valor que o próprio trabalhador produziu no período anterior. O capital variável não é adiantamento feito a partir de fundo externo, e sim fração do produto do trabalho alheio devolvida ao trabalhador sob a forma de salário, sendo, como observa Marx, apenas a forma histórica particular de aparição do fundo de meios de subsistência que o trabalhador precisa para a sua conservação e que ele mesmo tem de produzir e reproduzir continuamente.</w:t>
+      </w:r>
+    </w:p>
+    <w:p>
+      <w:pPr>
+        <w:spacing w:before="0" w:after="120" w:line="276" w:lineRule="auto"/>
+        <w:ind w:left="283" w:firstLine="425"/>
+        <w:jc w:val="both"/>
+      </w:pPr>
+      <w:r>
+        <w:rPr>
+          <w:rFonts w:ascii="Times New Roman" w:hAnsi="Times New Roman"/>
+          <w:b w:val="0"/>
+          <w:i w:val="0"/>
+          <w:sz w:val="23"/>
+        </w:rPr>
+        <w:t>Desse movimento resulta a reprodução simultânea das duas classes. Do lado do capitalista, o processo repõe e amplia a sua posse de meios de produção e de dinheiro, reproduzindo-o como personificação do capital e comprador de força de trabalho. Do lado do trabalhador, o processo o reproduz como assalariado em sentido duplo, pois reproduz a sua força de trabalho, mantendo-o apto a trabalhar, e reproduz a sua condição de despossuído, já que ele sai do processo tal como entrou, sem meios de produção e com nada além da necessidade de vender outra vez a sua capacidade de trabalho. A relação capitalista não é, portanto, pressuposto externo dado uma vez por todas, e sim algo continuamente produzido pelo próprio funcionamento do processo.</w:t>
+      </w:r>
+    </w:p>
+    <w:p>
+      <w:pPr>
+        <w:spacing w:before="0" w:after="120" w:line="276" w:lineRule="auto"/>
+        <w:ind w:left="283" w:firstLine="425"/>
+        <w:jc w:val="both"/>
+      </w:pPr>
+      <w:r>
+        <w:rPr>
+          <w:rFonts w:ascii="Times New Roman" w:hAnsi="Times New Roman"/>
+          <w:b w:val="0"/>
+          <w:i w:val="0"/>
+          <w:sz w:val="23"/>
+        </w:rPr>
+        <w:t>O consumo do trabalhador desempenha nesse movimento papel de caráter duplo. No interior do processo de trabalho ele consome meios de produção, convertendo-os em produtos que pertencem ao capitalista, e esse consumo produtivo é diretamente produção para o capital. Fora do processo ele consome os meios de subsistência comprados com o salário, e esse consumo individual aparece como assunto privado seu, mas na perspectiva da reprodução revela-se momento necessário da reprodução do capital, pois ao consumir o trabalhador não produz nada além da sua própria força de trabalho, isto é, justamente a mercadoria de que o capital depende, sendo por isso, nas palavras de Marx, a produção do meio de produção mais indispensável ao capitalista. A condição decisiva é que esse consumo absorva integralmente o salário, não deixando excedente que lhe permita acumular e tornar-se independente, razão pela qual a reprodução da força de trabalho é também a reprodução da sua despossessão. Diferentemente do senhor de escravos, o capitalista pode confiar esse consumo ao interesse do próprio trabalhador, pois a coerção se desloca da pessoa para as condições econômicas. A liberdade subsiste apenas no plano individual, visto que o trabalhador pode deixar este ou aquele capitalista mas não a classe capitalista, e é nesse sentido que o trabalhador individual pertence a si mesmo enquanto a classe trabalhadora pertence à classe capitalista.</w:t>
       </w:r>
     </w:p>
     <w:p>
@@ -2791,23 +2711,39 @@
           <w:i w:val="0"/>
           <w:sz w:val="23"/>
         </w:rPr>
-        <w:t>A capitalização, no entanto, não se reduz a poupar dinheiro. A parte capitalizada precisa repartir-se entre capital constante adicional e capital variável adicional, nas proporções exigidas pela composição técnica do capital, pois dinheiro acumulado não é capital e só se torna capital adicional quando se converte em meios de produção adicionais e em força de trabalho adicional que serão postos a funcionar conjuntamente. Isso exige que existam no mercado, simultaneamente, esses dois elementos, e Marx demonstra que o próprio sistema os fornece. O mais-produto do período anterior já contém, na sua forma material, os elementos do capital adicional, visto que a produção capitalista produz máquinas, matérias-primas e instalações em quantidade superior à simples reposição, enquanto a força de trabalho adicional é fornecida pela superpopulação relativa, resultado da própria acumulação, conforme o capítulo 23 desenvolverá. A acumulação não depende, portanto, de nenhum fator externo ao processo, pois o capital produz as condições da sua própria ampliação.</w:t>
-      </w:r>
-    </w:p>
-    <w:p>
-      <w:pPr>
-        <w:spacing w:before="0" w:after="120" w:line="276" w:lineRule="auto"/>
-        <w:ind w:left="283" w:firstLine="425"/>
-        <w:jc w:val="both"/>
-      </w:pPr>
-      <w:r>
-        <w:rPr>
-          <w:rFonts w:ascii="Times New Roman" w:hAnsi="Times New Roman"/>
-          <w:b w:val="0"/>
-          <w:i w:val="0"/>
-          <w:sz w:val="23"/>
-        </w:rPr>
-        <w:t>Três consequências de princípio decorrem dessa análise. A primeira é que o capital adicional é, por origem, mais-valor capitalizado, isto é, trabalho alheio apropriado sem equivalente, de sorte que a propriedade sobre produto alheio não pago se reproduz em escala crescente e cada ciclo amplia a base sobre a qual o mais-valor é extraído, conferindo à acumulação caráter cumulativo. A segunda é que a relação de classe não é apenas reproduzida, como no capítulo 21, mas reproduzida em escala ampliada, pois mais trabalhadores são incorporados à relação assalariada e a massa de meios de produção que os confronta como capital se amplia. A terceira é a recusa da teoria da abstinência, defendida por Senior e outros, que explicaria a acumulação pela virtude da parcimônia do capitalista. Marx a rejeita porque o fundo capitalizado não é fruto do trabalho nem da privação do capitalista, e sim mais-valor, trabalho excedente alheio, e porque a sua capitalização não resulta de escolha moral mas da coerção da concorrência, que impõe a cada capital a necessidade de crescer sob pena de sucumbir. O capitalista é forçado a acumular independentemente das suas inclinações pessoais, e a divisão do mais-valor entre renda e capital é socialmente determinada, não um ato de virtude individual.</w:t>
+        <w:t>A capitalização, no entanto, não se reduz a poupar dinheiro. A parte capitalizada precisa repartir-se entre capital constante adicional e capital variável adicional, nas proporções exigidas pela composição técnica do capital, pois dinheiro acumulado não é capital e só se torna capital adicional quando se converte em meios de produção adicionais e em força de trabalho adicional postos a funcionar conjuntamente. Isso exige que ambos existam no mercado, e Marx demonstra que o próprio sistema os fornece, visto que o mais-produto do período anterior já contém, na sua forma material, os elementos do capital adicional, porque a produção capitalista produz máquinas, matérias-primas e instalações em quantidade superior à simples reposição, enquanto a força de trabalho adicional é fornecida pela superpopulação relativa, resultado da própria acumulação. A acumulação não depende, portanto, de nenhum fator externo ao processo, pois o capital produz as condições da sua própria ampliação.</w:t>
+      </w:r>
+    </w:p>
+    <w:p>
+      <w:pPr>
+        <w:spacing w:before="0" w:after="120" w:line="276" w:lineRule="auto"/>
+        <w:ind w:left="283" w:firstLine="425"/>
+        <w:jc w:val="both"/>
+      </w:pPr>
+      <w:r>
+        <w:rPr>
+          <w:rFonts w:ascii="Times New Roman" w:hAnsi="Times New Roman"/>
+          <w:b w:val="0"/>
+          <w:i w:val="0"/>
+          <w:sz w:val="23"/>
+        </w:rPr>
+        <w:t>Duas consequências de princípio decorrem disso. A primeira é que o capital adicional é, por origem, mais-valor capitalizado, isto é, trabalho alheio apropriado sem equivalente, de sorte que a propriedade sobre produto alheio não pago se reproduz em escala crescente e cada ciclo amplia a base sobre a qual o mais-valor é extraído, conferindo à acumulação caráter cumulativo. A segunda é que a relação de classe não é apenas reproduzida, como no capítulo anterior, mas reproduzida em escala ampliada, pois mais trabalhadores são incorporados à relação assalariada e a massa de meios de produção que os confronta como capital se amplia.</w:t>
+      </w:r>
+    </w:p>
+    <w:p>
+      <w:pPr>
+        <w:spacing w:before="0" w:after="120" w:line="276" w:lineRule="auto"/>
+        <w:ind w:left="283" w:firstLine="425"/>
+        <w:jc w:val="both"/>
+      </w:pPr>
+      <w:r>
+        <w:rPr>
+          <w:rFonts w:ascii="Times New Roman" w:hAnsi="Times New Roman"/>
+          <w:b w:val="0"/>
+          <w:i w:val="0"/>
+          <w:sz w:val="23"/>
+        </w:rPr>
+        <w:t>Cabe registrar, por fim, a recusa da teoria da abstinência, defendida por Senior e outros, que explicaria a acumulação pela virtude da parcimônia do capitalista. Marx a rejeita porque o fundo capitalizado não é fruto do trabalho nem da privação do capitalista, e sim mais-valor, trabalho excedente alheio, e porque a sua capitalização não resulta de escolha moral mas da coerção da concorrência, que impõe a cada capital a necessidade de crescer sob pena de sucumbir. O capitalista é forçado a acumular independentemente das suas inclinações pessoais, de modo que a divisão do mais-valor entre renda e capital é socialmente determinada e não um ato de virtude individual.</w:t>
       </w:r>
     </w:p>
     <w:p>
@@ -2875,87 +2811,55 @@
           <w:i w:val="0"/>
           <w:sz w:val="23"/>
         </w:rPr>
-        <w:t>Dada a proporção em que o mais-valor se divide entre renda consumida e capital acumulado, o volume da acumulação depende da grandeza do mais-valor, de modo que tudo aquilo que determina essa grandeza determina também, independentemente daquela proporção, o volume possível da acumulação. Marx examina quatro circunstâncias.</w:t>
-      </w:r>
-    </w:p>
-    <w:p>
-      <w:pPr>
-        <w:spacing w:before="0" w:after="120" w:line="276" w:lineRule="auto"/>
-        <w:ind w:left="283" w:firstLine="425"/>
-        <w:jc w:val="both"/>
-      </w:pPr>
-      <w:r>
-        <w:rPr>
-          <w:rFonts w:ascii="Times New Roman" w:hAnsi="Times New Roman"/>
-          <w:b w:val="0"/>
-          <w:i w:val="0"/>
-          <w:sz w:val="23"/>
-        </w:rPr>
-        <w:t>A primeira é o grau de exploração da força de trabalho, fator mais direto, que atua por elevação da taxa de mais-valor mediante três vias. O prolongamento da jornada de trabalho amplia o trabalho excedente sem alterar o necessário. A intensificação do trabalho aumenta o dispêndio de trabalho por unidade de tempo. E a compressão do salário abaixo do valor da força de trabalho, cujo peso prático Marx considera considerável, converte o fundo de consumo necessário do trabalhador em fundo de acumulação do capital. Há aqui um efeito adicional que ele destaca, pois o prolongamento da jornada permite extrair mais mais-valor com economia no adiantamento de capital fixo, já que as mesmas instalações e máquinas são utilizadas por mais horas, de modo que o adiantamento necessário cresce menos que proporcionalmente ao mais-valor obtido.</w:t>
-      </w:r>
-    </w:p>
-    <w:p>
-      <w:pPr>
-        <w:spacing w:before="0" w:after="120" w:line="276" w:lineRule="auto"/>
-        <w:ind w:left="283" w:firstLine="425"/>
-        <w:jc w:val="both"/>
-      </w:pPr>
-      <w:r>
-        <w:rPr>
-          <w:rFonts w:ascii="Times New Roman" w:hAnsi="Times New Roman"/>
-          <w:b w:val="0"/>
-          <w:i w:val="0"/>
-          <w:sz w:val="23"/>
-        </w:rPr>
-        <w:t>A segunda circunstância é a produtividade social do trabalho, que atua por vários canais. Ela barateia as mercadorias, de sorte que, com uma dada grandeza de valor do mais-valor, o capitalista comanda uma massa física maior de meios de produção e de meios de subsistência, e em termos reais a acumulação cresce mesmo sem aumento do mais-valor em valor. Barateia igualmente os elementos do capital, tanto os meios de produção quanto os meios de subsistência que compõem o capital variável, permitindo que a mesma soma de valor ponha em movimento mais trabalho e mais matéria. Permite ao capitalista ampliar simultaneamente o seu consumo e a sua acumulação, atenuando o conflito entre os dois destinos do mais-valor. Amplia o mais-produto, tornando disponíveis em quantidade crescente os elementos materiais do capital adicional. E provoca a desvalorização moral do capital existente, impondo a sua renovação em bases mais produtivas, mecanismo destrutivo no plano individual e de reposição no plano social.</w:t>
-      </w:r>
-    </w:p>
-    <w:p>
-      <w:pPr>
-        <w:spacing w:before="0" w:after="120" w:line="276" w:lineRule="auto"/>
-        <w:ind w:left="283" w:firstLine="425"/>
-        <w:jc w:val="both"/>
-      </w:pPr>
-      <w:r>
-        <w:rPr>
-          <w:rFonts w:ascii="Times New Roman" w:hAnsi="Times New Roman"/>
-          <w:b w:val="0"/>
-          <w:i w:val="0"/>
-          <w:sz w:val="23"/>
-        </w:rPr>
-        <w:t>A terceira circunstância é a mais original da análise e consiste na diferença crescente entre o capital empregado e o capital consumido. Os meios de trabalho, como edifícios, máquinas e instalações, funcionam integralmente na sua forma material durante todo o seu período de vida, mas transferem ao produto apenas a fração correspondente ao desgaste do período. A diferença entre o capital empregado, que é o conjunto de meios de trabalho em operação, e o capital consumido, que é a parte do seu valor efetivamente transferida, constitui um serviço gratuito prestado ao capital pelo trabalho passado, serviço que Marx compara à ação gratuita das forças naturais. Quanto maior a escala e a durabilidade do aparato produtivo já acumulado, maior essa diferença e maior o volume de acumulação possível. O mesmo raciocínio se aplica à ciência e ao conhecimento técnico acumulado, que o capital apropria sem pagar, pois o progresso científico não lhe custa nada próximo do que rende.</w:t>
-      </w:r>
-    </w:p>
-    <w:p>
-      <w:pPr>
-        <w:spacing w:before="0" w:after="120" w:line="276" w:lineRule="auto"/>
-        <w:ind w:left="283" w:firstLine="425"/>
-        <w:jc w:val="both"/>
-      </w:pPr>
-      <w:r>
-        <w:rPr>
-          <w:rFonts w:ascii="Times New Roman" w:hAnsi="Times New Roman"/>
-          <w:b w:val="0"/>
-          <w:i w:val="0"/>
-          <w:sz w:val="23"/>
-        </w:rPr>
-        <w:t>A quarta circunstância é a grandeza do capital adiantado. Dada a taxa de mais-valor, a massa de mais-valor é proporcional ao capital variável, isto é, ao número de trabalhadores explorados, de maneira que quanto maior o capital, maior a massa de mais-valor e maior o volume absoluto da acumulação. Isso confere ao processo caráter cumulativo, já que a acumulação engendra acumulação e capitais maiores acumulam em volumes absolutos maiores, constituindo a base material da concentração e, indiretamente, da centralização que o capítulo 23 analisará.</w:t>
-      </w:r>
-    </w:p>
-    <w:p>
-      <w:pPr>
-        <w:spacing w:before="0" w:after="120" w:line="276" w:lineRule="auto"/>
-        <w:ind w:left="283" w:firstLine="425"/>
-        <w:jc w:val="both"/>
-      </w:pPr>
-      <w:r>
-        <w:rPr>
-          <w:rFonts w:ascii="Times New Roman" w:hAnsi="Times New Roman"/>
-          <w:b w:val="0"/>
-          <w:i w:val="0"/>
-          <w:sz w:val="23"/>
-        </w:rPr>
-        <w:t>Marx encerra a análise criticando o dogma do fundo de trabalho, segundo o qual existiria um fundo de salários de magnitude tecnicamente dada, do que decorreria que os salários só poderiam subir à custa do emprego e que qualquer reivindicação operária seria autodestrutiva. O exame das quatro circunstâncias mostra que a divisão do produto não é dada por nenhuma necessidade técnica, pois o fundo de salários é grandeza elástica, resultado da repartição do produto de valor, repartição determinada pela relação de forças entre as classes. O dogma converte, assim, um resultado histórico em limite natural, e serve para apresentar a distribuição vigente como intransponível.</w:t>
+        <w:t>Dada a proporção em que o mais-valor se divide entre renda consumida e capital acumulado, o volume da acumulação depende da grandeza do mais-valor, de modo que tudo aquilo que determina essa grandeza determina também o volume possível da acumulação. Marx examina quatro circunstâncias. A primeira é o grau de exploração da força de trabalho, fator mais direto, que atua por elevação da taxa de mais-valor mediante três vias, o prolongamento da jornada, que amplia o trabalho excedente sem alterar o necessário, a intensificação do trabalho, que aumenta o dispêndio por unidade de tempo, e a compressão do salário abaixo do valor da força de trabalho, pela qual o fundo de consumo necessário do trabalhador é convertido em fundo de acumulação do capital. Há aqui um efeito adicional que Marx destaca, pois o prolongamento da jornada permite extrair mais mais-valor com economia no adiantamento de capital fixo, já que as mesmas instalações são utilizadas por mais horas.</w:t>
+      </w:r>
+    </w:p>
+    <w:p>
+      <w:pPr>
+        <w:spacing w:before="0" w:after="120" w:line="276" w:lineRule="auto"/>
+        <w:ind w:left="283" w:firstLine="425"/>
+        <w:jc w:val="both"/>
+      </w:pPr>
+      <w:r>
+        <w:rPr>
+          <w:rFonts w:ascii="Times New Roman" w:hAnsi="Times New Roman"/>
+          <w:b w:val="0"/>
+          <w:i w:val="0"/>
+          <w:sz w:val="23"/>
+        </w:rPr>
+        <w:t>A segunda circunstância é a produtividade social do trabalho, que atua por vários canais. Ela barateia as mercadorias, de sorte que, com uma dada grandeza de valor do mais-valor, o capitalista comanda massa física maior de meios de produção e de subsistência, e em termos reais a acumulação cresce mesmo sem aumento do mais-valor em valor. Barateia igualmente os elementos do capital, permitindo que a mesma soma de valor ponha em movimento mais trabalho e mais matéria, e amplia o mais-produto, tornando disponíveis em quantidade crescente os elementos materiais do capital adicional. Permite ainda ao capitalista ampliar simultaneamente consumo e acumulação, atenuando o conflito entre os dois destinos do mais-valor, e provoca a desvalorização moral do capital existente, impondo a sua renovação em bases mais produtivas.</w:t>
+      </w:r>
+    </w:p>
+    <w:p>
+      <w:pPr>
+        <w:spacing w:before="0" w:after="120" w:line="276" w:lineRule="auto"/>
+        <w:ind w:left="283" w:firstLine="425"/>
+        <w:jc w:val="both"/>
+      </w:pPr>
+      <w:r>
+        <w:rPr>
+          <w:rFonts w:ascii="Times New Roman" w:hAnsi="Times New Roman"/>
+          <w:b w:val="0"/>
+          <w:i w:val="0"/>
+          <w:sz w:val="23"/>
+        </w:rPr>
+        <w:t>A terceira circunstância é a mais original e consiste na diferença crescente entre o capital empregado e o capital consumido. Os meios de trabalho funcionam integralmente na sua forma material durante todo o seu período de vida, mas transferem ao produto apenas a fração correspondente ao desgaste do período, e a diferença entre o conjunto de meios de trabalho em operação e a parte do seu valor efetivamente transferida constitui serviço gratuito prestado ao capital pelo trabalho passado, que Marx compara à ação gratuita das forças naturais. Quanto maior a escala e a durabilidade do aparato já acumulado, maior essa diferença, valendo o mesmo raciocínio para a ciência e o conhecimento técnico, que o capital apropria sem pagar. A quarta circunstância é a grandeza do capital adiantado, pois dada a taxa de mais-valor a sua massa é proporcional ao capital variável, isto é, ao número de trabalhadores explorados, de maneira que quanto maior o capital maior o volume absoluto da acumulação, o que confere ao processo caráter cumulativo e constitui a base material da concentração e da centralização.</w:t>
+      </w:r>
+    </w:p>
+    <w:p>
+      <w:pPr>
+        <w:spacing w:before="0" w:after="120" w:line="276" w:lineRule="auto"/>
+        <w:ind w:left="283" w:firstLine="425"/>
+        <w:jc w:val="both"/>
+      </w:pPr>
+      <w:r>
+        <w:rPr>
+          <w:rFonts w:ascii="Times New Roman" w:hAnsi="Times New Roman"/>
+          <w:b w:val="0"/>
+          <w:i w:val="0"/>
+          <w:sz w:val="23"/>
+        </w:rPr>
+        <w:t>Marx encerra criticando o dogma do fundo de trabalho, segundo o qual existiria um fundo de salários de magnitude tecnicamente dada, do que decorreria que os salários só poderiam subir à custa do emprego e que qualquer reivindicação operária seria autodestrutiva. O exame das quatro circunstâncias mostra que a divisão do produto não é dada por nenhuma necessidade técnica, pois o fundo de salários é grandeza elástica, resultado da repartição do produto de valor, repartição determinada pela relação de forças entre as classes. O dogma converte, assim, um resultado histórico em limite natural, servindo para apresentar a distribuição vigente como intransponível.</w:t>
       </w:r>
     </w:p>
     <w:p>
@@ -3132,87 +3036,55 @@
           <w:i w:val="0"/>
           <w:sz w:val="23"/>
         </w:rPr>
-        <w:t>A composição orgânica do capital é a relação entre capital constante e capital variável, considerada na medida em que reflete a composição técnica, isto é, a proporção entre a massa de meios de produção e a quantidade de trabalho vivo necessária para operá-la. Marx examina os efeitos da acumulação sobre a classe trabalhadora em dois cenários sucessivos, o primeiro supondo essa composição constante, que é abstração metodológica, e o segundo supondo-a crescente, que é o caso historicamente efetivo.</w:t>
-      </w:r>
-    </w:p>
-    <w:p>
-      <w:pPr>
-        <w:spacing w:before="0" w:after="120" w:line="276" w:lineRule="auto"/>
-        <w:ind w:left="283" w:firstLine="425"/>
-        <w:jc w:val="both"/>
-      </w:pPr>
-      <w:r>
-        <w:rPr>
-          <w:rFonts w:ascii="Times New Roman" w:hAnsi="Times New Roman"/>
-          <w:b w:val="0"/>
-          <w:i w:val="0"/>
-          <w:sz w:val="23"/>
-        </w:rPr>
-        <w:t>No primeiro cenário, a produtividade do trabalho permanece constante por hipótese, pois a composição técnica não se altera e a escala da produção cresce pela simples multiplicação de unidades produtivas com a mesma técnica, de modo que cada trabalhador adicional é equipado com a mesma massa de meios de produção que os anteriores. A acumulação é, portanto, puramente quantitativa e extensiva. Quanto à relação entre oferta e demanda de trabalho, o capital variável cresce na mesma proporção do capital total e, sendo a demanda por trabalho determinada pelo capital variável, ela cresce proporcionalmente à acumulação, que exige por isso aumento proporcional do número de trabalhadores empregados. Se a acumulação avança mais rápido que o crescimento da população trabalhadora, a demanda supera a oferta e os salários sobem, e a elevação dos salários reduz a taxa de mais-valor, o que reduz a massa disponível para capitalização e desacelera a acumulação, movimento que reduz a demanda por trabalho e restabelece a proporção anterior, com os salários voltando a cair. Marx descreve esse resultado como o mecanismo pelo qual a produção capitalista remove por si mesma os obstáculos que cria.</w:t>
-      </w:r>
-    </w:p>
-    <w:p>
-      <w:pPr>
-        <w:spacing w:before="0" w:after="120" w:line="276" w:lineRule="auto"/>
-        <w:ind w:left="283" w:firstLine="425"/>
-        <w:jc w:val="both"/>
-      </w:pPr>
-      <w:r>
-        <w:rPr>
-          <w:rFonts w:ascii="Times New Roman" w:hAnsi="Times New Roman"/>
-          <w:b w:val="0"/>
-          <w:i w:val="0"/>
-          <w:sz w:val="23"/>
-        </w:rPr>
-        <w:t>É preciso sublinhar, ainda nesse primeiro cenário, o limite de uma alta salarial, sobre o qual Marx é enfático. Mesmo na situação mais favorável, a elevação do salário constitui melhora apenas quantitativa que não altera a natureza da relação, pois não suprime a dependência, já que o trabalhador continua despossuído e continua obrigado a vender a sua força de trabalho, sendo no melhor dos casos um assalariado melhor pago. O aumento do preço do trabalho significa somente que o tamanho da corrente de ouro forjada pelo próprio trabalhador permite afrouxá-la um pouco. Já aqui, além disso, fica estabelecida a inversão da explicação clássica, pois não é o movimento da população que governa a acumulação, e sim a acumulação que governa a demanda por trabalho e, por essa via, o salário, de modo que a relação de dependência é oposta àquela suposta pela doutrina malthusiana e pelo dogma do fundo de trabalho.</w:t>
-      </w:r>
-    </w:p>
-    <w:p>
-      <w:pPr>
-        <w:spacing w:before="0" w:after="120" w:line="276" w:lineRule="auto"/>
-        <w:ind w:left="283" w:firstLine="425"/>
-        <w:jc w:val="both"/>
-      </w:pPr>
-      <w:r>
-        <w:rPr>
-          <w:rFonts w:ascii="Times New Roman" w:hAnsi="Times New Roman"/>
-          <w:b w:val="0"/>
-          <w:i w:val="0"/>
-          <w:sz w:val="23"/>
-        </w:rPr>
-        <w:t>No segundo cenário, a produtividade do trabalho cresce, e o seu crescimento é simultaneamente causa e efeito da elevação da composição orgânica, pois o aumento da produtividade se expressa materialmente no aumento da massa de meios de produção posta em movimento por cada trabalhador, e essa mesma transformação eleva o capital constante relativamente ao variável. Em termos de valor o movimento é parcialmente atenuado, porque o aumento da produtividade barateia também os meios de produção, de sorte que a composição em valor cresce menos que a composição técnica, mas a tendência é inequívoca, pois a parte variável decresce relativamente e, em certos ramos, pode decrescer em termos absolutos.</w:t>
-      </w:r>
-    </w:p>
-    <w:p>
-      <w:pPr>
-        <w:spacing w:before="0" w:after="120" w:line="276" w:lineRule="auto"/>
-        <w:ind w:left="283" w:firstLine="425"/>
-        <w:jc w:val="both"/>
-      </w:pPr>
-      <w:r>
-        <w:rPr>
-          <w:rFonts w:ascii="Times New Roman" w:hAnsi="Times New Roman"/>
-          <w:b w:val="0"/>
-          <w:i w:val="0"/>
-          <w:sz w:val="23"/>
-        </w:rPr>
-        <w:t>Quanto à oferta e à demanda de trabalho, está aqui o resultado decisivo do capítulo. A demanda por trabalho cresce menos que proporcionalmente ao capital, porque o capital variável cresce menos que o capital total, e um capital que dobra pode demandar bem menos que o dobro de trabalhadores, podendo em ramos específicos demandar menos trabalhadores em termos absolutos. O capital exerce, assim, dois movimentos simultâneos sobre a força de trabalho, pois atrai trabalhadores ao ampliar a escala e abrir novos ramos e repele trabalhadores ao substituí-los por maquinaria, cujo saldo é a produção contínua de uma população trabalhadora relativamente excedente, o exército industrial de reserva. Em consequência, a própria acumulação produz a oferta de trabalho de que necessita, e a oferta deixa de ser um dado demográfico externo para se tornar produto interno do movimento do capital. A pressão do exército de reserva sobre os empregados regula os salários, viabiliza a intensificação do trabalho e enfraquece a capacidade de resistência, de maneira que os movimentos gerais do salário passam a ser regulados pela expansão e contração dessa reserva, acompanhando as fases do ciclo industrial, e não pelo movimento do número absoluto da população.</w:t>
-      </w:r>
-    </w:p>
-    <w:p>
-      <w:pPr>
-        <w:spacing w:before="0" w:after="120" w:line="276" w:lineRule="auto"/>
-        <w:ind w:left="283" w:firstLine="425"/>
-        <w:jc w:val="both"/>
-      </w:pPr>
-      <w:r>
-        <w:rPr>
-          <w:rFonts w:ascii="Times New Roman" w:hAnsi="Times New Roman"/>
-          <w:b w:val="0"/>
-          <w:i w:val="0"/>
-          <w:sz w:val="23"/>
-        </w:rPr>
-        <w:t>Desses resultados Marx extrai o que denomina lei geral absoluta da acumulação capitalista, segundo a qual quanto maiores a riqueza social, o capital em funcionamento e a produtividade do trabalho, maior é também o exército industrial de reserva e maior a massa da superpopulação consolidada e do pauperismo oficial. Riqueza crescente e miséria crescente são produzidas pelo mesmo processo, e não apesar dele, e o capítulo se fecha com a imagem de que a lei que mantém a superpopulação relativa em equilíbrio com o volume e a energia da acumulação prende o trabalhador ao capital mais firmemente do que as cunhas de Hefesto prendiam Prometeu ao rochedo.</w:t>
+        <w:t>A composição orgânica do capital é a relação entre capital constante e capital variável, considerada na medida em que reflete a composição técnica, isto é, a proporção entre a massa de meios de produção e a quantidade de trabalho vivo necessária para operá-la. Marx examina os efeitos da acumulação em dois cenários, o primeiro supondo essa composição constante, que é abstração metodológica, e o segundo supondo-a crescente, que é o caso historicamente efetivo.</w:t>
+      </w:r>
+    </w:p>
+    <w:p>
+      <w:pPr>
+        <w:spacing w:before="0" w:after="120" w:line="276" w:lineRule="auto"/>
+        <w:ind w:left="283" w:firstLine="425"/>
+        <w:jc w:val="both"/>
+      </w:pPr>
+      <w:r>
+        <w:rPr>
+          <w:rFonts w:ascii="Times New Roman" w:hAnsi="Times New Roman"/>
+          <w:b w:val="0"/>
+          <w:i w:val="0"/>
+          <w:sz w:val="23"/>
+        </w:rPr>
+        <w:t>No primeiro cenário a produtividade do trabalho permanece constante por hipótese, pois a composição técnica não se altera e a escala da produção cresce pela simples multiplicação de unidades produtivas com a mesma técnica, sendo a acumulação puramente quantitativa. Quanto à oferta e à demanda de trabalho, o capital variável cresce na mesma proporção do capital total e, sendo a demanda determinada por ele, cresce também proporcionalmente à acumulação, que exige por isso aumento proporcional do número de trabalhadores. Se a acumulação avança mais rápido que o crescimento da população trabalhadora, a demanda supera a oferta e os salários sobem, o que reduz a taxa de mais-valor e a massa disponível para capitalização, desacelerando a acumulação e restabelecendo a proporção anterior. Marx descreve esse resultado como o mecanismo pelo qual a produção capitalista remove por si mesma os obstáculos que cria, e sublinha que mesmo nessa situação favorável a elevação do salário é melhora apenas quantitativa que não suprime a dependência, pois o trabalhador segue despossuído e obrigado a vender a sua força de trabalho.</w:t>
+      </w:r>
+    </w:p>
+    <w:p>
+      <w:pPr>
+        <w:spacing w:before="0" w:after="120" w:line="276" w:lineRule="auto"/>
+        <w:ind w:left="283" w:firstLine="425"/>
+        <w:jc w:val="both"/>
+      </w:pPr>
+      <w:r>
+        <w:rPr>
+          <w:rFonts w:ascii="Times New Roman" w:hAnsi="Times New Roman"/>
+          <w:b w:val="0"/>
+          <w:i w:val="0"/>
+          <w:sz w:val="23"/>
+        </w:rPr>
+        <w:t>No segundo cenário a produtividade cresce, e o seu crescimento é simultaneamente causa e efeito da elevação da composição orgânica, pois o aumento da produtividade se expressa materialmente no aumento da massa de meios de produção posta em movimento por cada trabalhador, e essa mesma transformação eleva o capital constante relativamente ao variável. Em termos de valor o movimento é parcialmente atenuado, porque o aumento da produtividade barateia também os meios de produção, de sorte que a composição em valor cresce menos que a técnica, mas a tendência é inequívoca, pois a parte variável decresce relativamente e em certos ramos pode decrescer em termos absolutos. Em consequência, a demanda por trabalho cresce menos que proporcionalmente ao capital, e um capital que dobra pode demandar bem menos que o dobro de trabalhadores.</w:t>
+      </w:r>
+    </w:p>
+    <w:p>
+      <w:pPr>
+        <w:spacing w:before="0" w:after="120" w:line="276" w:lineRule="auto"/>
+        <w:ind w:left="283" w:firstLine="425"/>
+        <w:jc w:val="both"/>
+      </w:pPr>
+      <w:r>
+        <w:rPr>
+          <w:rFonts w:ascii="Times New Roman" w:hAnsi="Times New Roman"/>
+          <w:b w:val="0"/>
+          <w:i w:val="0"/>
+          <w:sz w:val="23"/>
+        </w:rPr>
+        <w:t>Quanto à oferta, está aqui o resultado decisivo. O capital exerce dois movimentos simultâneos sobre a força de trabalho, pois atrai trabalhadores ao ampliar a escala e abrir novos ramos e os repele ao substituí-los por maquinaria, cujo saldo é a produção contínua de uma população trabalhadora relativamente excedente, o exército industrial de reserva. A própria acumulação produz, assim, a oferta de trabalho de que necessita, que deixa de ser dado demográfico externo para se tornar produto interno do movimento do capital, e a pressão dessa reserva sobre os empregados regula os salários, viabiliza a intensificação do trabalho e enfraquece a resistência, de maneira que os movimentos gerais do salário passam a ser regulados pela sua expansão e contração ao longo do ciclo industrial, e não pelo movimento do número absoluto da população. Daí Marx extrai a lei geral absoluta da acumulação capitalista, segundo a qual quanto maiores a riqueza social e a produtividade do trabalho, maior é também o exército industrial de reserva e maior a massa do pauperismo, pois riqueza crescente e miséria crescente são produzidas pelo mesmo processo e não apesar dele.</w:t>
       </w:r>
     </w:p>
     <w:p>
@@ -3332,71 +3204,55 @@
           <w:i w:val="0"/>
           <w:sz w:val="23"/>
         </w:rPr>
-        <w:t>A concentração do capital é o crescimento da magnitude dos capitais individuais como resultado direto da acumulação. Cada capitalista, ao capitalizar parte do mais-valor que se apropria, amplia o capital sob o seu comando e concentra em suas mãos massa maior de meios de produção e contingente maior de trabalhadores, de sorte que concentração é outro nome para o resultado da acumulação no plano do capital individual, acompanhada do aumento da escala da produção. Esse processo encontra, porém, limites e contratendências, pois está limitado pelo crescimento da riqueza social, já que cada capital individual é apenas uma fração alíquota do capital social, e porque a acumulação é acompanhada do aumento do número de capitais, por surgimento de novos e por fragmentação dos existentes, sobretudo mediante a divisão de patrimônios entre herdeiros, movimento dispersivo que atua em sentido contrário. Por isso a concentração baseada apenas na acumulação própria é um processo lento, cujo ritmo é o próprio ritmo da acumulação.</w:t>
-      </w:r>
-    </w:p>
-    <w:p>
-      <w:pPr>
-        <w:spacing w:before="0" w:after="120" w:line="276" w:lineRule="auto"/>
-        <w:ind w:left="283" w:firstLine="425"/>
-        <w:jc w:val="both"/>
-      </w:pPr>
-      <w:r>
-        <w:rPr>
-          <w:rFonts w:ascii="Times New Roman" w:hAnsi="Times New Roman"/>
-          <w:b w:val="0"/>
-          <w:i w:val="0"/>
-          <w:sz w:val="23"/>
-        </w:rPr>
-        <w:t>A centralização do capital, ao contrário, é a concentração de capitais já formados, a atração de capital por capital, a reunião de muitos capitais menores em poucos capitais maiores, e Marx a caracteriza como expropriação de capitalista por capitalista. A diferença essencial em relação à concentração é que a centralização não altera a magnitude do capital social total, alterando apenas a sua distribuição, pois se trata de redistribuição de capital existente e não de criação de capital novo. Dessa natureza decorre a sua característica mais importante, a saber, que ela não depende do ritmo da acumulação e pode operar com rapidez muito maior, por simples mudança na propriedade e no comando, e Marx observa a esse respeito que o mundo continuaria sem ferrovias se fosse preciso esperar que a acumulação individual elevasse alguns capitais ao nível exigido para construí-las. Os seus dois mecanismos são a concorrência e o crédito. A batalha da concorrência é travada pelo barateamento das mercadorias, que depende da produtividade, a qual por sua vez depende da escala de produção, de modo que os capitais maiores derrotam os menores, que são arruinados e cujos capitais passam em parte às mãos dos vencedores e em parte desaparecem, atuando a concorrência como mecanismo de seleção que destrói os capitais pequenos e centraliza os sobreviventes.</w:t>
-      </w:r>
-    </w:p>
-    <w:p>
-      <w:pPr>
-        <w:spacing w:before="0" w:after="120" w:line="276" w:lineRule="auto"/>
-        <w:ind w:left="283" w:firstLine="425"/>
-        <w:jc w:val="both"/>
-      </w:pPr>
-      <w:r>
-        <w:rPr>
-          <w:rFonts w:ascii="Times New Roman" w:hAnsi="Times New Roman"/>
-          <w:b w:val="0"/>
-          <w:i w:val="0"/>
-          <w:sz w:val="23"/>
-        </w:rPr>
-        <w:t>O crédito, inicialmente auxiliar modesto da acumulação, converte-se numa arma nova e terrível na luta da concorrência e, por fim, num imenso mecanismo social de centralização dos capitais. A sua importância decorre de permitir ao capitalista individual dispor, dentro de certos limites, do capital alheio e das poupanças monetárias dispersas de toda a sociedade. Com isso, desliga a escala de operação de um capital da magnitude do patrimônio pessoal do seu proprietário, de maneira que o que comanda a produção deixa de ser a riqueza própria e passa a ser a capacidade de mobilizar capital social. Converte ainda somas monetárias ociosas, que não funcionariam como capital, em capital ativo concentrado nas mãos de poucos, e confere aos capitais maiores vantagem adicional na concorrência, visto que obtêm crédito em condições melhores, o que acelera a eliminação dos menores e realimenta a centralização. É por essas razões que Marx o designa uma das alavancas mais poderosas da centralização.</w:t>
-      </w:r>
-    </w:p>
-    <w:p>
-      <w:pPr>
-        <w:spacing w:before="0" w:after="120" w:line="276" w:lineRule="auto"/>
-        <w:ind w:left="283" w:firstLine="425"/>
-        <w:jc w:val="both"/>
-      </w:pPr>
-      <w:r>
-        <w:rPr>
-          <w:rFonts w:ascii="Times New Roman" w:hAnsi="Times New Roman"/>
-          <w:b w:val="0"/>
-          <w:i w:val="0"/>
-          <w:sz w:val="23"/>
-        </w:rPr>
-        <w:t>A sociedade por ações leva esse movimento ao seu desenvolvimento mais avançado. Ela permite reunir capitais individualmente insuficientes em um único capital de grandes dimensões, viabilizando empreendimentos de escala impossível para qualquer capital isolado, como ferrovias, siderurgia, mineração e grandes obras de infraestrutura. Separa, além disso, a propriedade do capital da sua gestão funcional, pois o acionista é proprietário sem função produtiva enquanto a direção é exercida por administradores assalariados, de modo que o capital assume forma diretamente social no interior do próprio capitalismo, tema que Marx desenvolve no Livro III como a forma mais acabada do capital e, ao mesmo tempo, como a sua superação no interior do modo de produção. E acelera enormemente a centralização, porque o controle pode ser adquirido pela compra de participações, sem necessidade de adquirir empresas integralmente.</w:t>
-      </w:r>
-    </w:p>
-    <w:p>
-      <w:pPr>
-        <w:spacing w:before="0" w:after="120" w:line="276" w:lineRule="auto"/>
-        <w:ind w:left="283" w:firstLine="425"/>
-        <w:jc w:val="both"/>
-      </w:pPr>
-      <w:r>
-        <w:rPr>
-          <w:rFonts w:ascii="Times New Roman" w:hAnsi="Times New Roman"/>
-          <w:b w:val="0"/>
-          <w:i w:val="0"/>
-          <w:sz w:val="23"/>
-        </w:rPr>
-        <w:t>Convém concluir articulando os dois processos, pois a centralização não substitui a acumulação mas potencia os seus efeitos. Ao permitir a ampliação súbita da escala de produção, ela acelera e amplia a revolução na composição técnica do capital, elevando o capital constante em relação ao variável em ritmo muito superior ao que a acumulação isolada permitiria, e em consequência intensifica a repulsão de trabalhadores e a produção da superpopulação relativa. Enquanto a acumulação simples eleva a composição orgânica de modo gradual, a centralização produz saltos técnicos que tornam massas de trabalhadores subitamente supérfluas, razão pela qual concentração e centralização constituem mediações indispensáveis entre a acumulação e a produção do exército industrial de reserva.</w:t>
+        <w:t>A concentração do capital é o crescimento da magnitude dos capitais individuais como resultado direto da acumulação, pois cada capitalista, ao capitalizar parte do mais-valor de que se apropria, amplia o capital sob o seu comando e concentra em suas mãos massa maior de meios de produção e contingente maior de trabalhadores. Esse processo encontra, porém, limites e contratendências, visto que está limitado pelo crescimento da riqueza social, já que cada capital individual é apenas fração alíquota do capital social, e porque a acumulação é acompanhada do aumento do número de capitais, por surgimento de novos e por fragmentação dos existentes mediante a divisão de patrimônios entre herdeiros, movimento dispersivo que atua em sentido contrário. Por isso a concentração baseada apenas na acumulação própria é processo lento, cujo ritmo é o próprio ritmo da acumulação.</w:t>
+      </w:r>
+    </w:p>
+    <w:p>
+      <w:pPr>
+        <w:spacing w:before="0" w:after="120" w:line="276" w:lineRule="auto"/>
+        <w:ind w:left="283" w:firstLine="425"/>
+        <w:jc w:val="both"/>
+      </w:pPr>
+      <w:r>
+        <w:rPr>
+          <w:rFonts w:ascii="Times New Roman" w:hAnsi="Times New Roman"/>
+          <w:b w:val="0"/>
+          <w:i w:val="0"/>
+          <w:sz w:val="23"/>
+        </w:rPr>
+        <w:t>A centralização, ao contrário, é a concentração de capitais já formados, a atração de capital por capital, a reunião de muitos capitais menores em poucos maiores, e Marx a caracteriza como expropriação de capitalista por capitalista. A diferença essencial é que ela não altera a magnitude do capital social total, alterando apenas a sua distribuição, pois se trata de redistribuição de capital existente e não de criação de capital novo. Dessa natureza decorre a sua característica mais importante, a saber, que não depende do ritmo da acumulação e pode operar com rapidez muito maior, por simples mudança na propriedade e no comando, e Marx observa a esse respeito que o mundo continuaria sem ferrovias se fosse preciso esperar que a acumulação individual elevasse alguns capitais ao nível exigido para construí-las. Um dos seus mecanismos é a concorrência, cuja batalha é travada pelo barateamento das mercadorias, que depende da produtividade e esta da escala, de modo que os capitais maiores derrotam os menores, cujos capitais passam em parte às mãos dos vencedores.</w:t>
+      </w:r>
+    </w:p>
+    <w:p>
+      <w:pPr>
+        <w:spacing w:before="0" w:after="120" w:line="276" w:lineRule="auto"/>
+        <w:ind w:left="283" w:firstLine="425"/>
+        <w:jc w:val="both"/>
+      </w:pPr>
+      <w:r>
+        <w:rPr>
+          <w:rFonts w:ascii="Times New Roman" w:hAnsi="Times New Roman"/>
+          <w:b w:val="0"/>
+          <w:i w:val="0"/>
+          <w:sz w:val="23"/>
+        </w:rPr>
+        <w:t>O outro mecanismo é o crédito, inicialmente auxiliar modesto da acumulação, que se converte numa arma nova e terrível na luta da concorrência e, por fim, num imenso mecanismo social de centralização dos capitais. A sua importância decorre de permitir ao capitalista individual dispor, dentro de certos limites, do capital alheio e das poupanças monetárias dispersas de toda a sociedade. Com isso ele desliga a escala de operação de um capital da magnitude do patrimônio pessoal do seu proprietário, de modo que o que comanda a produção deixa de ser a riqueza própria e passa a ser a capacidade de mobilizar capital social, converte somas monetárias ociosas, que não funcionariam como capital, em capital ativo concentrado em poucas mãos, e confere aos capitais maiores vantagem adicional na concorrência, visto que obtêm crédito em condições melhores, o que acelera a eliminação dos menores. É por essas razões que Marx o designa uma das alavancas mais poderosas da centralização.</w:t>
+      </w:r>
+    </w:p>
+    <w:p>
+      <w:pPr>
+        <w:spacing w:before="0" w:after="120" w:line="276" w:lineRule="auto"/>
+        <w:ind w:left="283" w:firstLine="425"/>
+        <w:jc w:val="both"/>
+      </w:pPr>
+      <w:r>
+        <w:rPr>
+          <w:rFonts w:ascii="Times New Roman" w:hAnsi="Times New Roman"/>
+          <w:b w:val="0"/>
+          <w:i w:val="0"/>
+          <w:sz w:val="23"/>
+        </w:rPr>
+        <w:t>A sociedade por ações leva esse movimento ao seu desenvolvimento mais avançado, pois permite reunir capitais individualmente insuficientes em um único capital de grandes dimensões, viabilizando empreendimentos de escala impossível para qualquer capital isolado, como ferrovias e siderurgia. Ela separa, além disso, a propriedade do capital da sua gestão funcional, já que o acionista é proprietário sem função produtiva enquanto a direção é exercida por administradores assalariados, de sorte que o capital assume forma diretamente social no interior do próprio capitalismo, e acelera enormemente a centralização, porque o controle pode ser adquirido pela compra de participações sem necessidade de adquirir empresas integralmente. Convém concluir articulando os dois processos, pois a centralização não substitui a acumulação mas potencia os seus efeitos, já que ao permitir a ampliação súbita da escala acelera a revolução na composição técnica do capital e intensifica a repulsão de trabalhadores, produzindo saltos técnicos que tornam massas de trabalhadores subitamente supérfluas. Concentração e centralização são, assim, mediações indispensáveis entre a acumulação e a produção do exército industrial de reserva.</w:t>
       </w:r>
     </w:p>
     <w:p>
@@ -3513,87 +3369,55 @@
           <w:i w:val="0"/>
           <w:sz w:val="23"/>
         </w:rPr>
-        <w:t>Antes de examinar a funcionalidade, é preciso fixar em que sentido a população é dita excedente, pois a superpopulação relativa não é excedente em relação aos meios de subsistência disponíveis, como supõe Malthus, mas em relação às necessidades médias de valorização do capital. A população é declarada supérflua por um critério social determinado, a rentabilidade, e não por um limite natural, e além disso ela é produzida pela própria acumulação, mediante a elevação da composição orgânica do capital. A funcionalidade decorre justamente dessas duas características.</w:t>
-      </w:r>
-    </w:p>
-    <w:p>
-      <w:pPr>
-        <w:spacing w:before="0" w:after="120" w:line="276" w:lineRule="auto"/>
-        <w:ind w:left="283" w:firstLine="425"/>
-        <w:jc w:val="both"/>
-      </w:pPr>
-      <w:r>
-        <w:rPr>
-          <w:rFonts w:ascii="Times New Roman" w:hAnsi="Times New Roman"/>
-          <w:b w:val="0"/>
-          <w:i w:val="0"/>
-          <w:sz w:val="23"/>
-        </w:rPr>
-        <w:t>A primeira função consiste em fornecer a elasticidade que a acumulação exige. A acumulação capitalista não é movimento uniforme, pois se dá em saltos, por ramos e por regiões, seguindo o ciclo industrial com suas fases de prosperidade, superprodução, crise e estagnação. Nas fases de expansão e na abertura de novos ramos, o capital precisa lançar massas de trabalhadores em pontos decisivos, subitamente e sem retirá-los dos ramos já em funcionamento, o que só é possível se existir contingente disponível e não empregado, pronto a ser absorvido. O exército de reserva é esse reservatório, e é ele que torna a oferta de trabalho elástica, desligando-a dos limites naturais do crescimento populacional, que é lento e sujeito a defasagens de uma geração inteira.</w:t>
-      </w:r>
-    </w:p>
-    <w:p>
-      <w:pPr>
-        <w:spacing w:before="0" w:after="120" w:line="276" w:lineRule="auto"/>
-        <w:ind w:left="283" w:firstLine="425"/>
-        <w:jc w:val="both"/>
-      </w:pPr>
-      <w:r>
-        <w:rPr>
-          <w:rFonts w:ascii="Times New Roman" w:hAnsi="Times New Roman"/>
-          <w:b w:val="0"/>
-          <w:i w:val="0"/>
-          <w:sz w:val="23"/>
-        </w:rPr>
-        <w:t>A segunda função consiste em regular os salários. A pressão dos desempregados sobre os empregados mantém o salário dentro dos limites compatíveis com a valorização do capital, pois nas fases de expansão a existência da reserva impede que a demanda crescente por trabalho eleve os salários ao ponto de comprometer a taxa de mais-valor, enquanto nas fases de contração o seu engrossamento os deprime. É nesse sentido que Marx afirma que os movimentos gerais do salário são regulados exclusivamente pela expansão e contração do exército industrial de reserva, correspondentes às mudanças periódicas do ciclo industrial, e não pelo movimento do número absoluto da população trabalhadora.</w:t>
-      </w:r>
-    </w:p>
-    <w:p>
-      <w:pPr>
-        <w:spacing w:before="0" w:after="120" w:line="276" w:lineRule="auto"/>
-        <w:ind w:left="283" w:firstLine="425"/>
-        <w:jc w:val="both"/>
-      </w:pPr>
-      <w:r>
-        <w:rPr>
-          <w:rFonts w:ascii="Times New Roman" w:hAnsi="Times New Roman"/>
-          <w:b w:val="0"/>
-          <w:i w:val="0"/>
-          <w:sz w:val="23"/>
-        </w:rPr>
-        <w:t>A terceira função consiste em disciplinar a classe trabalhadora e enfraquecer a sua resistência. A existência de uma massa de trabalhadores disponíveis acirra a concorrência entre os próprios trabalhadores, e quem está empregado sabe que pode ser substituído, o que reduz a capacidade de recusar jornadas longas, ritmos intensos e condições degradadas, enfraquece a organização sindical e a eficácia das greves, visto que o capital dispõe de substitutos imediatos, e permite impor a disciplina de fábrica com menor custo de coerção direta. A reserva opera, assim, como instrumento permanente de dominação na luta de classes, e não apenas como mecanismo de mercado. A isso se liga uma quarta função, que Marx destaca pela sua perversidade, pois o trabalho excessivo da parte empregada engrossa as fileiras da parte desempregada, e a pressão desta obriga a parte empregada a aceitar trabalho ainda mais excessivo, de sorte que sobretrabalho de uns e desemprego forçado de outros se condicionam mutuamente e ambos se tornam meios de enriquecimento do capitalista individual. É também por isso que o capital resiste tanto à redução da jornada, já que a distribuição do trabalho disponível entre mais trabalhadores reduziria a reserva e a sua eficácia disciplinadora.</w:t>
-      </w:r>
-    </w:p>
-    <w:p>
-      <w:pPr>
-        <w:spacing w:before="0" w:after="120" w:line="276" w:lineRule="auto"/>
-        <w:ind w:left="283" w:firstLine="425"/>
-        <w:jc w:val="both"/>
-      </w:pPr>
-      <w:r>
-        <w:rPr>
-          <w:rFonts w:ascii="Times New Roman" w:hAnsi="Times New Roman"/>
-          <w:b w:val="0"/>
-          <w:i w:val="0"/>
-          <w:sz w:val="23"/>
-        </w:rPr>
-        <w:t>Resta registrar duas funções de alcance mais geral. Como a acumulação produz a sua própria oferta de trabalho, o capital se liberta da dependência demográfica, criando e destruindo disponibilidade de trabalho em prazos muito mais curtos do que a demografia opera, de maneira que a lei de oferta e demanda de trabalho passa a funcionar dentro de limites que o próprio capital estabelece. E, ao conter os salários e permitir maior intensidade e duração do trabalho, a reserva contribui para elevar ou sustentar a taxa de mais-valor, contrabalançando parcialmente a pressão descendente que a elevação da composição orgânica exerce sobre a taxa de lucro.</w:t>
-      </w:r>
-    </w:p>
-    <w:p>
-      <w:pPr>
-        <w:spacing w:before="0" w:after="120" w:line="276" w:lineRule="auto"/>
-        <w:ind w:left="283" w:firstLine="425"/>
-        <w:jc w:val="both"/>
-      </w:pPr>
-      <w:r>
-        <w:rPr>
-          <w:rFonts w:ascii="Times New Roman" w:hAnsi="Times New Roman"/>
-          <w:b w:val="0"/>
-          <w:i w:val="0"/>
-          <w:sz w:val="23"/>
-        </w:rPr>
-        <w:t>Reconhecer a funcionalidade, no entanto, não equivale a tratá-la como harmonia. A mesma superpopulação que serve ao capital constitui a forma de existência do pauperismo e da degradação, e Marx a apresenta como expressão do caráter antagônico da acumulação. As formas que ele distingue, flutuante, latente e estagnada, além do pauperismo propriamente dito, demonstram que se trata de condição permanente e estruturada, e não de acidente conjuntural, de modo que a funcionalidade para o capital e a destrutividade para os trabalhadores são o mesmo fato observado de dois lados.</w:t>
+        <w:t>Antes de examinar a funcionalidade, é preciso fixar em que sentido a população é dita excedente, pois a superpopulação relativa não é excedente em relação aos meios de subsistência disponíveis, como supõe Malthus, mas em relação às necessidades médias de valorização do capital. A população é declarada supérflua por um critério social determinado, a rentabilidade, e não por limite natural, e além disso é produzida pela própria acumulação mediante a elevação da composição orgânica. A funcionalidade decorre justamente dessas duas características.</w:t>
+      </w:r>
+    </w:p>
+    <w:p>
+      <w:pPr>
+        <w:spacing w:before="0" w:after="120" w:line="276" w:lineRule="auto"/>
+        <w:ind w:left="283" w:firstLine="425"/>
+        <w:jc w:val="both"/>
+      </w:pPr>
+      <w:r>
+        <w:rPr>
+          <w:rFonts w:ascii="Times New Roman" w:hAnsi="Times New Roman"/>
+          <w:b w:val="0"/>
+          <w:i w:val="0"/>
+          <w:sz w:val="23"/>
+        </w:rPr>
+        <w:t>A primeira função é fornecer a elasticidade que a acumulação exige. A acumulação não é movimento uniforme, pois se dá em saltos, por ramos e por regiões, seguindo o ciclo industrial com suas fases de prosperidade, crise e estagnação, e nas fases de expansão o capital precisa lançar massas de trabalhadores em pontos decisivos, subitamente e sem retirá-los dos ramos já em funcionamento, o que só é possível se existir contingente disponível pronto a ser absorvido. A reserva é esse reservatório, e é ela que torna a oferta de trabalho elástica, desligando-a dos limites naturais do crescimento populacional, que é lento e sujeito a defasagens de uma geração. A segunda função é regular os salários, pois a pressão dos desempregados sobre os empregados os mantém dentro dos limites compatíveis com a valorização do capital, impedindo nas fases de expansão que a demanda crescente por trabalho comprometa a taxa de mais-valor e deprimindo-os nas fases de contração. É nesse sentido que Marx afirma que os movimentos gerais do salário são regulados exclusivamente pela expansão e contração do exército industrial de reserva, e não pelo movimento do número absoluto da população.</w:t>
+      </w:r>
+    </w:p>
+    <w:p>
+      <w:pPr>
+        <w:spacing w:before="0" w:after="120" w:line="276" w:lineRule="auto"/>
+        <w:ind w:left="283" w:firstLine="425"/>
+        <w:jc w:val="both"/>
+      </w:pPr>
+      <w:r>
+        <w:rPr>
+          <w:rFonts w:ascii="Times New Roman" w:hAnsi="Times New Roman"/>
+          <w:b w:val="0"/>
+          <w:i w:val="0"/>
+          <w:sz w:val="23"/>
+        </w:rPr>
+        <w:t>A terceira função é disciplinar a classe trabalhadora e enfraquecer a sua resistência, pois a existência de uma massa disponível acirra a concorrência entre os próprios trabalhadores, e quem está empregado sabe que pode ser substituído, o que reduz a capacidade de recusar jornadas longas e ritmos intensos, enfraquece a organização sindical e a eficácia das greves, visto que o capital dispõe de substitutos imediatos, e permite impor a disciplina de fábrica com menor custo de coerção direta. A isso se liga uma quarta função, que Marx destaca pela sua perversidade, pois o trabalho excessivo da parte empregada engrossa as fileiras da parte desempregada, e a pressão desta obriga a parte empregada a aceitar trabalho ainda mais excessivo, de modo que sobretrabalho de uns e desemprego forçado de outros se condicionam mutuamente e ambos se tornam meios de enriquecimento do capitalista. É também por isso que o capital resiste tanto à redução da jornada, já que distribuir o trabalho disponível entre mais trabalhadores reduziria a reserva e a sua eficácia disciplinadora.</w:t>
+      </w:r>
+    </w:p>
+    <w:p>
+      <w:pPr>
+        <w:spacing w:before="0" w:after="120" w:line="276" w:lineRule="auto"/>
+        <w:ind w:left="283" w:firstLine="425"/>
+        <w:jc w:val="both"/>
+      </w:pPr>
+      <w:r>
+        <w:rPr>
+          <w:rFonts w:ascii="Times New Roman" w:hAnsi="Times New Roman"/>
+          <w:b w:val="0"/>
+          <w:i w:val="0"/>
+          <w:sz w:val="23"/>
+        </w:rPr>
+        <w:t>Como a acumulação produz a sua própria oferta de trabalho, o capital se liberta ainda da dependência demográfica, criando e destruindo disponibilidade de trabalho em prazos muito mais curtos do que a demografia opera, de maneira que a lei de oferta e demanda de trabalho passa a funcionar dentro de limites que o próprio capital estabelece, e ao conter os salários a reserva contribui para sustentar a taxa de mais-valor, contrabalançando a pressão que a elevação da composição orgânica exerce sobre a taxa de lucro. Reconhecer essa funcionalidade, porém, não equivale a tratá-la como harmonia, pois a mesma superpopulação que serve ao capital constitui a forma de existência do pauperismo e da degradação, e as formas que Marx distingue, flutuante, latente e estagnada, além do pauperismo propriamente dito, demonstram que se trata de condição permanente e estruturada, e não de acidente conjuntural. A funcionalidade para o capital e a destrutividade para os trabalhadores são o mesmo fato observado de dois lados.</w:t>
       </w:r>
     </w:p>
     <w:p>
@@ -3782,71 +3606,55 @@
           <w:i w:val="0"/>
           <w:sz w:val="23"/>
         </w:rPr>
-        <w:t>A passagem se dirige à representação corrente, clássica e vulgar, do mercado de trabalho, segundo a qual demanda e oferta de trabalho seriam duas potências independentes que se encontram no mercado e cuja interação determina o salário, sendo a demanda dada pelo crescimento do capital e a oferta pelo crescimento da população trabalhadora, regido por leis demográficas supostamente naturais à maneira de Malthus. O salário seria, nessa leitura, o resultado neutro do encontro de duas séries causais autônomas. Marx responde que o jogo é fraudulento, que os dados estão viciados, porque as duas potências não são independentes, uma vez que o capital age simultaneamente sobre os dois lados, de modo que o resultado do suposto encontro já se encontra determinado por um único movimento, o da acumulação.</w:t>
-      </w:r>
-    </w:p>
-    <w:p>
-      <w:pPr>
-        <w:spacing w:before="0" w:after="120" w:line="276" w:lineRule="auto"/>
-        <w:ind w:left="283" w:firstLine="425"/>
-        <w:jc w:val="both"/>
-      </w:pPr>
-      <w:r>
-        <w:rPr>
-          <w:rFonts w:ascii="Times New Roman" w:hAnsi="Times New Roman"/>
-          <w:b w:val="0"/>
-          <w:i w:val="0"/>
-          <w:sz w:val="23"/>
-        </w:rPr>
-        <w:t>Quanto à demanda de trabalho, o argumento se desenvolve em três passos. O primeiro consiste em observar que o que compra força de trabalho é o capital variável e não o capital total, de sorte que a demanda depende apenas de uma parte do capital. O segundo consiste em recordar que, com o progresso da acumulação, a composição orgânica se eleva, e o capital variável cresce menos que o capital total podendo até decrescer em termos absolutos, razão pela qual a demanda de trabalho não é idêntica ao crescimento do capital e um capital que cresce rapidamente pode demandar proporcionalmente menos trabalho. O terceiro consiste em acrescentar que o capital pode ampliar a massa de trabalho que explora sem ampliar o número de trabalhadores, prolongando a jornada e intensificando o trabalho, conforme estabelecido no capítulo 9, de modo que nem mesmo a demanda por horas de trabalho se traduz diretamente em demanda por trabalhadores.</w:t>
-      </w:r>
-    </w:p>
-    <w:p>
-      <w:pPr>
-        <w:spacing w:before="0" w:after="120" w:line="276" w:lineRule="auto"/>
-        <w:ind w:left="283" w:firstLine="425"/>
-        <w:jc w:val="both"/>
-      </w:pPr>
-      <w:r>
-        <w:rPr>
-          <w:rFonts w:ascii="Times New Roman" w:hAnsi="Times New Roman"/>
-          <w:b w:val="0"/>
-          <w:i w:val="0"/>
-          <w:sz w:val="23"/>
-        </w:rPr>
-        <w:t>Quanto à oferta de trabalho, está aqui o ponto que a representação corrente ignora por completo, pois a oferta não é idêntica ao crescimento da classe trabalhadora pela razão de que o capital a produz ativamente. Ele a produz, primeiro, pela repulsão de trabalhadores já empregados, visto que a maquinaria e o aumento da produtividade tornam supérfluos trabalhadores em atividade e os lançam no mercado, de maneira que o capital não apenas encontra trabalhadores disponíveis mas os fabrica. Produz, em segundo lugar, pela proletarização de produtores independentes, já que a destruição do artesanato, da pequena produção rural e da indústria doméstica expropria camadas que viviam fora da relação assalariada e as converte em vendedores de força de trabalho. Produz, em terceiro lugar, pela incorporação de novas camadas ao mercado de trabalho, pois mulheres e crianças são atraídas pela própria transformação técnica que dispensa força física e qualificação, ampliando a oferta sem qualquer alteração demográfica, valendo o mesmo para o deslocamento de populações rurais, que constituem a superpopulação latente, e para os fluxos migratórios atraídos pela acumulação. Produz, em quarto lugar, pelo prolongamento e pela intensificação da jornada, pois o sobretrabalho dos empregados substitui o trabalho de outros e engrossa a reserva, além de desgastar prematuramente os trabalhadores e acelerar a sua substituição. E produz, como síntese de todos esses mecanismos, o exército industrial de reserva, que constitui a oferta efetivamente relevante para o capital, aquela que pressiona os salários.</w:t>
-      </w:r>
-    </w:p>
-    <w:p>
-      <w:pPr>
-        <w:spacing w:before="0" w:after="120" w:line="276" w:lineRule="auto"/>
-        <w:ind w:left="283" w:firstLine="425"/>
-        <w:jc w:val="both"/>
-      </w:pPr>
-      <w:r>
-        <w:rPr>
-          <w:rFonts w:ascii="Times New Roman" w:hAnsi="Times New Roman"/>
-          <w:b w:val="0"/>
-          <w:i w:val="0"/>
-          <w:sz w:val="23"/>
-        </w:rPr>
-        <w:t>Conclui-se que tanto a demanda quanto a oferta de trabalho são determinações internas do movimento do capital, e que aquilo que aparece na superfície como livre jogo de duas forças de mercado é, na realidade, o automovimento do capital desdobrando-se em dois lados. Por isso os salários são regulados pela expansão e contração do exército industrial de reserva, que é produto da acumulação, e não pelo movimento absoluto da população. A lei de oferta e demanda do trabalho continua operando, mas dentro de limites que o próprio capital estabelece, o que lhe retira o caráter de árbitro neutro, e daí decorre para Marx a necessidade da ação coletiva dos trabalhadores, da organização sindical e da legislação protetora, que constituem a tentativa de interferir num jogo cujas regras, deixadas ao mercado, já estão determinadas em favor do capital.</w:t>
-      </w:r>
-    </w:p>
-    <w:p>
-      <w:pPr>
-        <w:spacing w:before="0" w:after="120" w:line="276" w:lineRule="auto"/>
-        <w:ind w:left="283" w:firstLine="425"/>
-        <w:jc w:val="both"/>
-      </w:pPr>
-      <w:r>
-        <w:rPr>
-          <w:rFonts w:ascii="Times New Roman" w:hAnsi="Times New Roman"/>
-          <w:b w:val="0"/>
-          <w:i w:val="0"/>
-          <w:sz w:val="23"/>
-        </w:rPr>
-        <w:t>Resta explicar por que a dinâmica capitalista se sobrepõe à dinâmica demográfica, e a explicação reúne quatro razões. A primeira é de velocidade, pois o crescimento populacional é lento e opera com defasagens de uma geração entre o nascimento e o ingresso no mercado de trabalho, enquanto a acumulação pode mobilizar ou tornar supérflua uma massa enorme de trabalhadores em poucos anos, mediante a introdução de maquinaria, a centralização de capitais ou a abertura e o fechamento de ramos inteiros, de modo que a variável rápida subordina a variável lenta. A segunda é que o que conta para o capital não é a população mas a disponibilidade para a valorização, pois pessoas existentes e não disponíveis como força de trabalho não constituem oferta de trabalho, e a conversão de população em oferta de trabalho é precisamente aquilo que a acumulação realiza, por expropriação, por repulsão e por incorporação de novas camadas. A terceira é a substituibilidade entre número de trabalhadores e quantidade de trabalho por trabalhador, estabelecida no capítulo 9, que rompe o vínculo direto entre as necessidades do capital e o tamanho da população. A quarta, de alcance teórico mais amplo, é que Marx substitui a lei natural da população por uma lei histórica específica, pois cada modo de produção possui a sua própria lei de população, e no capitalismo essa lei é a produção de uma superpopulação relativa pela acumulação. Com isso o excedente populacional deixa de ser fato natural que explica a miséria e passa a ser produto social que a acumulação engendra, de maneira que a inversão se completa, pois não é a população que pressiona os meios de subsistência, e sim o capital que produz a população excedente de que necessita, sendo a miséria resultante efeito da riqueza e não do seu contrário.</w:t>
+        <w:t>A passagem se dirige à representação corrente do mercado de trabalho, segundo a qual demanda e oferta de trabalho seriam duas potências independentes que se encontram no mercado e cuja interação determina o salário, sendo a demanda dada pelo crescimento do capital e a oferta pelo crescimento da população trabalhadora, regido por leis demográficas supostamente naturais à maneira de Malthus. O salário seria, nessa leitura, resultado neutro do encontro de duas séries causais autônomas. Marx responde que o jogo é fraudulento, que os dados estão viciados, porque as duas potências não são independentes, uma vez que o capital age simultaneamente sobre os dois lados, de modo que o resultado do suposto encontro já se encontra determinado por um único movimento, o da acumulação.</w:t>
+      </w:r>
+    </w:p>
+    <w:p>
+      <w:pPr>
+        <w:spacing w:before="0" w:after="120" w:line="276" w:lineRule="auto"/>
+        <w:ind w:left="283" w:firstLine="425"/>
+        <w:jc w:val="both"/>
+      </w:pPr>
+      <w:r>
+        <w:rPr>
+          <w:rFonts w:ascii="Times New Roman" w:hAnsi="Times New Roman"/>
+          <w:b w:val="0"/>
+          <w:i w:val="0"/>
+          <w:sz w:val="23"/>
+        </w:rPr>
+        <w:t>Quanto à demanda, o argumento se desenvolve em três passos. O que compra força de trabalho é o capital variável e não o capital total, de sorte que a demanda depende apenas de uma parte do capital. Com o progresso da acumulação a composição orgânica se eleva, e o capital variável cresce menos que o capital total podendo até decrescer em termos absolutos, razão pela qual a demanda de trabalho não é idêntica ao crescimento do capital e um capital que cresce rapidamente pode demandar proporcionalmente menos trabalho. Acrescente-se que o capital pode ampliar a massa de trabalho que explora sem ampliar o número de trabalhadores, prolongando a jornada e intensificando o trabalho, conforme o capítulo 9 estabelece, de modo que nem mesmo a demanda por horas de trabalho se traduz diretamente em demanda por trabalhadores.</w:t>
+      </w:r>
+    </w:p>
+    <w:p>
+      <w:pPr>
+        <w:spacing w:before="0" w:after="120" w:line="276" w:lineRule="auto"/>
+        <w:ind w:left="283" w:firstLine="425"/>
+        <w:jc w:val="both"/>
+      </w:pPr>
+      <w:r>
+        <w:rPr>
+          <w:rFonts w:ascii="Times New Roman" w:hAnsi="Times New Roman"/>
+          <w:b w:val="0"/>
+          <w:i w:val="0"/>
+          <w:sz w:val="23"/>
+        </w:rPr>
+        <w:t>Quanto à oferta, está aqui o ponto que a representação corrente ignora, pois ela não é idêntica ao crescimento da classe trabalhadora pela razão de que o capital a produz ativamente. Ele a produz pela repulsão de trabalhadores já empregados, visto que a maquinaria torna supérfluos trabalhadores em atividade e os lança no mercado, de maneira que o capital não apenas encontra trabalhadores disponíveis mas os fabrica. Produz também pela proletarização de produtores independentes, já que a destruição do artesanato e da pequena produção rural expropria camadas que viviam fora da relação assalariada. Produz ainda pela incorporação de novas camadas, pois mulheres e crianças são atraídas pela própria transformação técnica que dispensa força física e qualificação, ampliando a oferta sem qualquer alteração demográfica, valendo o mesmo para o deslocamento de populações rurais e para os fluxos migratórios. E produz, como síntese desses mecanismos, o exército industrial de reserva, que constitui a oferta efetivamente relevante para o capital.</w:t>
+      </w:r>
+    </w:p>
+    <w:p>
+      <w:pPr>
+        <w:spacing w:before="0" w:after="120" w:line="276" w:lineRule="auto"/>
+        <w:ind w:left="283" w:firstLine="425"/>
+        <w:jc w:val="both"/>
+      </w:pPr>
+      <w:r>
+        <w:rPr>
+          <w:rFonts w:ascii="Times New Roman" w:hAnsi="Times New Roman"/>
+          <w:b w:val="0"/>
+          <w:i w:val="0"/>
+          <w:sz w:val="23"/>
+        </w:rPr>
+        <w:t>Conclui-se que tanto a demanda quanto a oferta são determinações internas do movimento do capital, e que aquilo que aparece como livre jogo de duas forças de mercado é, na realidade, o automovimento do capital desdobrando-se em dois lados, razão pela qual a lei de oferta e demanda continua operando mas dentro de limites que o próprio capital estabelece, o que lhe retira o caráter de árbitro neutro. A dinâmica da acumulação se sobrepõe à dinâmica demográfica por três razões. A primeira é de velocidade, pois o crescimento populacional opera com defasagens de uma geração entre o nascimento e o ingresso no mercado de trabalho, enquanto a acumulação pode mobilizar ou tornar supérflua massa enorme de trabalhadores em poucos anos, de modo que a variável rápida subordina a lenta. A segunda é que o que conta para o capital não é a população mas a disponibilidade para a valorização, pois pessoas existentes e não disponíveis como força de trabalho não constituem oferta. A terceira é que Marx substitui a lei natural da população por uma lei histórica específica, visto que cada modo de produção possui a sua própria lei de população, e no capitalismo ela é a produção de uma superpopulação relativa pela acumulação. A inversão é completa, pois não é a população que pressiona os meios de subsistência, e sim o capital que produz a população excedente de que necessita, sendo a miséria resultante efeito da riqueza e não do seu contrário.</w:t>
       </w:r>
     </w:p>
     <w:p>
@@ -4108,119 +3916,55 @@
           <w:i w:val="0"/>
           <w:sz w:val="23"/>
         </w:rPr>
-        <w:t>A anedota a que Marx se refere é a versão que a economia política oferece da origem do capital, e ele a trata como o equivalente, na economia, do pecado original na teologia. Nessa narrativa, a divisão entre proprietários e despossuídos resultaria de diferenças de conduta, tendo uns sido laboriosos, inteligentes e parcimoniosos e outros preguiçosos e dissipadores. Dois vícios lógicos estruturam o relato. O primeiro é que ele explica o resultado pelo próprio resultado, pressupondo como causa a desigualdade que deveria explicar. O segundo é que naturaliza e moraliza um processo histórico determinado, apresentando como consequência de virtudes individuais aquilo que foi produto de expropriação violenta e de ação estatal sistemática.</w:t>
-      </w:r>
-    </w:p>
-    <w:p>
-      <w:pPr>
-        <w:spacing w:before="0" w:after="120" w:line="276" w:lineRule="auto"/>
-        <w:ind w:left="283" w:firstLine="425"/>
-        <w:jc w:val="both"/>
-      </w:pPr>
-      <w:r>
-        <w:rPr>
-          <w:rFonts w:ascii="Times New Roman" w:hAnsi="Times New Roman"/>
-          <w:b w:val="0"/>
-          <w:i w:val="0"/>
-          <w:sz w:val="23"/>
-        </w:rPr>
-        <w:t>Contra essa versão, Marx estabelece que a acumulação primitiva não é acumulação resultante do modo de produção capitalista, e sim a acumulação que o precede e o constitui, o seu ponto de partida. O seu conteúdo é um processo de separação, a cisão entre o produtor e os meios de produção, pois a relação capitalista pressupõe duas condições que não existem naturalmente, a saber, de um lado trabalhadores livres e despossuídos, obrigados a vender a sua força de trabalho, e de outro meios de produção e dinheiro concentrados em poucas mãos. A acumulação primitiva é o processo histórico que produz simultaneamente essas duas condições, constituindo portanto a pré-história do capital. É nesse contexto que se compreende a tese de Marx sobre o processo efetivo, segundo a qual na história real desempenham o papel principal a conquista, a escravização, o roubo e o assassinato, em suma, a violência, e a história dessa expropriação está inscrita nos anais da humanidade com traços de sangue e fogo.</w:t>
-      </w:r>
-    </w:p>
-    <w:p>
-      <w:pPr>
-        <w:spacing w:before="0" w:after="120" w:line="276" w:lineRule="auto"/>
-        <w:ind w:left="283" w:firstLine="425"/>
-        <w:jc w:val="both"/>
-      </w:pPr>
-      <w:r>
-        <w:rPr>
-          <w:rFonts w:ascii="Times New Roman" w:hAnsi="Times New Roman"/>
-          <w:b w:val="0"/>
-          <w:i w:val="0"/>
-          <w:sz w:val="23"/>
-        </w:rPr>
-        <w:t>Quanto à formação da classe trabalhadora, o processo tem caráter duplo, e é essa duplicidade que importa reter, pois o produtor direto é liberado das relações de servidão e de dependência pessoal e, ao mesmo tempo, despojado dos seus meios de produção e de subsistência, tornando-se livre em dois sentidos, livre da sujeição ao senhor e livre de propriedade, sem o que o primeiro sentido não produziria assalariados. Tomando sobretudo o caso inglês, que Marx considera clássico, os elementos concretos são os seguintes. A dissolução dos séquitos feudais e das relações de vassalagem lança no mercado massas de homens sem meios de vida. A expropriação da população rural se realiza pelo cercamento das terras comuns, pela usurpação dos campos comunais, pela conversão de terras aráveis em pastagens para ovelhas sob o impulso da indústria da lã e pela prática da limpeza das propriedades, com demolição de casas de camponeses e expulsão de aldeias inteiras. O confisco dos bens da Igreja na Reforma permite a sua venda ou doação a preços nominais, eliminando um amparo tradicional dos pobres rurais, ao que se soma a usurpação dos domínios do Estado. Nos séculos XVIII e XIX a expropriação assume forma legal mediante os decretos de cercamento das terras comuns, que Marx qualifica como decretos pelos quais os senhores se presenteiam com as terras do povo, a forma parlamentar do roubo. E nas Terras Altas da Escócia as expulsões substituem populações inteiras por criações de ovelhas e, mais tarde, por reservas de caça, caso em que a violência aparece de forma particularmente nua.</w:t>
-      </w:r>
-    </w:p>
-    <w:p>
-      <w:pPr>
-        <w:spacing w:before="0" w:after="120" w:line="276" w:lineRule="auto"/>
-        <w:ind w:left="283" w:firstLine="425"/>
-        <w:jc w:val="both"/>
-      </w:pPr>
-      <w:r>
-        <w:rPr>
-          <w:rFonts w:ascii="Times New Roman" w:hAnsi="Times New Roman"/>
-          <w:b w:val="0"/>
-          <w:i w:val="0"/>
-          <w:sz w:val="23"/>
-        </w:rPr>
-        <w:t>A esse movimento de expropriação acrescenta-se um movimento de coerção, sem o qual a classe trabalhadora não se constituiria. Os expropriados não se transformam espontaneamente em operários disciplinados, convertendo-se primeiro em vagabundos e mendigos, e é contra eles que se volta a legislação sanguinária dos séculos XV a XVII, com açoitamento, marcação a ferro, mutilação, escravização e execução dos vagabundos sob Henrique VIII, Eduardo VI e Isabel, cujo objetivo é forçar os despossuídos ao trabalho assalariado. Somam-se os estatutos que fixam salários máximos e proíbem a associação de trabalhadores, vigentes na Inglaterra até o século XIX, os quais demonstram que o Estado atuou diretamente para rebaixar o preço do trabalho. Cabe mencionar ainda a formação do mercado interno, pois a destruição da indústria doméstica rural e a separação entre agricultura e manufatura transformam os camponeses, que antes produziam os seus próprios meios de subsistência e instrumentos, em compradores de mercadorias, criando o mercado interno que o capital industrial requer. Marx insiste, por fim, em que são necessários tempo e coerção prolongada para que a nova classe passe a considerar as exigências do modo de produção capitalista como leis naturais evidentes, sendo a disciplina fabril resultado histórico e não disposição espontânea.</w:t>
-      </w:r>
-    </w:p>
-    <w:p>
-      <w:pPr>
-        <w:spacing w:before="0" w:after="120" w:line="276" w:lineRule="auto"/>
-        <w:ind w:left="283" w:firstLine="425"/>
-        <w:jc w:val="both"/>
-      </w:pPr>
-      <w:r>
-        <w:rPr>
-          <w:rFonts w:ascii="Times New Roman" w:hAnsi="Times New Roman"/>
-          <w:b w:val="0"/>
-          <w:i w:val="0"/>
-          <w:sz w:val="23"/>
-        </w:rPr>
-        <w:t>Quanto à formação da classe capitalista, a gênese possui uma vertente interna à economia e outra externa, sendo a segunda decisiva. Na vertente interna situa-se a gênese do arrendatário capitalista na agricultura inglesa, favorecida por arrendamentos de longo prazo, pela desvalorização dos metais preciosos, que reduziu o valor real das rendas e dos salários fixados nominalmente, e pela usurpação das terras comuns, que lhe permitiu ampliar rebanho e capital sem desembolso, situando-se igualmente a conversão de mestres de corporação e, principalmente, de comerciantes e usurários em capitalistas industriais, processo em que o capital mercantil e o usurário preexistentes se transformam em capital industrial. Na vertente externa, que Marx apresenta com ironia como o idílio da acumulação primitiva, figuram a pilhagem colonial decorrente da descoberta da América e da rota marítima para as Índias, o saque das Índias Orientais, o extermínio e a escravização das populações indígenas e as minas de prata de Potosí. Figura sobretudo o tráfico de escravos e a escravidão nas Américas, com a transformação da África numa reserva para a caça comercial de pele negra, o comércio triangular e o crescimento de Liverpool e Bristol sobre o tráfico, constituindo a escravidão colonial o pedestal da indústria inglesa, inclusive materialmente, pois o algodão das plantações escravistas era a matéria-prima da indústria de Lancashire. Figuram ainda o sistema colonial com os seus monopólios comerciais, a atuação das Companhias das Índias holandesa e inglesa, o monopólio do sal e do ópio e a arrecadação extorsiva em Bengala com as fomes que dela resultaram.</w:t>
-      </w:r>
-    </w:p>
-    <w:p>
-      <w:pPr>
-        <w:spacing w:before="0" w:after="120" w:line="276" w:lineRule="auto"/>
-        <w:ind w:left="283" w:firstLine="425"/>
-        <w:jc w:val="both"/>
-      </w:pPr>
-      <w:r>
-        <w:rPr>
-          <w:rFonts w:ascii="Times New Roman" w:hAnsi="Times New Roman"/>
-          <w:b w:val="0"/>
-          <w:i w:val="0"/>
-          <w:sz w:val="23"/>
-        </w:rPr>
-        <w:t>Entre os elementos da vertente externa, dois merecem destaque pela sua função especificamente financeira e fiscal. A dívida pública é tratada por Marx como uma das alavancas mais poderosas da acumulação primitiva, visto que transforma dinheiro improdutivo em capital, cria uma classe de rentistas que se apropria de receitas fiscais sem função produtiva, confere aos títulos a aptidão de circular como capital e dá origem ao sistema bancário moderno, às bolsas e à agiotagem de papéis. O sistema tributário moderno é o seu complemento necessário, e a sua incidência sobre os meios de subsistência expropria camponeses, artesãos e pequenos produtores, acelerando a proletarização. A isso se acrescentam o protecionismo e as guerras comerciais, meios artificiais de fabricar fabricantes, de expropriar trabalhadores independentes e de capitalizar os meios nacionais de produção.</w:t>
-      </w:r>
-    </w:p>
-    <w:p>
-      <w:pPr>
-        <w:spacing w:before="0" w:after="120" w:line="276" w:lineRule="auto"/>
-        <w:ind w:left="283" w:firstLine="425"/>
-        <w:jc w:val="both"/>
-      </w:pPr>
-      <w:r>
-        <w:rPr>
-          <w:rFonts w:ascii="Times New Roman" w:hAnsi="Times New Roman"/>
-          <w:b w:val="0"/>
-          <w:i w:val="0"/>
-          <w:sz w:val="23"/>
-        </w:rPr>
-        <w:t>O fio que une todos esses elementos é a ação sistemática do poder estatal, pois a expropriação não foi obra do mercado e sim de leis, decretos, tribunais, exércitos, frotas e companhias privilegiadas, e é nesse contexto que se entende a formulação segundo a qual a violência é a parteira de toda sociedade velha que está grávida de uma nova, sendo ela mesma uma potência econômica. O enunciado desfaz a oposição entre economia e política que a anedota pressupõe, ao mostrar que a constituição das próprias relações econômicas foi obra de poder político concentrado.</w:t>
-      </w:r>
-    </w:p>
-    <w:p>
-      <w:pPr>
-        <w:spacing w:before="0" w:after="120" w:line="276" w:lineRule="auto"/>
-        <w:ind w:left="283" w:firstLine="425"/>
-        <w:jc w:val="both"/>
-      </w:pPr>
-      <w:r>
-        <w:rPr>
-          <w:rFonts w:ascii="Times New Roman" w:hAnsi="Times New Roman"/>
-          <w:b w:val="0"/>
-          <w:i w:val="0"/>
-          <w:sz w:val="23"/>
-        </w:rPr>
-        <w:t>A conclusão polêmica do capítulo é a sentença de que o capital vem ao mundo escorrendo sangue e sujeira por todos os poros, mas mais importante que a imagem é o resultado teórico que ela sustenta. Se a separação entre produtores e meios de produção é histórica e não natural, então ela é transitória, e a propriedade privada capitalista não tem fundamento em nenhum direito originário derivado do trabalho próprio. Marx conclui com a tendência histórica da acumulação, a expropriação dos expropriadores, na qual a propriedade privada fundada no trabalho próprio é primeiro negada pela propriedade capitalista, que por sua vez será negada pela propriedade social, movimento formulado como negação da negação. O capítulo seguinte, sobre a teoria moderna da colonização, confirma o argumento por outro caminho, ao mostrar que nas colônias, onde o acesso à terra permanecia aberto, a relação capitalista não se estabelecia espontaneamente e precisava ser criada por meios artificiais e estatais, como a venda de terras a preços proibitivos destinada a impedir que o trabalhador se tornasse proprietário.</w:t>
+        <w:t>A anedota a que Marx se refere é a versão que a economia política oferece da origem do capital, e ele a trata como o equivalente, na economia, do pecado original na teologia. Esse relato apresenta dois vícios lógicos, pois explica o resultado pelo próprio resultado, pressupondo como causa a desigualdade que deveria explicar, e naturaliza um processo histórico determinado, apresentando como consequência de virtudes individuais aquilo que foi produto de expropriação violenta e de ação estatal sistemática. Contra essa versão, Marx estabelece que a acumulação primitiva não é acumulação resultante do modo de produção capitalista, e sim a que o precede e o constitui, cujo conteúdo é um processo de separação, a cisão entre o produtor e os meios de produção. A relação capitalista pressupõe duas condições que não existem naturalmente, de um lado trabalhadores livres e despossuídos, obrigados a vender a sua força de trabalho, e de outro meios de produção e dinheiro concentrados em poucas mãos, sendo a acumulação primitiva o processo que produz simultaneamente ambas. Daí a tese de que na história real desempenham o papel principal a conquista, a escravização, o roubo e o assassinato, em suma, a violência.</w:t>
+      </w:r>
+    </w:p>
+    <w:p>
+      <w:pPr>
+        <w:spacing w:before="0" w:after="120" w:line="276" w:lineRule="auto"/>
+        <w:ind w:left="283" w:firstLine="425"/>
+        <w:jc w:val="both"/>
+      </w:pPr>
+      <w:r>
+        <w:rPr>
+          <w:rFonts w:ascii="Times New Roman" w:hAnsi="Times New Roman"/>
+          <w:b w:val="0"/>
+          <w:i w:val="0"/>
+          <w:sz w:val="23"/>
+        </w:rPr>
+        <w:t>Quanto à formação da classe trabalhadora, o processo tem caráter duplo, e é essa duplicidade que importa reter, pois o produtor direto é liberado das relações de servidão e, ao mesmo tempo, despojado dos seus meios de produção e de subsistência, tornando-se livre em dois sentidos, livre da sujeição ao senhor e livre de propriedade, sem o que o primeiro sentido não produziria assalariados. Tomando o caso inglês, que Marx considera clássico, a dissolução dos séquitos feudais lança no mercado massas de homens sem meios de vida, e a expropriação da população rural se realiza pelo cercamento das terras comuns, pela conversão de terras aráveis em pastagens para ovelhas sob o impulso da indústria da lã e pela limpeza das propriedades, com expulsão de aldeias inteiras. O confisco dos bens da Igreja na Reforma permite a sua venda a preços nominais, e nos séculos XVIII e XIX a expropriação assume forma legal mediante os decretos de cercamento, que Marx qualifica como a forma parlamentar do roubo.</w:t>
+      </w:r>
+    </w:p>
+    <w:p>
+      <w:pPr>
+        <w:spacing w:before="0" w:after="120" w:line="276" w:lineRule="auto"/>
+        <w:ind w:left="283" w:firstLine="425"/>
+        <w:jc w:val="both"/>
+      </w:pPr>
+      <w:r>
+        <w:rPr>
+          <w:rFonts w:ascii="Times New Roman" w:hAnsi="Times New Roman"/>
+          <w:b w:val="0"/>
+          <w:i w:val="0"/>
+          <w:sz w:val="23"/>
+        </w:rPr>
+        <w:t>A esse movimento de expropriação acrescenta-se um movimento de coerção, sem o qual a classe trabalhadora não se constituiria, pois os expropriados não se transformam espontaneamente em operários disciplinados, convertendo-se primeiro em vagabundos e mendigos, contra os quais se volta a legislação sanguinária dos séculos XV a XVII, com açoitamento, marcação a ferro, escravização e execução sob Henrique VIII, Eduardo VI e Isabel, cujo objetivo é forçá-los ao trabalho assalariado. Somam-se os estatutos que fixam salários máximos e proíbem a associação de trabalhadores, vigentes até o século XIX, que demonstram a atuação direta do Estado para rebaixar o preço do trabalho. Marx insiste em que são necessários tempo e coerção prolongada para que a nova classe passe a considerar as exigências do modo de produção capitalista como leis naturais evidentes, sendo a disciplina fabril resultado histórico e não disposição espontânea.</w:t>
+      </w:r>
+    </w:p>
+    <w:p>
+      <w:pPr>
+        <w:spacing w:before="0" w:after="120" w:line="276" w:lineRule="auto"/>
+        <w:ind w:left="283" w:firstLine="425"/>
+        <w:jc w:val="both"/>
+      </w:pPr>
+      <w:r>
+        <w:rPr>
+          <w:rFonts w:ascii="Times New Roman" w:hAnsi="Times New Roman"/>
+          <w:b w:val="0"/>
+          <w:i w:val="0"/>
+          <w:sz w:val="23"/>
+        </w:rPr>
+        <w:t>Quanto à formação da classe capitalista, a gênese possui vertente interna e vertente externa, sendo a segunda decisiva. Na interna situam-se o arrendatário capitalista inglês, favorecido por arrendamentos de longo prazo, pela desvalorização dos metais preciosos, que reduziu o valor real das rendas e dos salários fixados nominalmente, e pela usurpação das terras comuns, e a conversão de comerciantes e usurários em capitalistas industriais. Na externa, que Marx apresenta com ironia como o idílio da acumulação primitiva, figuram a pilhagem colonial, o saque das Índias Orientais e o extermínio das populações indígenas, e sobretudo o tráfico de escravos e a escravidão nas Américas, que constitui o pedestal da indústria inglesa inclusive em sentido material, pois o algodão das plantações escravistas era a matéria-prima de Lancashire. Somam-se a dívida pública, uma das alavancas mais poderosas do processo, que transforma dinheiro improdutivo em capital e dá origem ao sistema bancário moderno, o sistema tributário, cuja incidência sobre os meios de subsistência acelera a proletarização, e o protecionismo. O fio que une esses elementos é a ação sistemática do poder estatal, e daí a formulação de que a violência é a parteira de toda sociedade velha grávida de uma nova, sendo ela mesma uma potência econômica. O resultado teórico é decisivo, pois se a separação entre produtores e meios de produção é histórica e não natural, então ela é transitória, e a propriedade privada capitalista não tem fundamento em nenhum direito originário derivado do trabalho próprio.</w:t>
       </w:r>
     </w:p>
     <w:sectPr>

--- a/ce_405_c_lista_1_exercicios.docx
+++ b/ce_405_c_lista_1_exercicios.docx
@@ -220,55 +220,55 @@
           <w:i w:val="0"/>
           <w:sz w:val="23"/>
         </w:rPr>
-        <w:t>Na circulação simples de mercadorias, representada por M–D–M, o ponto de partida e o de chegada são mercadorias, e o dinheiro funciona como meio de circulação, intermediário evanescente que é gasto definitivamente e não retorna a quem o despendeu. Como os extremos se equivalem em valor e diferem em utilidade, é essa diferença qualitativa que confere sentido à operação, pois trocar trigo por trigo seria absurdo. Daí decorre que a finalidade do movimento se situa fora da circulação, no consumo, e que o processo possui limite interno, já que se encerra com a satisfação da necessidade e a sua repetição depende do surgimento de outra. O valor, nesse percurso, apenas se conserva e muda de forma.</w:t>
-      </w:r>
-    </w:p>
-    <w:p>
-      <w:pPr>
-        <w:spacing w:before="0" w:after="120" w:line="276" w:lineRule="auto"/>
-        <w:ind w:left="283" w:firstLine="425"/>
-        <w:jc w:val="both"/>
-      </w:pPr>
-      <w:r>
-        <w:rPr>
-          <w:rFonts w:ascii="Times New Roman" w:hAnsi="Times New Roman"/>
-          <w:b w:val="0"/>
-          <w:i w:val="0"/>
-          <w:sz w:val="23"/>
-        </w:rPr>
-        <w:t>Na circulação do dinheiro como capital, representada por D–M–D', a estrutura se inverte termo a termo, pois os extremos são dinheiro e é a mercadoria que se torna o intermediário, uma vez que se compra para vender em lugar de vender para comprar. Sendo os extremos qualitativamente idênticos, eles só podem diferir em quantidade, e um retorno igual ao adiantamento seria tautológico, razão pela qual a forma só tem sentido se o refluxo exceder o adiantamento, diferença que Marx denomina mais-valor. O dinheiro não é gasto mas adiantado, pois reflui acrescido, o que distingue o capitalista do entesourador, que o subtrai da circulação. A finalidade passa a ser interna ao próprio movimento, pois é a valorização do valor, e o valor de uso comparece apenas como portador necessário do valor. Por isso o movimento perde todo limite interno, visto que a quantidade de valor não conhece saciedade e D' é sempre o início de um novo ciclo.</w:t>
-      </w:r>
-    </w:p>
-    <w:p>
-      <w:pPr>
-        <w:spacing w:before="0" w:after="120" w:line="276" w:lineRule="auto"/>
-        <w:ind w:left="283" w:firstLine="425"/>
-        <w:jc w:val="both"/>
-      </w:pPr>
-      <w:r>
-        <w:rPr>
-          <w:rFonts w:ascii="Times New Roman" w:hAnsi="Times New Roman"/>
-          <w:b w:val="0"/>
-          <w:i w:val="0"/>
-          <w:sz w:val="23"/>
-        </w:rPr>
-        <w:t>Quanto à maneira de introduzir a categoria, o procedimento de Marx é deliberadamente formal, e nisso reside a sua originalidade. O capital não é definido como um conjunto de coisas, dinheiro ou máquinas, e sim como um movimento, uma forma determinada de circulação, sendo D–M–D' apresentada como a fórmula geral do capital tal como ele aparece imediatamente na esfera da circulação. O capital é, portanto, valor em processo, valor que se valoriza, e o valor se converte naquilo que Marx chama de sujeito automático do movimento, assumindo e abandonando alternadamente as formas dinheiro e mercadoria enquanto se conserva e se amplia. O capitalista é derivado dessa forma e não o contrário, pois comparece como capital personificado, cujo fim subjetivo, o enriquecimento abstrato, coincide com o fim objetivo da estrutura, de modo que a acumulação sem termo deixa de ser explicada por um vício moral e passa a ser exigência objetiva.</w:t>
-      </w:r>
-    </w:p>
-    <w:p>
-      <w:pPr>
-        <w:spacing w:before="0" w:after="120" w:line="276" w:lineRule="auto"/>
-        <w:ind w:left="283" w:firstLine="425"/>
-        <w:jc w:val="both"/>
-      </w:pPr>
-      <w:r>
-        <w:rPr>
-          <w:rFonts w:ascii="Times New Roman" w:hAnsi="Times New Roman"/>
-          <w:b w:val="0"/>
-          <w:i w:val="0"/>
-          <w:sz w:val="23"/>
-        </w:rPr>
-        <w:t>Convém observar que essa introdução é provisória por desígnio. Marx expõe D–M–D' como ela se apresenta na superfície justamente para demonstrar, em seguida, que mantida no plano da circulação a forma é contraditória, pois a troca de equivalentes não pode explicar o incremento de valor. É esse impasse que impõe a passagem à esfera da produção e a descoberta da mercadoria força de trabalho.</w:t>
+        <w:t>Na circulação simples, que Marx escreve como M–D–M, tudo começa e termina em mercadoria. O dinheiro entra só como intermediário, faz a ponte entre a venda e a compra e depois sai de cena, porque quem o gastou não o recebe de volta. É o caso de quem vende trigo para comprar roupa. As duas mercadorias valem o mesmo, mas servem para coisas diferentes, e é essa diferença de utilidade que dá sentido à troca, porque trocar trigo por trigo não faria sentido nenhum. Por isso a finalidade do movimento está fora da circulação, está no consumo. E por isso ele também tem um fim natural, já que quando a necessidade é satisfeita o movimento acaba, e só se repete se aparecer outra necessidade. Nesse percurso o valor apenas muda de forma, não cresce.</w:t>
+      </w:r>
+    </w:p>
+    <w:p>
+      <w:pPr>
+        <w:spacing w:before="0" w:after="120" w:line="276" w:lineRule="auto"/>
+        <w:ind w:left="283" w:firstLine="425"/>
+        <w:jc w:val="both"/>
+      </w:pPr>
+      <w:r>
+        <w:rPr>
+          <w:rFonts w:ascii="Times New Roman" w:hAnsi="Times New Roman"/>
+          <w:b w:val="0"/>
+          <w:i w:val="0"/>
+          <w:sz w:val="23"/>
+        </w:rPr>
+        <w:t>Na circulação do dinheiro como capital, que Marx escreve como D–M–D', acontece o contrário em cada ponto. Tudo começa e termina em dinheiro, e agora é a mercadoria que faz o papel de intermediária, porque aqui se compra para vender, e não se vende para comprar. Como as duas pontas são dinheiro, elas não podem diferir em qualidade, só em quantidade. Começar com uma soma e terminar com a mesma soma não teria propósito algum, então a operação só faz sentido se voltar mais dinheiro do que saiu. Essa diferença é o que Marx chama de mais-valor. Repare que aqui o dinheiro não é gasto, é adiantado, porque ele volta aumentado, e isso separa o capitalista do entesourador, que tira o dinheiro de circulação em vez de jogá-lo de volta. A finalidade passa a ser interna ao próprio movimento, é fazer o valor crescer, e o valor de uso só interessa como suporte do valor. Como o objetivo é quantidade de valor, e quantidade não tem ponto de saciedade, o movimento não tem fim, e o D' que chega é só o começo do ciclo seguinte.</w:t>
+      </w:r>
+    </w:p>
+    <w:p>
+      <w:pPr>
+        <w:spacing w:before="0" w:after="120" w:line="276" w:lineRule="auto"/>
+        <w:ind w:left="283" w:firstLine="425"/>
+        <w:jc w:val="both"/>
+      </w:pPr>
+      <w:r>
+        <w:rPr>
+          <w:rFonts w:ascii="Times New Roman" w:hAnsi="Times New Roman"/>
+          <w:b w:val="0"/>
+          <w:i w:val="0"/>
+          <w:sz w:val="23"/>
+        </w:rPr>
+        <w:t>Sobre como Marx introduz a categoria de capital, o jeito dele é a parte mais importante da questão. Ele não define capital como coisa, não é o dinheiro nem a máquina. Ele define pela forma, pelo movimento, e apresenta D–M–D' como a fórmula geral do capital do modo que ele aparece na esfera da circulação. Capital é então valor em processo, valor que se valoriza. O valor vira o que Marx chama de sujeito automático do movimento, porque fica alternando de forma, ora dinheiro, ora mercadoria, e nessas trocas se mantém e aumenta. O capitalista não vem antes da definição, vem depois dela, porque ele é o capital personificado, e o objetivo pessoal dele de enriquecer sem parar coincide com o que a própria forma exige. Assim a acumulação sem limite deixa de ser defeito de caráter e passa a ser consequência da estrutura.</w:t>
+      </w:r>
+    </w:p>
+    <w:p>
+      <w:pPr>
+        <w:spacing w:before="0" w:after="120" w:line="276" w:lineRule="auto"/>
+        <w:ind w:left="283" w:firstLine="425"/>
+        <w:jc w:val="both"/>
+      </w:pPr>
+      <w:r>
+        <w:rPr>
+          <w:rFonts w:ascii="Times New Roman" w:hAnsi="Times New Roman"/>
+          <w:b w:val="0"/>
+          <w:i w:val="0"/>
+          <w:sz w:val="23"/>
+        </w:rPr>
+        <w:t>Vale dizer que essa apresentação é provisória de propósito. Marx mostra D–M–D' como ela aparece na superfície só para depois provar que, se permanecermos no plano da circulação, a fórmula não fecha, porque troca de equivalentes não cria valor novo. É esse problema que obriga a sair da circulação e ir para a produção, onde entra a mercadoria força de trabalho.</w:t>
       </w:r>
     </w:p>
     <w:p>
@@ -434,55 +434,55 @@
           <w:i w:val="0"/>
           <w:sz w:val="23"/>
         </w:rPr>
-        <w:t>O primeiro termo da contradição afirma que o mais-valor não pode ter origem na circulação. Trocando-se as mercadorias pelos seus valores, a circulação é mera metamorfose de forma e nenhuma grandeza nova é criada. As hipóteses de troca desigual igualmente fracassam, pois se todos os vendedores vendem acima do valor todos também compram acima dele, de maneira que o ganho é apenas nominal e o que se altera é a denominação dos preços, e se apenas um vendedor privilegiado o faz, ele ganha exatamente aquilo que o comprador perde, havendo transferência de valor preexistente e não criação de valor novo. Fraude e monopólio comercial explicam fortunas individuais, mas não explicam o enriquecimento da classe capitalista em conjunto, que não poderia enriquecer trocando consigo mesma.</w:t>
-      </w:r>
-    </w:p>
-    <w:p>
-      <w:pPr>
-        <w:spacing w:before="0" w:after="120" w:line="276" w:lineRule="auto"/>
-        <w:ind w:left="283" w:firstLine="425"/>
-        <w:jc w:val="both"/>
-      </w:pPr>
-      <w:r>
-        <w:rPr>
-          <w:rFonts w:ascii="Times New Roman" w:hAnsi="Times New Roman"/>
-          <w:b w:val="0"/>
-          <w:i w:val="0"/>
-          <w:sz w:val="23"/>
-        </w:rPr>
-        <w:t>O segundo termo afirma que o mais-valor tampouco pode ter origem fora da circulação. Fora dela o produtor relaciona-se apenas com a sua própria mercadoria e pode criar valor mediante o seu trabalho, mas não mais-valor, porque não existe aí relação alguma que permita apropriar trabalho alheio não pago, e o possuidor de dinheiro não produz o incremento com trabalho próprio. Acrescente-se que o capital precisa necessariamente atravessar a circulação, já que nela adquire os seus elementos e nela realiza o mais-valor em dinheiro. Daí a formulação citada, segundo a qual o capital tem de ter origem na circulação e simultaneamente não ter origem nela, formulação que exige articular os dois termos em vez de sacrificar um deles.</w:t>
-      </w:r>
-    </w:p>
-    <w:p>
-      <w:pPr>
-        <w:spacing w:before="0" w:after="120" w:line="276" w:lineRule="auto"/>
-        <w:ind w:left="283" w:firstLine="425"/>
-        <w:jc w:val="both"/>
-      </w:pPr>
-      <w:r>
-        <w:rPr>
-          <w:rFonts w:ascii="Times New Roman" w:hAnsi="Times New Roman"/>
-          <w:b w:val="0"/>
-          <w:i w:val="0"/>
-          <w:sz w:val="23"/>
-        </w:rPr>
-        <w:t>A solução consiste em localizar, dentro da circulação e sem violar a lei do valor, uma mercadoria cujo consumo, que se dá fora dela, produza mais valor do que ela própria vale. Essa mercadoria é a força de trabalho, e todo o argumento repousa na distinção entre força de trabalho e trabalho. O trabalho é dispêndio efetivo e não tem valor, pois ele é a substância do valor, enquanto a força de trabalho é a capacidade de trabalhar, mercadoria cujo valor é determinado, como o de qualquer outra, pelo tempo de trabalho socialmente necessário à sua reprodução, isto é, pelo valor dos meios de subsistência do trabalhador e da sua família, determinação na qual intervém um elemento histórico e moral. O capitalista a compra na circulação pagando o seu valor integral, sem fraude e sem troca desigual, o que é decisivo, porque mostra que a exploração não depende de nenhuma irregularidade na troca. Ocorre que o seu valor de uso é singular, pois consumi-la significa pôr o trabalhador a trabalhar, e trabalhar é criar valor, sendo esta a única mercadoria cujo valor de uso consiste em ser fonte de valor.</w:t>
-      </w:r>
-    </w:p>
-    <w:p>
-      <w:pPr>
-        <w:spacing w:before="0" w:after="120" w:line="276" w:lineRule="auto"/>
-        <w:ind w:left="283" w:firstLine="425"/>
-        <w:jc w:val="both"/>
-      </w:pPr>
-      <w:r>
-        <w:rPr>
-          <w:rFonts w:ascii="Times New Roman" w:hAnsi="Times New Roman"/>
-          <w:b w:val="0"/>
-          <w:i w:val="0"/>
-          <w:sz w:val="23"/>
-        </w:rPr>
-        <w:t>O ponto decisivo é que o valor pago e o valor criado se determinam de modo independente, pois o primeiro depende do custo de reprodução do trabalhador e o segundo da duração e da intensidade da jornada, e nada na equivalência da troca obriga a jornada a cessar no ponto em que o trabalhador repõe o valor da sua força de trabalho. Se este equivale a seis horas e a jornada contratada é de doze, as seis primeiras constituem trabalho necessário e as seis restantes trabalho excedente, fonte do mais-valor. A contradição se resolve, assim, porque a compra e a venda ocorrem na circulação, razão pela qual o capital tem origem nela, enquanto a criação do mais-valor ocorre na produção, razão pela qual não tem origem nela. Historicamente, isso pressupõe que o trabalhador seja livre para vender a sua força de trabalho por tempo determinado e esteja separado dos meios de produção, condições produzidas pela acumulação primitiva, e explica a ironia final do capítulo sobre o abandono do éden dos direitos inatos do homem para o ingresso na produção, onde só se entra a negócios.</w:t>
+        <w:t>O primeiro termo da contradição diz que o mais-valor não pode sair da circulação. Se as mercadorias se trocam pelo que valem, a circulação só muda o valor de forma, ela não cria nada. E as alternativas de troca desigual também não resolvem. Se todos vendem acima do valor, todos também compram acima do valor, porque cada um é vendedor numa hora e comprador em outra, então o ganho é só nominal e o que muda é o nome dos preços. Se apenas um vendedor privilegiado vende caro, ele ganha exatamente o que o comprador perde, ou seja, o valor muda de mão mas não aumenta. Fraude e monopólio explicam fortuna de indivíduo, mas não explicam o enriquecimento da classe capitalista inteira, que não poderia ficar mais rica trocando com ela mesma.</w:t>
+      </w:r>
+    </w:p>
+    <w:p>
+      <w:pPr>
+        <w:spacing w:before="0" w:after="120" w:line="276" w:lineRule="auto"/>
+        <w:ind w:left="283" w:firstLine="425"/>
+        <w:jc w:val="both"/>
+      </w:pPr>
+      <w:r>
+        <w:rPr>
+          <w:rFonts w:ascii="Times New Roman" w:hAnsi="Times New Roman"/>
+          <w:b w:val="0"/>
+          <w:i w:val="0"/>
+          <w:sz w:val="23"/>
+        </w:rPr>
+        <w:t>O segundo termo diz que o mais-valor também não pode sair de fora da circulação. Fora dela, o produtor lida só com a própria mercadoria. Ele pode criar valor trabalhando, mas não pode criar mais-valor, porque ali não existe nenhuma relação que permita ficar com trabalho alheio não pago, e o dono do dinheiro não produz o acréscimo trabalhando ele mesmo. Além disso, o capital precisa passar pela circulação de qualquer jeito, porque é nela que ele compra o que precisa e é nela que o mais-valor se transforma em dinheiro. Juntando os dois lados, chega-se à frase citada, de que o capital tem de nascer na circulação e ao mesmo tempo não nascer nela. A saída não pode abandonar nenhum dos dois termos, tem que encaixar os dois.</w:t>
+      </w:r>
+    </w:p>
+    <w:p>
+      <w:pPr>
+        <w:spacing w:before="0" w:after="120" w:line="276" w:lineRule="auto"/>
+        <w:ind w:left="283" w:firstLine="425"/>
+        <w:jc w:val="both"/>
+      </w:pPr>
+      <w:r>
+        <w:rPr>
+          <w:rFonts w:ascii="Times New Roman" w:hAnsi="Times New Roman"/>
+          <w:b w:val="0"/>
+          <w:i w:val="0"/>
+          <w:sz w:val="23"/>
+        </w:rPr>
+        <w:t>A solução é achar, dentro da circulação e sem quebrar a lei do valor, uma mercadoria que, quando consumida fora da circulação, produza mais valor do que ela mesma vale. Essa mercadoria é a força de trabalho, e tudo depende de separar força de trabalho de trabalho. O trabalho é o gasto de energia em si, e ele não tem valor, porque ele é a substância do valor. A força de trabalho é a capacidade de trabalhar, e essa capacidade é mercadoria, com valor determinado como o de qualquer outra, pelo tempo de trabalho socialmente necessário para reproduzi-la, ou seja, pelo valor dos meios de subsistência do trabalhador e da família dele, com um componente histórico e moral dentro dessa conta. O capitalista compra essa mercadoria na circulação e paga o valor cheio dela, sem trapaça e sem troca desigual, e esse ponto é fundamental, porque mostra que a exploração não depende de nenhuma irregularidade na troca. O que acontece é que o valor de uso dessa mercadoria é especial, já que consumi-la significa pôr o trabalhador a trabalhar, e trabalhar é criar valor. É a única mercadoria cujo valor de uso é ser fonte de valor.</w:t>
+      </w:r>
+    </w:p>
+    <w:p>
+      <w:pPr>
+        <w:spacing w:before="0" w:after="120" w:line="276" w:lineRule="auto"/>
+        <w:ind w:left="283" w:firstLine="425"/>
+        <w:jc w:val="both"/>
+      </w:pPr>
+      <w:r>
+        <w:rPr>
+          <w:rFonts w:ascii="Times New Roman" w:hAnsi="Times New Roman"/>
+          <w:b w:val="0"/>
+          <w:i w:val="0"/>
+          <w:sz w:val="23"/>
+        </w:rPr>
+        <w:t>O ponto decisivo é que o valor pago e o valor criado são definidos por coisas diferentes. O valor pago depende do custo de reprodução do trabalhador, e o valor criado depende de quanto tempo e com que intensidade ele trabalha. Nada na equivalência da troca obriga a jornada a parar no momento em que o trabalhador já repôs o valor da sua força de trabalho. Se esse valor equivale a seis horas e a jornada contratada é de doze, as seis primeiras são trabalho necessário e as seis seguintes são trabalho excedente, que é de onde vem o mais-valor. A contradição se resolve assim, porque a compra e a venda acontecem na circulação, e nesse sentido o capital nasce dela, mas a criação do mais-valor acontece na produção, e nesse sentido ele não nasce dela. Historicamente, isso depende de duas condições que a acumulação primitiva produziu. O trabalhador precisa ser livre para vender sua força de trabalho por tempo determinado e precisa estar separado dos meios de produção. É isso que explica a ironia do fim do capítulo, quando Marx fala da saída do éden dos direitos inatos do homem para entrar na produção, onde só se entra a negócios.</w:t>
       </w:r>
     </w:p>
     <w:p>
@@ -618,55 +618,55 @@
           <w:i w:val="0"/>
           <w:sz w:val="23"/>
         </w:rPr>
-        <w:t>As cinco categorias se articulam em torno do duplo caráter do trabalho, e o capítulo consiste em mostrar que o processo de produção capitalista é a unidade de duas determinações do mesmo ato. Marx examina primeiro o processo de trabalho independentemente de qualquer forma social, como condição eterna da vida humana e metabolismo entre o homem e a natureza, distinguindo nele três momentos simples, a atividade orientada a um fim, o objeto de trabalho e os meios de trabalho, sendo os dois últimos os meios de produção. Nesse processo o trabalho se objetiva, pois o trabalho vivo converte-se em trabalho morto fixado no produto, e o produto resultante é um valor de uso. Aqui o trabalho conta como trabalho concreto e útil, qualitativamente determinado, e é por ser trabalho útil determinado que ele consegue consumir produtivamente aqueles meios de produção e produzir aquele valor de uso específico.</w:t>
-      </w:r>
-    </w:p>
-    <w:p>
-      <w:pPr>
-        <w:spacing w:before="0" w:after="120" w:line="276" w:lineRule="auto"/>
-        <w:ind w:left="283" w:firstLine="425"/>
-        <w:jc w:val="both"/>
-      </w:pPr>
-      <w:r>
-        <w:rPr>
-          <w:rFonts w:ascii="Times New Roman" w:hAnsi="Times New Roman"/>
-          <w:b w:val="0"/>
-          <w:i w:val="0"/>
-          <w:sz w:val="23"/>
-        </w:rPr>
-        <w:t>Sob a forma capitalista, porém, o processo de trabalho é apenas o meio, e o fim é a produção de valor e de mais-valor, pois o capitalista não produz para satisfazer necessidades mas para vender com acréscimo. Nesse segundo plano o trabalho conta como trabalho abstrato, dispêndio de força humana de trabalho em geral, indiferente à forma concreta e mensurável apenas pelo tempo, e é nessa determinação que ele cria valor. Marx distingue dois graus do mesmo processo, pois há processo de formação de valor enquanto o trabalho vivo apenas cria valor novo, e há processo de valorização quando esse mesmo processo se prolonga além do ponto em que o valor criado basta para repor o valor da força de trabalho. Quantitativamente, o valor do produto se decompõe no valor dos meios de produção consumidos, que é conservado e transferido, somado ao valor novo criado pelo trabalho vivo, havendo mais-valor sempre que este excede o valor da força de trabalho.</w:t>
-      </w:r>
-    </w:p>
-    <w:p>
-      <w:pPr>
-        <w:spacing w:before="0" w:after="120" w:line="276" w:lineRule="auto"/>
-        <w:ind w:left="283" w:firstLine="425"/>
-        <w:jc w:val="both"/>
-      </w:pPr>
-      <w:r>
-        <w:rPr>
-          <w:rFonts w:ascii="Times New Roman" w:hAnsi="Times New Roman"/>
-          <w:b w:val="0"/>
-          <w:i w:val="0"/>
-          <w:sz w:val="23"/>
-        </w:rPr>
-        <w:t>O núcleo da articulação está em que não se trata de dois trabalhos, mas do mesmo trabalho sob duas determinações, com efeitos distintos sobre o valor. Como trabalho concreto, ele produz o valor de uso e, ao consumir os meios de produção conforme a sua finalidade, conserva e transfere ao produto o valor que neles estava objetivado. Como trabalho abstrato, ele cria valor novo e, além de certo ponto, mais-valor. O fiandeiro, ao fiar, produz fio e pelo mesmo ato adiciona valor, e é por isso que preserva o valor do algodão na medida em que o transforma. Daí o encadeamento das demais categorias, pois o trabalho é central por ser duplo, o valor de uso é resultado do processo de trabalho e condição material do valor, já que este requer portador corpóreo, e o valor é a objetivação do trabalho abstrato socialmente necessário.</w:t>
-      </w:r>
-    </w:p>
-    <w:p>
-      <w:pPr>
-        <w:spacing w:before="0" w:after="120" w:line="276" w:lineRule="auto"/>
-        <w:ind w:left="283" w:firstLine="425"/>
-        <w:jc w:val="both"/>
-      </w:pPr>
-      <w:r>
-        <w:rPr>
-          <w:rFonts w:ascii="Times New Roman" w:hAnsi="Times New Roman"/>
-          <w:b w:val="0"/>
-          <w:i w:val="0"/>
-          <w:sz w:val="23"/>
-        </w:rPr>
-        <w:t>Os dois processos formam, portanto, uma unidade contraditória, porque a finalidade da valorização subordina e deforma o processo de trabalho, submetendo a técnica, a duração e a intensidade da jornada ao imperativo do excedente. Duas qualificações completam o quadro. O trabalho só cria valor na medida em que é socialmente necessário, de sorte que trabalho desperdiçado ou despendido abaixo da média social não cria valor proporcional, e o produto precisa ser valor de uso para outros, sem o que o trabalho se revela socialmente inútil e o valor não se valida na venda. Cabe registrar, por fim, a inversão que o capítulo anuncia, pois no processo de trabalho considerado em si é o trabalhador que usa os meios de produção, enquanto no processo de valorização são os meios de produção que, como capital, usam o trabalhador, convertendo-se em meios de absorção de trabalho alheio.</w:t>
+        <w:t>Essas cinco categorias se encaixam em torno de uma ideia só, o duplo caráter do trabalho, e o capítulo serve para mostrar que o processo de produção capitalista junta duas determinações do mesmo ato. Marx começa olhando o processo de trabalho sem nenhuma forma social específica, como condição permanente da vida humana, a troca entre o homem e a natureza. Nele existem três elementos simples, a atividade com um objetivo, que é o trabalho em si, o objeto de trabalho, que é a matéria-prima, e os meios de trabalho, que são os instrumentos, sendo esses dois últimos o que se chama de meios de produção. Nesse processo o trabalho se objetiva, ou seja, o trabalho vivo vira trabalho morto parado dentro do produto, e esse produto é um valor de uso. Aqui o trabalho conta como trabalho concreto, aquele que tem qualidade definida, como fiar ou tecer, e é por ser esse trabalho específico que ele consegue usar aqueles meios de produção e fazer aquele produto.</w:t>
+      </w:r>
+    </w:p>
+    <w:p>
+      <w:pPr>
+        <w:spacing w:before="0" w:after="120" w:line="276" w:lineRule="auto"/>
+        <w:ind w:left="283" w:firstLine="425"/>
+        <w:jc w:val="both"/>
+      </w:pPr>
+      <w:r>
+        <w:rPr>
+          <w:rFonts w:ascii="Times New Roman" w:hAnsi="Times New Roman"/>
+          <w:b w:val="0"/>
+          <w:i w:val="0"/>
+          <w:sz w:val="23"/>
+        </w:rPr>
+        <w:t>Mas no capitalismo o processo de trabalho é só o meio. O fim é produzir valor e, mais exatamente, mais-valor, porque o capitalista não produz para atender necessidade, produz para vender com sobra. Nesse segundo plano o trabalho conta como trabalho abstrato, simples gasto de força humana em geral, sem olhar a forma concreta, e por isso medido só pelo tempo. É nessa condição que ele cria valor. Marx separa então dois graus do mesmo processo. Enquanto o trabalho vivo apenas cria valor novo, existe processo de formação de valor. Quando esse processo passa do ponto em que o valor criado cobre o valor da força de trabalho, existe processo de valorização. Em números, o valor do produto é o valor dos meios de produção consumidos, que foi conservado e repassado, mais o valor novo criado pelo trabalho vivo, e há mais-valor sempre que esse valor novo passa do valor da força de trabalho.</w:t>
+      </w:r>
+    </w:p>
+    <w:p>
+      <w:pPr>
+        <w:spacing w:before="0" w:after="120" w:line="276" w:lineRule="auto"/>
+        <w:ind w:left="283" w:firstLine="425"/>
+        <w:jc w:val="both"/>
+      </w:pPr>
+      <w:r>
+        <w:rPr>
+          <w:rFonts w:ascii="Times New Roman" w:hAnsi="Times New Roman"/>
+          <w:b w:val="0"/>
+          <w:i w:val="0"/>
+          <w:sz w:val="23"/>
+        </w:rPr>
+        <w:t>O coração da articulação é que não são dois trabalhos, é o mesmo trabalho em duas determinações, e cada uma faz uma coisa com o valor. Como trabalho concreto, ele produz o valor de uso e, ao usar os meios de produção para o que eles servem, conserva e repassa para o produto o valor que estava dentro deles. Como trabalho abstrato, ele cria valor novo e, passando de certo ponto, mais-valor. O fiandeiro, fiando, faz fio e no mesmo ato acrescenta valor, e é por isso que ele guarda o valor do algodão justamente enquanto o transforma. Daí vem o encaixe das outras categorias. O trabalho é o centro porque é duplo. O valor de uso é o resultado do processo de trabalho e é condição material do valor, porque valor precisa de algo material para existir. E o valor é a objetivação do trabalho abstrato socialmente necessário.</w:t>
+      </w:r>
+    </w:p>
+    <w:p>
+      <w:pPr>
+        <w:spacing w:before="0" w:after="120" w:line="276" w:lineRule="auto"/>
+        <w:ind w:left="283" w:firstLine="425"/>
+        <w:jc w:val="both"/>
+      </w:pPr>
+      <w:r>
+        <w:rPr>
+          <w:rFonts w:ascii="Times New Roman" w:hAnsi="Times New Roman"/>
+          <w:b w:val="0"/>
+          <w:i w:val="0"/>
+          <w:sz w:val="23"/>
+        </w:rPr>
+        <w:t>Os dois processos formam uma unidade, mas uma unidade contraditória, porque a meta da valorização manda no processo de trabalho e o deforma, dobrando a técnica, a duração e a intensidade da jornada ao que o excedente exige. Duas ressalvas fecham a resposta. O trabalho só cria valor quando é socialmente necessário, então trabalho desperdiçado ou feito abaixo da média social não gera valor proporcional, e o produto precisa ser valor de uso para outra pessoa, porque se não houver necessidade social o trabalho se mostra inútil e o valor não se confirma na venda. Vale registrar também a inversão que o capítulo já anuncia. No processo de trabalho olhado em si, é o trabalhador que usa os meios de produção. No processo de valorização, são os meios de produção que, como capital, usam o trabalhador, virando meios de absorver trabalho alheio.</w:t>
       </w:r>
     </w:p>
     <w:p>
@@ -829,55 +829,55 @@
           <w:i w:val="0"/>
           <w:sz w:val="23"/>
         </w:rPr>
-        <w:t>Capital constante é a parte do valor-capital adiantada na compra de meios de produção, e Marx a qualifica como constante porque, no interior do processo de produção, ela não altera a sua grandeza de valor, sendo este apenas conservado e transferido ao produto, no qual reaparece sem acréscimo. Os seus componentes materiais típicos são o objeto de trabalho, que compreende as matérias-primas e brutas como algodão, ferro e minério, as matérias auxiliares, como combustível, lubrificantes e energia, que não compõem a substância do produto mas são consumidas no processo, e os meios de trabalho, que compreendem máquinas, ferramentas, instalações e edifícios.</w:t>
-      </w:r>
-    </w:p>
-    <w:p>
-      <w:pPr>
-        <w:spacing w:before="0" w:after="120" w:line="276" w:lineRule="auto"/>
-        <w:ind w:left="283" w:firstLine="425"/>
-        <w:jc w:val="both"/>
-      </w:pPr>
-      <w:r>
-        <w:rPr>
-          <w:rFonts w:ascii="Times New Roman" w:hAnsi="Times New Roman"/>
-          <w:b w:val="0"/>
-          <w:i w:val="0"/>
-          <w:sz w:val="23"/>
-        </w:rPr>
-        <w:t>A sua contribuição ao valor da mercadoria é de transferência e nunca de criação, pois é o trabalho vivo, na sua determinação concreta, que conserva o valor dos meios de produção ao consumi-los produtivamente, fazendo-o reaparecer no produto. O modo da transferência difere conforme o componente, visto que matérias-primas e auxiliares são consumidas inteiramente em cada período e transferem todo o seu valor, enquanto máquinas e instalações seguem funcionando integralmente na sua forma material por muitos períodos e cedem valor apenas na medida do desgaste, diferença que fundamenta a distinção posterior entre capital circulante e capital fixo. Há também um limite rigoroso, pois o valor transferido nunca excede o valor que os meios de produção possuíam. Quanto à criação de mais-valor, a contribuição do capital constante é nula, uma vez que ele é condição material indispensável, já que sem meios de produção não há processo de trabalho, mas não é fonte de valor novo, cabendo-lhe função passiva de meio pelo qual o trabalho vivo é absorvido.</w:t>
-      </w:r>
-    </w:p>
-    <w:p>
-      <w:pPr>
-        <w:spacing w:before="0" w:after="120" w:line="276" w:lineRule="auto"/>
-        <w:ind w:left="283" w:firstLine="425"/>
-        <w:jc w:val="both"/>
-      </w:pPr>
-      <w:r>
-        <w:rPr>
-          <w:rFonts w:ascii="Times New Roman" w:hAnsi="Times New Roman"/>
-          <w:b w:val="0"/>
-          <w:i w:val="0"/>
-          <w:sz w:val="23"/>
-        </w:rPr>
-        <w:t>Capital variável é a parte do valor-capital adiantada na compra da força de trabalho, isto é, o fundo de salários, e Marx a qualifica como variável porque, no curso do processo, ela altera a sua grandeza de valor, já que o valor adiantado é reposto pelo trabalhador e além dele é produzido um excedente. O seu componente material é a força de trabalho dos assalariados, convertendo-se materialmente nos meios de subsistência pelos quais eles reproduzem a sua capacidade de trabalho. É pela mobilização do trabalho vivo comprado com essa parte do capital que se cria valor novo, grandeza que Marx designa produto de valor e que corresponde à soma de v e m, sendo v o equivalente reposto e m o excedente. A sua contribuição à criação do mais-valor é exclusiva, pois o mais-valor provém apenas do trabalho vivo e, portanto, apenas da parte do capital que compra a única mercadoria cujo valor de uso consiste em criar valor. Convém a precisão de que não é o capital variável, como soma de valor, que cria o mais-valor, e sim o trabalho vivo que ele põe em movimento.</w:t>
-      </w:r>
-    </w:p>
-    <w:p>
-      <w:pPr>
-        <w:spacing w:before="0" w:after="120" w:line="276" w:lineRule="auto"/>
-        <w:ind w:left="283" w:firstLine="425"/>
-        <w:jc w:val="both"/>
-      </w:pPr>
-      <w:r>
-        <w:rPr>
-          <w:rFonts w:ascii="Times New Roman" w:hAnsi="Times New Roman"/>
-          <w:b w:val="0"/>
-          <w:i w:val="0"/>
-          <w:sz w:val="23"/>
-        </w:rPr>
-        <w:t>Dessas determinações resulta a decomposição do valor da mercadoria na soma de c, v e m, em que c é valor preexistente que apenas reaparece enquanto v somado a m constitui o valor novo criado no período. Importa notar que a distinção entre capital constante e variável é qualitativa e diz respeito ao papel na valorização, não se confundindo com a distinção entre capital fixo e circulante, que deriva do modo de rotação do valor, de sorte que matérias-primas são capital constante e circulante ao mesmo tempo. O par conceitual cumpre, sobretudo, função crítica, pois para o capitalista todo desembolso aparece como adiantamento homogêneo e o excedente aparece como rendimento do capital total, expresso na taxa de lucro, sendo essa indistinção a base objetiva da aparência de que o lucro nasce do capital como tal. Ao separar c de v, Marx demonstra que o excedente tem fonte determinada no trabalho excedente não pago e que a taxa de lucro oculta o grau de exploração, tendo sido justamente a ausência dessa distinção o que impediu a economia política clássica de explicar consistentemente a origem do excedente.</w:t>
+        <w:t>Capital constante é a parte do capital gasta na compra de meios de produção. Marx chama de constante porque, dentro do processo de produção, essa parte não muda de tamanho em valor. O valor dela só é conservado e repassado para o produto, onde reaparece igual, sem acréscimo. Os componentes materiais típicos são de três tipos. O objeto de trabalho, que são as matérias-primas e brutas, como algodão, ferro e minério. As matérias auxiliares, como combustível, lubrificante e energia, que não entram na substância do produto mas são consumidas no processo. E os meios de trabalho, que são as máquinas, as ferramentas, as instalações e os prédios.</w:t>
+      </w:r>
+    </w:p>
+    <w:p>
+      <w:pPr>
+        <w:spacing w:before="0" w:after="120" w:line="276" w:lineRule="auto"/>
+        <w:ind w:left="283" w:firstLine="425"/>
+        <w:jc w:val="both"/>
+      </w:pPr>
+      <w:r>
+        <w:rPr>
+          <w:rFonts w:ascii="Times New Roman" w:hAnsi="Times New Roman"/>
+          <w:b w:val="0"/>
+          <w:i w:val="0"/>
+          <w:sz w:val="23"/>
+        </w:rPr>
+        <w:t>A contribuição dessa parte para o valor da mercadoria é só de repasse, nunca de criação. Quem conserva o valor dos meios de produção é o trabalho vivo, na sua forma concreta, ao usá-los produtivamente, e esse valor reaparece no produto. O modo do repasse muda conforme o componente. Matéria-prima e material auxiliar são consumidos por inteiro em cada período e repassam todo o valor deles de uma vez. Máquina e instalação continuam funcionando inteiras por muitos períodos e repassam valor só na medida do desgaste, e é dessa diferença que nasce depois a distinção entre capital circulante e capital fixo. Existe também um limite rígido, porque o valor repassado nunca pode ser maior do que o valor que os meios de produção já tinham. Para a criação de mais-valor, a contribuição do capital constante é zero. Ele é condição material indispensável, porque sem meios de produção não existe processo de trabalho nenhum, mas ele não cria valor novo, e seu papel na valorização é passivo, serve de meio para absorver o trabalho vivo.</w:t>
+      </w:r>
+    </w:p>
+    <w:p>
+      <w:pPr>
+        <w:spacing w:before="0" w:after="120" w:line="276" w:lineRule="auto"/>
+        <w:ind w:left="283" w:firstLine="425"/>
+        <w:jc w:val="both"/>
+      </w:pPr>
+      <w:r>
+        <w:rPr>
+          <w:rFonts w:ascii="Times New Roman" w:hAnsi="Times New Roman"/>
+          <w:b w:val="0"/>
+          <w:i w:val="0"/>
+          <w:sz w:val="23"/>
+        </w:rPr>
+        <w:t>Capital variável é a parte do capital gasta na compra da força de trabalho, isto é, o dinheiro dos salários. Marx chama de variável porque essa parte muda de tamanho em valor durante o processo, já que o valor adiantado é reposto pelo trabalhador e ainda sobra um excedente. O componente material dela é a força de trabalho dos assalariados, que na prática vira os meios de subsistência com que eles reproduzem a capacidade de trabalhar. É mobilizando o trabalho vivo comprado com essa parte que se cria valor novo, e Marx chama essa grandeza de produto de valor, que é v mais m, onde v é só o que foi reposto e m é a sobra. A contribuição dela para o mais-valor é exclusiva, porque o mais-valor só vem do trabalho vivo e, portanto, só da parte do capital que compra a única mercadoria cujo valor de uso é criar valor. Vale a precisão de que não é o capital variável, como soma de dinheiro, que cria o mais-valor, e sim o trabalho vivo que ele põe para funcionar.</w:t>
+      </w:r>
+    </w:p>
+    <w:p>
+      <w:pPr>
+        <w:spacing w:before="0" w:after="120" w:line="276" w:lineRule="auto"/>
+        <w:ind w:left="283" w:firstLine="425"/>
+        <w:jc w:val="both"/>
+      </w:pPr>
+      <w:r>
+        <w:rPr>
+          <w:rFonts w:ascii="Times New Roman" w:hAnsi="Times New Roman"/>
+          <w:b w:val="0"/>
+          <w:i w:val="0"/>
+          <w:sz w:val="23"/>
+        </w:rPr>
+        <w:t>Juntando tudo, o valor da mercadoria se decompõe em c mais v mais m, onde c é valor que já existia e só reaparece, enquanto v mais m é o valor novo criado no período. Duas observações fecham a resposta. A primeira é que a distinção entre capital constante e variável é qualitativa e trata do papel de cada parte na valorização, então ela não é a mesma coisa que a distinção entre capital fixo e circulante, que vem do modo de rotação do valor. Matéria-prima, por exemplo, é capital constante e circulante ao mesmo tempo. A segunda é que esse par de conceitos serve principalmente para a crítica. Para o capitalista, todo gasto parece a mesma coisa, um adiantamento só, e o lucro parece render do capital inteiro, o que aparece na taxa de lucro. É essa confusão que sustenta a aparência de que o lucro nasce do capital em si. Separando c de v, Marx mostra que o excedente tem uma fonte determinada, que é o trabalho excedente não pago, e que a taxa de lucro esconde o grau de exploração. Foi justamente por não fazer essa separação que a economia política clássica não conseguiu explicar de onde vem o excedente.</w:t>
       </w:r>
     </w:p>
     <w:p>
@@ -1103,39 +1103,39 @@
           <w:i w:val="0"/>
           <w:sz w:val="23"/>
         </w:rPr>
-        <w:t>A primeira fórmula expressa a taxa de mais-valor em termos de valores. Marx parte do valor da mercadoria, que se decompõe na soma de c, v e m, e observa que, sendo c valor meramente transferido e não criado no processo, é preciso subtraí-lo para isolar aquilo que foi efetivamente produzido, restando o produto de valor, dado pela soma de v e m. A taxa de mais-valor é então a razão entre o mais-valor e o capital variável, isto é, m sobre v. O essencial é que o denominador seja o capital variável e não o capital total, pois o sentido da fórmula consiste em medir o grau de valorização justamente daquela parte do capital que se valoriza.</w:t>
-      </w:r>
-    </w:p>
-    <w:p>
-      <w:pPr>
-        <w:spacing w:before="0" w:after="120" w:line="276" w:lineRule="auto"/>
-        <w:ind w:left="283" w:firstLine="425"/>
-        <w:jc w:val="both"/>
-      </w:pPr>
-      <w:r>
-        <w:rPr>
-          <w:rFonts w:ascii="Times New Roman" w:hAnsi="Times New Roman"/>
-          <w:b w:val="0"/>
-          <w:i w:val="0"/>
-          <w:sz w:val="23"/>
-        </w:rPr>
-        <w:t>A segunda fórmula expressa a mesma relação em termos de tempos de trabalho, tomando a jornada na sua divisão interna. A jornada se decompõe em tempo de trabalho necessário, no qual o trabalhador produz o equivalente ao valor da sua força de trabalho, e tempo de trabalho excedente, no qual produz valor sem contrapartida, de modo que a taxa de mais-valor é a razão entre o trabalho excedente e o trabalho necessário. As duas fórmulas expressam a mesma relação porque v é a forma-valor do trabalho necessário e m é a forma-valor do trabalho excedente, e Marx estabelece explicitamente a identidade entre as razões, observando que ambas dizem o mesmo, uma em trabalho objetivado, já cristalizado em valor, e a outra em trabalho fluente, trabalho vivo em processo. A primeira apresenta a relação tal como ela aparece no resultado, a segunda a apresenta na atividade de que resulta.</w:t>
-      </w:r>
-    </w:p>
-    <w:p>
-      <w:pPr>
-        <w:spacing w:before="0" w:after="120" w:line="276" w:lineRule="auto"/>
-        <w:ind w:left="283" w:firstLine="425"/>
-        <w:jc w:val="both"/>
-      </w:pPr>
-      <w:r>
-        <w:rPr>
-          <w:rFonts w:ascii="Times New Roman" w:hAnsi="Times New Roman"/>
-          <w:b w:val="0"/>
-          <w:i w:val="0"/>
-          <w:sz w:val="23"/>
-        </w:rPr>
-        <w:t>Importa justificar por que Marx insiste na taxa de mais-valor e não na taxa de lucro. A razão entre m e v mede o grau de exploração porque confronta diretamente o trabalho não pago com o trabalho pago, constituindo, como diz a passagem citada, a expressão exata do grau de exploração da força de trabalho pelo capital. Já a razão entre m e o capital total dilui o mais-valor no conjunto do adiantamento e produz sempre um número menor, encobrindo a exploração, e é precisamente essa taxa de lucro que aparece na superfície e orienta o cálculo capitalista, sendo desenvolvida apenas no Livro III. Marx menciona ainda uma terceira expressão equivalente, a relação entre o mais-produto e a parte do produto correspondente ao trabalho necessário, que com produtividade dada reproduz em quantidades físicas a mesma proporção. É também neste capítulo que ele desmonta o argumento da última hora de Nassau Senior, mostrando que o erro consiste exatamente em confundir essas grandezas, calculando o excedente sobre o valor total do produto em vez de sobre o capital variável.</w:t>
+        <w:t>A primeira fórmula põe a taxa de mais-valor em termos de valores. Marx parte do valor da mercadoria, que é c mais v mais m, e lembra que c é valor só repassado, não criado no processo. Então ele tira o c, e o que sobra é o produto de valor, que é v mais m. A taxa de mais-valor é o mais-valor dividido pelo capital variável, ou seja, m sobre v. O importante é o denominador ser o capital variável e não o capital total, porque a ideia da fórmula é medir quanto se valorizou exatamente a parte do capital que se valoriza.</w:t>
+      </w:r>
+    </w:p>
+    <w:p>
+      <w:pPr>
+        <w:spacing w:before="0" w:after="120" w:line="276" w:lineRule="auto"/>
+        <w:ind w:left="283" w:firstLine="425"/>
+        <w:jc w:val="both"/>
+      </w:pPr>
+      <w:r>
+        <w:rPr>
+          <w:rFonts w:ascii="Times New Roman" w:hAnsi="Times New Roman"/>
+          <w:b w:val="0"/>
+          <w:i w:val="0"/>
+          <w:sz w:val="23"/>
+        </w:rPr>
+        <w:t>A segunda fórmula põe a mesma relação em termos de tempo de trabalho, olhando como a jornada se divide por dentro. A jornada tem uma parte de trabalho necessário, em que o trabalhador produz o equivalente ao valor da sua força de trabalho, e uma parte de trabalho excedente, em que ele produz valor sem receber nada por isso. A taxa de mais-valor é então o trabalho excedente dividido pelo trabalho necessário. As duas fórmulas dizem a mesma coisa porque v é a forma-valor do trabalho necessário e m é a forma-valor do trabalho excedente, e Marx escreve essa igualdade de maneira explícita. A diferença entre elas é só o ponto de vista. Uma mede em trabalho objetivado, já cristalizado em valor, e a outra mede em trabalho fluente, trabalho vivo acontecendo. A primeira mostra a relação no resultado, a segunda mostra na atividade que gerou o resultado.</w:t>
+      </w:r>
+    </w:p>
+    <w:p>
+      <w:pPr>
+        <w:spacing w:before="0" w:after="120" w:line="276" w:lineRule="auto"/>
+        <w:ind w:left="283" w:firstLine="425"/>
+        <w:jc w:val="both"/>
+      </w:pPr>
+      <w:r>
+        <w:rPr>
+          <w:rFonts w:ascii="Times New Roman" w:hAnsi="Times New Roman"/>
+          <w:b w:val="0"/>
+          <w:i w:val="0"/>
+          <w:sz w:val="23"/>
+        </w:rPr>
+        <w:t>Falta explicar por que Marx insiste nessa taxa e não na taxa de lucro. É que m sobre v mede o grau de exploração, porque compara direto o trabalho não pago com o trabalho pago, e por isso a passagem citada diz que ela é a expressão exata do grau de exploração. Já m sobre o capital total dilui o mais-valor no gasto inteiro e sempre dá um número menor, escondendo a exploração. O detalhe é que é justamente essa taxa de lucro que aparece na superfície e orienta a decisão do capitalista, e ela só é desenvolvida no Livro III. Marx menciona ainda uma terceira forma equivalente, comparar o mais-produto com a parte do produto que corresponde ao trabalho necessário, o que com produtividade dada dá a mesma proporção em quantidade física. É também aqui que ele desmonta o argumento da última hora de Nassau Senior, mostrando que o erro dele foi exatamente confundir essas grandezas, calculando o excedente sobre o valor total do produto em vez de sobre o capital variável.</w:t>
       </w:r>
     </w:p>
     <w:p>
@@ -1395,7 +1395,7 @@
           <w:i w:val="0"/>
           <w:sz w:val="23"/>
         </w:rPr>
-        <w:t xml:space="preserve">As grandezas propostas são exatamente aquelas que Marx utiliza no capítulo. O valor do capital total adiantado corresponde à soma do capital constante e do variável, isto é, 410 somado a 90, resultando em </w:t>
+        <w:t xml:space="preserve">Os números do enunciado são os mesmos que Marx usa no capítulo. O capital total adiantado é a soma do capital constante com o variável, ou seja, 410 mais 90, que dá </w:t>
       </w:r>
       <w:r>
         <w:rPr>
@@ -1413,7 +1413,7 @@
           <w:i w:val="0"/>
           <w:sz w:val="23"/>
         </w:rPr>
-        <w:t xml:space="preserve">, não entrando nesse cálculo o mais-valor, que é resultado do processo e não adiantamento. O valor do produto corresponde à soma das três grandezas, 410 somado a 90 e a 90, resultando em </w:t>
+        <w:t xml:space="preserve">. O mais-valor não entra nessa conta, porque ele é resultado do processo e não dinheiro adiantado para começar. O valor do produto é a soma das três grandezas, 410 mais 90 mais 90, que dá </w:t>
       </w:r>
       <w:r>
         <w:rPr>
@@ -1431,7 +1431,7 @@
           <w:i w:val="0"/>
           <w:sz w:val="23"/>
         </w:rPr>
-        <w:t xml:space="preserve">, e é a maior delas porque inclui o valor preexistente transferido dos meios de produção. O produto de valor corresponde apenas à soma de v e m, isto é, 90 somado a 90, resultando em </w:t>
+        <w:t xml:space="preserve">, e é o maior dos três números porque inclui o valor que já existia nos meios de produção e só foi repassado. O produto de valor é só v mais m, isto é, 90 mais 90, que dá </w:t>
       </w:r>
       <w:r>
         <w:rPr>
@@ -1449,7 +1449,7 @@
           <w:i w:val="0"/>
           <w:sz w:val="23"/>
         </w:rPr>
-        <w:t xml:space="preserve">, grandeza que se obtém igualmente subtraindo c do valor do produto, pois 590 menos 410 resulta em 180, e que expressa somente o valor novo criado pelo trabalho vivo no período. A taxa de mais-valor, finalmente, é a razão entre o mais-valor e o capital variável, 90 divididos por 90, o que resulta em </w:t>
+        <w:t xml:space="preserve">, e chega ao mesmo resultado se você subtrair c do valor do produto, porque 590 menos 410 também dá 180. Ele mostra apenas o valor novo que o trabalho vivo criou no período. A taxa de mais-valor é m dividido por v, 90 sobre 90, que dá </w:t>
       </w:r>
       <w:r>
         <w:rPr>
@@ -1483,23 +1483,23 @@
           <w:i w:val="0"/>
           <w:sz w:val="23"/>
         </w:rPr>
-        <w:t>A taxa de 100 por cento significa que o trabalhador produz, em trabalho excedente, exatamente o mesmo valor que produz em trabalho necessário, de sorte que a jornada se divide em partes iguais, e numa jornada de doze horas seis repõem o valor da força de trabalho enquanto seis são apropriadas gratuitamente. O ponto central do exercício, porém, está na distinção entre valor do produto e produto de valor, sobre a qual Marx insiste porque a confusão entre as duas é fonte de erros graves. Quem tomasse 590 como base do cálculo obteria algo em torno de 15,25 por cento, número que não mede nenhuma relação determinada, visto que mistura no denominador valor criado com valor meramente transferido.</w:t>
-      </w:r>
-    </w:p>
-    <w:p>
-      <w:pPr>
-        <w:spacing w:before="0" w:after="120" w:line="276" w:lineRule="auto"/>
-        <w:ind w:left="283" w:firstLine="425"/>
-        <w:jc w:val="both"/>
-      </w:pPr>
-      <w:r>
-        <w:rPr>
-          <w:rFonts w:ascii="Times New Roman" w:hAnsi="Times New Roman"/>
-          <w:b w:val="0"/>
-          <w:i w:val="0"/>
-          <w:sz w:val="23"/>
-        </w:rPr>
-        <w:t>Igualmente instrutiva é a comparação com a taxa de lucro, obtida dividindo o mais-valor pelo capital total, 90 sobre 500, o que resulta em 18 por cento. É esse o número que interessa ao capitalista e que figura na contabilidade, mas ele subestima drasticamente o grau de exploração, 18 por cento contra 100 por cento, e a divergência entre as duas taxas é tanto maior quanto maior for o peso do capital constante, isto é, quanto mais elevada for a composição orgânica do capital. Note-se, a título de complemento, que a relação entre c e v é de aproximadamente 4,56, o que significa que o capital adiantado se reparte em cerca de 82 por cento de capital constante e 18 por cento de capital variável, composição característica de produção já mecanizada.</w:t>
+        <w:t>Uma taxa de 100 por cento quer dizer que o trabalhador cria, em trabalho excedente, exatamente o mesmo valor que cria em trabalho necessário, então a jornada se divide ao meio. Numa jornada de doze horas, seis pagam o valor da força de trabalho e seis vão sem contrapartida para o capitalista. Mas o que o exercício realmente cobra é a diferença entre valor do produto e produto de valor. Marx insiste nisso porque confundir os dois leva a erro grosseiro. Quem usa 590 como base chega a cerca de 15,25 por cento, número que não mede nada, porque joga no denominador valor criado junto com valor que só passou pelo processo.</w:t>
+      </w:r>
+    </w:p>
+    <w:p>
+      <w:pPr>
+        <w:spacing w:before="0" w:after="120" w:line="276" w:lineRule="auto"/>
+        <w:ind w:left="283" w:firstLine="425"/>
+        <w:jc w:val="both"/>
+      </w:pPr>
+      <w:r>
+        <w:rPr>
+          <w:rFonts w:ascii="Times New Roman" w:hAnsi="Times New Roman"/>
+          <w:b w:val="0"/>
+          <w:i w:val="0"/>
+          <w:sz w:val="23"/>
+        </w:rPr>
+        <w:t>A comparação com a taxa de lucro também ajuda a entender. Dividindo o mais-valor pelo capital total, 90 sobre 500, dá 18 por cento. Esse é o número que interessa ao capitalista e que aparece na contabilidade dele, mas ele esconde o tamanho da exploração, 18 por cento contra 100 por cento. E quanto maior o peso do capital constante, maior fica essa diferença entre as duas taxas, ou seja, quanto mais alta a composição orgânica, mais a taxa de lucro disfarça. Só para completar, aqui c sobre v dá mais ou menos 4,56, então o capital se divide em cerca de 82 por cento de capital constante e 18 por cento de variável, o que é típico de produção já mecanizada.</w:t>
       </w:r>
     </w:p>
     <w:p>
@@ -1620,39 +1620,39 @@
           <w:i w:val="0"/>
           <w:sz w:val="23"/>
         </w:rPr>
-        <w:t>A consequência esperada é a elevação da taxa de mais-valor, mas o mecanismo é indireto e passa pelo valor da força de trabalho, razão pela qual é preciso reconstituir a cadeia causal inteira. A inovação técnica eleva a força produtiva do trabalho, de modo que a mesma quantidade de trabalho passa a produzir uma massa maior de produtos. Em consequência, cai o tempo de trabalho socialmente necessário por unidade de mercadoria e, com ele, o valor unitário das mercadorias, já que o valor varia em razão inversa à produtividade. Se essa queda atinge as mercadorias que compõem o consumo dos trabalhadores, cai o valor dos meios de subsistência e, por consequência, o valor da força de trabalho. Dada a jornada, essa redução encurta o tempo de trabalho necessário e amplia na mesma medida o tempo de trabalho excedente, de sorte que m aumenta enquanto v diminui e a razão entre ambos se eleva por efeito combinado. Numa jornada de doze horas com seis necessárias a taxa é de 100 por cento, e um avanço que reduza o trabalho necessário a quatro horas a eleva a 200 por cento sem que a jornada tenha aumentado um minuto. Esse é o mecanismo do mais-valor relativo.</w:t>
-      </w:r>
-    </w:p>
-    <w:p>
-      <w:pPr>
-        <w:spacing w:before="0" w:after="120" w:line="276" w:lineRule="auto"/>
-        <w:ind w:left="283" w:firstLine="425"/>
-        <w:jc w:val="both"/>
-      </w:pPr>
-      <w:r>
-        <w:rPr>
-          <w:rFonts w:ascii="Times New Roman" w:hAnsi="Times New Roman"/>
-          <w:b w:val="0"/>
-          <w:i w:val="0"/>
-          <w:sz w:val="23"/>
-        </w:rPr>
-        <w:t>Para o capitalista individual que inova primeiro, o efeito é mais direto, pois ele produz com valor individual inferior ao valor social vigente, vende ao valor social ou pouco abaixo dele e se apropria de um mais-valor extra. Tal vantagem é transitória, já que desaparece quando a técnica se generaliza e o novo valor social, mais baixo, se impõe, mas é exatamente essa recompensa temporária que impulsiona cada capitalista a inovar, produzindo como resultado agregado e não intencional a queda geral do valor das mercadorias.</w:t>
-      </w:r>
-    </w:p>
-    <w:p>
-      <w:pPr>
-        <w:spacing w:before="0" w:after="120" w:line="276" w:lineRule="auto"/>
-        <w:ind w:left="283" w:firstLine="425"/>
-        <w:jc w:val="both"/>
-      </w:pPr>
-      <w:r>
-        <w:rPr>
-          <w:rFonts w:ascii="Times New Roman" w:hAnsi="Times New Roman"/>
-          <w:b w:val="0"/>
-          <w:i w:val="0"/>
-          <w:sz w:val="23"/>
-        </w:rPr>
-        <w:t>Três qualificações precisam acompanhar a resposta. A elevação da taxa pressupõe que o salário real não aumente na mesma proporção da produtividade, pois se o trabalhador passa a consumir proporcionalmente mais valores de uso a taxa pode não se alterar, de maneira que a repartição dos ganhos de produtividade é objeto de luta de classes e não um dado técnico. Inovações em ramos que não produzem bens de consumo dos trabalhadores nem os seus insumos proporcionam mais-valor extra ao inovador mas não elevam a taxa geral de mais-valor. E, mais importante teoricamente, a inovação produz efeito oposto sobre a taxa de lucro, porque aumenta a massa de meios de produção posta em movimento por cada trabalhador e eleva a composição orgânica do capital, o que, dada a taxa de mais-valor, reduz a razão entre o mais-valor e o capital total. Essa divergência, taxa de mais-valor crescente acompanhada de taxa de lucro tendencialmente declinante, é desenvolvida no Livro III e já está implícita aqui, na medida em que a mesma transformação técnica que intensifica a exploração corrói a rentabilidade.</w:t>
+        <w:t>A consequência esperada é a taxa de mais-valor subir, mas o caminho é indireto e passa pelo valor da força de trabalho, então vale montar a cadeia inteira. A inovação técnica aumenta a produtividade do trabalho, e a mesma quantidade de trabalho passa a produzir mais produtos. Com isso cai o tempo de trabalho socialmente necessário por unidade e, junto, cai o valor de cada mercadoria, porque valor e produtividade andam em sentido contrário. Se essa queda pega as mercadorias que o trabalhador consome, cai o valor dos meios de subsistência e, por consequência, o valor da força de trabalho. Com a jornada fixa, essa queda encurta o trabalho necessário e alarga na mesma medida o trabalho excedente. Então m sobe enquanto v desce, e a razão entre os dois sobe pelos dois lados ao mesmo tempo. Numa jornada de doze horas com seis necessárias a taxa é de 100 por cento, e se a inovação derrubar o trabalho necessário para quatro horas a taxa vai para 200 por cento sem a jornada ter aumentado um minuto. Esse é o mecanismo do mais-valor relativo.</w:t>
+      </w:r>
+    </w:p>
+    <w:p>
+      <w:pPr>
+        <w:spacing w:before="0" w:after="120" w:line="276" w:lineRule="auto"/>
+        <w:ind w:left="283" w:firstLine="425"/>
+        <w:jc w:val="both"/>
+      </w:pPr>
+      <w:r>
+        <w:rPr>
+          <w:rFonts w:ascii="Times New Roman" w:hAnsi="Times New Roman"/>
+          <w:b w:val="0"/>
+          <w:i w:val="0"/>
+          <w:sz w:val="23"/>
+        </w:rPr>
+        <w:t>Para o capitalista que inova primeiro, o efeito é mais direto. Ele produz com valor individual menor que o valor social, vende pelo valor social ou um pouco abaixo e fica com um mais-valor extra. Essa vantagem não dura, porque desaparece quando a técnica se espalha e o novo valor social, mais baixo, se impõe. Mas é exatamente esse prêmio temporário que faz cada capitalista correr para inovar, e o resultado agregado, que ninguém planejou, é a queda geral do valor das mercadorias.</w:t>
+      </w:r>
+    </w:p>
+    <w:p>
+      <w:pPr>
+        <w:spacing w:before="0" w:after="120" w:line="276" w:lineRule="auto"/>
+        <w:ind w:left="283" w:firstLine="425"/>
+        <w:jc w:val="both"/>
+      </w:pPr>
+      <w:r>
+        <w:rPr>
+          <w:rFonts w:ascii="Times New Roman" w:hAnsi="Times New Roman"/>
+          <w:b w:val="0"/>
+          <w:i w:val="0"/>
+          <w:sz w:val="23"/>
+        </w:rPr>
+        <w:t>Três ressalvas precisam entrar na resposta. A primeira é que a taxa só sobe se o salário real não subir na mesma proporção da produtividade, porque se o trabalhador passar a consumir proporcionalmente mais valores de uso a taxa pode ficar igual. Ou seja, quem fica com o ganho de produtividade é questão de luta de classes, não de técnica. A segunda é que inovação em setores que não produzem bens de consumo dos trabalhadores nem os insumos deles dá mais-valor extra para quem inovou, mas não levanta a taxa geral de mais-valor. A terceira é a mais importante teoricamente. A inovação mexe no sentido oposto na taxa de lucro, porque aumenta a massa de meios de produção que cada trabalhador movimenta e eleva a composição orgânica do capital, o que, com a taxa de mais-valor dada, derruba a razão entre o mais-valor e o capital total. Essa divergência, taxa de mais-valor subindo e taxa de lucro caindo, é desenvolvida no Livro III e já está implícita aqui, porque a mesma mudança técnica que aumenta a exploração corrói a rentabilidade.</w:t>
       </w:r>
     </w:p>
     <w:p>
@@ -1805,55 +1805,55 @@
           <w:i w:val="0"/>
           <w:sz w:val="23"/>
         </w:rPr>
-        <w:t>A passagem se insere na análise da relação entre a taxa e a massa de mais-valor. A massa de mais-valor produzida por um capital resulta da taxa de mais-valor multiplicada pelo capital variável total, ou, em termos de trabalho, do mais-valor extraído de um trabalhador médio multiplicado pelo número de trabalhadores empregados. Disso decorre o ponto da passagem, pois a quantidade de trabalho que um capital pode explorar é o produto de dois fatores, uma grandeza extensiva, que é o número de trabalhadores, e uma grandeza de duração e intensidade, que é a quantidade de trabalho extraída de cada um. Tratando-se de um produto, os dois fatores são, dentro de certos limites, substituíveis entre si, de modo que a redução no número de trabalhadores pode ser compensada pelo prolongamento da jornada ou pela intensificação do trabalho.</w:t>
-      </w:r>
-    </w:p>
-    <w:p>
-      <w:pPr>
-        <w:spacing w:before="0" w:after="120" w:line="276" w:lineRule="auto"/>
-        <w:ind w:left="283" w:firstLine="425"/>
-        <w:jc w:val="both"/>
-      </w:pPr>
-      <w:r>
-        <w:rPr>
-          <w:rFonts w:ascii="Times New Roman" w:hAnsi="Times New Roman"/>
-          <w:b w:val="0"/>
-          <w:i w:val="0"/>
-          <w:sz w:val="23"/>
-        </w:rPr>
-        <w:t>Daí a conclusão que a passagem formula. O capital não depende estritamente do número de trabalhadores disponíveis para ampliar a massa de trabalho que explora e, portanto, a massa de mais-valor que extrai, pois pode aumentar a quantidade de trabalho explorado mantendo, ou mesmo reduzindo, o número de trabalhadores, bastando que faça cada um trabalhar mais tempo ou com maior intensidade. Nesse sentido, a oferta de trabalho, entendida como a massa de trabalho efetivamente à disposição do capital, torna-se relativamente independente da oferta de trabalhadores, isto é, do tamanho da população trabalhadora. Um capital que emprega cem trabalhadores por oito horas mobiliza oitocentas horas, e pode mobilizar as mesmas oitocentas empregando oitenta trabalhadores por dez horas.</w:t>
-      </w:r>
-    </w:p>
-    <w:p>
-      <w:pPr>
-        <w:spacing w:before="0" w:after="120" w:line="276" w:lineRule="auto"/>
-        <w:ind w:left="283" w:firstLine="425"/>
-        <w:jc w:val="both"/>
-      </w:pPr>
-      <w:r>
-        <w:rPr>
-          <w:rFonts w:ascii="Times New Roman" w:hAnsi="Times New Roman"/>
-          <w:b w:val="0"/>
-          <w:i w:val="0"/>
-          <w:sz w:val="23"/>
-        </w:rPr>
-        <w:t>A ressalva contida na expressão dentro de certos limites é, no entanto, a parte decisiva, e Marx a desenvolve como uma lei. A jornada possui limite absoluto, pois não pode exceder as vinte e quatro horas do dia e, muito antes disso, encontra limites fisiológicos de resistência do trabalhador e limites legais conquistados pela luta de classes. Esse limite estabelece uma barreira à compensação, uma vez que o mais-valor extraível de cada trabalhador não pode exceder a jornada máxima descontado o tempo de trabalho necessário, de sorte que, sendo este de seis horas e a jornada máxima tolerável de dezoito, o mais-valor máximo por trabalhador equivale a doze horas, qualquer que seja a pressão exercida. Marx formula exatamente essa lei ao afirmar que a barreira absoluta da jornada média constitui barreira absoluta à compensação da redução do capital variável pelo aumento da taxa de mais-valor. Existe, assim, assimetria essencial entre os dois fatores, pois aumentar o número de trabalhadores amplia a massa de mais-valor sem limite interno, enquanto intensificar a exploração sobre um número menor encontra teto rígido.</w:t>
-      </w:r>
-    </w:p>
-    <w:p>
-      <w:pPr>
-        <w:spacing w:before="0" w:after="120" w:line="276" w:lineRule="auto"/>
-        <w:ind w:left="283" w:firstLine="425"/>
-        <w:jc w:val="both"/>
-      </w:pPr>
-      <w:r>
-        <w:rPr>
-          <w:rFonts w:ascii="Times New Roman" w:hAnsi="Times New Roman"/>
-          <w:b w:val="0"/>
-          <w:i w:val="0"/>
-          <w:sz w:val="23"/>
-        </w:rPr>
-        <w:t>As consequências explicam a importância da passagem na arquitetura da obra. Ela fundamenta o impulso permanente do capital ao prolongamento da jornada e à intensificação do trabalho, que deixa de ser atribuído à ganância pessoal e passa a ser compreendido como a forma pela qual um capital de magnitude dada amplia a massa de mais-valor. Esclarece também por que a introdução de maquinaria, ao reduzir o número de trabalhadores, não implica necessariamente redução da massa de mais-valor, visto que o capital compensa a queda do capital variável com a elevação da taxa. E antecipa o capítulo 23, pois se a massa de trabalho explorável pode crescer sem crescimento da população, então a dinâmica do capital se desliga da dinâmica demográfica e a oferta de trabalho deixa de ser variável independente determinada pela natureza.</w:t>
+        <w:t>A passagem está na parte em que Marx analisa a relação entre a taxa e a massa de mais-valor. A massa de mais-valor de um capital sai da taxa de mais-valor multiplicada pelo capital variável total, ou, falando em trabalho, do mais-valor tirado de um trabalhador médio multiplicado pelo número de trabalhadores. Daí vem o ponto da passagem. A quantidade de trabalho que um capital consegue explorar é o resultado de dois fatores multiplicados, o número de trabalhadores, que é a grandeza extensiva, e a quantidade de trabalho tirada de cada um, que depende da duração e da intensidade da jornada. Como é uma multiplicação, os dois fatores podem, até certo ponto, substituir um ao outro, então menos trabalhadores pode ser compensado com jornada mais longa ou trabalho mais intenso.</w:t>
+      </w:r>
+    </w:p>
+    <w:p>
+      <w:pPr>
+        <w:spacing w:before="0" w:after="120" w:line="276" w:lineRule="auto"/>
+        <w:ind w:left="283" w:firstLine="425"/>
+        <w:jc w:val="both"/>
+      </w:pPr>
+      <w:r>
+        <w:rPr>
+          <w:rFonts w:ascii="Times New Roman" w:hAnsi="Times New Roman"/>
+          <w:b w:val="0"/>
+          <w:i w:val="0"/>
+          <w:sz w:val="23"/>
+        </w:rPr>
+        <w:t>Por isso a conclusão da passagem. O capital não fica preso ao número de trabalhadores disponíveis para aumentar a massa de trabalho que explora e, com ela, a massa de mais-valor que extrai. Ele pode aumentar o trabalho explorado mantendo, ou até reduzindo, o número de trabalhadores, bastando fazer cada um trabalhar mais tempo ou mais rápido. Nesse sentido a oferta de trabalho, entendida como a massa de trabalho que ele tem à disposição, fica relativamente independente da oferta de trabalhadores, isto é, do tamanho da população trabalhadora. Um capital que emprega cem pessoas por oito horas mobiliza oitocentas horas, e consegue as mesmas oitocentas com oitenta pessoas por dez horas.</w:t>
+      </w:r>
+    </w:p>
+    <w:p>
+      <w:pPr>
+        <w:spacing w:before="0" w:after="120" w:line="276" w:lineRule="auto"/>
+        <w:ind w:left="283" w:firstLine="425"/>
+        <w:jc w:val="both"/>
+      </w:pPr>
+      <w:r>
+        <w:rPr>
+          <w:rFonts w:ascii="Times New Roman" w:hAnsi="Times New Roman"/>
+          <w:b w:val="0"/>
+          <w:i w:val="0"/>
+          <w:sz w:val="23"/>
+        </w:rPr>
+        <w:t>Mas a ressalva do "dentro de certos limites" é a parte decisiva, e Marx a transforma numa lei. A jornada tem limite absoluto, porque não passa das vinte e quatro horas do dia e, muito antes disso, bate no limite físico do trabalhador e no limite legal conquistado pela luta de classes. Esse limite cria uma barreira para a compensação, porque o mais-valor que se tira de cada trabalhador não pode passar da jornada máxima menos o trabalho necessário. Se o trabalho necessário é de seis horas e a jornada máxima suportável é de dezoito, o máximo de mais-valor por trabalhador equivale a doze horas, não importa quanta pressão se faça. Marx formula essa lei dizendo que a barreira absoluta da jornada média é barreira absoluta para compensar a redução do capital variável com o aumento da taxa de mais-valor. Existe então uma assimetria entre os dois fatores, porque aumentar o número de trabalhadores amplia a massa de mais-valor sem limite interno, enquanto apertar mais um número menor de trabalhadores bate num teto rígido.</w:t>
+      </w:r>
+    </w:p>
+    <w:p>
+      <w:pPr>
+        <w:spacing w:before="0" w:after="120" w:line="276" w:lineRule="auto"/>
+        <w:ind w:left="283" w:firstLine="425"/>
+        <w:jc w:val="both"/>
+      </w:pPr>
+      <w:r>
+        <w:rPr>
+          <w:rFonts w:ascii="Times New Roman" w:hAnsi="Times New Roman"/>
+          <w:b w:val="0"/>
+          <w:i w:val="0"/>
+          <w:sz w:val="23"/>
+        </w:rPr>
+        <w:t>As consequências mostram por que essa passagem importa no conjunto da obra. Ela explica a pressão permanente do capital por jornada mais longa e trabalho mais intenso, pressão que deixa de ser ganância pessoal e passa a ser o jeito que um capital de tamanho dado tem de aumentar a massa de mais-valor. Explica também por que colocar maquinaria, mesmo reduzindo o número de trabalhadores, não derruba necessariamente a massa de mais-valor, já que o capital compensa a queda de v subindo a taxa. E antecipa o capítulo 23, porque se a massa de trabalho explorável cresce sem a população crescer, então a dinâmica do capital se solta da dinâmica demográfica e a oferta de trabalho deixa de ser uma variável independente dada pela natureza.</w:t>
       </w:r>
     </w:p>
     <w:p>
@@ -1957,55 +1957,55 @@
           <w:i w:val="0"/>
           <w:sz w:val="23"/>
         </w:rPr>
-        <w:t>A resposta exige recuperar a distinção que o capítulo estabelece. O mais-valor absoluto é obtido pelo prolongamento da jornada além do ponto em que o trabalhador repõe o valor da sua força de trabalho, permanecendo dado o tempo de trabalho necessário. O mais-valor relativo é obtido com jornada dada, e mesmo reduzida, pela contração do tempo de trabalho necessário, o que amplia na mesma medida o tempo de trabalho excedente. Estando a jornada fixada, existe um único caminho disponível, que consiste em reduzir o tempo de trabalho necessário, e isso exige reduzir o valor da força de trabalho, o que por sua vez exige reduzir o valor das mercadorias que o determinam, sendo o único meio de fazê-lo a elevação da força produtiva do trabalho que as produz. O expediente adotado é, portanto, a revolução permanente das condições técnicas e sociais do processo de produção com o objetivo de aumentar a produtividade do trabalho.</w:t>
-      </w:r>
-    </w:p>
-    <w:p>
-      <w:pPr>
-        <w:spacing w:before="0" w:after="120" w:line="276" w:lineRule="auto"/>
-        <w:ind w:left="283" w:firstLine="425"/>
-        <w:jc w:val="both"/>
-      </w:pPr>
-      <w:r>
-        <w:rPr>
-          <w:rFonts w:ascii="Times New Roman" w:hAnsi="Times New Roman"/>
-          <w:b w:val="0"/>
-          <w:i w:val="0"/>
-          <w:sz w:val="23"/>
-        </w:rPr>
-        <w:t>Esse expediente assume formas concretas que os capítulos seguintes desenvolvem. A cooperação consiste na reunião de muitos trabalhadores no mesmo processo, o que gera força produtiva social superior à soma das forças individuais e permite economias no uso dos meios de produção. A divisão do trabalho na manufatura consiste na decomposição do ofício em operações parciais, o que especializa o trabalhador e eleva a destreza ao custo da sua mutilação. A maquinaria e a grande indústria consistem na substituição da base subjetiva do ofício por um sistema objetivo de máquinas, e constituem a forma mais desenvolvida e especificamente capitalista do expediente. A intensificação do trabalho, mecanismo correlato, aumenta o dispêndio de trabalho por unidade de tempo e torna-se central quando a jornada passa a ser legalmente limitada.</w:t>
-      </w:r>
-    </w:p>
-    <w:p>
-      <w:pPr>
-        <w:spacing w:before="0" w:after="120" w:line="276" w:lineRule="auto"/>
-        <w:ind w:left="283" w:firstLine="425"/>
-        <w:jc w:val="both"/>
-      </w:pPr>
-      <w:r>
-        <w:rPr>
-          <w:rFonts w:ascii="Times New Roman" w:hAnsi="Times New Roman"/>
-          <w:b w:val="0"/>
-          <w:i w:val="0"/>
-          <w:sz w:val="23"/>
-        </w:rPr>
-        <w:t>É preciso notar que nenhum capitalista individual age com o propósito de reduzir o valor da força de trabalho, pois o seu móvel imediato é o mais-valor extra. Quem adota um método superior produz com valor individual inferior ao valor social, vende ao valor social ou pouco abaixo dele, realiza mais-valor acima da média e amplia o seu mercado às custas dos concorrentes. Tal vantagem é transitória, dissolvendo-se quando o método se generaliza por força da concorrência e estabelece novo valor social mais baixo, momento em que o mais-valor extra individual desaparece, embora o resultado social permaneça, já que o valor das mercadorias caiu. Se essas mercadorias determinam o valor da força de trabalho, o mais-valor relativo se torna geral e se incorpora às condições normais da produção, de modo que o resultado coletivo é efeito não intencional da busca individual de vantagem.</w:t>
-      </w:r>
-    </w:p>
-    <w:p>
-      <w:pPr>
-        <w:spacing w:before="0" w:after="120" w:line="276" w:lineRule="auto"/>
-        <w:ind w:left="283" w:firstLine="425"/>
-        <w:jc w:val="both"/>
-      </w:pPr>
-      <w:r>
-        <w:rPr>
-          <w:rFonts w:ascii="Times New Roman" w:hAnsi="Times New Roman"/>
-          <w:b w:val="0"/>
-          <w:i w:val="0"/>
-          <w:sz w:val="23"/>
-        </w:rPr>
-        <w:t>A conclusão metodológica merece registro, pois o mais-valor relativo explica por que o capital é intrinsecamente dinâmico e revolucionário no plano técnico. A busca de excedente deixa de depender apenas do prolongamento da jornada, limite que a resistência operária e a legislação acabam por fixar, e passa a depender da transformação incessante do processo produtivo. Marx destaca a inversão característica dessa dinâmica, pois o impulso imanente do capital a elevar a força produtiva do trabalho não existe para reduzir o esforço humano, e sim para baratear a mercadoria e encurtar a parte da jornada que pertence ao trabalhador.</w:t>
+        <w:t>Para responder é preciso retomar a distinção do capítulo. O mais-valor absoluto vem de alongar a jornada além do ponto em que o trabalhador repõe o valor da sua força de trabalho, mantendo o tempo de trabalho necessário como estava. O mais-valor relativo vem de encurtar o tempo de trabalho necessário com a jornada dada, ou até menor, o que alarga na mesma medida o trabalho excedente. Com a jornada travada, sobra um único caminho, que é reduzir o tempo de trabalho necessário. Para isso é preciso reduzir o valor da força de trabalho, e para isso é preciso reduzir o valor das mercadorias que determinam esse valor. E o único jeito de reduzir o valor de uma mercadoria é aumentar a produtividade do trabalho que a produz. O expediente, então, é a revolução permanente das condições técnicas e sociais da produção para aumentar a produtividade.</w:t>
+      </w:r>
+    </w:p>
+    <w:p>
+      <w:pPr>
+        <w:spacing w:before="0" w:after="120" w:line="276" w:lineRule="auto"/>
+        <w:ind w:left="283" w:firstLine="425"/>
+        <w:jc w:val="both"/>
+      </w:pPr>
+      <w:r>
+        <w:rPr>
+          <w:rFonts w:ascii="Times New Roman" w:hAnsi="Times New Roman"/>
+          <w:b w:val="0"/>
+          <w:i w:val="0"/>
+          <w:sz w:val="23"/>
+        </w:rPr>
+        <w:t>Esse expediente aparece em formas concretas que os capítulos seguintes desenvolvem. A cooperação junta muitos trabalhadores no mesmo processo, o que gera uma força produtiva social maior que a soma das forças individuais e permite economizar no uso dos meios de produção. A divisão do trabalho na manufatura quebra o ofício em operações parciais, o que especializa o trabalhador e aumenta a destreza dele, ao custo de mutilá-lo. A maquinaria e a grande indústria trocam a base subjetiva do ofício por um sistema objetivo de máquinas, e são a forma mais desenvolvida e mais propriamente capitalista do expediente. E a intensificação do trabalho, que é mecanismo parecido, aumenta o gasto de trabalho por unidade de tempo, ganhando importância quando a jornada passa a ter limite legal.</w:t>
+      </w:r>
+    </w:p>
+    <w:p>
+      <w:pPr>
+        <w:spacing w:before="0" w:after="120" w:line="276" w:lineRule="auto"/>
+        <w:ind w:left="283" w:firstLine="425"/>
+        <w:jc w:val="both"/>
+      </w:pPr>
+      <w:r>
+        <w:rPr>
+          <w:rFonts w:ascii="Times New Roman" w:hAnsi="Times New Roman"/>
+          <w:b w:val="0"/>
+          <w:i w:val="0"/>
+          <w:sz w:val="23"/>
+        </w:rPr>
+        <w:t>Vale notar que nenhum capitalista individual age pensando em reduzir o valor da força de trabalho. O que move cada um é o mais-valor extra. Quem adota um método melhor produz com valor individual abaixo do valor social, vende pelo valor social ou um pouco abaixo, fatura mais-valor acima da média e ganha mercado dos concorrentes. Essa vantagem não dura, porque se dissolve quando o método se espalha pela concorrência e fixa um novo valor social mais baixo. Nesse momento o mais-valor extra individual acaba, mas o resultado social fica, porque o valor das mercadorias caiu. Se essas mercadorias determinam o valor da força de trabalho, o mais-valor relativo se generaliza e entra nas condições normais da produção. Ou seja, o resultado coletivo é efeito não intencional de uma busca individual por vantagem.</w:t>
+      </w:r>
+    </w:p>
+    <w:p>
+      <w:pPr>
+        <w:spacing w:before="0" w:after="120" w:line="276" w:lineRule="auto"/>
+        <w:ind w:left="283" w:firstLine="425"/>
+        <w:jc w:val="both"/>
+      </w:pPr>
+      <w:r>
+        <w:rPr>
+          <w:rFonts w:ascii="Times New Roman" w:hAnsi="Times New Roman"/>
+          <w:b w:val="0"/>
+          <w:i w:val="0"/>
+          <w:sz w:val="23"/>
+        </w:rPr>
+        <w:t>A conclusão metodológica vale ser registrada, porque o mais-valor relativo explica por que o capital é dinâmico e revolucionário no plano técnico. A busca por excedente para de depender só de alongar a jornada, limite que a resistência operária e a lei acabam fixando, e passa a depender de transformar a produção sem parar. Marx chama atenção para a inversão que isso revela, porque o impulso do capital para aumentar a produtividade não existe para diminuir o esforço humano, existe para baratear a mercadoria e encurtar a parte da jornada que pertence ao trabalhador.</w:t>
       </w:r>
     </w:p>
     <w:p>
@@ -2076,55 +2076,55 @@
           <w:i w:val="0"/>
           <w:sz w:val="23"/>
         </w:rPr>
-        <w:t>Devem ter o seu valor reduzido as mercadorias que entram no consumo habitual dos trabalhadores, isto é, os meios de subsistência necessários à reprodução da força de trabalho, o que abrange alimentos, vestuário, habitação e em geral os bens que compõem o padrão de consumo socialmente estabelecido da classe trabalhadora.</w:t>
-      </w:r>
-    </w:p>
-    <w:p>
-      <w:pPr>
-        <w:spacing w:before="0" w:after="120" w:line="276" w:lineRule="auto"/>
-        <w:ind w:left="283" w:firstLine="425"/>
-        <w:jc w:val="both"/>
-      </w:pPr>
-      <w:r>
-        <w:rPr>
-          <w:rFonts w:ascii="Times New Roman" w:hAnsi="Times New Roman"/>
-          <w:b w:val="0"/>
-          <w:i w:val="0"/>
-          <w:sz w:val="23"/>
-        </w:rPr>
-        <w:t>A razão está na determinação do valor da força de trabalho. Como qualquer mercadoria, ela tem o seu valor determinado pelo tempo de trabalho socialmente necessário à sua produção e reprodução, o que significa, concretamente, pelo valor dos meios de subsistência necessários para manter o trabalhador e reproduzir a sua família, e o tempo de trabalho necessário da jornada é precisamente aquele em que o trabalhador produz o equivalente a esse valor. Da queda do valor dos meios de subsistência decorre, portanto, a queda do valor da força de trabalho, dela o encurtamento do tempo de trabalho necessário e, dada a jornada, a ampliação na mesma medida do tempo de trabalho excedente, com o que o mais-valor relativo é obtido. Nenhum outro tipo de mercadoria produz esse efeito, pelo simples motivo de que nenhum outro entra na determinação do valor da força de trabalho. O raciocínio se estende, por mediação, aos meios de produção empregados na produção desses bens, pois o barateamento de fertilizantes, de transporte ou de fios e tecidos reduz o valor dos alimentos e do vestuário e, por via indireta, o valor da força de trabalho.</w:t>
-      </w:r>
-    </w:p>
-    <w:p>
-      <w:pPr>
-        <w:spacing w:before="0" w:after="120" w:line="276" w:lineRule="auto"/>
-        <w:ind w:left="283" w:firstLine="425"/>
-        <w:jc w:val="both"/>
-      </w:pPr>
-      <w:r>
-        <w:rPr>
-          <w:rFonts w:ascii="Times New Roman" w:hAnsi="Times New Roman"/>
-          <w:b w:val="0"/>
-          <w:i w:val="0"/>
-          <w:sz w:val="23"/>
-        </w:rPr>
-        <w:t>O contraste que confirma o argumento é esclarecedor. Um salto de produtividade na produção de bens de luxo, que não entram no consumo dos trabalhadores, barateia esses bens e proporciona mais-valor extra ao capitalista que inova primeiro, mas não altera o valor da força de trabalho e, por isso, não gera mais-valor relativo para o capital social. Esse contraste demonstra que o mais-valor relativo não decorre do aumento da produtividade em geral, e sim do aumento da produtividade nos setores que determinam o custo de reprodução do trabalhador. Daí se compreende a importância estratégica que os ramos produtores de bens de consumo popular assumem no capitalismo, e também por que o preço dos alimentos é historicamente objeto de conflito direto entre capital e trabalho e mesmo entre frações da classe dominante, sendo a revogação das Leis do Trigo na Inglaterra o exemplo clássico.</w:t>
-      </w:r>
-    </w:p>
-    <w:p>
-      <w:pPr>
-        <w:spacing w:before="0" w:after="120" w:line="276" w:lineRule="auto"/>
-        <w:ind w:left="283" w:firstLine="425"/>
-        <w:jc w:val="both"/>
-      </w:pPr>
-      <w:r>
-        <w:rPr>
-          <w:rFonts w:ascii="Times New Roman" w:hAnsi="Times New Roman"/>
-          <w:b w:val="0"/>
-          <w:i w:val="0"/>
-          <w:sz w:val="23"/>
-        </w:rPr>
-        <w:t>Cabe qualificar, por fim, que o resultado pressupõe que o barateamento se traduza em queda do valor da força de trabalho, e não em elevação do padrão de consumo real dos trabalhadores a valor constante. Contendo a determinação do valor da força de trabalho um elemento histórico e moral, a repartição dos ganhos de produtividade depende da relação de forças entre as classes, e historicamente observam-se as duas coisas em conjunto, elevação do consumo real dos trabalhadores e elevação simultânea da taxa de mais-valor.</w:t>
+        <w:t>Precisam ter o valor reduzido as mercadorias que o trabalhador consome normalmente, isto é, os meios de subsistência necessários para reproduzir a força de trabalho. Isso inclui alimento, roupa, moradia e, de modo geral, os bens que compõem o padrão de consumo que a sociedade estabeleceu para a classe trabalhadora.</w:t>
+      </w:r>
+    </w:p>
+    <w:p>
+      <w:pPr>
+        <w:spacing w:before="0" w:after="120" w:line="276" w:lineRule="auto"/>
+        <w:ind w:left="283" w:firstLine="425"/>
+        <w:jc w:val="both"/>
+      </w:pPr>
+      <w:r>
+        <w:rPr>
+          <w:rFonts w:ascii="Times New Roman" w:hAnsi="Times New Roman"/>
+          <w:b w:val="0"/>
+          <w:i w:val="0"/>
+          <w:sz w:val="23"/>
+        </w:rPr>
+        <w:t>O motivo está em como o valor da força de trabalho é determinado. Como qualquer mercadoria, ela tem valor fixado pelo tempo de trabalho socialmente necessário para produzi-la e reproduzi-la, o que na prática significa o valor dos meios de subsistência que mantêm o trabalhador e reproduzem a família dele. E o tempo de trabalho necessário da jornada é exatamente aquele em que o trabalhador produz o equivalente a esse valor. Então a sequência é direta. Cai o valor dos meios de subsistência, cai o valor da força de trabalho, encurta o tempo de trabalho necessário e, com a jornada dada, o trabalho excedente cresce na mesma medida, o que entrega o mais-valor relativo. Nenhum outro tipo de mercadoria faz isso, por um motivo simples, nenhum outro entra na determinação do valor da força de trabalho. O raciocínio vale também, de forma indireta, para os meios de produção usados para fazer esses bens, porque baratear fertilizante, transporte ou tecido baixa o preço do alimento e da roupa e, por esse caminho, o valor da força de trabalho.</w:t>
+      </w:r>
+    </w:p>
+    <w:p>
+      <w:pPr>
+        <w:spacing w:before="0" w:after="120" w:line="276" w:lineRule="auto"/>
+        <w:ind w:left="283" w:firstLine="425"/>
+        <w:jc w:val="both"/>
+      </w:pPr>
+      <w:r>
+        <w:rPr>
+          <w:rFonts w:ascii="Times New Roman" w:hAnsi="Times New Roman"/>
+          <w:b w:val="0"/>
+          <w:i w:val="0"/>
+          <w:sz w:val="23"/>
+        </w:rPr>
+        <w:t>O contraste que confirma o argumento é esclarecedor. Um salto de produtividade na produção de bens de luxo, que o trabalhador não consome, barateia esses bens e dá mais-valor extra para quem inovou primeiro, mas não muda o valor da força de trabalho e, por isso, não gera mais-valor relativo para o capital social. Isso mostra que o mais-valor relativo não vem do aumento da produtividade em geral, vem do aumento da produtividade nos setores que determinam o custo de reprodução do trabalhador. Dá para entender, a partir disso, a importância estratégica que os setores de bens de consumo popular têm no capitalismo, e também por que o preço dos alimentos é historicamente motivo de briga direta entre capital e trabalho e até entre frações da própria classe dominante, sendo a revogação das Leis do Trigo na Inglaterra o exemplo clássico.</w:t>
+      </w:r>
+    </w:p>
+    <w:p>
+      <w:pPr>
+        <w:spacing w:before="0" w:after="120" w:line="276" w:lineRule="auto"/>
+        <w:ind w:left="283" w:firstLine="425"/>
+        <w:jc w:val="both"/>
+      </w:pPr>
+      <w:r>
+        <w:rPr>
+          <w:rFonts w:ascii="Times New Roman" w:hAnsi="Times New Roman"/>
+          <w:b w:val="0"/>
+          <w:i w:val="0"/>
+          <w:sz w:val="23"/>
+        </w:rPr>
+        <w:t>Uma ressalva para fechar. Esse resultado depende de o barateamento virar queda do valor da força de trabalho, e não aumento do padrão de consumo real do trabalhador com o valor ficando igual. Como a determinação do valor da força de trabalho tem um componente histórico e moral dentro dela, quem fica com o ganho de produtividade depende da relação de forças entre as classes. Na história, as duas coisas aconteceram juntas, o consumo real dos trabalhadores subiu e a taxa de mais-valor subiu também.</w:t>
       </w:r>
     </w:p>
     <w:p>
@@ -2230,55 +2230,55 @@
           <w:i w:val="0"/>
           <w:sz w:val="23"/>
         </w:rPr>
-        <w:t>A relevância da maquinaria não é, para Marx, de ordem meramente técnica, pois ela é o meio pelo qual o capital constrói uma base material adequada a si mesmo e reorganiza integralmente o processo produtivo, sendo tratada no capítulo como a forma mais desenvolvida de produção de mais-valor relativo. O primeiro ponto é o da finalidade, já que a maquinaria não é introduzida para aliviar o trabalho, mas para baratear mercadorias e encurtar a parte da jornada em que o trabalhador trabalha para si. Dessa finalidade decorre um critério econômico preciso, pois a máquina só é adotada quando o valor que ela transfere ao produto é menor que o valor da força de trabalho que substitui, do que resulta a consequência aparentemente paradoxal de que, onde a força de trabalho é muito barata, a maquinaria é adotada mais lentamente. Note-se que ela nunca adiciona ao produto mais valor do que perde pelo desgaste, razão pela qual não é fonte de valor mas capital constante.</w:t>
-      </w:r>
-    </w:p>
-    <w:p>
-      <w:pPr>
-        <w:spacing w:before="0" w:after="120" w:line="276" w:lineRule="auto"/>
-        <w:ind w:left="283" w:firstLine="425"/>
-        <w:jc w:val="both"/>
-      </w:pPr>
-      <w:r>
-        <w:rPr>
-          <w:rFonts w:ascii="Times New Roman" w:hAnsi="Times New Roman"/>
-          <w:b w:val="0"/>
-          <w:i w:val="0"/>
-          <w:sz w:val="23"/>
-        </w:rPr>
-        <w:t>O ponto central é a inversão da relação entre o trabalhador e o meio de trabalho. Na manufatura o princípio organizador é subjetivo, pois o processo é decomposto conforme a habilidade dos trabalhadores e se adapta a eles, permanecendo a destreza humana como ponto de partida. Na grande indústria o princípio torna-se objetivo, pois o sistema de máquinas existe como organismo técnico autônomo, com lógica e ritmo próprios, ao qual o trabalhador é incorporado. Marx formula a imagem ao dizer que na manufatura os trabalhadores são membros de um mecanismo vivo, enquanto na fábrica existe um mecanismo morto, independente deles, ao qual são incorporados como apêndices vivos. Essa inversão permite distinguir subsunção formal de subsunção real, pois enquanto o capital apenas se apropria de processos herdados do artesanato a subsunção é formal, e com a maquinaria ele transforma o processo desde dentro, criando um modo de produzir que não existiria sem ele, de sorte que a grande indústria é o primeiro modo de produção cuja base técnica corresponde à sua forma social.</w:t>
-      </w:r>
-    </w:p>
-    <w:p>
-      <w:pPr>
-        <w:spacing w:before="0" w:after="120" w:line="276" w:lineRule="auto"/>
-        <w:ind w:left="283" w:firstLine="425"/>
-        <w:jc w:val="both"/>
-      </w:pPr>
-      <w:r>
-        <w:rPr>
-          <w:rFonts w:ascii="Times New Roman" w:hAnsi="Times New Roman"/>
-          <w:b w:val="0"/>
-          <w:i w:val="0"/>
-          <w:sz w:val="23"/>
-        </w:rPr>
-        <w:t>Os efeitos sobre a força de trabalho são de três ordens. A máquina dispensa força muscular e habilidade especializada, o que permite substituir o trabalhador adulto por mulheres e crianças, ampliando o material humano de exploração e reduzindo o valor da força de trabalho individual, já que toda a família passa a contribuir para a sua reprodução. Contra o que a intuição sugeriria, ela conduz ao prolongamento da jornada, pois o capital fixo precisa ser valorizado antes de ser desvalorizado moralmente pelo progresso técnico, e porque, elevando a composição orgânica e pressionando a taxa de lucro, leva o capital a buscar compensação na ampliação do trabalho excedente. E quando a legislação limita a duração da jornada, o capital desloca a pressão para a intensidade. A maquinaria funciona, além disso, como arma na luta de classes, pois ao tornar o trabalhador substituível desarma a sua resistência e é mobilizada para derrotar greves, alimentando a superpopulação relativa e aprofundando a separação entre trabalho manual e intelectual, já que o saber do processo se objetiva na máquina e confronta o trabalhador como poder alheio.</w:t>
-      </w:r>
-    </w:p>
-    <w:p>
-      <w:pPr>
-        <w:spacing w:before="0" w:after="120" w:line="276" w:lineRule="auto"/>
-        <w:ind w:left="283" w:firstLine="425"/>
-        <w:jc w:val="both"/>
-      </w:pPr>
-      <w:r>
-        <w:rPr>
-          <w:rFonts w:ascii="Times New Roman" w:hAnsi="Times New Roman"/>
-          <w:b w:val="0"/>
-          <w:i w:val="0"/>
-          <w:sz w:val="23"/>
-        </w:rPr>
-        <w:t>Importa concluir registrando que Marx não condena a maquinaria em si, distinguindo a máquina do seu emprego capitalista, pois a grande indústria socializa o processo de produção, cria o trabalhador coletivo em escala inédita e desenvolve as forças produtivas a ponto de tornar possível uma organização social superior, de sorte que as mesmas condições que degradam o trabalhador criam os pressupostos da sua emancipação. Em síntese, a relevância da maquinaria consiste em ser simultaneamente o meio mais eficaz de produção de mais-valor relativo, o instrumento pelo qual o capital consuma a subsunção real do trabalho, a arma com que submete a resistência operária e produz a superpopulação relativa, e a base material a partir da qual se desenvolvem as contradições que apontam para além do capitalismo.</w:t>
+        <w:t>Para Marx a importância da maquinaria não é só técnica. Ela é o meio pelo qual o capital constrói uma base material à sua própria imagem e reorganiza a produção por completo, e o capítulo a trata como a forma mais desenvolvida de produção de mais-valor relativo. O primeiro ponto é a finalidade. A máquina não entra para aliviar o trabalho, entra para baratear mercadoria e encurtar a parte da jornada em que o trabalhador trabalha para si. Dessa finalidade sai um critério econômico bem definido, porque a máquina só é adotada quando o valor que ela repassa ao produto é menor que o valor da força de trabalho que ela substitui. Daí vem uma consequência que parece paradoxal, que é a maquinaria entrar mais devagar onde a força de trabalho é muito barata. Vale lembrar que a máquina nunca coloca no produto mais valor do que perde pelo desgaste, e por isso ela não é fonte de valor, é capital constante.</w:t>
+      </w:r>
+    </w:p>
+    <w:p>
+      <w:pPr>
+        <w:spacing w:before="0" w:after="120" w:line="276" w:lineRule="auto"/>
+        <w:ind w:left="283" w:firstLine="425"/>
+        <w:jc w:val="both"/>
+      </w:pPr>
+      <w:r>
+        <w:rPr>
+          <w:rFonts w:ascii="Times New Roman" w:hAnsi="Times New Roman"/>
+          <w:b w:val="0"/>
+          <w:i w:val="0"/>
+          <w:sz w:val="23"/>
+        </w:rPr>
+        <w:t>O ponto central é a inversão da relação entre o trabalhador e o meio de trabalho. Na manufatura quem organiza é o lado subjetivo, porque o processo é dividido conforme a habilidade dos trabalhadores e se adapta a eles, então a destreza humana continua sendo o ponto de partida. Na grande indústria quem organiza é o lado objetivo, porque o sistema de máquinas existe como um organismo técnico próprio, com lógica e ritmo dele, e o trabalhador é encaixado nesse sistema. Marx resume isso dizendo que na manufatura os trabalhadores são membros de um mecanismo vivo, enquanto na fábrica existe um mecanismo morto, independente deles, ao qual eles são incorporados como apêndices vivos. Essa inversão é o que permite separar subsunção formal de subsunção real. Enquanto o capital só se apropria de processos herdados do artesanato, a subsunção é formal. Com a maquinaria ele transforma o processo por dentro e cria um modo de produzir que não existiria sem ele, e aí a subsunção é real. Por isso a grande indústria é o primeiro modo de produção cuja base técnica combina com a sua forma social.</w:t>
+      </w:r>
+    </w:p>
+    <w:p>
+      <w:pPr>
+        <w:spacing w:before="0" w:after="120" w:line="276" w:lineRule="auto"/>
+        <w:ind w:left="283" w:firstLine="425"/>
+        <w:jc w:val="both"/>
+      </w:pPr>
+      <w:r>
+        <w:rPr>
+          <w:rFonts w:ascii="Times New Roman" w:hAnsi="Times New Roman"/>
+          <w:b w:val="0"/>
+          <w:i w:val="0"/>
+          <w:sz w:val="23"/>
+        </w:rPr>
+        <w:t>Os efeitos sobre a força de trabalho são de três tipos. A máquina dispensa força muscular e habilidade especializada, o que permite trocar o trabalhador adulto por mulheres e crianças, ampliando o material humano de exploração e derrubando o valor da força de trabalho individual, já que a família inteira passa a contribuir para reproduzi-la. Ao contrário do que parece intuitivo, ela também alonga a jornada, porque o capital fixo precisa ser valorizado antes de ficar obsoleto pelo progresso técnico, e porque, elevando a composição orgânica e pressionando a taxa de lucro, ela empurra o capital a buscar compensação no trabalho excedente. E quando a lei limita a duração da jornada, o capital transfere a pressão para a intensidade. Além disso, a maquinaria funciona como arma na luta de classes, porque ao tornar o trabalhador substituível ela desarma a resistência dele e é usada para quebrar greves. Ela ainda alimenta a superpopulação relativa e aprofunda a separação entre trabalho manual e intelectual, já que o saber do processo passa para dentro da máquina e volta contra o trabalhador como poder alheio.</w:t>
+      </w:r>
+    </w:p>
+    <w:p>
+      <w:pPr>
+        <w:spacing w:before="0" w:after="120" w:line="276" w:lineRule="auto"/>
+        <w:ind w:left="283" w:firstLine="425"/>
+        <w:jc w:val="both"/>
+      </w:pPr>
+      <w:r>
+        <w:rPr>
+          <w:rFonts w:ascii="Times New Roman" w:hAnsi="Times New Roman"/>
+          <w:b w:val="0"/>
+          <w:i w:val="0"/>
+          <w:sz w:val="23"/>
+        </w:rPr>
+        <w:t>Vale fechar registrando que Marx não condena a máquina em si, ele separa a máquina do uso capitalista dela. A grande indústria socializa a produção, cria o trabalhador coletivo em escala nunca vista e desenvolve as forças produtivas até o ponto de tornar possível uma organização social superior, então as mesmas condições que degradam o trabalhador criam as bases da emancipação dele. Resumindo, a importância da maquinaria é ser ao mesmo tempo o meio mais eficaz de produzir mais-valor relativo, o instrumento com que o capital completa a subsunção real do trabalho, a arma com que ele derrota a resistência operária e produz a superpopulação relativa, e a base material de onde saem as contradições que apontam para além do capitalismo.</w:t>
       </w:r>
     </w:p>
     <w:p>
@@ -2382,55 +2382,55 @@
           <w:i w:val="0"/>
           <w:sz w:val="23"/>
         </w:rPr>
-        <w:t>Para que ocorra a reprodução simples, o capitalista deve consumir individualmente a totalidade do mais-valor, gastando-o como renda, sem que nenhuma fração dele seja convertida em capital adicional.</w:t>
-      </w:r>
-    </w:p>
-    <w:p>
-      <w:pPr>
-        <w:spacing w:before="0" w:after="120" w:line="276" w:lineRule="auto"/>
-        <w:ind w:left="283" w:firstLine="425"/>
-        <w:jc w:val="both"/>
-      </w:pPr>
-      <w:r>
-        <w:rPr>
-          <w:rFonts w:ascii="Times New Roman" w:hAnsi="Times New Roman"/>
-          <w:b w:val="0"/>
-          <w:i w:val="0"/>
-          <w:sz w:val="23"/>
-        </w:rPr>
-        <w:t>A razão é imediata. Reprodução simples significa repetição do processo produtivo na mesma escala, período após período, o que exige que o capital adiantado no novo ciclo tenha exatamente a mesma magnitude do anterior. Sendo o valor do produto a soma de c, v e m, a parte correspondente a c deve ser reconvertida em meios de produção e a parte correspondente a v em força de trabalho, repondo materialmente e em valor as condições de produção na escala precedente, de modo que resta o mais-valor. Se este fosse total ou parcialmente capitalizado, o capital adiantado no ciclo seguinte seria maior e a escala se ampliaria, caracterizando reprodução ampliada. Para que a escala permaneça constante, portanto, o mais-valor precisa ser integralmente dissipado em consumo improdutivo do capitalista, isto é, em meios de consumo individual.</w:t>
-      </w:r>
-    </w:p>
-    <w:p>
-      <w:pPr>
-        <w:spacing w:before="0" w:after="120" w:line="276" w:lineRule="auto"/>
-        <w:ind w:left="283" w:firstLine="425"/>
-        <w:jc w:val="both"/>
-      </w:pPr>
-      <w:r>
-        <w:rPr>
-          <w:rFonts w:ascii="Times New Roman" w:hAnsi="Times New Roman"/>
-          <w:b w:val="0"/>
-          <w:i w:val="0"/>
-          <w:sz w:val="23"/>
-        </w:rPr>
-        <w:t>Cabe observar que a reprodução simples é abstração deliberada, e não descrição da realidade. Marx a introduz justamente porque o capital tende por natureza a se ampliar, e congelar a escala permite isolar e tornar visível um resultado que a ampliação encobriria, a saber, que o processo reproduz a própria relação de classe. Trata-se do caso mais simples no qual a estrutura essencial aparece com nitidez.</w:t>
-      </w:r>
-    </w:p>
-    <w:p>
-      <w:pPr>
-        <w:spacing w:before="0" w:after="120" w:line="276" w:lineRule="auto"/>
-        <w:ind w:left="283" w:firstLine="425"/>
-        <w:jc w:val="both"/>
-      </w:pPr>
-      <w:r>
-        <w:rPr>
-          <w:rFonts w:ascii="Times New Roman" w:hAnsi="Times New Roman"/>
-          <w:b w:val="0"/>
-          <w:i w:val="0"/>
-          <w:sz w:val="23"/>
-        </w:rPr>
-        <w:t>A hipótese revela, além disso, um resultado notável. Se o capitalista consome anualmente todo o mais-valor, basta certo número de anos para que tenha consumido valor igual ao capital originalmente adiantado, e a partir desse momento o capital que ainda possui é integralmente mais-valor capitalizado, isto é, trabalho alheio apropriado sem equivalente. O título jurídico de propriedade permanece o mesmo, mas o seu conteúdo econômico se inverteu por completo, pois ainda que o capital inicial tivesse origem no trabalho próprio do seu possuidor, a simples continuidade do processo o converte, em prazo determinado, em valor apropriado gratuitamente, o que desfaz qualquer legitimação da propriedade capitalista fundada na origem laboriosa do patrimônio.</w:t>
+        <w:t>Para a reprodução ser simples, o capitalista tem que consumir individualmente todo o mais-valor, gastando como renda, sem transformar nenhuma parte dele em capital adicional.</w:t>
+      </w:r>
+    </w:p>
+    <w:p>
+      <w:pPr>
+        <w:spacing w:before="0" w:after="120" w:line="276" w:lineRule="auto"/>
+        <w:ind w:left="283" w:firstLine="425"/>
+        <w:jc w:val="both"/>
+      </w:pPr>
+      <w:r>
+        <w:rPr>
+          <w:rFonts w:ascii="Times New Roman" w:hAnsi="Times New Roman"/>
+          <w:b w:val="0"/>
+          <w:i w:val="0"/>
+          <w:sz w:val="23"/>
+        </w:rPr>
+        <w:t>O motivo é direto. Reprodução simples quer dizer repetir a produção na mesma escala, período após período, e para isso o capital adiantado no ciclo novo precisa ter o mesmo tamanho do anterior. Como o valor do produto é c mais v mais m, a parte que corresponde a c tem que voltar a ser meios de produção e a parte que corresponde a v tem que voltar a ser força de trabalho, repondo as condições de produção na mesma escala. Sobra o mais-valor. Se ele fosse capitalizado, inteiro ou em parte, o capital adiantado no ciclo seguinte seria maior e a escala cresceria, e aí já seria reprodução ampliada. Para a escala ficar parada, então, o mais-valor tem que ser todo gasto em consumo improdutivo do capitalista, em meios de consumo individual.</w:t>
+      </w:r>
+    </w:p>
+    <w:p>
+      <w:pPr>
+        <w:spacing w:before="0" w:after="120" w:line="276" w:lineRule="auto"/>
+        <w:ind w:left="283" w:firstLine="425"/>
+        <w:jc w:val="both"/>
+      </w:pPr>
+      <w:r>
+        <w:rPr>
+          <w:rFonts w:ascii="Times New Roman" w:hAnsi="Times New Roman"/>
+          <w:b w:val="0"/>
+          <w:i w:val="0"/>
+          <w:sz w:val="23"/>
+        </w:rPr>
+        <w:t>Vale observar que a reprodução simples é uma abstração proposital, não uma descrição da realidade. Marx a usa justamente porque o capital tende por natureza a crescer, e congelar a escala permite isolar um resultado que o crescimento esconderia, que é o processo reproduzir a própria relação de classe. É o caso mais simples em que a estrutura essencial aparece com clareza.</w:t>
+      </w:r>
+    </w:p>
+    <w:p>
+      <w:pPr>
+        <w:spacing w:before="0" w:after="120" w:line="276" w:lineRule="auto"/>
+        <w:ind w:left="283" w:firstLine="425"/>
+        <w:jc w:val="both"/>
+      </w:pPr>
+      <w:r>
+        <w:rPr>
+          <w:rFonts w:ascii="Times New Roman" w:hAnsi="Times New Roman"/>
+          <w:b w:val="0"/>
+          <w:i w:val="0"/>
+          <w:sz w:val="23"/>
+        </w:rPr>
+        <w:t>A hipótese revela ainda um resultado interessante. Se o capitalista consome todo o mais-valor por ano, basta um certo número de anos para ele ter consumido um valor igual ao capital que adiantou no começo. Dali em diante, o capital que ele ainda tem é inteiro mais-valor capitalizado, ou seja, trabalho alheio que ele ficou sem pagar. O título de propriedade continua o mesmo, mas o conteúdo econômico dele virou outro. Mesmo que o capital inicial tivesse vindo do trabalho próprio do dono, a simples continuidade do processo o converte, em prazo determinado, em valor apropriado de graça. Isso derruba qualquer tentativa de justificar a propriedade capitalista dizendo que ela nasceu de esforço próprio.</w:t>
       </w:r>
     </w:p>
     <w:p>
@@ -2541,55 +2541,55 @@
           <w:i w:val="0"/>
           <w:sz w:val="23"/>
         </w:rPr>
-        <w:t>Considerado como ato isolado, o processo de produção aparece como produção de mercadorias e de mais-valor, mas considerado em sua continuidade, como processo de reprodução, ele revela algo mais, e é esse deslocamento de perspectiva que fundamenta a passagem citada. Todo processo social de produção é também processo de reprodução, pois precisa repor continuamente as suas próprias condições materiais e sociais, já que nenhuma sociedade pode produzir sem reproduzir os pressupostos de que parte. No caso do capital, esses pressupostos são a existência, de um lado, de possuidores de dinheiro e de meios de produção e, de outro, de possuidores apenas de força de trabalho, e é essa relação que o processo necessariamente reproduz.</w:t>
-      </w:r>
-    </w:p>
-    <w:p>
-      <w:pPr>
-        <w:spacing w:before="0" w:after="120" w:line="276" w:lineRule="auto"/>
-        <w:ind w:left="283" w:firstLine="425"/>
-        <w:jc w:val="both"/>
-      </w:pPr>
-      <w:r>
-        <w:rPr>
-          <w:rFonts w:ascii="Times New Roman" w:hAnsi="Times New Roman"/>
-          <w:b w:val="0"/>
-          <w:i w:val="0"/>
-          <w:sz w:val="23"/>
-        </w:rPr>
-        <w:t>O que a continuidade revela com mais força diz respeito ao salário. No ato isolado da troca, ele aparece como dinheiro que o capitalista adianta do seu próprio fundo, e a transação se apresenta como troca de equivalentes entre proprietários livres. Considerado o processo em sua repetição, essa aparência se dissolve, porque o valor com que o capitalista paga o salário é parte do valor que o próprio trabalhador produziu no período anterior. O capital variável não é adiantamento feito a partir de fundo externo, e sim fração do produto do trabalho alheio devolvida ao trabalhador sob a forma de salário, sendo, como observa Marx, apenas a forma histórica particular de aparição do fundo de meios de subsistência que o trabalhador precisa para a sua conservação e que ele mesmo tem de produzir e reproduzir continuamente.</w:t>
-      </w:r>
-    </w:p>
-    <w:p>
-      <w:pPr>
-        <w:spacing w:before="0" w:after="120" w:line="276" w:lineRule="auto"/>
-        <w:ind w:left="283" w:firstLine="425"/>
-        <w:jc w:val="both"/>
-      </w:pPr>
-      <w:r>
-        <w:rPr>
-          <w:rFonts w:ascii="Times New Roman" w:hAnsi="Times New Roman"/>
-          <w:b w:val="0"/>
-          <w:i w:val="0"/>
-          <w:sz w:val="23"/>
-        </w:rPr>
-        <w:t>Desse movimento resulta a reprodução simultânea das duas classes. Do lado do capitalista, o processo repõe e amplia a sua posse de meios de produção e de dinheiro, reproduzindo-o como personificação do capital e comprador de força de trabalho. Do lado do trabalhador, o processo o reproduz como assalariado em sentido duplo, pois reproduz a sua força de trabalho, mantendo-o apto a trabalhar, e reproduz a sua condição de despossuído, já que ele sai do processo tal como entrou, sem meios de produção e com nada além da necessidade de vender outra vez a sua capacidade de trabalho. A relação capitalista não é, portanto, pressuposto externo dado uma vez por todas, e sim algo continuamente produzido pelo próprio funcionamento do processo.</w:t>
-      </w:r>
-    </w:p>
-    <w:p>
-      <w:pPr>
-        <w:spacing w:before="0" w:after="120" w:line="276" w:lineRule="auto"/>
-        <w:ind w:left="283" w:firstLine="425"/>
-        <w:jc w:val="both"/>
-      </w:pPr>
-      <w:r>
-        <w:rPr>
-          <w:rFonts w:ascii="Times New Roman" w:hAnsi="Times New Roman"/>
-          <w:b w:val="0"/>
-          <w:i w:val="0"/>
-          <w:sz w:val="23"/>
-        </w:rPr>
-        <w:t>O consumo do trabalhador desempenha nesse movimento papel de caráter duplo. No interior do processo de trabalho ele consome meios de produção, convertendo-os em produtos que pertencem ao capitalista, e esse consumo produtivo é diretamente produção para o capital. Fora do processo ele consome os meios de subsistência comprados com o salário, e esse consumo individual aparece como assunto privado seu, mas na perspectiva da reprodução revela-se momento necessário da reprodução do capital, pois ao consumir o trabalhador não produz nada além da sua própria força de trabalho, isto é, justamente a mercadoria de que o capital depende, sendo por isso, nas palavras de Marx, a produção do meio de produção mais indispensável ao capitalista. A condição decisiva é que esse consumo absorva integralmente o salário, não deixando excedente que lhe permita acumular e tornar-se independente, razão pela qual a reprodução da força de trabalho é também a reprodução da sua despossessão. Diferentemente do senhor de escravos, o capitalista pode confiar esse consumo ao interesse do próprio trabalhador, pois a coerção se desloca da pessoa para as condições econômicas. A liberdade subsiste apenas no plano individual, visto que o trabalhador pode deixar este ou aquele capitalista mas não a classe capitalista, e é nesse sentido que o trabalhador individual pertence a si mesmo enquanto a classe trabalhadora pertence à classe capitalista.</w:t>
+        <w:t>Olhando o processo de produção como ato isolado, ele aparece como produção de mercadoria e de mais-valor. Olhando como processo contínuo, de reprodução, aparece mais coisa, e é essa mudança de ângulo que sustenta a passagem citada. Todo processo social de produção é também processo de reprodução, porque precisa repor sem parar as próprias condições materiais e sociais. Nenhuma sociedade produz sem reproduzir os pressupostos de onde ela partiu. No caso do capital, esses pressupostos são a existência, de um lado, de gente que tem dinheiro e meios de produção e, de outro, de gente que só tem força de trabalho. É essa relação que o processo reproduz.</w:t>
+      </w:r>
+    </w:p>
+    <w:p>
+      <w:pPr>
+        <w:spacing w:before="0" w:after="120" w:line="276" w:lineRule="auto"/>
+        <w:ind w:left="283" w:firstLine="425"/>
+        <w:jc w:val="both"/>
+      </w:pPr>
+      <w:r>
+        <w:rPr>
+          <w:rFonts w:ascii="Times New Roman" w:hAnsi="Times New Roman"/>
+          <w:b w:val="0"/>
+          <w:i w:val="0"/>
+          <w:sz w:val="23"/>
+        </w:rPr>
+        <w:t>O que a continuidade revela com mais força tem a ver com o salário. No ato isolado da troca, o salário parece dinheiro que o capitalista adianta do bolso dele, e a transação parece troca de equivalentes entre dois proprietários livres. Olhando o processo se repetindo, essa aparência cai, porque o valor com que o capitalista paga o salário é parte do valor que o próprio trabalhador produziu no período anterior. O capital variável não é adiantamento tirado de um fundo externo, é um pedaço do produto do trabalho alheio devolvido ao trabalhador na forma de salário. Como Marx observa, ele é só a forma histórica particular de aparição do fundo de meios de subsistência que o trabalhador precisa para se manter, fundo que ele mesmo tem que produzir e reproduzir sempre.</w:t>
+      </w:r>
+    </w:p>
+    <w:p>
+      <w:pPr>
+        <w:spacing w:before="0" w:after="120" w:line="276" w:lineRule="auto"/>
+        <w:ind w:left="283" w:firstLine="425"/>
+        <w:jc w:val="both"/>
+      </w:pPr>
+      <w:r>
+        <w:rPr>
+          <w:rFonts w:ascii="Times New Roman" w:hAnsi="Times New Roman"/>
+          <w:b w:val="0"/>
+          <w:i w:val="0"/>
+          <w:sz w:val="23"/>
+        </w:rPr>
+        <w:t>Desse movimento sai a reprodução das duas classes ao mesmo tempo. Do lado do capitalista, o processo repõe e aumenta a posse dele de meios de produção e de dinheiro, reproduzindo-o como personificação do capital e comprador de força de trabalho. Do lado do trabalhador, o processo o reproduz como assalariado em dois sentidos. Reproduz a força de trabalho dele, mantendo-o em condição de trabalhar, e reproduz a condição de despossuído, porque ele sai do processo como entrou, sem meios de produção e com nada além da necessidade de vender outra vez a capacidade de trabalhar. Ou seja, a relação capitalista não é um pressuposto externo dado de uma vez, ela é produzida continuamente pelo próprio funcionamento do processo.</w:t>
+      </w:r>
+    </w:p>
+    <w:p>
+      <w:pPr>
+        <w:spacing w:before="0" w:after="120" w:line="276" w:lineRule="auto"/>
+        <w:ind w:left="283" w:firstLine="425"/>
+        <w:jc w:val="both"/>
+      </w:pPr>
+      <w:r>
+        <w:rPr>
+          <w:rFonts w:ascii="Times New Roman" w:hAnsi="Times New Roman"/>
+          <w:b w:val="0"/>
+          <w:i w:val="0"/>
+          <w:sz w:val="23"/>
+        </w:rPr>
+        <w:t>O consumo do trabalhador tem, nesse movimento, um papel duplo. Dentro do processo de trabalho ele consome meios de produção e os transforma em produtos que pertencem ao capitalista, e esse consumo produtivo é produção direta para o capital. Fora do processo ele consome os meios de subsistência que comprou com o salário, e esse consumo individual parece assunto particular dele. Mas, pela ótica da reprodução, ele se revela momento necessário da reprodução do capital, porque ao consumir o trabalhador não produz nada além da própria força de trabalho, que é justamente a mercadoria de que o capital depende. Nas palavras de Marx, é a produção do meio de produção mais indispensável para o capitalista. A condição decisiva é esse consumo gastar o salário por completo, sem deixar sobra que permita ao trabalhador acumular e ficar independente, e é por isso que reproduzir a força de trabalho é também reproduzir a despossessão dele. Diferente do senhor de escravos, o capitalista pode deixar esse consumo por conta do interesse do próprio trabalhador, porque a coerção saiu da pessoa e foi para as condições econômicas. A liberdade existe só no plano individual, já que o trabalhador pode trocar de patrão mas não pode sair da classe capitalista, e é nesse sentido que o trabalhador individual pertence a si mesmo enquanto a classe trabalhadora pertence à classe capitalista.</w:t>
       </w:r>
     </w:p>
     <w:p>
@@ -2695,55 +2695,55 @@
           <w:i w:val="0"/>
           <w:sz w:val="23"/>
         </w:rPr>
-        <w:t>Para que ocorra a reprodução ampliada, o capitalista deve consumir individualmente apenas uma parte do mais-valor e capitalizar a parte restante, isto é, empregá-la como capital adicional. Acumulação é, na definição de Marx, o emprego do mais-valor como capital, ou a reconversão do mais-valor em capital, e a diferença em relação à reprodução simples reside inteiramente nessa destinação.</w:t>
-      </w:r>
-    </w:p>
-    <w:p>
-      <w:pPr>
-        <w:spacing w:before="0" w:after="120" w:line="276" w:lineRule="auto"/>
-        <w:ind w:left="283" w:firstLine="425"/>
-        <w:jc w:val="both"/>
-      </w:pPr>
-      <w:r>
-        <w:rPr>
-          <w:rFonts w:ascii="Times New Roman" w:hAnsi="Times New Roman"/>
-          <w:b w:val="0"/>
-          <w:i w:val="0"/>
-          <w:sz w:val="23"/>
-        </w:rPr>
-        <w:t>A capitalização, no entanto, não se reduz a poupar dinheiro. A parte capitalizada precisa repartir-se entre capital constante adicional e capital variável adicional, nas proporções exigidas pela composição técnica do capital, pois dinheiro acumulado não é capital e só se torna capital adicional quando se converte em meios de produção adicionais e em força de trabalho adicional postos a funcionar conjuntamente. Isso exige que ambos existam no mercado, e Marx demonstra que o próprio sistema os fornece, visto que o mais-produto do período anterior já contém, na sua forma material, os elementos do capital adicional, porque a produção capitalista produz máquinas, matérias-primas e instalações em quantidade superior à simples reposição, enquanto a força de trabalho adicional é fornecida pela superpopulação relativa, resultado da própria acumulação. A acumulação não depende, portanto, de nenhum fator externo ao processo, pois o capital produz as condições da sua própria ampliação.</w:t>
-      </w:r>
-    </w:p>
-    <w:p>
-      <w:pPr>
-        <w:spacing w:before="0" w:after="120" w:line="276" w:lineRule="auto"/>
-        <w:ind w:left="283" w:firstLine="425"/>
-        <w:jc w:val="both"/>
-      </w:pPr>
-      <w:r>
-        <w:rPr>
-          <w:rFonts w:ascii="Times New Roman" w:hAnsi="Times New Roman"/>
-          <w:b w:val="0"/>
-          <w:i w:val="0"/>
-          <w:sz w:val="23"/>
-        </w:rPr>
-        <w:t>Duas consequências de princípio decorrem disso. A primeira é que o capital adicional é, por origem, mais-valor capitalizado, isto é, trabalho alheio apropriado sem equivalente, de sorte que a propriedade sobre produto alheio não pago se reproduz em escala crescente e cada ciclo amplia a base sobre a qual o mais-valor é extraído, conferindo à acumulação caráter cumulativo. A segunda é que a relação de classe não é apenas reproduzida, como no capítulo anterior, mas reproduzida em escala ampliada, pois mais trabalhadores são incorporados à relação assalariada e a massa de meios de produção que os confronta como capital se amplia.</w:t>
-      </w:r>
-    </w:p>
-    <w:p>
-      <w:pPr>
-        <w:spacing w:before="0" w:after="120" w:line="276" w:lineRule="auto"/>
-        <w:ind w:left="283" w:firstLine="425"/>
-        <w:jc w:val="both"/>
-      </w:pPr>
-      <w:r>
-        <w:rPr>
-          <w:rFonts w:ascii="Times New Roman" w:hAnsi="Times New Roman"/>
-          <w:b w:val="0"/>
-          <w:i w:val="0"/>
-          <w:sz w:val="23"/>
-        </w:rPr>
-        <w:t>Cabe registrar, por fim, a recusa da teoria da abstinência, defendida por Senior e outros, que explicaria a acumulação pela virtude da parcimônia do capitalista. Marx a rejeita porque o fundo capitalizado não é fruto do trabalho nem da privação do capitalista, e sim mais-valor, trabalho excedente alheio, e porque a sua capitalização não resulta de escolha moral mas da coerção da concorrência, que impõe a cada capital a necessidade de crescer sob pena de sucumbir. O capitalista é forçado a acumular independentemente das suas inclinações pessoais, de modo que a divisão do mais-valor entre renda e capital é socialmente determinada e não um ato de virtude individual.</w:t>
+        <w:t>Para a reprodução ser ampliada, o capitalista tem que consumir individualmente só uma parte do mais-valor e capitalizar o resto, ou seja, usar essa parte como capital adicional. Acumulação, na definição de Marx, é empregar o mais-valor como capital, e a diferença em relação à reprodução simples está toda nessa destinação.</w:t>
+      </w:r>
+    </w:p>
+    <w:p>
+      <w:pPr>
+        <w:spacing w:before="0" w:after="120" w:line="276" w:lineRule="auto"/>
+        <w:ind w:left="283" w:firstLine="425"/>
+        <w:jc w:val="both"/>
+      </w:pPr>
+      <w:r>
+        <w:rPr>
+          <w:rFonts w:ascii="Times New Roman" w:hAnsi="Times New Roman"/>
+          <w:b w:val="0"/>
+          <w:i w:val="0"/>
+          <w:sz w:val="23"/>
+        </w:rPr>
+        <w:t>Capitalizar, porém, não é só guardar dinheiro. A parte capitalizada precisa se dividir entre capital constante adicional e capital variável adicional, nas proporções que a composição técnica do capital exige, porque dinheiro parado não é capital. Ele só se torna capital adicional quando vira meios de produção a mais e força de trabalho a mais, colocados para funcionar juntos. Isso exige que as duas coisas existam no mercado, e Marx mostra que o próprio sistema fornece as duas. O mais-produto do período anterior já contém, na forma material, os elementos do capital adicional, porque a produção capitalista produz máquina, matéria-prima e instalação em quantidade maior do que a simples reposição. E a força de trabalho adicional vem da superpopulação relativa, que é resultado da própria acumulação. Então a acumulação não depende de nada externo ao processo, o capital produz as condições de crescer por conta própria.</w:t>
+      </w:r>
+    </w:p>
+    <w:p>
+      <w:pPr>
+        <w:spacing w:before="0" w:after="120" w:line="276" w:lineRule="auto"/>
+        <w:ind w:left="283" w:firstLine="425"/>
+        <w:jc w:val="both"/>
+      </w:pPr>
+      <w:r>
+        <w:rPr>
+          <w:rFonts w:ascii="Times New Roman" w:hAnsi="Times New Roman"/>
+          <w:b w:val="0"/>
+          <w:i w:val="0"/>
+          <w:sz w:val="23"/>
+        </w:rPr>
+        <w:t>Duas consequências de princípio saem disso. A primeira é que o capital adicional é, na origem, mais-valor capitalizado, isto é, trabalho alheio apropriado sem equivalente. Assim a propriedade sobre produto alheio não pago se reproduz em escala crescente, e cada ciclo amplia a base de onde o mais-valor é extraído, o que dá à acumulação um caráter cumulativo. A segunda é que a relação de classe não é só reproduzida, como no capítulo anterior, ela é reproduzida em escala maior, porque mais trabalhadores entram na relação assalariada e a massa de meios de produção que os enfrenta como capital cresce.</w:t>
+      </w:r>
+    </w:p>
+    <w:p>
+      <w:pPr>
+        <w:spacing w:before="0" w:after="120" w:line="276" w:lineRule="auto"/>
+        <w:ind w:left="283" w:firstLine="425"/>
+        <w:jc w:val="both"/>
+      </w:pPr>
+      <w:r>
+        <w:rPr>
+          <w:rFonts w:ascii="Times New Roman" w:hAnsi="Times New Roman"/>
+          <w:b w:val="0"/>
+          <w:i w:val="0"/>
+          <w:sz w:val="23"/>
+        </w:rPr>
+        <w:t>Vale registrar, por fim, que Marx recusa a teoria da abstinência, defendida por Senior e outros, que explicaria a acumulação pela virtude da parcimônia do capitalista. Ele recusa por dois motivos. O fundo capitalizado não vem do trabalho nem da privação do capitalista, vem do mais-valor, que é trabalho excedente alheio. E capitalizar não é escolha moral, é imposição da concorrência, que obriga cada capital a crescer sob pena de quebrar. O capitalista é forçado a acumular, independentemente do que ele acha disso, então a divisão do mais-valor entre renda e capital é socialmente determinada e não ato de virtude pessoal.</w:t>
       </w:r>
     </w:p>
     <w:p>
@@ -2811,55 +2811,55 @@
           <w:i w:val="0"/>
           <w:sz w:val="23"/>
         </w:rPr>
-        <w:t>Dada a proporção em que o mais-valor se divide entre renda consumida e capital acumulado, o volume da acumulação depende da grandeza do mais-valor, de modo que tudo aquilo que determina essa grandeza determina também o volume possível da acumulação. Marx examina quatro circunstâncias. A primeira é o grau de exploração da força de trabalho, fator mais direto, que atua por elevação da taxa de mais-valor mediante três vias, o prolongamento da jornada, que amplia o trabalho excedente sem alterar o necessário, a intensificação do trabalho, que aumenta o dispêndio por unidade de tempo, e a compressão do salário abaixo do valor da força de trabalho, pela qual o fundo de consumo necessário do trabalhador é convertido em fundo de acumulação do capital. Há aqui um efeito adicional que Marx destaca, pois o prolongamento da jornada permite extrair mais mais-valor com economia no adiantamento de capital fixo, já que as mesmas instalações são utilizadas por mais horas.</w:t>
-      </w:r>
-    </w:p>
-    <w:p>
-      <w:pPr>
-        <w:spacing w:before="0" w:after="120" w:line="276" w:lineRule="auto"/>
-        <w:ind w:left="283" w:firstLine="425"/>
-        <w:jc w:val="both"/>
-      </w:pPr>
-      <w:r>
-        <w:rPr>
-          <w:rFonts w:ascii="Times New Roman" w:hAnsi="Times New Roman"/>
-          <w:b w:val="0"/>
-          <w:i w:val="0"/>
-          <w:sz w:val="23"/>
-        </w:rPr>
-        <w:t>A segunda circunstância é a produtividade social do trabalho, que atua por vários canais. Ela barateia as mercadorias, de sorte que, com uma dada grandeza de valor do mais-valor, o capitalista comanda massa física maior de meios de produção e de subsistência, e em termos reais a acumulação cresce mesmo sem aumento do mais-valor em valor. Barateia igualmente os elementos do capital, permitindo que a mesma soma de valor ponha em movimento mais trabalho e mais matéria, e amplia o mais-produto, tornando disponíveis em quantidade crescente os elementos materiais do capital adicional. Permite ainda ao capitalista ampliar simultaneamente consumo e acumulação, atenuando o conflito entre os dois destinos do mais-valor, e provoca a desvalorização moral do capital existente, impondo a sua renovação em bases mais produtivas.</w:t>
-      </w:r>
-    </w:p>
-    <w:p>
-      <w:pPr>
-        <w:spacing w:before="0" w:after="120" w:line="276" w:lineRule="auto"/>
-        <w:ind w:left="283" w:firstLine="425"/>
-        <w:jc w:val="both"/>
-      </w:pPr>
-      <w:r>
-        <w:rPr>
-          <w:rFonts w:ascii="Times New Roman" w:hAnsi="Times New Roman"/>
-          <w:b w:val="0"/>
-          <w:i w:val="0"/>
-          <w:sz w:val="23"/>
-        </w:rPr>
-        <w:t>A terceira circunstância é a mais original e consiste na diferença crescente entre o capital empregado e o capital consumido. Os meios de trabalho funcionam integralmente na sua forma material durante todo o seu período de vida, mas transferem ao produto apenas a fração correspondente ao desgaste do período, e a diferença entre o conjunto de meios de trabalho em operação e a parte do seu valor efetivamente transferida constitui serviço gratuito prestado ao capital pelo trabalho passado, que Marx compara à ação gratuita das forças naturais. Quanto maior a escala e a durabilidade do aparato já acumulado, maior essa diferença, valendo o mesmo raciocínio para a ciência e o conhecimento técnico, que o capital apropria sem pagar. A quarta circunstância é a grandeza do capital adiantado, pois dada a taxa de mais-valor a sua massa é proporcional ao capital variável, isto é, ao número de trabalhadores explorados, de maneira que quanto maior o capital maior o volume absoluto da acumulação, o que confere ao processo caráter cumulativo e constitui a base material da concentração e da centralização.</w:t>
-      </w:r>
-    </w:p>
-    <w:p>
-      <w:pPr>
-        <w:spacing w:before="0" w:after="120" w:line="276" w:lineRule="auto"/>
-        <w:ind w:left="283" w:firstLine="425"/>
-        <w:jc w:val="both"/>
-      </w:pPr>
-      <w:r>
-        <w:rPr>
-          <w:rFonts w:ascii="Times New Roman" w:hAnsi="Times New Roman"/>
-          <w:b w:val="0"/>
-          <w:i w:val="0"/>
-          <w:sz w:val="23"/>
-        </w:rPr>
-        <w:t>Marx encerra criticando o dogma do fundo de trabalho, segundo o qual existiria um fundo de salários de magnitude tecnicamente dada, do que decorreria que os salários só poderiam subir à custa do emprego e que qualquer reivindicação operária seria autodestrutiva. O exame das quatro circunstâncias mostra que a divisão do produto não é dada por nenhuma necessidade técnica, pois o fundo de salários é grandeza elástica, resultado da repartição do produto de valor, repartição determinada pela relação de forças entre as classes. O dogma converte, assim, um resultado histórico em limite natural, servindo para apresentar a distribuição vigente como intransponível.</w:t>
+        <w:t>Com a proporção entre renda consumida e capital acumulado já dada, o volume da acumulação depende do tamanho do mais-valor, então tudo que determina esse tamanho determina também o quanto se pode acumular. Marx examina quatro circunstâncias. A primeira é o grau de exploração da força de trabalho, que é o fator mais direto. Ela age levantando a taxa de mais-valor por três caminhos. Alongar a jornada amplia o trabalho excedente sem mexer no necessário. Intensificar o trabalho aumenta o gasto por unidade de tempo. E comprimir o salário abaixo do valor da força de trabalho faz o fundo de consumo necessário do trabalhador virar fundo de acumulação do capital. Marx destaca aqui um efeito extra, porque alongar a jornada permite tirar mais mais-valor economizando no adiantamento de capital fixo, já que as mesmas instalações são usadas por mais horas.</w:t>
+      </w:r>
+    </w:p>
+    <w:p>
+      <w:pPr>
+        <w:spacing w:before="0" w:after="120" w:line="276" w:lineRule="auto"/>
+        <w:ind w:left="283" w:firstLine="425"/>
+        <w:jc w:val="both"/>
+      </w:pPr>
+      <w:r>
+        <w:rPr>
+          <w:rFonts w:ascii="Times New Roman" w:hAnsi="Times New Roman"/>
+          <w:b w:val="0"/>
+          <w:i w:val="0"/>
+          <w:sz w:val="23"/>
+        </w:rPr>
+        <w:t>A segunda circunstância é a produtividade social do trabalho, que age por vários caminhos. Ela barateia as mercadorias, e com isso o capitalista comanda uma massa física maior de meios de produção e de subsistência com o mesmo valor de mais-valor, então em termos reais a acumulação cresce mesmo sem o mais-valor crescer em valor. Ela barateia também os elementos do próprio capital, o que permite a mesma soma movimentar mais trabalho e mais matéria, e amplia o mais-produto, deixando disponíveis em quantidade crescente os elementos materiais do capital adicional. Permite ainda o capitalista aumentar consumo e acumulação ao mesmo tempo, aliviando o conflito entre os dois destinos, e provoca a desvalorização moral do capital que já existe, forçando a renovação em bases mais produtivas.</w:t>
+      </w:r>
+    </w:p>
+    <w:p>
+      <w:pPr>
+        <w:spacing w:before="0" w:after="120" w:line="276" w:lineRule="auto"/>
+        <w:ind w:left="283" w:firstLine="425"/>
+        <w:jc w:val="both"/>
+      </w:pPr>
+      <w:r>
+        <w:rPr>
+          <w:rFonts w:ascii="Times New Roman" w:hAnsi="Times New Roman"/>
+          <w:b w:val="0"/>
+          <w:i w:val="0"/>
+          <w:sz w:val="23"/>
+        </w:rPr>
+        <w:t>A terceira circunstância é a mais original e é a diferença crescente entre o capital empregado e o capital consumido. Os meios de trabalho funcionam inteiros, na forma material deles, durante toda a vida útil, mas repassam ao produto só a fração correspondente ao desgaste do período. A diferença entre o conjunto de meios de trabalho em operação e a parte do valor que de fato foi repassada é um serviço gratuito que o trabalho passado presta ao capital, e Marx compara isso à ação gratuita das forças da natureza. Quanto maior e mais durável o aparato já acumulado, maior essa diferença. O mesmo raciocínio vale para a ciência e o conhecimento técnico, que o capital usa sem pagar. A quarta circunstância é o tamanho do capital adiantado, porque com a taxa de mais-valor dada a massa dele é proporcional ao capital variável, isto é, ao número de trabalhadores explorados. Então quanto maior o capital, maior o volume absoluto da acumulação, o que torna o processo cumulativo e forma a base material da concentração e da centralização.</w:t>
+      </w:r>
+    </w:p>
+    <w:p>
+      <w:pPr>
+        <w:spacing w:before="0" w:after="120" w:line="276" w:lineRule="auto"/>
+        <w:ind w:left="283" w:firstLine="425"/>
+        <w:jc w:val="both"/>
+      </w:pPr>
+      <w:r>
+        <w:rPr>
+          <w:rFonts w:ascii="Times New Roman" w:hAnsi="Times New Roman"/>
+          <w:b w:val="0"/>
+          <w:i w:val="0"/>
+          <w:sz w:val="23"/>
+        </w:rPr>
+        <w:t>Marx fecha criticando o dogma do fundo de trabalho, que supõe um fundo de salários de tamanho tecnicamente dado, do que sairia a conclusão de que salário só sobe à custa de emprego e que qualquer reivindicação operária seria autodestrutiva. O exame das quatro circunstâncias mostra que a divisão do produto não é dada por nenhuma necessidade técnica. O fundo de salários é elástico, ele é resultado da repartição do produto de valor, e essa repartição depende da relação de forças entre as classes. O dogma, então, transforma um resultado histórico em limite natural, e serve para apresentar a distribuição que existe como se fosse impossível mudar.</w:t>
       </w:r>
     </w:p>
     <w:p>
@@ -3036,55 +3036,55 @@
           <w:i w:val="0"/>
           <w:sz w:val="23"/>
         </w:rPr>
-        <w:t>A composição orgânica do capital é a relação entre capital constante e capital variável, considerada na medida em que reflete a composição técnica, isto é, a proporção entre a massa de meios de produção e a quantidade de trabalho vivo necessária para operá-la. Marx examina os efeitos da acumulação em dois cenários, o primeiro supondo essa composição constante, que é abstração metodológica, e o segundo supondo-a crescente, que é o caso historicamente efetivo.</w:t>
-      </w:r>
-    </w:p>
-    <w:p>
-      <w:pPr>
-        <w:spacing w:before="0" w:after="120" w:line="276" w:lineRule="auto"/>
-        <w:ind w:left="283" w:firstLine="425"/>
-        <w:jc w:val="both"/>
-      </w:pPr>
-      <w:r>
-        <w:rPr>
-          <w:rFonts w:ascii="Times New Roman" w:hAnsi="Times New Roman"/>
-          <w:b w:val="0"/>
-          <w:i w:val="0"/>
-          <w:sz w:val="23"/>
-        </w:rPr>
-        <w:t>No primeiro cenário a produtividade do trabalho permanece constante por hipótese, pois a composição técnica não se altera e a escala da produção cresce pela simples multiplicação de unidades produtivas com a mesma técnica, sendo a acumulação puramente quantitativa. Quanto à oferta e à demanda de trabalho, o capital variável cresce na mesma proporção do capital total e, sendo a demanda determinada por ele, cresce também proporcionalmente à acumulação, que exige por isso aumento proporcional do número de trabalhadores. Se a acumulação avança mais rápido que o crescimento da população trabalhadora, a demanda supera a oferta e os salários sobem, o que reduz a taxa de mais-valor e a massa disponível para capitalização, desacelerando a acumulação e restabelecendo a proporção anterior. Marx descreve esse resultado como o mecanismo pelo qual a produção capitalista remove por si mesma os obstáculos que cria, e sublinha que mesmo nessa situação favorável a elevação do salário é melhora apenas quantitativa que não suprime a dependência, pois o trabalhador segue despossuído e obrigado a vender a sua força de trabalho.</w:t>
-      </w:r>
-    </w:p>
-    <w:p>
-      <w:pPr>
-        <w:spacing w:before="0" w:after="120" w:line="276" w:lineRule="auto"/>
-        <w:ind w:left="283" w:firstLine="425"/>
-        <w:jc w:val="both"/>
-      </w:pPr>
-      <w:r>
-        <w:rPr>
-          <w:rFonts w:ascii="Times New Roman" w:hAnsi="Times New Roman"/>
-          <w:b w:val="0"/>
-          <w:i w:val="0"/>
-          <w:sz w:val="23"/>
-        </w:rPr>
-        <w:t>No segundo cenário a produtividade cresce, e o seu crescimento é simultaneamente causa e efeito da elevação da composição orgânica, pois o aumento da produtividade se expressa materialmente no aumento da massa de meios de produção posta em movimento por cada trabalhador, e essa mesma transformação eleva o capital constante relativamente ao variável. Em termos de valor o movimento é parcialmente atenuado, porque o aumento da produtividade barateia também os meios de produção, de sorte que a composição em valor cresce menos que a técnica, mas a tendência é inequívoca, pois a parte variável decresce relativamente e em certos ramos pode decrescer em termos absolutos. Em consequência, a demanda por trabalho cresce menos que proporcionalmente ao capital, e um capital que dobra pode demandar bem menos que o dobro de trabalhadores.</w:t>
-      </w:r>
-    </w:p>
-    <w:p>
-      <w:pPr>
-        <w:spacing w:before="0" w:after="120" w:line="276" w:lineRule="auto"/>
-        <w:ind w:left="283" w:firstLine="425"/>
-        <w:jc w:val="both"/>
-      </w:pPr>
-      <w:r>
-        <w:rPr>
-          <w:rFonts w:ascii="Times New Roman" w:hAnsi="Times New Roman"/>
-          <w:b w:val="0"/>
-          <w:i w:val="0"/>
-          <w:sz w:val="23"/>
-        </w:rPr>
-        <w:t>Quanto à oferta, está aqui o resultado decisivo. O capital exerce dois movimentos simultâneos sobre a força de trabalho, pois atrai trabalhadores ao ampliar a escala e abrir novos ramos e os repele ao substituí-los por maquinaria, cujo saldo é a produção contínua de uma população trabalhadora relativamente excedente, o exército industrial de reserva. A própria acumulação produz, assim, a oferta de trabalho de que necessita, que deixa de ser dado demográfico externo para se tornar produto interno do movimento do capital, e a pressão dessa reserva sobre os empregados regula os salários, viabiliza a intensificação do trabalho e enfraquece a resistência, de maneira que os movimentos gerais do salário passam a ser regulados pela sua expansão e contração ao longo do ciclo industrial, e não pelo movimento do número absoluto da população. Daí Marx extrai a lei geral absoluta da acumulação capitalista, segundo a qual quanto maiores a riqueza social e a produtividade do trabalho, maior é também o exército industrial de reserva e maior a massa do pauperismo, pois riqueza crescente e miséria crescente são produzidas pelo mesmo processo e não apesar dele.</w:t>
+        <w:t>Composição orgânica do capital é a relação entre capital constante e capital variável, considerada enquanto ela reflete a composição técnica, isto é, a proporção entre a massa de meios de produção e a quantidade de trabalho vivo necessária para operá-la. Marx examina os efeitos da acumulação em dois cenários, primeiro supondo essa composição constante, que é abstração de método, e depois supondo ela crescente, que é o caso que realmente acontece.</w:t>
+      </w:r>
+    </w:p>
+    <w:p>
+      <w:pPr>
+        <w:spacing w:before="0" w:after="120" w:line="276" w:lineRule="auto"/>
+        <w:ind w:left="283" w:firstLine="425"/>
+        <w:jc w:val="both"/>
+      </w:pPr>
+      <w:r>
+        <w:rPr>
+          <w:rFonts w:ascii="Times New Roman" w:hAnsi="Times New Roman"/>
+          <w:b w:val="0"/>
+          <w:i w:val="0"/>
+          <w:sz w:val="23"/>
+        </w:rPr>
+        <w:t>No primeiro cenário a produtividade do trabalho fica constante por hipótese, porque a composição técnica não muda e a escala cresce apenas multiplicando unidades produtivas com a mesma técnica, então a acumulação é só quantitativa. Quanto à oferta e à demanda de trabalho, o capital variável cresce na mesma proporção do capital total e, como é ele que determina a demanda, essa demanda cresce proporcionalmente à acumulação, que por isso exige mais trabalhadores na mesma proporção. Se a acumulação corre mais rápido que o crescimento da população trabalhadora, a demanda passa a oferta e o salário sobe, o que derruba a taxa de mais-valor e a massa disponível para capitalizar, freando a acumulação e trazendo a proporção de volta. Marx descreve isso como o mecanismo pelo qual a produção capitalista remove sozinha os obstáculos que ela mesma cria. E faz questão de sublinhar que, mesmo nessa situação favorável, o aumento do salário é melhora apenas quantitativa que não acaba com a dependência, porque o trabalhador continua despossuído e continua obrigado a vender a força de trabalho dele.</w:t>
+      </w:r>
+    </w:p>
+    <w:p>
+      <w:pPr>
+        <w:spacing w:before="0" w:after="120" w:line="276" w:lineRule="auto"/>
+        <w:ind w:left="283" w:firstLine="425"/>
+        <w:jc w:val="both"/>
+      </w:pPr>
+      <w:r>
+        <w:rPr>
+          <w:rFonts w:ascii="Times New Roman" w:hAnsi="Times New Roman"/>
+          <w:b w:val="0"/>
+          <w:i w:val="0"/>
+          <w:sz w:val="23"/>
+        </w:rPr>
+        <w:t>No segundo cenário a produtividade cresce, e esse crescimento é ao mesmo tempo causa e efeito da elevação da composição orgânica, porque o aumento da produtividade aparece materialmente no aumento da massa de meios de produção que cada trabalhador movimenta, e é essa mesma mudança que eleva o capital constante em relação ao variável. Em valor o movimento é parcialmente amortecido, já que o aumento da produtividade barateia também os meios de produção, então a composição em valor cresce menos que a técnica. Mas a tendência é clara, porque a parte variável cai em termos relativos e, em alguns setores, pode cair até em termos absolutos. Por consequência, a demanda por trabalho cresce menos que proporcionalmente ao capital, e um capital que dobra pode precisar de bem menos que o dobro de trabalhadores.</w:t>
+      </w:r>
+    </w:p>
+    <w:p>
+      <w:pPr>
+        <w:spacing w:before="0" w:after="120" w:line="276" w:lineRule="auto"/>
+        <w:ind w:left="283" w:firstLine="425"/>
+        <w:jc w:val="both"/>
+      </w:pPr>
+      <w:r>
+        <w:rPr>
+          <w:rFonts w:ascii="Times New Roman" w:hAnsi="Times New Roman"/>
+          <w:b w:val="0"/>
+          <w:i w:val="0"/>
+          <w:sz w:val="23"/>
+        </w:rPr>
+        <w:t>Na oferta está o resultado decisivo. O capital faz dois movimentos ao mesmo tempo sobre a força de trabalho, porque atrai trabalhadores quando amplia a escala e abre setores novos e repele trabalhadores quando os substitui por máquina. O saldo desses dois movimentos é a produção contínua de uma população trabalhadora relativamente excedente, o exército industrial de reserva. Ou seja, a própria acumulação produz a oferta de trabalho de que ela precisa, e essa oferta deixa de ser dado demográfico externo e passa a ser produto interno do movimento do capital. A pressão dessa reserva sobre quem está empregado regula os salários, viabiliza a intensificação do trabalho e enfraquece a resistência, então os movimentos gerais do salário passam a ser regulados pela expansão e contração dela ao longo do ciclo industrial, e não pelo número absoluto da população. Daí Marx tira a lei geral absoluta da acumulação capitalista, segundo a qual quanto maiores a riqueza social e a produtividade do trabalho, maior também o exército industrial de reserva e maior a massa do pauperismo. Riqueza crescente e miséria crescente saem do mesmo processo, não apesar dele.</w:t>
       </w:r>
     </w:p>
     <w:p>
@@ -3204,55 +3204,55 @@
           <w:i w:val="0"/>
           <w:sz w:val="23"/>
         </w:rPr>
-        <w:t>A concentração do capital é o crescimento da magnitude dos capitais individuais como resultado direto da acumulação, pois cada capitalista, ao capitalizar parte do mais-valor de que se apropria, amplia o capital sob o seu comando e concentra em suas mãos massa maior de meios de produção e contingente maior de trabalhadores. Esse processo encontra, porém, limites e contratendências, visto que está limitado pelo crescimento da riqueza social, já que cada capital individual é apenas fração alíquota do capital social, e porque a acumulação é acompanhada do aumento do número de capitais, por surgimento de novos e por fragmentação dos existentes mediante a divisão de patrimônios entre herdeiros, movimento dispersivo que atua em sentido contrário. Por isso a concentração baseada apenas na acumulação própria é processo lento, cujo ritmo é o próprio ritmo da acumulação.</w:t>
-      </w:r>
-    </w:p>
-    <w:p>
-      <w:pPr>
-        <w:spacing w:before="0" w:after="120" w:line="276" w:lineRule="auto"/>
-        <w:ind w:left="283" w:firstLine="425"/>
-        <w:jc w:val="both"/>
-      </w:pPr>
-      <w:r>
-        <w:rPr>
-          <w:rFonts w:ascii="Times New Roman" w:hAnsi="Times New Roman"/>
-          <w:b w:val="0"/>
-          <w:i w:val="0"/>
-          <w:sz w:val="23"/>
-        </w:rPr>
-        <w:t>A centralização, ao contrário, é a concentração de capitais já formados, a atração de capital por capital, a reunião de muitos capitais menores em poucos maiores, e Marx a caracteriza como expropriação de capitalista por capitalista. A diferença essencial é que ela não altera a magnitude do capital social total, alterando apenas a sua distribuição, pois se trata de redistribuição de capital existente e não de criação de capital novo. Dessa natureza decorre a sua característica mais importante, a saber, que não depende do ritmo da acumulação e pode operar com rapidez muito maior, por simples mudança na propriedade e no comando, e Marx observa a esse respeito que o mundo continuaria sem ferrovias se fosse preciso esperar que a acumulação individual elevasse alguns capitais ao nível exigido para construí-las. Um dos seus mecanismos é a concorrência, cuja batalha é travada pelo barateamento das mercadorias, que depende da produtividade e esta da escala, de modo que os capitais maiores derrotam os menores, cujos capitais passam em parte às mãos dos vencedores.</w:t>
-      </w:r>
-    </w:p>
-    <w:p>
-      <w:pPr>
-        <w:spacing w:before="0" w:after="120" w:line="276" w:lineRule="auto"/>
-        <w:ind w:left="283" w:firstLine="425"/>
-        <w:jc w:val="both"/>
-      </w:pPr>
-      <w:r>
-        <w:rPr>
-          <w:rFonts w:ascii="Times New Roman" w:hAnsi="Times New Roman"/>
-          <w:b w:val="0"/>
-          <w:i w:val="0"/>
-          <w:sz w:val="23"/>
-        </w:rPr>
-        <w:t>O outro mecanismo é o crédito, inicialmente auxiliar modesto da acumulação, que se converte numa arma nova e terrível na luta da concorrência e, por fim, num imenso mecanismo social de centralização dos capitais. A sua importância decorre de permitir ao capitalista individual dispor, dentro de certos limites, do capital alheio e das poupanças monetárias dispersas de toda a sociedade. Com isso ele desliga a escala de operação de um capital da magnitude do patrimônio pessoal do seu proprietário, de modo que o que comanda a produção deixa de ser a riqueza própria e passa a ser a capacidade de mobilizar capital social, converte somas monetárias ociosas, que não funcionariam como capital, em capital ativo concentrado em poucas mãos, e confere aos capitais maiores vantagem adicional na concorrência, visto que obtêm crédito em condições melhores, o que acelera a eliminação dos menores. É por essas razões que Marx o designa uma das alavancas mais poderosas da centralização.</w:t>
-      </w:r>
-    </w:p>
-    <w:p>
-      <w:pPr>
-        <w:spacing w:before="0" w:after="120" w:line="276" w:lineRule="auto"/>
-        <w:ind w:left="283" w:firstLine="425"/>
-        <w:jc w:val="both"/>
-      </w:pPr>
-      <w:r>
-        <w:rPr>
-          <w:rFonts w:ascii="Times New Roman" w:hAnsi="Times New Roman"/>
-          <w:b w:val="0"/>
-          <w:i w:val="0"/>
-          <w:sz w:val="23"/>
-        </w:rPr>
-        <w:t>A sociedade por ações leva esse movimento ao seu desenvolvimento mais avançado, pois permite reunir capitais individualmente insuficientes em um único capital de grandes dimensões, viabilizando empreendimentos de escala impossível para qualquer capital isolado, como ferrovias e siderurgia. Ela separa, além disso, a propriedade do capital da sua gestão funcional, já que o acionista é proprietário sem função produtiva enquanto a direção é exercida por administradores assalariados, de sorte que o capital assume forma diretamente social no interior do próprio capitalismo, e acelera enormemente a centralização, porque o controle pode ser adquirido pela compra de participações sem necessidade de adquirir empresas integralmente. Convém concluir articulando os dois processos, pois a centralização não substitui a acumulação mas potencia os seus efeitos, já que ao permitir a ampliação súbita da escala acelera a revolução na composição técnica do capital e intensifica a repulsão de trabalhadores, produzindo saltos técnicos que tornam massas de trabalhadores subitamente supérfluas. Concentração e centralização são, assim, mediações indispensáveis entre a acumulação e a produção do exército industrial de reserva.</w:t>
+        <w:t>Concentração do capital é o crescimento do tamanho dos capitais individuais como resultado direto da acumulação, porque cada capitalista, capitalizando parte do mais-valor que apropria, aumenta o capital sob o comando dele e junta nas mãos dele uma massa maior de meios de produção e mais trabalhadores. Esse processo tem limites e forças contrárias. Ele é limitado pelo crescimento da riqueza social, porque cada capital individual é só uma fração do capital social, e é contrariado pelo aumento do número de capitais, que acontece tanto porque aparecem capitais novos quanto porque os existentes se fragmentam, principalmente na divisão de herança. Por isso a concentração que depende só da acumulação própria é um processo lento, que anda no ritmo da acumulação.</w:t>
+      </w:r>
+    </w:p>
+    <w:p>
+      <w:pPr>
+        <w:spacing w:before="0" w:after="120" w:line="276" w:lineRule="auto"/>
+        <w:ind w:left="283" w:firstLine="425"/>
+        <w:jc w:val="both"/>
+      </w:pPr>
+      <w:r>
+        <w:rPr>
+          <w:rFonts w:ascii="Times New Roman" w:hAnsi="Times New Roman"/>
+          <w:b w:val="0"/>
+          <w:i w:val="0"/>
+          <w:sz w:val="23"/>
+        </w:rPr>
+        <w:t>Centralização é outra coisa. É a concentração de capitais que já existem, a atração de capital por capital, a junção de muitos capitais menores em poucos maiores, e Marx chama isso de expropriação de capitalista por capitalista. A diferença essencial é que a centralização não muda o tamanho do capital social total, muda só a distribuição dele, porque é redistribuição de capital existente e não criação de capital novo. Dessa natureza vem a característica mais importante dela, que é não depender do ritmo da acumulação e poder andar muito mais rápido, por simples mudança de propriedade e de comando. Marx comenta a respeito que o mundo continuaria sem ferrovias se fosse preciso esperar a acumulação individual levar alguns capitais ao tamanho necessário para construí-las. Um dos mecanismos é a concorrência, cuja briga se trava no barateamento das mercadorias, que depende da produtividade, que depende da escala, então os capitais maiores derrotam os menores, cujos capitais vão em parte para as mãos dos vencedores.</w:t>
+      </w:r>
+    </w:p>
+    <w:p>
+      <w:pPr>
+        <w:spacing w:before="0" w:after="120" w:line="276" w:lineRule="auto"/>
+        <w:ind w:left="283" w:firstLine="425"/>
+        <w:jc w:val="both"/>
+      </w:pPr>
+      <w:r>
+        <w:rPr>
+          <w:rFonts w:ascii="Times New Roman" w:hAnsi="Times New Roman"/>
+          <w:b w:val="0"/>
+          <w:i w:val="0"/>
+          <w:sz w:val="23"/>
+        </w:rPr>
+        <w:t>O outro mecanismo é o crédito, que começa como auxiliar modesto da acumulação, vira uma arma nova e terrível na luta da concorrência e termina como um imenso mecanismo social de centralização dos capitais. A importância dele vem de permitir ao capitalista individual usar, dentro de certos limites, o capital alheio e as poupanças espalhadas por toda a sociedade. Com isso o crédito desconecta a escala de operação de um capital do tamanho do patrimônio pessoal do dono, e quem comanda a produção deixa de ser quem tem riqueza própria e passa a ser quem consegue mobilizar capital social. Ele também transforma dinheiro parado, que não funcionaria como capital, em capital ativo concentrado em poucas mãos, e dá aos capitais maiores uma vantagem extra na concorrência, porque eles conseguem crédito em condições melhores, o que acelera a eliminação dos menores. É por isso que Marx chama o crédito de uma das alavancas mais poderosas da centralização.</w:t>
+      </w:r>
+    </w:p>
+    <w:p>
+      <w:pPr>
+        <w:spacing w:before="0" w:after="120" w:line="276" w:lineRule="auto"/>
+        <w:ind w:left="283" w:firstLine="425"/>
+        <w:jc w:val="both"/>
+      </w:pPr>
+      <w:r>
+        <w:rPr>
+          <w:rFonts w:ascii="Times New Roman" w:hAnsi="Times New Roman"/>
+          <w:b w:val="0"/>
+          <w:i w:val="0"/>
+          <w:sz w:val="23"/>
+        </w:rPr>
+        <w:t>A sociedade por ações leva esse movimento ao ponto mais avançado. Ela permite juntar capitais individualmente pequenos num capital único de grande porte, viabilizando empreendimentos de escala impossível para qualquer capital isolado, como ferrovia e siderurgia. Ela separa a propriedade do capital da gestão dele, porque o acionista é proprietário sem função produtiva e a direção fica com administradores assalariados, então o capital assume forma diretamente social dentro do próprio capitalismo. E ela acelera muito a centralização, porque dá para comprar o controle adquirindo participação, sem precisar comprar a empresa inteira. Para fechar, vale articular os dois processos, porque a centralização não substitui a acumulação, ela potencia os efeitos dela. Permitindo ampliar a escala de repente, a centralização acelera a revolução na composição técnica do capital e intensifica a repulsão de trabalhadores, produzindo saltos técnicos que tornam massas de trabalhadores supérfluas de uma vez. Concentração e centralização são, assim, mediações indispensáveis entre a acumulação e a produção do exército industrial de reserva.</w:t>
       </w:r>
     </w:p>
     <w:p>
@@ -3369,55 +3369,55 @@
           <w:i w:val="0"/>
           <w:sz w:val="23"/>
         </w:rPr>
-        <w:t>Antes de examinar a funcionalidade, é preciso fixar em que sentido a população é dita excedente, pois a superpopulação relativa não é excedente em relação aos meios de subsistência disponíveis, como supõe Malthus, mas em relação às necessidades médias de valorização do capital. A população é declarada supérflua por um critério social determinado, a rentabilidade, e não por limite natural, e além disso é produzida pela própria acumulação mediante a elevação da composição orgânica. A funcionalidade decorre justamente dessas duas características.</w:t>
-      </w:r>
-    </w:p>
-    <w:p>
-      <w:pPr>
-        <w:spacing w:before="0" w:after="120" w:line="276" w:lineRule="auto"/>
-        <w:ind w:left="283" w:firstLine="425"/>
-        <w:jc w:val="both"/>
-      </w:pPr>
-      <w:r>
-        <w:rPr>
-          <w:rFonts w:ascii="Times New Roman" w:hAnsi="Times New Roman"/>
-          <w:b w:val="0"/>
-          <w:i w:val="0"/>
-          <w:sz w:val="23"/>
-        </w:rPr>
-        <w:t>A primeira função é fornecer a elasticidade que a acumulação exige. A acumulação não é movimento uniforme, pois se dá em saltos, por ramos e por regiões, seguindo o ciclo industrial com suas fases de prosperidade, crise e estagnação, e nas fases de expansão o capital precisa lançar massas de trabalhadores em pontos decisivos, subitamente e sem retirá-los dos ramos já em funcionamento, o que só é possível se existir contingente disponível pronto a ser absorvido. A reserva é esse reservatório, e é ela que torna a oferta de trabalho elástica, desligando-a dos limites naturais do crescimento populacional, que é lento e sujeito a defasagens de uma geração. A segunda função é regular os salários, pois a pressão dos desempregados sobre os empregados os mantém dentro dos limites compatíveis com a valorização do capital, impedindo nas fases de expansão que a demanda crescente por trabalho comprometa a taxa de mais-valor e deprimindo-os nas fases de contração. É nesse sentido que Marx afirma que os movimentos gerais do salário são regulados exclusivamente pela expansão e contração do exército industrial de reserva, e não pelo movimento do número absoluto da população.</w:t>
-      </w:r>
-    </w:p>
-    <w:p>
-      <w:pPr>
-        <w:spacing w:before="0" w:after="120" w:line="276" w:lineRule="auto"/>
-        <w:ind w:left="283" w:firstLine="425"/>
-        <w:jc w:val="both"/>
-      </w:pPr>
-      <w:r>
-        <w:rPr>
-          <w:rFonts w:ascii="Times New Roman" w:hAnsi="Times New Roman"/>
-          <w:b w:val="0"/>
-          <w:i w:val="0"/>
-          <w:sz w:val="23"/>
-        </w:rPr>
-        <w:t>A terceira função é disciplinar a classe trabalhadora e enfraquecer a sua resistência, pois a existência de uma massa disponível acirra a concorrência entre os próprios trabalhadores, e quem está empregado sabe que pode ser substituído, o que reduz a capacidade de recusar jornadas longas e ritmos intensos, enfraquece a organização sindical e a eficácia das greves, visto que o capital dispõe de substitutos imediatos, e permite impor a disciplina de fábrica com menor custo de coerção direta. A isso se liga uma quarta função, que Marx destaca pela sua perversidade, pois o trabalho excessivo da parte empregada engrossa as fileiras da parte desempregada, e a pressão desta obriga a parte empregada a aceitar trabalho ainda mais excessivo, de modo que sobretrabalho de uns e desemprego forçado de outros se condicionam mutuamente e ambos se tornam meios de enriquecimento do capitalista. É também por isso que o capital resiste tanto à redução da jornada, já que distribuir o trabalho disponível entre mais trabalhadores reduziria a reserva e a sua eficácia disciplinadora.</w:t>
-      </w:r>
-    </w:p>
-    <w:p>
-      <w:pPr>
-        <w:spacing w:before="0" w:after="120" w:line="276" w:lineRule="auto"/>
-        <w:ind w:left="283" w:firstLine="425"/>
-        <w:jc w:val="both"/>
-      </w:pPr>
-      <w:r>
-        <w:rPr>
-          <w:rFonts w:ascii="Times New Roman" w:hAnsi="Times New Roman"/>
-          <w:b w:val="0"/>
-          <w:i w:val="0"/>
-          <w:sz w:val="23"/>
-        </w:rPr>
-        <w:t>Como a acumulação produz a sua própria oferta de trabalho, o capital se liberta ainda da dependência demográfica, criando e destruindo disponibilidade de trabalho em prazos muito mais curtos do que a demografia opera, de maneira que a lei de oferta e demanda de trabalho passa a funcionar dentro de limites que o próprio capital estabelece, e ao conter os salários a reserva contribui para sustentar a taxa de mais-valor, contrabalançando a pressão que a elevação da composição orgânica exerce sobre a taxa de lucro. Reconhecer essa funcionalidade, porém, não equivale a tratá-la como harmonia, pois a mesma superpopulação que serve ao capital constitui a forma de existência do pauperismo e da degradação, e as formas que Marx distingue, flutuante, latente e estagnada, além do pauperismo propriamente dito, demonstram que se trata de condição permanente e estruturada, e não de acidente conjuntural. A funcionalidade para o capital e a destrutividade para os trabalhadores são o mesmo fato observado de dois lados.</w:t>
+        <w:t>Antes de falar da funcionalidade é preciso fixar em que sentido essa população é excedente. A superpopulação relativa não é excedente em relação aos meios de subsistência disponíveis, como Malthus supõe. Ela é excedente em relação às necessidades médias de valorização do capital. Ou seja, a população é declarada supérflua por um critério social específico, a rentabilidade, e não por um limite natural. E ela é produzida pela própria acumulação, através da elevação da composição orgânica. A funcionalidade vem exatamente dessas duas características.</w:t>
+      </w:r>
+    </w:p>
+    <w:p>
+      <w:pPr>
+        <w:spacing w:before="0" w:after="120" w:line="276" w:lineRule="auto"/>
+        <w:ind w:left="283" w:firstLine="425"/>
+        <w:jc w:val="both"/>
+      </w:pPr>
+      <w:r>
+        <w:rPr>
+          <w:rFonts w:ascii="Times New Roman" w:hAnsi="Times New Roman"/>
+          <w:b w:val="0"/>
+          <w:i w:val="0"/>
+          <w:sz w:val="23"/>
+        </w:rPr>
+        <w:t>A primeira função é dar a elasticidade de que a acumulação precisa. A acumulação não é um movimento regular, ela acontece em saltos, por setor e por região, seguindo o ciclo industrial com as fases de prosperidade, crise e estagnação. Nas fases de expansão o capital precisa jogar massas de trabalhadores em pontos decisivos, de repente e sem tirar ninguém dos setores que já estão funcionando, e isso só é possível se existir um contingente disponível pronto para ser absorvido. A reserva é esse reservatório, e é ela que torna a oferta de trabalho elástica, soltando-a dos limites naturais do crescimento populacional, que é lento e demora uma geração para responder. A segunda função é regular os salários, porque a pressão de quem está desempregado sobre quem está empregado mantém o salário dentro do que a valorização do capital suporta, impedindo nas fases de expansão que a demanda crescente por trabalho comprometa a taxa de mais-valor e derrubando o salário nas fases de contração. É nesse sentido que Marx diz que os movimentos gerais do salário são regulados exclusivamente pela expansão e contração do exército industrial de reserva, e não pelo número absoluto da população.</w:t>
+      </w:r>
+    </w:p>
+    <w:p>
+      <w:pPr>
+        <w:spacing w:before="0" w:after="120" w:line="276" w:lineRule="auto"/>
+        <w:ind w:left="283" w:firstLine="425"/>
+        <w:jc w:val="both"/>
+      </w:pPr>
+      <w:r>
+        <w:rPr>
+          <w:rFonts w:ascii="Times New Roman" w:hAnsi="Times New Roman"/>
+          <w:b w:val="0"/>
+          <w:i w:val="0"/>
+          <w:sz w:val="23"/>
+        </w:rPr>
+        <w:t>A terceira função é disciplinar a classe trabalhadora e enfraquecer a resistência dela. Ter uma massa disponível aumenta a concorrência entre os próprios trabalhadores, e quem está empregado sabe que pode ser trocado. Isso reduz a capacidade de recusar jornada longa e ritmo intenso, enfraquece o sindicato e a eficácia da greve, já que o capital tem substituto na hora, e permite impor a disciplina de fábrica gastando menos com coerção direta. Ligada a essa existe uma quarta função, que Marx destaca pela perversidade, porque o trabalho excessivo de quem está empregado engrossa a fila de quem está desempregado, e a pressão dessa fila obriga quem está empregado a aceitar trabalho ainda mais excessivo. Sobretrabalho de uns e desemprego forçado de outros se alimentam, e os dois viram meio de enriquecimento do capitalista. É também por isso que o capital resiste tanto à redução da jornada, porque dividir o trabalho disponível entre mais gente diminuiria a reserva e o poder disciplinador dela.</w:t>
+      </w:r>
+    </w:p>
+    <w:p>
+      <w:pPr>
+        <w:spacing w:before="0" w:after="120" w:line="276" w:lineRule="auto"/>
+        <w:ind w:left="283" w:firstLine="425"/>
+        <w:jc w:val="both"/>
+      </w:pPr>
+      <w:r>
+        <w:rPr>
+          <w:rFonts w:ascii="Times New Roman" w:hAnsi="Times New Roman"/>
+          <w:b w:val="0"/>
+          <w:i w:val="0"/>
+          <w:sz w:val="23"/>
+        </w:rPr>
+        <w:t>Como a acumulação produz a própria oferta de trabalho, o capital se solta ainda da dependência demográfica, criando e destruindo disponibilidade de trabalho em prazos muito mais curtos do que a demografia consegue operar, e assim a lei de oferta e demanda de trabalho passa a funcionar dentro de limites que o próprio capital estabelece. Além disso, segurando os salários, a reserva ajuda a sustentar a taxa de mais-valor, compensando em parte a pressão que a elevação da composição orgânica faz sobre a taxa de lucro. Reconhecer essa funcionalidade, porém, não é dizer que existe harmonia. A mesma superpopulação que serve ao capital é a forma de existência do pauperismo e da degradação, e as formas que Marx distingue, flutuante, latente e estagnada, mais o pauperismo propriamente dito, mostram que isso é condição permanente e estruturada, não acidente de conjuntura. A funcionalidade para o capital e a destruição para os trabalhadores são o mesmo fato visto de dois lados.</w:t>
       </w:r>
     </w:p>
     <w:p>
@@ -3606,55 +3606,55 @@
           <w:i w:val="0"/>
           <w:sz w:val="23"/>
         </w:rPr>
-        <w:t>A passagem se dirige à representação corrente do mercado de trabalho, segundo a qual demanda e oferta de trabalho seriam duas potências independentes que se encontram no mercado e cuja interação determina o salário, sendo a demanda dada pelo crescimento do capital e a oferta pelo crescimento da população trabalhadora, regido por leis demográficas supostamente naturais à maneira de Malthus. O salário seria, nessa leitura, resultado neutro do encontro de duas séries causais autônomas. Marx responde que o jogo é fraudulento, que os dados estão viciados, porque as duas potências não são independentes, uma vez que o capital age simultaneamente sobre os dois lados, de modo que o resultado do suposto encontro já se encontra determinado por um único movimento, o da acumulação.</w:t>
-      </w:r>
-    </w:p>
-    <w:p>
-      <w:pPr>
-        <w:spacing w:before="0" w:after="120" w:line="276" w:lineRule="auto"/>
-        <w:ind w:left="283" w:firstLine="425"/>
-        <w:jc w:val="both"/>
-      </w:pPr>
-      <w:r>
-        <w:rPr>
-          <w:rFonts w:ascii="Times New Roman" w:hAnsi="Times New Roman"/>
-          <w:b w:val="0"/>
-          <w:i w:val="0"/>
-          <w:sz w:val="23"/>
-        </w:rPr>
-        <w:t>Quanto à demanda, o argumento se desenvolve em três passos. O que compra força de trabalho é o capital variável e não o capital total, de sorte que a demanda depende apenas de uma parte do capital. Com o progresso da acumulação a composição orgânica se eleva, e o capital variável cresce menos que o capital total podendo até decrescer em termos absolutos, razão pela qual a demanda de trabalho não é idêntica ao crescimento do capital e um capital que cresce rapidamente pode demandar proporcionalmente menos trabalho. Acrescente-se que o capital pode ampliar a massa de trabalho que explora sem ampliar o número de trabalhadores, prolongando a jornada e intensificando o trabalho, conforme o capítulo 9 estabelece, de modo que nem mesmo a demanda por horas de trabalho se traduz diretamente em demanda por trabalhadores.</w:t>
-      </w:r>
-    </w:p>
-    <w:p>
-      <w:pPr>
-        <w:spacing w:before="0" w:after="120" w:line="276" w:lineRule="auto"/>
-        <w:ind w:left="283" w:firstLine="425"/>
-        <w:jc w:val="both"/>
-      </w:pPr>
-      <w:r>
-        <w:rPr>
-          <w:rFonts w:ascii="Times New Roman" w:hAnsi="Times New Roman"/>
-          <w:b w:val="0"/>
-          <w:i w:val="0"/>
-          <w:sz w:val="23"/>
-        </w:rPr>
-        <w:t>Quanto à oferta, está aqui o ponto que a representação corrente ignora, pois ela não é idêntica ao crescimento da classe trabalhadora pela razão de que o capital a produz ativamente. Ele a produz pela repulsão de trabalhadores já empregados, visto que a maquinaria torna supérfluos trabalhadores em atividade e os lança no mercado, de maneira que o capital não apenas encontra trabalhadores disponíveis mas os fabrica. Produz também pela proletarização de produtores independentes, já que a destruição do artesanato e da pequena produção rural expropria camadas que viviam fora da relação assalariada. Produz ainda pela incorporação de novas camadas, pois mulheres e crianças são atraídas pela própria transformação técnica que dispensa força física e qualificação, ampliando a oferta sem qualquer alteração demográfica, valendo o mesmo para o deslocamento de populações rurais e para os fluxos migratórios. E produz, como síntese desses mecanismos, o exército industrial de reserva, que constitui a oferta efetivamente relevante para o capital.</w:t>
-      </w:r>
-    </w:p>
-    <w:p>
-      <w:pPr>
-        <w:spacing w:before="0" w:after="120" w:line="276" w:lineRule="auto"/>
-        <w:ind w:left="283" w:firstLine="425"/>
-        <w:jc w:val="both"/>
-      </w:pPr>
-      <w:r>
-        <w:rPr>
-          <w:rFonts w:ascii="Times New Roman" w:hAnsi="Times New Roman"/>
-          <w:b w:val="0"/>
-          <w:i w:val="0"/>
-          <w:sz w:val="23"/>
-        </w:rPr>
-        <w:t>Conclui-se que tanto a demanda quanto a oferta são determinações internas do movimento do capital, e que aquilo que aparece como livre jogo de duas forças de mercado é, na realidade, o automovimento do capital desdobrando-se em dois lados, razão pela qual a lei de oferta e demanda continua operando mas dentro de limites que o próprio capital estabelece, o que lhe retira o caráter de árbitro neutro. A dinâmica da acumulação se sobrepõe à dinâmica demográfica por três razões. A primeira é de velocidade, pois o crescimento populacional opera com defasagens de uma geração entre o nascimento e o ingresso no mercado de trabalho, enquanto a acumulação pode mobilizar ou tornar supérflua massa enorme de trabalhadores em poucos anos, de modo que a variável rápida subordina a lenta. A segunda é que o que conta para o capital não é a população mas a disponibilidade para a valorização, pois pessoas existentes e não disponíveis como força de trabalho não constituem oferta. A terceira é que Marx substitui a lei natural da população por uma lei histórica específica, visto que cada modo de produção possui a sua própria lei de população, e no capitalismo ela é a produção de uma superpopulação relativa pela acumulação. A inversão é completa, pois não é a população que pressiona os meios de subsistência, e sim o capital que produz a população excedente de que necessita, sendo a miséria resultante efeito da riqueza e não do seu contrário.</w:t>
+        <w:t>A passagem ataca a visão corrente do mercado de trabalho, segundo a qual demanda e oferta de trabalho seriam duas forças independentes que se encontram no mercado, e da interação entre elas sairia o salário. Nessa visão, a demanda viria do crescimento do capital e a oferta viria do crescimento da população trabalhadora, governado por leis demográficas supostamente naturais, do jeito de Malthus. O salário seria o resultado neutro do encontro de duas cadeias causais separadas. Marx responde que o jogo é fraudado, que os dados estão viciados, porque as duas forças não são independentes. O capital age nos dois lados ao mesmo tempo, então o resultado desse suposto encontro já está decidido por um movimento só, o da acumulação.</w:t>
+      </w:r>
+    </w:p>
+    <w:p>
+      <w:pPr>
+        <w:spacing w:before="0" w:after="120" w:line="276" w:lineRule="auto"/>
+        <w:ind w:left="283" w:firstLine="425"/>
+        <w:jc w:val="both"/>
+      </w:pPr>
+      <w:r>
+        <w:rPr>
+          <w:rFonts w:ascii="Times New Roman" w:hAnsi="Times New Roman"/>
+          <w:b w:val="0"/>
+          <w:i w:val="0"/>
+          <w:sz w:val="23"/>
+        </w:rPr>
+        <w:t>Do lado da demanda, o argumento tem três passos. Quem compra força de trabalho é o capital variável e não o capital total, então a demanda depende só de uma parte do capital. Com o avanço da acumulação a composição orgânica sobe, e o capital variável cresce menos que o capital total, podendo até cair em termos absolutos, e por isso a demanda de trabalho não é a mesma coisa que o crescimento do capital, já que um capital que cresce rápido pode demandar proporcionalmente menos trabalho. Some-se a isso que o capital pode aumentar a massa de trabalho que explora sem aumentar o número de trabalhadores, alongando a jornada e intensificando o trabalho, como o capítulo 9 mostrou, então nem a demanda por horas de trabalho vira demanda por trabalhadores de forma direta.</w:t>
+      </w:r>
+    </w:p>
+    <w:p>
+      <w:pPr>
+        <w:spacing w:before="0" w:after="120" w:line="276" w:lineRule="auto"/>
+        <w:ind w:left="283" w:firstLine="425"/>
+        <w:jc w:val="both"/>
+      </w:pPr>
+      <w:r>
+        <w:rPr>
+          <w:rFonts w:ascii="Times New Roman" w:hAnsi="Times New Roman"/>
+          <w:b w:val="0"/>
+          <w:i w:val="0"/>
+          <w:sz w:val="23"/>
+        </w:rPr>
+        <w:t>Do lado da oferta está o ponto que a visão corrente ignora, porque a oferta não é a mesma coisa que o crescimento da classe trabalhadora, pelo motivo de que o capital a produz ativamente. Ele produz essa oferta repelindo trabalhadores que já estavam empregados, porque a maquinaria torna supérfluo quem estava em atividade e joga essa gente no mercado, então o capital não só encontra trabalhador disponível, ele fabrica trabalhador disponível. Produz também proletarizando produtores independentes, já que a destruição do artesanato e da pequena produção rural expropria camadas que viviam fora da relação assalariada. Produz ainda incorporando camadas novas, porque mulheres e crianças são atraídas pela própria mudança técnica que dispensa força física e qualificação, o que amplia a oferta sem nenhuma mudança demográfica, e o mesmo vale para o deslocamento de população rural e para a migração. E produz, como síntese de tudo isso, o exército industrial de reserva, que é a oferta que de fato importa para o capital.</w:t>
+      </w:r>
+    </w:p>
+    <w:p>
+      <w:pPr>
+        <w:spacing w:before="0" w:after="120" w:line="276" w:lineRule="auto"/>
+        <w:ind w:left="283" w:firstLine="425"/>
+        <w:jc w:val="both"/>
+      </w:pPr>
+      <w:r>
+        <w:rPr>
+          <w:rFonts w:ascii="Times New Roman" w:hAnsi="Times New Roman"/>
+          <w:b w:val="0"/>
+          <w:i w:val="0"/>
+          <w:sz w:val="23"/>
+        </w:rPr>
+        <w:t>A conclusão é que demanda e oferta de trabalho são as duas determinações internas do movimento do capital, e aquilo que parece livre jogo de duas forças de mercado é, na verdade, o automovimento do capital se desdobrando em dois lados. A lei de oferta e demanda continua funcionando, mas dentro de limites que o próprio capital estabelece, o que tira dela o caráter de árbitro neutro. A dinâmica da acumulação se sobrepõe à dinâmica demográfica por três razões. A primeira é velocidade, porque o crescimento populacional demora uma geração entre o nascimento e a entrada no mercado de trabalho, enquanto a acumulação mobiliza ou descarta massas enormes de trabalhadores em poucos anos, então a variável rápida manda na lenta. A segunda é que o que conta para o capital não é a população e sim a disponibilidade para a valorização, porque gente que existe mas não está disponível como força de trabalho não é oferta de trabalho. A terceira é que Marx troca a lei natural da população por uma lei histórica específica, já que cada modo de produção tem a sua própria lei de população, e no capitalismo essa lei é a produção de superpopulação relativa pela acumulação. A inversão fica completa, porque não é a população que pressiona os meios de subsistência, é o capital que produz a população excedente de que precisa, e a miséria que resulta disso é efeito da riqueza e não do contrário.</w:t>
       </w:r>
     </w:p>
     <w:p>
@@ -3916,55 +3916,55 @@
           <w:i w:val="0"/>
           <w:sz w:val="23"/>
         </w:rPr>
-        <w:t>A anedota a que Marx se refere é a versão que a economia política oferece da origem do capital, e ele a trata como o equivalente, na economia, do pecado original na teologia. Esse relato apresenta dois vícios lógicos, pois explica o resultado pelo próprio resultado, pressupondo como causa a desigualdade que deveria explicar, e naturaliza um processo histórico determinado, apresentando como consequência de virtudes individuais aquilo que foi produto de expropriação violenta e de ação estatal sistemática. Contra essa versão, Marx estabelece que a acumulação primitiva não é acumulação resultante do modo de produção capitalista, e sim a que o precede e o constitui, cujo conteúdo é um processo de separação, a cisão entre o produtor e os meios de produção. A relação capitalista pressupõe duas condições que não existem naturalmente, de um lado trabalhadores livres e despossuídos, obrigados a vender a sua força de trabalho, e de outro meios de produção e dinheiro concentrados em poucas mãos, sendo a acumulação primitiva o processo que produz simultaneamente ambas. Daí a tese de que na história real desempenham o papel principal a conquista, a escravização, o roubo e o assassinato, em suma, a violência.</w:t>
-      </w:r>
-    </w:p>
-    <w:p>
-      <w:pPr>
-        <w:spacing w:before="0" w:after="120" w:line="276" w:lineRule="auto"/>
-        <w:ind w:left="283" w:firstLine="425"/>
-        <w:jc w:val="both"/>
-      </w:pPr>
-      <w:r>
-        <w:rPr>
-          <w:rFonts w:ascii="Times New Roman" w:hAnsi="Times New Roman"/>
-          <w:b w:val="0"/>
-          <w:i w:val="0"/>
-          <w:sz w:val="23"/>
-        </w:rPr>
-        <w:t>Quanto à formação da classe trabalhadora, o processo tem caráter duplo, e é essa duplicidade que importa reter, pois o produtor direto é liberado das relações de servidão e, ao mesmo tempo, despojado dos seus meios de produção e de subsistência, tornando-se livre em dois sentidos, livre da sujeição ao senhor e livre de propriedade, sem o que o primeiro sentido não produziria assalariados. Tomando o caso inglês, que Marx considera clássico, a dissolução dos séquitos feudais lança no mercado massas de homens sem meios de vida, e a expropriação da população rural se realiza pelo cercamento das terras comuns, pela conversão de terras aráveis em pastagens para ovelhas sob o impulso da indústria da lã e pela limpeza das propriedades, com expulsão de aldeias inteiras. O confisco dos bens da Igreja na Reforma permite a sua venda a preços nominais, e nos séculos XVIII e XIX a expropriação assume forma legal mediante os decretos de cercamento, que Marx qualifica como a forma parlamentar do roubo.</w:t>
-      </w:r>
-    </w:p>
-    <w:p>
-      <w:pPr>
-        <w:spacing w:before="0" w:after="120" w:line="276" w:lineRule="auto"/>
-        <w:ind w:left="283" w:firstLine="425"/>
-        <w:jc w:val="both"/>
-      </w:pPr>
-      <w:r>
-        <w:rPr>
-          <w:rFonts w:ascii="Times New Roman" w:hAnsi="Times New Roman"/>
-          <w:b w:val="0"/>
-          <w:i w:val="0"/>
-          <w:sz w:val="23"/>
-        </w:rPr>
-        <w:t>A esse movimento de expropriação acrescenta-se um movimento de coerção, sem o qual a classe trabalhadora não se constituiria, pois os expropriados não se transformam espontaneamente em operários disciplinados, convertendo-se primeiro em vagabundos e mendigos, contra os quais se volta a legislação sanguinária dos séculos XV a XVII, com açoitamento, marcação a ferro, escravização e execução sob Henrique VIII, Eduardo VI e Isabel, cujo objetivo é forçá-los ao trabalho assalariado. Somam-se os estatutos que fixam salários máximos e proíbem a associação de trabalhadores, vigentes até o século XIX, que demonstram a atuação direta do Estado para rebaixar o preço do trabalho. Marx insiste em que são necessários tempo e coerção prolongada para que a nova classe passe a considerar as exigências do modo de produção capitalista como leis naturais evidentes, sendo a disciplina fabril resultado histórico e não disposição espontânea.</w:t>
-      </w:r>
-    </w:p>
-    <w:p>
-      <w:pPr>
-        <w:spacing w:before="0" w:after="120" w:line="276" w:lineRule="auto"/>
-        <w:ind w:left="283" w:firstLine="425"/>
-        <w:jc w:val="both"/>
-      </w:pPr>
-      <w:r>
-        <w:rPr>
-          <w:rFonts w:ascii="Times New Roman" w:hAnsi="Times New Roman"/>
-          <w:b w:val="0"/>
-          <w:i w:val="0"/>
-          <w:sz w:val="23"/>
-        </w:rPr>
-        <w:t>Quanto à formação da classe capitalista, a gênese possui vertente interna e vertente externa, sendo a segunda decisiva. Na interna situam-se o arrendatário capitalista inglês, favorecido por arrendamentos de longo prazo, pela desvalorização dos metais preciosos, que reduziu o valor real das rendas e dos salários fixados nominalmente, e pela usurpação das terras comuns, e a conversão de comerciantes e usurários em capitalistas industriais. Na externa, que Marx apresenta com ironia como o idílio da acumulação primitiva, figuram a pilhagem colonial, o saque das Índias Orientais e o extermínio das populações indígenas, e sobretudo o tráfico de escravos e a escravidão nas Américas, que constitui o pedestal da indústria inglesa inclusive em sentido material, pois o algodão das plantações escravistas era a matéria-prima de Lancashire. Somam-se a dívida pública, uma das alavancas mais poderosas do processo, que transforma dinheiro improdutivo em capital e dá origem ao sistema bancário moderno, o sistema tributário, cuja incidência sobre os meios de subsistência acelera a proletarização, e o protecionismo. O fio que une esses elementos é a ação sistemática do poder estatal, e daí a formulação de que a violência é a parteira de toda sociedade velha grávida de uma nova, sendo ela mesma uma potência econômica. O resultado teórico é decisivo, pois se a separação entre produtores e meios de produção é histórica e não natural, então ela é transitória, e a propriedade privada capitalista não tem fundamento em nenhum direito originário derivado do trabalho próprio.</w:t>
+        <w:t>A anedota que Marx cita é a versão que a economia política dá da origem do capital, e ele trata essa versão como o equivalente, na economia, do pecado original na teologia. O relato tem dois defeitos lógicos. Ele explica o resultado pelo próprio resultado, colocando como causa a desigualdade que deveria explicar, e naturaliza um processo histórico determinado, apresentando como fruto de virtude individual aquilo que foi fruto de expropriação violenta e de ação sistemática do Estado. Contra isso, Marx estabelece que a acumulação primitiva não é acumulação que resulta do capitalismo, é a acumulação que vem antes dele e o constitui, e o conteúdo dela é um processo de separação, a cisão entre o produtor e os meios de produção. A relação capitalista exige duas condições que não existem na natureza, de um lado trabalhadores livres e despossuídos, obrigados a vender a força de trabalho, e de outro meios de produção e dinheiro concentrados em poucas mãos. A acumulação primitiva é o processo que produz as duas ao mesmo tempo. Daí a tese de que na história real o papel principal é da conquista, da escravização, do roubo e do assassinato, em resumo, da violência.</w:t>
+      </w:r>
+    </w:p>
+    <w:p>
+      <w:pPr>
+        <w:spacing w:before="0" w:after="120" w:line="276" w:lineRule="auto"/>
+        <w:ind w:left="283" w:firstLine="425"/>
+        <w:jc w:val="both"/>
+      </w:pPr>
+      <w:r>
+        <w:rPr>
+          <w:rFonts w:ascii="Times New Roman" w:hAnsi="Times New Roman"/>
+          <w:b w:val="0"/>
+          <w:i w:val="0"/>
+          <w:sz w:val="23"/>
+        </w:rPr>
+        <w:t>Na formação da classe trabalhadora o processo tem caráter duplo, e é essa duplicidade que importa guardar, porque o produtor direto é libertado das relações de servidão e, ao mesmo tempo, é despojado dos meios de produção e de subsistência. Ele fica livre em dois sentidos, livre do senhor e livre de propriedade, e sem o segundo sentido o primeiro não produziria assalariado nenhum. Pegando o caso inglês, que Marx considera clássico, a dissolução dos séquitos feudais joga no mercado massas de homens sem meio de vida. Depois vem a expropriação da população rural, pelo cercamento das terras comuns, pela conversão de terra de lavoura em pasto para ovelha sob o impulso da indústria da lã, e pela limpeza das propriedades, com aldeia inteira sendo expulsa. O confisco dos bens da Igreja na Reforma permite vender essas terras a preço nominal. E nos séculos XVIII e XIX a expropriação ganha forma legal com os decretos de cercamento, que Marx chama de forma parlamentar do roubo.</w:t>
+      </w:r>
+    </w:p>
+    <w:p>
+      <w:pPr>
+        <w:spacing w:before="0" w:after="120" w:line="276" w:lineRule="auto"/>
+        <w:ind w:left="283" w:firstLine="425"/>
+        <w:jc w:val="both"/>
+      </w:pPr>
+      <w:r>
+        <w:rPr>
+          <w:rFonts w:ascii="Times New Roman" w:hAnsi="Times New Roman"/>
+          <w:b w:val="0"/>
+          <w:i w:val="0"/>
+          <w:sz w:val="23"/>
+        </w:rPr>
+        <w:t>A esse movimento de expropriação se soma um movimento de coerção, sem o qual a classe trabalhadora não se formaria, porque o expropriado não vira operário disciplinado sozinho. Ele vira primeiro vagabundo e mendigo, e é contra ele que se volta a legislação sanguinária dos séculos XV a XVII, com açoite, marca de ferro, escravização e execução de vagabundos sob Henrique VIII, Eduardo VI e Isabel, com o objetivo de empurrá-lo para o trabalho assalariado. Somam-se os estatutos que fixam salário máximo e proíbem a associação de trabalhadores, que valeram na Inglaterra até o século XIX e mostram o Estado atuando direto para rebaixar o preço do trabalho. Marx insiste que leva tempo e muita coerção para a classe nova passar a enxergar as exigências do modo de produção capitalista como se fossem leis naturais óbvias, ou seja, a disciplina de fábrica é resultado histórico e não disposição espontânea.</w:t>
+      </w:r>
+    </w:p>
+    <w:p>
+      <w:pPr>
+        <w:spacing w:before="0" w:after="120" w:line="276" w:lineRule="auto"/>
+        <w:ind w:left="283" w:firstLine="425"/>
+        <w:jc w:val="both"/>
+      </w:pPr>
+      <w:r>
+        <w:rPr>
+          <w:rFonts w:ascii="Times New Roman" w:hAnsi="Times New Roman"/>
+          <w:b w:val="0"/>
+          <w:i w:val="0"/>
+          <w:sz w:val="23"/>
+        </w:rPr>
+        <w:t>Na formação da classe capitalista a gênese tem uma vertente interna e uma externa, e a externa é a decisiva. Na interna estão o arrendatário capitalista inglês, favorecido por arrendamento de longo prazo, pela desvalorização dos metais preciosos, que derrubou o valor real das rendas e dos salários fixados em termos nominais, e pela usurpação das terras comuns, e também a conversão de comerciantes e usurários em capitalistas industriais. Na externa, que Marx apresenta com ironia como o idílio da acumulação primitiva, estão a pilhagem colonial, o saque das Índias Orientais e o extermínio das populações indígenas. Mas o peso maior está no tráfico de escravos e na escravidão nas Américas, que são o pedestal da indústria inglesa inclusive em sentido material, porque o algodão das plantações escravistas era a matéria-prima de Lancashire. Entram ainda a dívida pública, uma das alavancas mais poderosas do processo, que transforma dinheiro improdutivo em capital e dá origem ao sistema bancário moderno, o sistema tributário, que ao incidir sobre os meios de subsistência acelera a proletarização, e o protecionismo. O fio que une tudo isso é a ação sistemática do poder do Estado. Daí a formulação de que a violência é a parteira de toda sociedade velha grávida de uma nova, sendo ela mesma uma potência econômica. O resultado teórico é o que mais importa. Se a separação entre produtores e meios de produção é histórica e não natural, então ela é transitória, e a propriedade privada capitalista não tem fundamento em nenhum direito originário vindo do trabalho próprio.</w:t>
       </w:r>
     </w:p>
     <w:sectPr>
